--- a/apps/web/public/downloads/TEMT-Product-Case-Study.docx
+++ b/apps/web/public/downloads/TEMT-Product-Case-Study.docx
@@ -25,49 +25,131 @@
         <w:pStyle w:val="Subtitle"/>
       </w:pPr>
       <w:r>
-        <w:t>A working enterprise experience for India's sustainability and supply-chain teams.</w:t>
+        <w:t>A cinematic product experience for India's sustainability and supply-chain teams.</w:t>
       </w:r>
     </w:p>
-    <w:p>
-      <w:pPr>
-        <w:pStyle w:val="Figure"/>
-        <w:jc w:val="center"/>
-      </w:pPr>
-      <w:r>
-        <w:drawing>
-          <wp:inline xmlns:a="http://schemas.openxmlformats.org/drawingml/2006/main" xmlns:pic="http://schemas.openxmlformats.org/drawingml/2006/picture">
-            <wp:extent cx="4476902" cy="3108960"/>
-            <wp:docPr id="1" name="Picture 1" descr="The finished TEMT landing page with freight imagery, enterprise proposition, primary CTA and interactive road-to-rail estimate."/>
-            <wp:cNvGraphicFramePr>
-              <a:graphicFrameLocks noChangeAspect="1"/>
-            </wp:cNvGraphicFramePr>
-            <a:graphic>
-              <a:graphicData uri="http://schemas.openxmlformats.org/drawingml/2006/picture">
-                <pic:pic>
-                  <pic:nvPicPr>
-                    <pic:cNvPr id="0" name="hero-desktop.jpg"/>
-                    <pic:cNvPicPr/>
-                  </pic:nvPicPr>
-                  <pic:blipFill>
-                    <a:blip r:embed="rId11"/>
-                    <a:stretch>
-                      <a:fillRect/>
-                    </a:stretch>
-                  </pic:blipFill>
-                  <pic:spPr>
-                    <a:xfrm>
-                      <a:off x="0" y="0"/>
-                      <a:ext cx="4476902" cy="3108960"/>
-                    </a:xfrm>
-                    <a:prstGeom prst="rect"/>
-                  </pic:spPr>
-                </pic:pic>
-              </a:graphicData>
-            </a:graphic>
-          </wp:inline>
-        </w:drawing>
-      </w:r>
-    </w:p>
+    <w:tbl>
+      <w:tblPr>
+        <w:tblW w:type="dxa" w:w="9360"/>
+        <w:tblLayout w:type="fixed"/>
+        <w:tblLook w:firstColumn="1" w:firstRow="1" w:lastColumn="0" w:lastRow="0" w:noHBand="0" w:noVBand="1" w:val="04A0"/>
+        <w:tblCellMar>
+          <w:top w:w="0" w:type="dxa"/>
+          <w:bottom w:w="0" w:type="dxa"/>
+          <w:start w:w="0" w:type="dxa"/>
+          <w:end w:w="0" w:type="dxa"/>
+        </w:tblCellMar>
+        <w:tblBorders>
+          <w:top w:val="nil"/>
+          <w:bottom w:val="nil"/>
+          <w:left w:val="nil"/>
+          <w:right w:val="nil"/>
+          <w:insideH w:val="nil"/>
+          <w:insideV w:val="nil"/>
+        </w:tblBorders>
+      </w:tblPr>
+      <w:tblGrid>
+        <w:gridCol w:w="7352"/>
+        <w:gridCol w:w="2008"/>
+      </w:tblGrid>
+      <w:tr>
+        <w:trPr>
+          <w:cantSplit/>
+        </w:trPr>
+        <w:tc>
+          <w:tcPr>
+            <w:tcW w:type="dxa" w:w="7352"/>
+            <w:vAlign w:val="center"/>
+          </w:tcPr>
+          <w:p>
+            <w:pPr>
+              <w:pStyle w:val="Figure"/>
+              <w:jc w:val="center"/>
+            </w:pPr>
+            <w:r>
+              <w:drawing>
+                <wp:inline xmlns:a="http://schemas.openxmlformats.org/drawingml/2006/main" xmlns:pic="http://schemas.openxmlformats.org/drawingml/2006/picture">
+                  <wp:extent cx="4352544" cy="3022600"/>
+                  <wp:docPr id="1" name="Picture 1" descr="The revised desktop TEMT hero with an illustrative freight network, four story chapters and a working estimator."/>
+                  <wp:cNvGraphicFramePr>
+                    <a:graphicFrameLocks noChangeAspect="1"/>
+                  </wp:cNvGraphicFramePr>
+                  <a:graphic>
+                    <a:graphicData uri="http://schemas.openxmlformats.org/drawingml/2006/picture">
+                      <pic:pic>
+                        <pic:nvPicPr>
+                          <pic:cNvPr id="0" name="image.jpg"/>
+                          <pic:cNvPicPr/>
+                        </pic:nvPicPr>
+                        <pic:blipFill>
+                          <a:blip r:embed="rId11"/>
+                          <a:stretch>
+                            <a:fillRect/>
+                          </a:stretch>
+                        </pic:blipFill>
+                        <pic:spPr>
+                          <a:xfrm>
+                            <a:off x="0" y="0"/>
+                            <a:ext cx="4352544" cy="3022600"/>
+                          </a:xfrm>
+                          <a:prstGeom prst="rect"/>
+                        </pic:spPr>
+                      </pic:pic>
+                    </a:graphicData>
+                  </a:graphic>
+                </wp:inline>
+              </w:drawing>
+            </w:r>
+          </w:p>
+        </w:tc>
+        <w:tc>
+          <w:tcPr>
+            <w:tcW w:type="dxa" w:w="2008"/>
+            <w:vAlign w:val="center"/>
+          </w:tcPr>
+          <w:p>
+            <w:pPr>
+              <w:pStyle w:val="Figure"/>
+              <w:jc w:val="center"/>
+            </w:pPr>
+            <w:r>
+              <w:drawing>
+                <wp:inline xmlns:a="http://schemas.openxmlformats.org/drawingml/2006/main" xmlns:pic="http://schemas.openxmlformats.org/drawingml/2006/picture">
+                  <wp:extent cx="1188720" cy="2852928"/>
+                  <wp:docPr id="2" name="Picture 2" descr="The revised mobile hero prioritizes the estimated result and usable controls before the freight story."/>
+                  <wp:cNvGraphicFramePr>
+                    <a:graphicFrameLocks noChangeAspect="1"/>
+                  </wp:cNvGraphicFramePr>
+                  <a:graphic>
+                    <a:graphicData uri="http://schemas.openxmlformats.org/drawingml/2006/picture">
+                      <pic:pic>
+                        <pic:nvPicPr>
+                          <pic:cNvPr id="0" name="image.jpg"/>
+                          <pic:cNvPicPr/>
+                        </pic:nvPicPr>
+                        <pic:blipFill>
+                          <a:blip r:embed="rId12"/>
+                          <a:stretch>
+                            <a:fillRect/>
+                          </a:stretch>
+                        </pic:blipFill>
+                        <pic:spPr>
+                          <a:xfrm>
+                            <a:off x="0" y="0"/>
+                            <a:ext cx="1188720" cy="2852928"/>
+                          </a:xfrm>
+                          <a:prstGeom prst="rect"/>
+                        </pic:spPr>
+                      </pic:pic>
+                    </a:graphicData>
+                  </a:graphic>
+                </wp:inline>
+              </w:drawing>
+            </w:r>
+          </w:p>
+        </w:tc>
+      </w:tr>
+    </w:tbl>
     <w:p>
       <w:pPr>
         <w:pStyle w:val="Caption"/>
@@ -79,7 +161,7 @@
         <w:t xml:space="preserve">FIG. 01  </w:t>
       </w:r>
       <w:r>
-        <w:t>The opening connects a clear product proposition to an immediate, adjustable freight scenario.</w:t>
+        <w:t>Production-build desktop and mobile captures. The opening connects a freight story to a working decision; the narrow layout gives the estimator priority.</w:t>
       </w:r>
     </w:p>
     <w:p>
@@ -87,13 +169,13 @@
         <w:pStyle w:val="Metric"/>
       </w:pPr>
       <w:r>
-        <w:t>4 transport modes  /  501 company records  /  1 shared engine</w:t>
+        <w:t>4 story chapters  /  4 transport modes  /  501 company records</w:t>
       </w:r>
     </w:p>
     <w:p>
       <w:pPr/>
       <w:r>
-        <w:t>I designed and built a responsive landing page, a shipment-analysis workspace and a real API. The journey moves from a quick carbon estimate to editable shipment data, traceable calculations and useful reporting files.</w:t>
+        <w:t>I built a cinematic landing page around a working shipment-analysis product. The visual revision brings calculation, comparison and evidence into the opening while preserving the company directory, analysis workspace, API and reporting workflow.</w:t>
       </w:r>
     </w:p>
     <w:p>
@@ -125,7 +207,7 @@
         <w:pStyle w:val="PageHeading"/>
       </w:pPr>
       <w:r>
-        <w:t>MAKE THE FIRST TEN SECONDS USEFUL.</w:t>
+        <w:t>TRY THE PRODUCT. KEEP THE CONTEXT.</w:t>
       </w:r>
     </w:p>
     <w:p>
@@ -133,85 +215,131 @@
         <w:pStyle w:val="Lead"/>
       </w:pPr>
       <w:r>
-        <w:t>The opening is designed to create a meaningful action before asking a visitor for a sales conversation.</w:t>
+        <w:t>The landing offers a useful first decision, then opens the evidence behind it.</w:t>
       </w:r>
     </w:p>
-    <w:p>
-      <w:pPr>
-        <w:pStyle w:val="Figure"/>
-      </w:pPr>
-      <w:r>
-        <w:drawing>
-          <wp:inline xmlns:a="http://schemas.openxmlformats.org/drawingml/2006/main" xmlns:pic="http://schemas.openxmlformats.org/drawingml/2006/picture">
-            <wp:extent cx="4114800" cy="2857500"/>
-            <wp:docPr id="2" name="Picture 2" descr="Desktop analytics workspace"/>
-            <wp:cNvGraphicFramePr>
-              <a:graphicFrameLocks noChangeAspect="1"/>
-            </wp:cNvGraphicFramePr>
-            <a:graphic>
-              <a:graphicData uri="http://schemas.openxmlformats.org/drawingml/2006/picture">
-                <pic:pic>
-                  <pic:nvPicPr>
-                    <pic:cNvPr id="0" name="demo-desktop.jpg"/>
-                    <pic:cNvPicPr/>
-                  </pic:nvPicPr>
-                  <pic:blipFill>
-                    <a:blip r:embed="rId12"/>
-                    <a:stretch>
-                      <a:fillRect/>
-                    </a:stretch>
-                  </pic:blipFill>
-                  <pic:spPr>
-                    <a:xfrm>
-                      <a:off x="0" y="0"/>
-                      <a:ext cx="4114800" cy="2857500"/>
-                    </a:xfrm>
-                    <a:prstGeom prst="rect"/>
-                  </pic:spPr>
-                </pic:pic>
-              </a:graphicData>
-            </a:graphic>
-          </wp:inline>
-        </w:drawing>
-      </w:r>
-      <w:r>
-        <w:t xml:space="preserve">  </w:t>
-      </w:r>
-      <w:r>
-        <w:drawing>
-          <wp:inline xmlns:a="http://schemas.openxmlformats.org/drawingml/2006/main" xmlns:pic="http://schemas.openxmlformats.org/drawingml/2006/picture">
-            <wp:extent cx="1188720" cy="2852928"/>
-            <wp:docPr id="3" name="Picture 3" descr="Responsive TEMT page on a mobile viewport"/>
-            <wp:cNvGraphicFramePr>
-              <a:graphicFrameLocks noChangeAspect="1"/>
-            </wp:cNvGraphicFramePr>
-            <a:graphic>
-              <a:graphicData uri="http://schemas.openxmlformats.org/drawingml/2006/picture">
-                <pic:pic>
-                  <pic:nvPicPr>
-                    <pic:cNvPr id="0" name="hero-mobile.jpg"/>
-                    <pic:cNvPicPr/>
-                  </pic:nvPicPr>
-                  <pic:blipFill>
-                    <a:blip r:embed="rId13"/>
-                    <a:stretch>
-                      <a:fillRect/>
-                    </a:stretch>
-                  </pic:blipFill>
-                  <pic:spPr>
-                    <a:xfrm>
-                      <a:off x="0" y="0"/>
-                      <a:ext cx="1188720" cy="2852928"/>
-                    </a:xfrm>
-                    <a:prstGeom prst="rect"/>
-                  </pic:spPr>
-                </pic:pic>
-              </a:graphicData>
-            </a:graphic>
-          </wp:inline>
-        </w:drawing>
-      </w:r>
-    </w:p>
+    <w:tbl>
+      <w:tblPr>
+        <w:tblW w:type="dxa" w:w="9360"/>
+        <w:tblLayout w:type="fixed"/>
+        <w:tblLook w:firstColumn="1" w:firstRow="1" w:lastColumn="0" w:lastRow="0" w:noHBand="0" w:noVBand="1" w:val="04A0"/>
+        <w:tblCellMar>
+          <w:top w:w="0" w:type="dxa"/>
+          <w:bottom w:w="0" w:type="dxa"/>
+          <w:start w:w="0" w:type="dxa"/>
+          <w:end w:w="0" w:type="dxa"/>
+        </w:tblCellMar>
+        <w:tblBorders>
+          <w:top w:val="nil"/>
+          <w:bottom w:val="nil"/>
+          <w:left w:val="nil"/>
+          <w:right w:val="nil"/>
+          <w:insideH w:val="nil"/>
+          <w:insideV w:val="nil"/>
+        </w:tblBorders>
+      </w:tblPr>
+      <w:tblGrid>
+        <w:gridCol w:w="4680"/>
+        <w:gridCol w:w="4680"/>
+      </w:tblGrid>
+      <w:tr>
+        <w:trPr>
+          <w:cantSplit/>
+        </w:trPr>
+        <w:tc>
+          <w:tcPr>
+            <w:tcW w:type="dxa" w:w="4680"/>
+            <w:vAlign w:val="center"/>
+          </w:tcPr>
+          <w:p>
+            <w:pPr>
+              <w:pStyle w:val="Figure"/>
+              <w:jc w:val="center"/>
+            </w:pPr>
+            <w:r>
+              <w:drawing>
+                <wp:inline xmlns:a="http://schemas.openxmlformats.org/drawingml/2006/main" xmlns:pic="http://schemas.openxmlformats.org/drawingml/2006/picture">
+                  <wp:extent cx="2779776" cy="1930400"/>
+                  <wp:docPr id="3" name="Picture 3" descr="Interactive landing analytics calculated from the synthetic FMCG sample, with mode and month views."/>
+                  <wp:cNvGraphicFramePr>
+                    <a:graphicFrameLocks noChangeAspect="1"/>
+                  </wp:cNvGraphicFramePr>
+                  <a:graphic>
+                    <a:graphicData uri="http://schemas.openxmlformats.org/drawingml/2006/picture">
+                      <pic:pic>
+                        <pic:nvPicPr>
+                          <pic:cNvPr id="0" name="image.jpg"/>
+                          <pic:cNvPicPr/>
+                        </pic:nvPicPr>
+                        <pic:blipFill>
+                          <a:blip r:embed="rId13"/>
+                          <a:stretch>
+                            <a:fillRect/>
+                          </a:stretch>
+                        </pic:blipFill>
+                        <pic:spPr>
+                          <a:xfrm>
+                            <a:off x="0" y="0"/>
+                            <a:ext cx="2779776" cy="1930400"/>
+                          </a:xfrm>
+                          <a:prstGeom prst="rect"/>
+                        </pic:spPr>
+                      </pic:pic>
+                    </a:graphicData>
+                  </a:graphic>
+                </wp:inline>
+              </w:drawing>
+            </w:r>
+          </w:p>
+        </w:tc>
+        <w:tc>
+          <w:tcPr>
+            <w:tcW w:type="dxa" w:w="4680"/>
+            <w:vAlign w:val="center"/>
+          </w:tcPr>
+          <w:p>
+            <w:pPr>
+              <w:pStyle w:val="Figure"/>
+              <w:jc w:val="center"/>
+            </w:pPr>
+            <w:r>
+              <w:drawing>
+                <wp:inline xmlns:a="http://schemas.openxmlformats.org/drawingml/2006/main" xmlns:pic="http://schemas.openxmlformats.org/drawingml/2006/picture">
+                  <wp:extent cx="2779776" cy="1930400"/>
+                  <wp:docPr id="4" name="Picture 4" descr="The enterprise workspace shows shipment totals, analytics and an editable ledger."/>
+                  <wp:cNvGraphicFramePr>
+                    <a:graphicFrameLocks noChangeAspect="1"/>
+                  </wp:cNvGraphicFramePr>
+                  <a:graphic>
+                    <a:graphicData uri="http://schemas.openxmlformats.org/drawingml/2006/picture">
+                      <pic:pic>
+                        <pic:nvPicPr>
+                          <pic:cNvPr id="0" name="demo-desktop.jpg"/>
+                          <pic:cNvPicPr/>
+                        </pic:nvPicPr>
+                        <pic:blipFill>
+                          <a:blip r:embed="rId14"/>
+                          <a:stretch>
+                            <a:fillRect/>
+                          </a:stretch>
+                        </pic:blipFill>
+                        <pic:spPr>
+                          <a:xfrm>
+                            <a:off x="0" y="0"/>
+                            <a:ext cx="2779776" cy="1930400"/>
+                          </a:xfrm>
+                          <a:prstGeom prst="rect"/>
+                        </pic:spPr>
+                      </pic:pic>
+                    </a:graphicData>
+                  </a:graphic>
+                </wp:inline>
+              </w:drawing>
+            </w:r>
+          </w:p>
+        </w:tc>
+      </w:tr>
+    </w:tbl>
     <w:p>
       <w:pPr>
         <w:pStyle w:val="Caption"/>
@@ -223,7 +351,7 @@
         <w:t xml:space="preserve">FIG. 02  </w:t>
       </w:r>
       <w:r>
-        <w:t>Desktop workspace and mobile layout. The same product journey adapts to available space, with readable inputs and direct actions.</w:t>
+        <w:t>Production-build landing analytics and the existing public workspace expose the same synthetic FMCG sample at different levels of detail.</w:t>
       </w:r>
     </w:p>
     <w:p>
@@ -232,10 +360,10 @@
         <w:rPr>
           <w:b/>
         </w:rPr>
-        <w:t xml:space="preserve">Recognize the problem. </w:t>
+        <w:t xml:space="preserve">Follow the story. </w:t>
       </w:r>
       <w:r>
-        <w:t>Condensed headlines, freight photography and an orange action color create hierarchy. The primary CTA opens a working scenario; the secondary CTA explains the platform.</w:t>
+        <w:t>Connect, Measure, Compare and Report chapters link inputs to a baseline, an alternative and reporting evidence. Pause and manual chapter selection keep the pace in the visitor's hands.</w:t>
       </w:r>
     </w:p>
     <w:p>
@@ -244,10 +372,10 @@
         <w:rPr>
           <w:b/>
         </w:rPr>
-        <w:t xml:space="preserve">Try a decision. </w:t>
+        <w:t xml:space="preserve">Carry the decision forward. </w:t>
       </w:r>
       <w:r>
-        <w:t>The road-to-rail slider recalculates immediately. Four mode tabs expose their assumptions, and sector presets give enterprise teams a relevant starting point.</w:t>
+        <w:t>Freight weight, distance and rail share recalculate immediately. The primary CTA carries all three through the URL into an editable monthly road baseline and its mode-shift comparison.</w:t>
       </w:r>
     </w:p>
     <w:p>
@@ -256,10 +384,10 @@
         <w:rPr>
           <w:b/>
         </w:rPr>
-        <w:t xml:space="preserve">Stay in context. </w:t>
+        <w:t xml:space="preserve">Inspect the detail. </w:t>
       </w:r>
       <w:r>
-        <w:t>Search real company names or choose an industry. Edit shipment legs and compare the resulting analytics without losing the scenario context.</w:t>
+        <w:t>Sector examples show calculated shipment legs and mode contributions. The landing report switches between modes and months, with exact chart data available before opening the full workspace.</w:t>
       </w:r>
     </w:p>
     <w:p>
@@ -267,7 +395,7 @@
         <w:pStyle w:val="Small"/>
       </w:pPr>
       <w:r>
-        <w:t>Design decision: motion signals interaction and progress. Reduced-motion preferences, keyboard operation and clear focus states support practical access.</w:t>
+        <w:t>Motion pauses when the hero leaves view or the tab is hidden. Reduced-motion and supported data-saving preferences use manual playback. Native inputs, keyboard tabs and visible focus support access.</w:t>
       </w:r>
     </w:p>
     <w:p>
@@ -311,7 +439,7 @@
         <w:drawing>
           <wp:inline xmlns:a="http://schemas.openxmlformats.org/drawingml/2006/main" xmlns:pic="http://schemas.openxmlformats.org/drawingml/2006/picture">
             <wp:extent cx="4608576" cy="3200400"/>
-            <wp:docPr id="4" name="Picture 4" descr="TEMT shipment processing interface showing inputs, validation, calculation progress and outputs."/>
+            <wp:docPr id="5" name="Picture 5" descr="TEMT shipment processing interface showing inputs, validation, calculation progress and outputs."/>
             <wp:cNvGraphicFramePr>
               <a:graphicFrameLocks noChangeAspect="1"/>
             </wp:cNvGraphicFramePr>
@@ -319,11 +447,11 @@
               <a:graphicData uri="http://schemas.openxmlformats.org/drawingml/2006/picture">
                 <pic:pic>
                   <pic:nvPicPr>
-                    <pic:cNvPr id="0" name="pipeline-desktop.jpg"/>
+                    <pic:cNvPr id="0" name="image.jpg"/>
                     <pic:cNvPicPr/>
                   </pic:nvPicPr>
                   <pic:blipFill>
-                    <a:blip r:embed="rId14"/>
+                    <a:blip r:embed="rId15"/>
                     <a:stretch>
                       <a:fillRect/>
                     </a:stretch>
@@ -353,7 +481,7 @@
         <w:t xml:space="preserve">FIG. 03  </w:t>
       </w:r>
       <w:r>
-        <w:t>The working pipeline makes inputs, processing and outcomes inspectable. Invalid shipment data is surfaced before it enters totals.</w:t>
+        <w:t>Production-build pipeline, with the valid sample completed. The missing-load control lets the visitor inspect how an exception changes the total.</w:t>
       </w:r>
     </w:p>
     <w:p>
@@ -365,7 +493,7 @@
         <w:t xml:space="preserve">Validate. </w:t>
       </w:r>
       <w:r>
-        <w:t>CSV import and an editable ledger support multi-leg shipments. Invalid, duplicate or missing legs exclude the identifiable shipment until corrected; exceptions remain visible.</w:t>
+        <w:t>Toggle a missing load, then run the three-row sample. The complete two-leg shipment is excluded until corrected. The calculation trail shows accepted rows and validation exceptions.</w:t>
       </w:r>
     </w:p>
     <w:p>
@@ -377,7 +505,7 @@
         <w:t xml:space="preserve">Calculate. </w:t>
       </w:r>
       <w:r>
-        <w:t>Each accepted leg uses tonnes × kilometres × a published WTW factor. Browser and API share the same unrounded TypeScript calculation, then aggregate by mode, month and subsidiary.</w:t>
+        <w:t>Each accepted leg uses tonnes × kilometres × a published WTW factor. The full browser and API engines share unrounded TypeScript calculations; accepted legs aggregate by mode, month and subsidiary.</w:t>
       </w:r>
     </w:p>
     <w:p>
@@ -441,7 +569,7 @@
         <w:t xml:space="preserve">01 / Static frontend. </w:t>
       </w:r>
       <w:r>
-        <w:t>Next.js, React and Tailwind export to Render's CDN. Locally hosted assets, Motion, Recharts and Lucide shape the responsive experience.</w:t>
+        <w:t>Next.js, React and Tailwind export to Render's CDN. Local image and font assets, CSS animation, SVG scenes, Recharts and Lucide shape the experience.</w:t>
       </w:r>
     </w:p>
     <w:p>
@@ -565,7 +693,7 @@
               <w:rPr>
                 <w:b w:val="0"/>
               </w:rPr>
-              <w:t>89 passed</w:t>
+              <w:t>112 passed</w:t>
             </w:r>
           </w:p>
         </w:tc>
@@ -673,7 +801,7 @@
               <w:rPr>
                 <w:b w:val="0"/>
               </w:rPr>
-              <w:t>32-leg parity; 4.925 ms engine</w:t>
+              <w:t>Exact 1-leg parity; 1.82 ms engine</w:t>
             </w:r>
           </w:p>
         </w:tc>
@@ -709,7 +837,7 @@
               <w:rPr>
                 <w:b w:val="0"/>
               </w:rPr>
-              <w:t>97 desktop / 87 mobile</w:t>
+              <w:t>100 desktop / 91 mobile</w:t>
             </w:r>
           </w:p>
         </w:tc>
@@ -781,7 +909,7 @@
               <w:rPr>
                 <w:b w:val="0"/>
               </w:rPr>
-              <w:t>1.1 s desktop / 2.7 s mobile</w:t>
+              <w:t>0.6 s desktop / 2.9 s mobile</w:t>
             </w:r>
           </w:p>
         </w:tc>
@@ -817,7 +945,7 @@
               <w:rPr>
                 <w:b w:val="0"/>
               </w:rPr>
-              <w:t>0 ms desktop / 350 ms mobile</w:t>
+              <w:t>0 ms desktop / 50 ms mobile</w:t>
             </w:r>
           </w:p>
         </w:tc>
@@ -872,7 +1000,7 @@
         <w:pStyle w:val="Small"/>
       </w:pPr>
       <w:r>
-        <w:t>Lighthouse 13.4.1 against the public site, 14 September 2026. Mobile: 4× CPU slowdown, 150 ms RTT; shared-machine load can affect these lab results. Latest mobile performance: 87/100; the 90 target was not met. These are not field measurements.</w:t>
+        <w:t>Lighthouse 13.4.1 on the public site, 14 September 2026. Mobile: simulated 4× CPU slowdown, 150 ms RTT. Project performance floors of 95 desktop and 90 mobile were met. These are lab observations, not field measurements.</w:t>
       </w:r>
     </w:p>
     <w:p>
@@ -880,7 +1008,7 @@
         <w:pStyle w:val="Small"/>
       </w:pPr>
       <w:r>
-        <w:t>Warm API observation: 32 legs, 24 shipments; 146.06 ms including connection and transfer. Browser/server output matched exactly. This is not a cold-start measurement.</w:t>
+        <w:t>Warm quick-scenario API: 66,300 kgCO₂e; 112.83 ms including response transfer, 1.82 ms engine. Exact client/server parity. Initial health request: 23.25 s with unknown prior idle time, not a controlled cold-start test.</w:t>
       </w:r>
     </w:p>
     <w:p>
@@ -893,7 +1021,7 @@
       <w:pPr>
         <w:pStyle w:val="Small"/>
       </w:pPr>
-      <w:hyperlink r:id="rId15">
+      <w:hyperlink r:id="rId16">
         <w:r>
           <w:rPr>
             <w:color w:val="C6471D"/>
@@ -939,7 +1067,7 @@
       <w:pPr>
         <w:pStyle w:val="Link"/>
       </w:pPr>
-      <w:hyperlink r:id="rId16">
+      <w:hyperlink r:id="rId17">
         <w:r>
           <w:rPr>
             <w:color w:val="C6471D"/>
@@ -953,7 +1081,7 @@
       <w:pPr>
         <w:pStyle w:val="Link"/>
       </w:pPr>
-      <w:hyperlink r:id="rId17">
+      <w:hyperlink r:id="rId18">
         <w:r>
           <w:rPr>
             <w:color w:val="C6471D"/>
@@ -967,7 +1095,7 @@
       <w:pPr>
         <w:pStyle w:val="Link"/>
       </w:pPr>
-      <w:hyperlink r:id="rId18">
+      <w:hyperlink r:id="rId19">
         <w:r>
           <w:rPr>
             <w:color w:val="C6471D"/>
@@ -981,7 +1109,7 @@
       <w:pPr>
         <w:pStyle w:val="Link"/>
       </w:pPr>
-      <w:hyperlink r:id="rId19">
+      <w:hyperlink r:id="rId20">
         <w:r>
           <w:rPr>
             <w:color w:val="C6471D"/>
@@ -995,7 +1123,7 @@
       <w:pPr>
         <w:pStyle w:val="Link"/>
       </w:pPr>
-      <w:hyperlink r:id="rId20">
+      <w:hyperlink r:id="rId21">
         <w:r>
           <w:rPr>
             <w:color w:val="C6471D"/>
@@ -1009,7 +1137,7 @@
       <w:pPr>
         <w:pStyle w:val="Link"/>
       </w:pPr>
-      <w:hyperlink r:id="rId21">
+      <w:hyperlink r:id="rId22">
         <w:r>
           <w:rPr>
             <w:color w:val="C6471D"/>
@@ -1057,10 +1185,10 @@
         <w:rPr>
           <w:b/>
         </w:rPr>
-        <w:t xml:space="preserve">Fast first interaction. </w:t>
+        <w:t xml:space="preserve">An expressive, useful opening. </w:t>
       </w:r>
       <w:r>
-        <w:t>A CDN serves the landing page independently of the API. The stateless server demonstrates backend processing; enterprise connectors and persistent workflows remain future integrations.</w:t>
+        <w:t>Four chapters make the freight story visible. The estimator stays usable while the scene plays, and its inputs continue into the workspace. The static landing loads independently of the API.</w:t>
       </w:r>
     </w:p>
     <w:p>
@@ -1075,7 +1203,7 @@
       <w:pPr>
         <w:pStyle w:val="Small"/>
       </w:pPr>
-      <w:hyperlink r:id="rId22">
+      <w:hyperlink r:id="rId23">
         <w:r>
           <w:rPr>
             <w:color w:val="C6471D"/>
@@ -1089,7 +1217,7 @@
       <w:pPr>
         <w:pStyle w:val="Small"/>
       </w:pPr>
-      <w:hyperlink r:id="rId23">
+      <w:hyperlink r:id="rId24">
         <w:r>
           <w:rPr>
             <w:color w:val="C6471D"/>
@@ -1103,7 +1231,7 @@
       <w:pPr>
         <w:pStyle w:val="Small"/>
       </w:pPr>
-      <w:hyperlink r:id="rId24">
+      <w:hyperlink r:id="rId25">
         <w:r>
           <w:rPr>
             <w:color w:val="C6471D"/>
@@ -1117,7 +1245,7 @@
       <w:pPr>
         <w:pStyle w:val="Small"/>
       </w:pPr>
-      <w:hyperlink r:id="rId25">
+      <w:hyperlink r:id="rId26">
         <w:r>
           <w:rPr>
             <w:color w:val="C6471D"/>
@@ -1132,7 +1260,7 @@
         <w:pStyle w:val="Small"/>
       </w:pPr>
       <w:r>
-        <w:t>Full source register: docs/SOURCES.md in the repository. Photography: CHUTTERSNAP / Unsplash. Fonts: Barlow Condensed, Manrope and IBM Plex Mono under their included licenses.</w:t>
+        <w:t>Sources and design rationale: docs/SOURCES.md and docs/ux-research.md. Photography: CHUTTERSNAP / Unsplash. Fonts: Barlow Condensed, Manrope and IBM Plex Mono under their included licenses.</w:t>
       </w:r>
     </w:p>
     <w:p>
@@ -1140,7 +1268,7 @@
         <w:pStyle w:val="Small"/>
       </w:pPr>
       <w:r>
-        <w:t>Validated release 63bcf04 / 14 September 2026</w:t>
+        <w:t>Validated release 81f7a0b / 14 September 2026</w:t>
       </w:r>
     </w:p>
     <w:sectPr>

--- a/apps/web/public/downloads/TEMT-Product-Case-Study.docx
+++ b/apps/web/public/downloads/TEMT-Product-Case-Study.docx
@@ -4,20 +4,12 @@
   <w:body>
     <w:p>
       <w:pPr>
-        <w:pStyle w:val="Kicker"/>
-      </w:pPr>
-      <w:r>
-        <w:t>AUTHORIZED PRODUCT PREVIEW / 14 SEPTEMBER 2026</w:t>
-      </w:r>
-    </w:p>
-    <w:p>
-      <w:pPr>
         <w:pStyle w:val="Title"/>
       </w:pPr>
       <w:r>
-        <w:t>FREIGHT DECISIONS.</w:t>
+        <w:t>TEMT Enterprise Product Preview</w:t>
         <w:br/>
-        <w:t>BACKED BY CARBON DATA.</w:t>
+        <w:t>Technical Submission</w:t>
       </w:r>
     </w:p>
     <w:p>
@@ -25,157 +17,7 @@
         <w:pStyle w:val="Subtitle"/>
       </w:pPr>
       <w:r>
-        <w:t>A cinematic product experience for India's sustainability and supply-chain teams.</w:t>
-      </w:r>
-    </w:p>
-    <w:tbl>
-      <w:tblPr>
-        <w:tblW w:type="dxa" w:w="9360"/>
-        <w:tblLayout w:type="fixed"/>
-        <w:tblLook w:firstColumn="1" w:firstRow="1" w:lastColumn="0" w:lastRow="0" w:noHBand="0" w:noVBand="1" w:val="04A0"/>
-        <w:tblCellMar>
-          <w:top w:w="0" w:type="dxa"/>
-          <w:bottom w:w="0" w:type="dxa"/>
-          <w:start w:w="0" w:type="dxa"/>
-          <w:end w:w="0" w:type="dxa"/>
-        </w:tblCellMar>
-        <w:tblBorders>
-          <w:top w:val="nil"/>
-          <w:bottom w:val="nil"/>
-          <w:left w:val="nil"/>
-          <w:right w:val="nil"/>
-          <w:insideH w:val="nil"/>
-          <w:insideV w:val="nil"/>
-        </w:tblBorders>
-      </w:tblPr>
-      <w:tblGrid>
-        <w:gridCol w:w="7352"/>
-        <w:gridCol w:w="2008"/>
-      </w:tblGrid>
-      <w:tr>
-        <w:trPr>
-          <w:cantSplit/>
-        </w:trPr>
-        <w:tc>
-          <w:tcPr>
-            <w:tcW w:type="dxa" w:w="7352"/>
-            <w:vAlign w:val="center"/>
-          </w:tcPr>
-          <w:p>
-            <w:pPr>
-              <w:pStyle w:val="Figure"/>
-              <w:jc w:val="center"/>
-            </w:pPr>
-            <w:r>
-              <w:drawing>
-                <wp:inline xmlns:a="http://schemas.openxmlformats.org/drawingml/2006/main" xmlns:pic="http://schemas.openxmlformats.org/drawingml/2006/picture">
-                  <wp:extent cx="4352544" cy="3022600"/>
-                  <wp:docPr id="1" name="Picture 1" descr="The revised desktop TEMT hero with an illustrative freight network, four story chapters and a working estimator."/>
-                  <wp:cNvGraphicFramePr>
-                    <a:graphicFrameLocks noChangeAspect="1"/>
-                  </wp:cNvGraphicFramePr>
-                  <a:graphic>
-                    <a:graphicData uri="http://schemas.openxmlformats.org/drawingml/2006/picture">
-                      <pic:pic>
-                        <pic:nvPicPr>
-                          <pic:cNvPr id="0" name="image.jpg"/>
-                          <pic:cNvPicPr/>
-                        </pic:nvPicPr>
-                        <pic:blipFill>
-                          <a:blip r:embed="rId11"/>
-                          <a:stretch>
-                            <a:fillRect/>
-                          </a:stretch>
-                        </pic:blipFill>
-                        <pic:spPr>
-                          <a:xfrm>
-                            <a:off x="0" y="0"/>
-                            <a:ext cx="4352544" cy="3022600"/>
-                          </a:xfrm>
-                          <a:prstGeom prst="rect"/>
-                        </pic:spPr>
-                      </pic:pic>
-                    </a:graphicData>
-                  </a:graphic>
-                </wp:inline>
-              </w:drawing>
-            </w:r>
-          </w:p>
-        </w:tc>
-        <w:tc>
-          <w:tcPr>
-            <w:tcW w:type="dxa" w:w="2008"/>
-            <w:vAlign w:val="center"/>
-          </w:tcPr>
-          <w:p>
-            <w:pPr>
-              <w:pStyle w:val="Figure"/>
-              <w:jc w:val="center"/>
-            </w:pPr>
-            <w:r>
-              <w:drawing>
-                <wp:inline xmlns:a="http://schemas.openxmlformats.org/drawingml/2006/main" xmlns:pic="http://schemas.openxmlformats.org/drawingml/2006/picture">
-                  <wp:extent cx="1188720" cy="2852928"/>
-                  <wp:docPr id="2" name="Picture 2" descr="The revised mobile hero prioritizes the estimated result and usable controls before the freight story."/>
-                  <wp:cNvGraphicFramePr>
-                    <a:graphicFrameLocks noChangeAspect="1"/>
-                  </wp:cNvGraphicFramePr>
-                  <a:graphic>
-                    <a:graphicData uri="http://schemas.openxmlformats.org/drawingml/2006/picture">
-                      <pic:pic>
-                        <pic:nvPicPr>
-                          <pic:cNvPr id="0" name="image.jpg"/>
-                          <pic:cNvPicPr/>
-                        </pic:nvPicPr>
-                        <pic:blipFill>
-                          <a:blip r:embed="rId12"/>
-                          <a:stretch>
-                            <a:fillRect/>
-                          </a:stretch>
-                        </pic:blipFill>
-                        <pic:spPr>
-                          <a:xfrm>
-                            <a:off x="0" y="0"/>
-                            <a:ext cx="1188720" cy="2852928"/>
-                          </a:xfrm>
-                          <a:prstGeom prst="rect"/>
-                        </pic:spPr>
-                      </pic:pic>
-                    </a:graphicData>
-                  </a:graphic>
-                </wp:inline>
-              </w:drawing>
-            </w:r>
-          </w:p>
-        </w:tc>
-      </w:tr>
-    </w:tbl>
-    <w:p>
-      <w:pPr>
-        <w:pStyle w:val="Caption"/>
-      </w:pPr>
-      <w:r>
-        <w:rPr>
-          <w:b/>
-        </w:rPr>
-        <w:t xml:space="preserve">FIG. 01  </w:t>
-      </w:r>
-      <w:r>
-        <w:t>Production-build desktop and mobile captures. The opening connects a freight story to a working decision; the narrow layout gives the estimator priority.</w:t>
-      </w:r>
-    </w:p>
-    <w:p>
-      <w:pPr>
-        <w:pStyle w:val="Metric"/>
-      </w:pPr>
-      <w:r>
-        <w:t>4 story chapters  /  4 transport modes  /  501 company records</w:t>
-      </w:r>
-    </w:p>
-    <w:p>
-      <w:pPr/>
-      <w:r>
-        <w:t>I built a cinematic landing page around a working shipment-analysis product. The visual revision brings calculation, comparison and evidence into the opening while preserving the company directory, analysis workspace, API and reporting workflow.</w:t>
+        <w:t>Prepared for Pratham Agarwal, IIM Bangalore</w:t>
       </w:r>
     </w:p>
     <w:p>
@@ -183,251 +25,13 @@
         <w:pStyle w:val="Small"/>
       </w:pPr>
       <w:r>
-        <w:t>Company names come from the official NIFTY 500 snapshot. Scenario activity is synthetic; company selection does not imply a customer relationship or actual company emissions.</w:t>
-      </w:r>
-    </w:p>
-    <w:p>
-      <w:pPr>
-        <w:pStyle w:val="PageBreak"/>
-      </w:pPr>
-      <w:r>
-        <w:br w:type="page"/>
-      </w:r>
-    </w:p>
-    <w:p>
-      <w:pPr>
-        <w:pStyle w:val="Kicker"/>
-      </w:pPr>
-      <w:r>
-        <w:t>02 / DESIGN &amp; ENGINEERING</w:t>
-      </w:r>
-    </w:p>
-    <w:p>
-      <w:pPr>
-        <w:pStyle w:val="PageHeading"/>
-      </w:pPr>
-      <w:r>
-        <w:t>TRY THE PRODUCT. KEEP THE CONTEXT.</w:t>
-      </w:r>
-    </w:p>
-    <w:p>
-      <w:pPr>
-        <w:pStyle w:val="Lead"/>
-      </w:pPr>
-      <w:r>
-        <w:t>The landing offers a useful first decision, then opens the evidence behind it.</w:t>
-      </w:r>
-    </w:p>
-    <w:tbl>
-      <w:tblPr>
-        <w:tblW w:type="dxa" w:w="9360"/>
-        <w:tblLayout w:type="fixed"/>
-        <w:tblLook w:firstColumn="1" w:firstRow="1" w:lastColumn="0" w:lastRow="0" w:noHBand="0" w:noVBand="1" w:val="04A0"/>
-        <w:tblCellMar>
-          <w:top w:w="0" w:type="dxa"/>
-          <w:bottom w:w="0" w:type="dxa"/>
-          <w:start w:w="0" w:type="dxa"/>
-          <w:end w:w="0" w:type="dxa"/>
-        </w:tblCellMar>
-        <w:tblBorders>
-          <w:top w:val="nil"/>
-          <w:bottom w:val="nil"/>
-          <w:left w:val="nil"/>
-          <w:right w:val="nil"/>
-          <w:insideH w:val="nil"/>
-          <w:insideV w:val="nil"/>
-        </w:tblBorders>
-      </w:tblPr>
-      <w:tblGrid>
-        <w:gridCol w:w="4680"/>
-        <w:gridCol w:w="4680"/>
-      </w:tblGrid>
-      <w:tr>
-        <w:trPr>
-          <w:cantSplit/>
-        </w:trPr>
-        <w:tc>
-          <w:tcPr>
-            <w:tcW w:type="dxa" w:w="4680"/>
-            <w:vAlign w:val="center"/>
-          </w:tcPr>
-          <w:p>
-            <w:pPr>
-              <w:pStyle w:val="Figure"/>
-              <w:jc w:val="center"/>
-            </w:pPr>
-            <w:r>
-              <w:drawing>
-                <wp:inline xmlns:a="http://schemas.openxmlformats.org/drawingml/2006/main" xmlns:pic="http://schemas.openxmlformats.org/drawingml/2006/picture">
-                  <wp:extent cx="2779776" cy="1930400"/>
-                  <wp:docPr id="3" name="Picture 3" descr="Interactive landing analytics calculated from the synthetic FMCG sample, with mode and month views."/>
-                  <wp:cNvGraphicFramePr>
-                    <a:graphicFrameLocks noChangeAspect="1"/>
-                  </wp:cNvGraphicFramePr>
-                  <a:graphic>
-                    <a:graphicData uri="http://schemas.openxmlformats.org/drawingml/2006/picture">
-                      <pic:pic>
-                        <pic:nvPicPr>
-                          <pic:cNvPr id="0" name="image.jpg"/>
-                          <pic:cNvPicPr/>
-                        </pic:nvPicPr>
-                        <pic:blipFill>
-                          <a:blip r:embed="rId13"/>
-                          <a:stretch>
-                            <a:fillRect/>
-                          </a:stretch>
-                        </pic:blipFill>
-                        <pic:spPr>
-                          <a:xfrm>
-                            <a:off x="0" y="0"/>
-                            <a:ext cx="2779776" cy="1930400"/>
-                          </a:xfrm>
-                          <a:prstGeom prst="rect"/>
-                        </pic:spPr>
-                      </pic:pic>
-                    </a:graphicData>
-                  </a:graphic>
-                </wp:inline>
-              </w:drawing>
-            </w:r>
-          </w:p>
-        </w:tc>
-        <w:tc>
-          <w:tcPr>
-            <w:tcW w:type="dxa" w:w="4680"/>
-            <w:vAlign w:val="center"/>
-          </w:tcPr>
-          <w:p>
-            <w:pPr>
-              <w:pStyle w:val="Figure"/>
-              <w:jc w:val="center"/>
-            </w:pPr>
-            <w:r>
-              <w:drawing>
-                <wp:inline xmlns:a="http://schemas.openxmlformats.org/drawingml/2006/main" xmlns:pic="http://schemas.openxmlformats.org/drawingml/2006/picture">
-                  <wp:extent cx="2779776" cy="1930400"/>
-                  <wp:docPr id="4" name="Picture 4" descr="The enterprise workspace shows shipment totals, analytics and an editable ledger."/>
-                  <wp:cNvGraphicFramePr>
-                    <a:graphicFrameLocks noChangeAspect="1"/>
-                  </wp:cNvGraphicFramePr>
-                  <a:graphic>
-                    <a:graphicData uri="http://schemas.openxmlformats.org/drawingml/2006/picture">
-                      <pic:pic>
-                        <pic:nvPicPr>
-                          <pic:cNvPr id="0" name="demo-desktop.jpg"/>
-                          <pic:cNvPicPr/>
-                        </pic:nvPicPr>
-                        <pic:blipFill>
-                          <a:blip r:embed="rId14"/>
-                          <a:stretch>
-                            <a:fillRect/>
-                          </a:stretch>
-                        </pic:blipFill>
-                        <pic:spPr>
-                          <a:xfrm>
-                            <a:off x="0" y="0"/>
-                            <a:ext cx="2779776" cy="1930400"/>
-                          </a:xfrm>
-                          <a:prstGeom prst="rect"/>
-                        </pic:spPr>
-                      </pic:pic>
-                    </a:graphicData>
-                  </a:graphic>
-                </wp:inline>
-              </w:drawing>
-            </w:r>
-          </w:p>
-        </w:tc>
-      </w:tr>
-    </w:tbl>
-    <w:p>
-      <w:pPr>
-        <w:pStyle w:val="Caption"/>
-      </w:pPr>
-      <w:r>
-        <w:rPr>
-          <w:b/>
-        </w:rPr>
-        <w:t xml:space="preserve">FIG. 02  </w:t>
-      </w:r>
-      <w:r>
-        <w:t>Production-build landing analytics and the existing public workspace expose the same synthetic FMCG sample at different levels of detail.</w:t>
+        <w:t>Post-meeting submission | 14 September 2026 | Application release 81f7a0b</w:t>
       </w:r>
     </w:p>
     <w:p>
       <w:pPr/>
       <w:r>
-        <w:rPr>
-          <w:b/>
-        </w:rPr>
-        <w:t xml:space="preserve">Follow the story. </w:t>
-      </w:r>
-      <w:r>
-        <w:t>Connect, Measure, Compare and Report chapters link inputs to a baseline, an alternative and reporting evidence. Pause and manual chapter selection keep the pace in the visitor's hands.</w:t>
-      </w:r>
-    </w:p>
-    <w:p>
-      <w:pPr/>
-      <w:r>
-        <w:rPr>
-          <w:b/>
-        </w:rPr>
-        <w:t xml:space="preserve">Carry the decision forward. </w:t>
-      </w:r>
-      <w:r>
-        <w:t>Freight weight, distance and rail share recalculate immediately. The primary CTA carries all three through the URL into an editable monthly road baseline and its mode-shift comparison.</w:t>
-      </w:r>
-    </w:p>
-    <w:p>
-      <w:pPr/>
-      <w:r>
-        <w:rPr>
-          <w:b/>
-        </w:rPr>
-        <w:t xml:space="preserve">Inspect the detail. </w:t>
-      </w:r>
-      <w:r>
-        <w:t>Sector examples show calculated shipment legs and mode contributions. The landing report switches between modes and months, with exact chart data available before opening the full workspace.</w:t>
-      </w:r>
-    </w:p>
-    <w:p>
-      <w:pPr>
-        <w:pStyle w:val="Small"/>
-      </w:pPr>
-      <w:r>
-        <w:t>Motion pauses when the hero leaves view or the tab is hidden. Reduced-motion and supported data-saving preferences use manual playback. Native inputs, keyboard tabs and visible focus support access.</w:t>
-      </w:r>
-    </w:p>
-    <w:p>
-      <w:pPr>
-        <w:pStyle w:val="PageBreak"/>
-      </w:pPr>
-      <w:r>
-        <w:br w:type="page"/>
-      </w:r>
-    </w:p>
-    <w:p>
-      <w:pPr>
-        <w:pStyle w:val="Kicker"/>
-      </w:pPr>
-      <w:r>
-        <w:t>03 / DESIGN &amp; ENGINEERING</w:t>
-      </w:r>
-    </w:p>
-    <w:p>
-      <w:pPr>
-        <w:pStyle w:val="PageHeading"/>
-      </w:pPr>
-      <w:r>
-        <w:t>FROM SHIPMENT ROWS TO EVIDENCE.</w:t>
-      </w:r>
-    </w:p>
-    <w:p>
-      <w:pPr>
-        <w:pStyle w:val="Lead"/>
-      </w:pPr>
-      <w:r>
-        <w:t>The demonstration does real calculation work, with explicit validation and a reporting trail.</w:t>
+        <w:t>This submission records the implemented website and freight-emissions demonstration, the reasons for the principal design decisions, and the evidence used to verify the work. The deployed application and editable source are available for review.</w:t>
       </w:r>
     </w:p>
     <w:p>
@@ -438,8 +42,8 @@
       <w:r>
         <w:drawing>
           <wp:inline xmlns:a="http://schemas.openxmlformats.org/drawingml/2006/main" xmlns:pic="http://schemas.openxmlformats.org/drawingml/2006/picture">
-            <wp:extent cx="4608576" cy="3200400"/>
-            <wp:docPr id="5" name="Picture 5" descr="TEMT shipment processing interface showing inputs, validation, calculation progress and outputs."/>
+            <wp:extent cx="4023360" cy="2794000"/>
+            <wp:docPr id="1" name="Picture 1" descr="Desktop production build showing the Compare chapter and its calculated 16.71 tonne emissions difference."/>
             <wp:cNvGraphicFramePr>
               <a:graphicFrameLocks noChangeAspect="1"/>
             </wp:cNvGraphicFramePr>
@@ -451,7 +55,7 @@
                     <pic:cNvPicPr/>
                   </pic:nvPicPr>
                   <pic:blipFill>
-                    <a:blip r:embed="rId15"/>
+                    <a:blip r:embed="rId11"/>
                     <a:stretch>
                       <a:fillRect/>
                     </a:stretch>
@@ -459,7 +63,44 @@
                   <pic:spPr>
                     <a:xfrm>
                       <a:off x="0" y="0"/>
-                      <a:ext cx="4608576" cy="3200400"/>
+                      <a:ext cx="4023360" cy="2794000"/>
+                    </a:xfrm>
+                    <a:prstGeom prst="rect"/>
+                  </pic:spPr>
+                </pic:pic>
+              </a:graphicData>
+            </a:graphic>
+          </wp:inline>
+        </w:drawing>
+      </w:r>
+      <w:r>
+        <w:t xml:space="preserve">  </w:t>
+      </w:r>
+      <w:r>
+        <w:drawing>
+          <wp:inline xmlns:a="http://schemas.openxmlformats.org/drawingml/2006/main" xmlns:pic="http://schemas.openxmlformats.org/drawingml/2006/picture">
+            <wp:extent cx="1005840" cy="2414016"/>
+            <wp:docPr id="2" name="Picture 2" descr="Mobile production build with the estimator and input controls before the illustrative freight scene."/>
+            <wp:cNvGraphicFramePr>
+              <a:graphicFrameLocks noChangeAspect="1"/>
+            </wp:cNvGraphicFramePr>
+            <a:graphic>
+              <a:graphicData uri="http://schemas.openxmlformats.org/drawingml/2006/picture">
+                <pic:pic>
+                  <pic:nvPicPr>
+                    <pic:cNvPr id="0" name="image.jpg"/>
+                    <pic:cNvPicPr/>
+                  </pic:nvPicPr>
+                  <pic:blipFill>
+                    <a:blip r:embed="rId12"/>
+                    <a:stretch>
+                      <a:fillRect/>
+                    </a:stretch>
+                  </pic:blipFill>
+                  <pic:spPr>
+                    <a:xfrm>
+                      <a:off x="0" y="0"/>
+                      <a:ext cx="1005840" cy="2414016"/>
                     </a:xfrm>
                     <a:prstGeom prst="rect"/>
                   </pic:spPr>
@@ -476,48 +117,42 @@
       </w:pPr>
       <w:r>
         <w:rPr>
+          <w:rFonts w:ascii="Times New Roman" w:hAnsi="Times New Roman" w:eastAsia="Times New Roman" w:cs="Times New Roman"/>
           <w:b/>
+          <w:color w:val="000000"/>
         </w:rPr>
-        <w:t xml:space="preserve">FIG. 03  </w:t>
+        <w:t xml:space="preserve">Figure 1. </w:t>
       </w:r>
       <w:r>
-        <w:t>Production-build pipeline, with the valid sample completed. The missing-load control lets the visitor inspect how an exception changes the total.</w:t>
+        <w:t>Desktop and mobile views of production build 81f7a0b. The desktop view supports scenario comparison; the mobile view presents inputs before the illustrative scene.</w:t>
+      </w:r>
+    </w:p>
+    <w:p>
+      <w:pPr>
+        <w:pStyle w:val="Heading2"/>
+      </w:pPr>
+      <w:r>
+        <w:t>Implemented scope</w:t>
+      </w:r>
+    </w:p>
+    <w:p>
+      <w:pPr/>
+      <w:r>
+        <w:t>The delivery comprises a responsive landing page, immediate emissions estimator, NIFTY 500 company lookup, editable shipment workspace, road/rail/ocean/air calculations, mode and monthly analytics, a validation demonstration, and a stateless analysis API. The workspace exports CSV, PDF and a Power BI import pack.</w:t>
       </w:r>
     </w:p>
     <w:p>
       <w:pPr/>
       <w:r>
         <w:rPr>
+          <w:rFonts w:ascii="Times New Roman" w:hAnsi="Times New Roman" w:eastAsia="Times New Roman" w:cs="Times New Roman"/>
           <w:b/>
+          <w:color w:val="000000"/>
         </w:rPr>
-        <w:t xml:space="preserve">Validate. </w:t>
+        <w:t xml:space="preserve">Audience and data. </w:t>
       </w:r>
       <w:r>
-        <w:t>Toggle a missing load, then run the three-row sample. The complete two-leg shipment is excluded until corrected. The calculation trail shows accepted rows and validation exceptions.</w:t>
-      </w:r>
-    </w:p>
-    <w:p>
-      <w:pPr/>
-      <w:r>
-        <w:rPr>
-          <w:b/>
-        </w:rPr>
-        <w:t xml:space="preserve">Calculate. </w:t>
-      </w:r>
-      <w:r>
-        <w:t>Each accepted leg uses tonnes × kilometres × a published WTW factor. The full browser and API engines share unrounded TypeScript calculations; accepted legs aggregate by mode, month and subsidiary.</w:t>
-      </w:r>
-    </w:p>
-    <w:p>
-      <w:pPr/>
-      <w:r>
-        <w:rPr>
-          <w:b/>
-        </w:rPr>
-        <w:t xml:space="preserve">Export. </w:t>
-      </w:r>
-      <w:r>
-        <w:t>Filtered results become CSV, a PDF report and a Power BI import pack. The files preserve factor context and active filters. The pack is an import workflow, not a live Power BI connection.</w:t>
+        <w:t>The principal audience is sustainability and supply-chain teams at India-focused listed enterprises. The official NIFTY 500 source snapshot contains 501 records, retrieved on 14 September 2026. Company names are real; shipment activity and resulting emissions are synthetic examples, not customer data.</w:t>
       </w:r>
     </w:p>
     <w:p>
@@ -525,8 +160,49 @@
         <w:pStyle w:val="Small"/>
       </w:pPr>
       <w:r>
-        <w:t>Methodology boundary: GLEC v3.2 defaults support scenario estimates. This separate demo engine is not the certified TEMT product, a carrier measurement system or a complete corporate inventory.</w:t>
+        <w:t xml:space="preserve">Institutional and certification references concern the original product. The </w:t>
       </w:r>
+      <w:hyperlink r:id="rId13">
+        <w:r>
+          <w:rPr>
+            <w:rFonts w:ascii="Times New Roman" w:hAnsi="Times New Roman" w:eastAsia="Times New Roman" w:cs="Times New Roman"/>
+            <w:color w:val="000000"/>
+            <w:u w:val="single"/>
+          </w:rPr>
+          <w:t>SGS statement for TEMT v1.3</w:t>
+        </w:r>
+      </w:hyperlink>
+      <w:r>
+        <w:t xml:space="preserve"> does not certify this separate demonstration engine. No exclusivity or customer relationship is asserted.</w:t>
+      </w:r>
+    </w:p>
+    <w:p>
+      <w:pPr>
+        <w:pStyle w:val="Link"/>
+      </w:pPr>
+      <w:hyperlink r:id="rId14">
+        <w:r>
+          <w:rPr>
+            <w:rFonts w:ascii="Times New Roman" w:hAnsi="Times New Roman" w:eastAsia="Times New Roman" w:cs="Times New Roman"/>
+            <w:color w:val="000000"/>
+            <w:u w:val="single"/>
+          </w:rPr>
+          <w:t>Deployed application</w:t>
+        </w:r>
+      </w:hyperlink>
+      <w:r>
+        <w:t xml:space="preserve">  |  </w:t>
+      </w:r>
+      <w:hyperlink r:id="rId15">
+        <w:r>
+          <w:rPr>
+            <w:rFonts w:ascii="Times New Roman" w:hAnsi="Times New Roman" w:eastAsia="Times New Roman" w:cs="Times New Roman"/>
+            <w:color w:val="000000"/>
+            <w:u w:val="single"/>
+          </w:rPr>
+          <w:t>Source repository</w:t>
+        </w:r>
+      </w:hyperlink>
     </w:p>
     <w:p>
       <w:pPr>
@@ -538,62 +214,27 @@
     </w:p>
     <w:p>
       <w:pPr>
-        <w:pStyle w:val="Kicker"/>
+        <w:pStyle w:val="PageHeading"/>
       </w:pPr>
       <w:r>
-        <w:t>04 / DESIGN &amp; ENGINEERING</w:t>
+        <w:t>1. Calculation method and data</w:t>
       </w:r>
     </w:p>
     <w:p>
-      <w:pPr>
-        <w:pStyle w:val="PageHeading"/>
-      </w:pPr>
+      <w:pPr/>
       <w:r>
-        <w:t>BUILT TO BE INSPECTED.</w:t>
-      </w:r>
-    </w:p>
-    <w:p>
-      <w:pPr>
-        <w:pStyle w:val="Lead"/>
-      </w:pPr>
-      <w:r>
-        <w:t>A small, transparent architecture keeps the landing immediate and makes the server-side work demonstrable.</w:t>
+        <w:t>The browser and server import the same TypeScript calculator, version temt-demo-1.0.0. Each accepted transport leg is evaluated using a published well-to-wheel (WTW) default factor. This includes fuel or energy supply and vehicle operation within the stated factor boundary.</w:t>
       </w:r>
     </w:p>
     <w:p>
       <w:pPr/>
       <w:r>
         <w:rPr>
+          <w:rFonts w:ascii="Times New Roman" w:hAnsi="Times New Roman" w:eastAsia="Times New Roman" w:cs="Times New Roman"/>
           <w:b/>
+          <w:color w:val="000000"/>
         </w:rPr>
-        <w:t xml:space="preserve">01 / Static frontend. </w:t>
-      </w:r>
-      <w:r>
-        <w:t>Next.js, React and Tailwind export to Render's CDN. Local image and font assets, CSS animation, SVG scenes, Recharts and Lucide shape the experience.</w:t>
-      </w:r>
-    </w:p>
-    <w:p>
-      <w:pPr/>
-      <w:r>
-        <w:rPr>
-          <w:b/>
-        </w:rPr>
-        <w:t xml:space="preserve">02 / Stateless API. </w:t>
-      </w:r>
-      <w:r>
-        <w:t>Express processes requested analyses in memory, with request limits, validation and CORS. It does not persist shipments or log request bodies.</w:t>
-      </w:r>
-    </w:p>
-    <w:p>
-      <w:pPr/>
-      <w:r>
-        <w:rPr>
-          <w:b/>
-        </w:rPr>
-        <w:t xml:space="preserve">03 / Shared calculator. </w:t>
-      </w:r>
-      <w:r>
-        <w:t>One versioned package serves the browser and API. If the free backend is waking, local processing remains available and its origin is shown.</w:t>
+        <w:t>Emissions (kg CO2e) = tonnes × kilometres × factor (kg CO2e / tonne-km)</w:t>
       </w:r>
     </w:p>
     <w:tbl>
@@ -609,17 +250,18 @@
           <w:end w:w="120" w:type="dxa"/>
         </w:tblCellMar>
         <w:tblBorders>
-          <w:top w:val="single" w:sz="4" w:color="D9DDD5"/>
-          <w:left w:val="single" w:sz="4" w:color="D9DDD5"/>
-          <w:bottom w:val="single" w:sz="4" w:color="D9DDD5"/>
-          <w:right w:val="single" w:sz="4" w:color="D9DDD5"/>
-          <w:insideH w:val="single" w:sz="4" w:color="D9DDD5"/>
-          <w:insideV w:val="single" w:sz="4" w:color="D9DDD5"/>
+          <w:top w:val="single" w:sz="4" w:color="000000"/>
+          <w:left w:val="single" w:sz="4" w:color="000000"/>
+          <w:bottom w:val="single" w:sz="4" w:color="000000"/>
+          <w:right w:val="single" w:sz="4" w:color="000000"/>
+          <w:insideH w:val="single" w:sz="4" w:color="000000"/>
+          <w:insideV w:val="single" w:sz="4" w:color="000000"/>
         </w:tblBorders>
       </w:tblPr>
       <w:tblGrid>
-        <w:gridCol w:w="4752"/>
-        <w:gridCol w:w="4608"/>
+        <w:gridCol w:w="2980"/>
+        <w:gridCol w:w="1060"/>
+        <w:gridCol w:w="5320"/>
       </w:tblGrid>
       <w:tr>
         <w:trPr>
@@ -627,9 +269,9 @@
         </w:trPr>
         <w:tc>
           <w:tcPr>
-            <w:tcW w:type="dxa" w:w="4752"/>
+            <w:tcW w:type="dxa" w:w="2980"/>
             <w:vAlign w:val="center"/>
-            <w:shd w:fill="F4F2EB"/>
+            <w:shd w:fill="FFFFFF"/>
           </w:tcPr>
           <w:p>
             <w:pPr>
@@ -637,17 +279,40 @@
             </w:pPr>
             <w:r>
               <w:rPr>
+                <w:rFonts w:ascii="Times New Roman" w:hAnsi="Times New Roman" w:eastAsia="Times New Roman" w:cs="Times New Roman"/>
                 <w:b/>
+                <w:color w:val="000000"/>
               </w:rPr>
-              <w:t>Verification</w:t>
+              <w:t>Profile</w:t>
             </w:r>
           </w:p>
         </w:tc>
         <w:tc>
           <w:tcPr>
-            <w:tcW w:type="dxa" w:w="4608"/>
+            <w:tcW w:type="dxa" w:w="1060"/>
             <w:vAlign w:val="center"/>
-            <w:shd w:fill="F4F2EB"/>
+            <w:shd w:fill="FFFFFF"/>
+          </w:tcPr>
+          <w:p>
+            <w:pPr>
+              <w:pStyle w:val="TableText"/>
+              <w:jc w:val="center"/>
+            </w:pPr>
+            <w:r>
+              <w:rPr>
+                <w:rFonts w:ascii="Times New Roman" w:hAnsi="Times New Roman" w:eastAsia="Times New Roman" w:cs="Times New Roman"/>
+                <w:b/>
+                <w:color w:val="000000"/>
+              </w:rPr>
+              <w:t>Factor</w:t>
+            </w:r>
+          </w:p>
+        </w:tc>
+        <w:tc>
+          <w:tcPr>
+            <w:tcW w:type="dxa" w:w="5320"/>
+            <w:vAlign w:val="center"/>
+            <w:shd w:fill="FFFFFF"/>
           </w:tcPr>
           <w:p>
             <w:pPr>
@@ -655,9 +320,11 @@
             </w:pPr>
             <w:r>
               <w:rPr>
+                <w:rFonts w:ascii="Times New Roman" w:hAnsi="Times New Roman" w:eastAsia="Times New Roman" w:cs="Times New Roman"/>
                 <w:b/>
+                <w:color w:val="000000"/>
               </w:rPr>
-              <w:t>Observed result</w:t>
+              <w:t>Published scope and reference</w:t>
             </w:r>
           </w:p>
         </w:tc>
@@ -665,7 +332,7 @@
       <w:tr>
         <w:tc>
           <w:tcPr>
-            <w:tcW w:type="dxa" w:w="4752"/>
+            <w:tcW w:type="dxa" w:w="2980"/>
             <w:vAlign w:val="center"/>
           </w:tcPr>
           <w:p>
@@ -674,15 +341,37 @@
             </w:pPr>
             <w:r>
               <w:rPr>
+                <w:rFonts w:ascii="Times New Roman" w:hAnsi="Times New Roman" w:eastAsia="Times New Roman" w:cs="Times New Roman"/>
                 <w:b w:val="0"/>
+                <w:color w:val="000000"/>
               </w:rPr>
-              <w:t>Automated tests</w:t>
+              <w:t>Road: India diesel HCV</w:t>
             </w:r>
           </w:p>
         </w:tc>
         <w:tc>
           <w:tcPr>
-            <w:tcW w:type="dxa" w:w="4608"/>
+            <w:tcW w:type="dxa" w:w="1060"/>
+            <w:vAlign w:val="center"/>
+          </w:tcPr>
+          <w:p>
+            <w:pPr>
+              <w:pStyle w:val="TableText"/>
+              <w:jc w:val="center"/>
+            </w:pPr>
+            <w:r>
+              <w:rPr>
+                <w:rFonts w:ascii="Times New Roman" w:hAnsi="Times New Roman" w:eastAsia="Times New Roman" w:cs="Times New Roman"/>
+                <w:b w:val="0"/>
+                <w:color w:val="000000"/>
+              </w:rPr>
+              <w:t>0.0663</w:t>
+            </w:r>
+          </w:p>
+        </w:tc>
+        <w:tc>
+          <w:tcPr>
+            <w:tcW w:type="dxa" w:w="5320"/>
             <w:vAlign w:val="center"/>
           </w:tcPr>
           <w:p>
@@ -691,9 +380,11 @@
             </w:pPr>
             <w:r>
               <w:rPr>
+                <w:rFonts w:ascii="Times New Roman" w:hAnsi="Times New Roman" w:eastAsia="Times New Roman" w:cs="Times New Roman"/>
                 <w:b w:val="0"/>
+                <w:color w:val="000000"/>
               </w:rPr>
-              <w:t>112 passed</w:t>
+              <w:t>30–50 t gross vehicle weight; GLEC v3.2, p. 106</w:t>
             </w:r>
           </w:p>
         </w:tc>
@@ -701,7 +392,7 @@
       <w:tr>
         <w:tc>
           <w:tcPr>
-            <w:tcW w:type="dxa" w:w="4752"/>
+            <w:tcW w:type="dxa" w:w="2980"/>
             <w:vAlign w:val="center"/>
           </w:tcPr>
           <w:p>
@@ -710,15 +401,37 @@
             </w:pPr>
             <w:r>
               <w:rPr>
+                <w:rFonts w:ascii="Times New Roman" w:hAnsi="Times New Roman" w:eastAsia="Times New Roman" w:cs="Times New Roman"/>
                 <w:b w:val="0"/>
+                <w:color w:val="000000"/>
               </w:rPr>
-              <w:t>TypeScript and source integrity</w:t>
+              <w:t>Rail: India</w:t>
             </w:r>
           </w:p>
         </w:tc>
         <w:tc>
           <w:tcPr>
-            <w:tcW w:type="dxa" w:w="4608"/>
+            <w:tcW w:type="dxa" w:w="1060"/>
+            <w:vAlign w:val="center"/>
+          </w:tcPr>
+          <w:p>
+            <w:pPr>
+              <w:pStyle w:val="TableText"/>
+              <w:jc w:val="center"/>
+            </w:pPr>
+            <w:r>
+              <w:rPr>
+                <w:rFonts w:ascii="Times New Roman" w:hAnsi="Times New Roman" w:eastAsia="Times New Roman" w:cs="Times New Roman"/>
+                <w:b w:val="0"/>
+                <w:color w:val="000000"/>
+              </w:rPr>
+              <w:t>0.0106</w:t>
+            </w:r>
+          </w:p>
+        </w:tc>
+        <w:tc>
+          <w:tcPr>
+            <w:tcW w:type="dxa" w:w="5320"/>
             <w:vAlign w:val="center"/>
           </w:tcPr>
           <w:p>
@@ -727,9 +440,11 @@
             </w:pPr>
             <w:r>
               <w:rPr>
+                <w:rFonts w:ascii="Times New Roman" w:hAnsi="Times New Roman" w:eastAsia="Times New Roman" w:cs="Times New Roman"/>
                 <w:b w:val="0"/>
+                <w:color w:val="000000"/>
               </w:rPr>
-              <w:t>Passed</w:t>
+              <w:t>Mixed national traction; p. 97</w:t>
             </w:r>
           </w:p>
         </w:tc>
@@ -737,7 +452,7 @@
       <w:tr>
         <w:tc>
           <w:tcPr>
-            <w:tcW w:type="dxa" w:w="4752"/>
+            <w:tcW w:type="dxa" w:w="2980"/>
             <w:vAlign w:val="center"/>
           </w:tcPr>
           <w:p>
@@ -746,15 +461,37 @@
             </w:pPr>
             <w:r>
               <w:rPr>
+                <w:rFonts w:ascii="Times New Roman" w:hAnsi="Times New Roman" w:eastAsia="Times New Roman" w:cs="Times New Roman"/>
                 <w:b w:val="0"/>
+                <w:color w:val="000000"/>
               </w:rPr>
-              <w:t>Production frontend and API builds</w:t>
+              <w:t>Ocean: dry container</w:t>
             </w:r>
           </w:p>
         </w:tc>
         <w:tc>
           <w:tcPr>
-            <w:tcW w:type="dxa" w:w="4608"/>
+            <w:tcW w:type="dxa" w:w="1060"/>
+            <w:vAlign w:val="center"/>
+          </w:tcPr>
+          <w:p>
+            <w:pPr>
+              <w:pStyle w:val="TableText"/>
+              <w:jc w:val="center"/>
+            </w:pPr>
+            <w:r>
+              <w:rPr>
+                <w:rFonts w:ascii="Times New Roman" w:hAnsi="Times New Roman" w:eastAsia="Times New Roman" w:cs="Times New Roman"/>
+                <w:b w:val="0"/>
+                <w:color w:val="000000"/>
+              </w:rPr>
+              <w:t>0.01145</w:t>
+            </w:r>
+          </w:p>
+        </w:tc>
+        <w:tc>
+          <w:tcPr>
+            <w:tcW w:type="dxa" w:w="5320"/>
             <w:vAlign w:val="center"/>
           </w:tcPr>
           <w:p>
@@ -763,9 +500,11 @@
             </w:pPr>
             <w:r>
               <w:rPr>
+                <w:rFonts w:ascii="Times New Roman" w:hAnsi="Times New Roman" w:eastAsia="Times New Roman" w:cs="Times New Roman"/>
                 <w:b w:val="0"/>
+                <w:color w:val="000000"/>
               </w:rPr>
-              <w:t>Passed</w:t>
+              <w:t>Middle East/India; converted from 114.5 g/TEU-km at 10 t/TEU; p. 112</w:t>
             </w:r>
           </w:p>
         </w:tc>
@@ -773,7 +512,7 @@
       <w:tr>
         <w:tc>
           <w:tcPr>
-            <w:tcW w:type="dxa" w:w="4752"/>
+            <w:tcW w:type="dxa" w:w="2980"/>
             <w:vAlign w:val="center"/>
           </w:tcPr>
           <w:p>
@@ -782,15 +521,37 @@
             </w:pPr>
             <w:r>
               <w:rPr>
+                <w:rFonts w:ascii="Times New Roman" w:hAnsi="Times New Roman" w:eastAsia="Times New Roman" w:cs="Times New Roman"/>
                 <w:b w:val="0"/>
+                <w:color w:val="000000"/>
               </w:rPr>
-              <w:t>Live server analysis</w:t>
+              <w:t>Air: short haul</w:t>
             </w:r>
           </w:p>
         </w:tc>
         <w:tc>
           <w:tcPr>
-            <w:tcW w:type="dxa" w:w="4608"/>
+            <w:tcW w:type="dxa" w:w="1060"/>
+            <w:vAlign w:val="center"/>
+          </w:tcPr>
+          <w:p>
+            <w:pPr>
+              <w:pStyle w:val="TableText"/>
+              <w:jc w:val="center"/>
+            </w:pPr>
+            <w:r>
+              <w:rPr>
+                <w:rFonts w:ascii="Times New Roman" w:hAnsi="Times New Roman" w:eastAsia="Times New Roman" w:cs="Times New Roman"/>
+                <w:b w:val="0"/>
+                <w:color w:val="000000"/>
+              </w:rPr>
+              <w:t>1.363</w:t>
+            </w:r>
+          </w:p>
+        </w:tc>
+        <w:tc>
+          <w:tcPr>
+            <w:tcW w:type="dxa" w:w="5320"/>
             <w:vAlign w:val="center"/>
           </w:tcPr>
           <w:p>
@@ -799,9 +560,11 @@
             </w:pPr>
             <w:r>
               <w:rPr>
+                <w:rFonts w:ascii="Times New Roman" w:hAnsi="Times New Roman" w:eastAsia="Times New Roman" w:cs="Times New Roman"/>
                 <w:b w:val="0"/>
+                <w:color w:val="000000"/>
               </w:rPr>
-              <w:t>Exact 1-leg parity; 1.82 ms engine</w:t>
+              <w:t>Distance ≤1,500 km; p. 94</w:t>
             </w:r>
           </w:p>
         </w:tc>
@@ -809,7 +572,7 @@
       <w:tr>
         <w:tc>
           <w:tcPr>
-            <w:tcW w:type="dxa" w:w="4752"/>
+            <w:tcW w:type="dxa" w:w="2980"/>
             <w:vAlign w:val="center"/>
           </w:tcPr>
           <w:p>
@@ -818,15 +581,37 @@
             </w:pPr>
             <w:r>
               <w:rPr>
+                <w:rFonts w:ascii="Times New Roman" w:hAnsi="Times New Roman" w:eastAsia="Times New Roman" w:cs="Times New Roman"/>
                 <w:b w:val="0"/>
+                <w:color w:val="000000"/>
               </w:rPr>
-              <w:t>Lighthouse performance</w:t>
+              <w:t>Air: long haul</w:t>
             </w:r>
           </w:p>
         </w:tc>
         <w:tc>
           <w:tcPr>
-            <w:tcW w:type="dxa" w:w="4608"/>
+            <w:tcW w:type="dxa" w:w="1060"/>
+            <w:vAlign w:val="center"/>
+          </w:tcPr>
+          <w:p>
+            <w:pPr>
+              <w:pStyle w:val="TableText"/>
+              <w:jc w:val="center"/>
+            </w:pPr>
+            <w:r>
+              <w:rPr>
+                <w:rFonts w:ascii="Times New Roman" w:hAnsi="Times New Roman" w:eastAsia="Times New Roman" w:cs="Times New Roman"/>
+                <w:b w:val="0"/>
+                <w:color w:val="000000"/>
+              </w:rPr>
+              <w:t>0.788</w:t>
+            </w:r>
+          </w:p>
+        </w:tc>
+        <w:tc>
+          <w:tcPr>
+            <w:tcW w:type="dxa" w:w="5320"/>
             <w:vAlign w:val="center"/>
           </w:tcPr>
           <w:p>
@@ -835,153 +620,11 @@
             </w:pPr>
             <w:r>
               <w:rPr>
+                <w:rFonts w:ascii="Times New Roman" w:hAnsi="Times New Roman" w:eastAsia="Times New Roman" w:cs="Times New Roman"/>
                 <w:b w:val="0"/>
+                <w:color w:val="000000"/>
               </w:rPr>
-              <w:t>100 desktop / 91 mobile</w:t>
-            </w:r>
-          </w:p>
-        </w:tc>
-      </w:tr>
-      <w:tr>
-        <w:tc>
-          <w:tcPr>
-            <w:tcW w:type="dxa" w:w="4752"/>
-            <w:vAlign w:val="center"/>
-          </w:tcPr>
-          <w:p>
-            <w:pPr>
-              <w:pStyle w:val="TableText"/>
-            </w:pPr>
-            <w:r>
-              <w:rPr>
-                <w:b w:val="0"/>
-              </w:rPr>
-              <w:t>Lighthouse accessibility</w:t>
-            </w:r>
-          </w:p>
-        </w:tc>
-        <w:tc>
-          <w:tcPr>
-            <w:tcW w:type="dxa" w:w="4608"/>
-            <w:vAlign w:val="center"/>
-          </w:tcPr>
-          <w:p>
-            <w:pPr>
-              <w:pStyle w:val="TableText"/>
-            </w:pPr>
-            <w:r>
-              <w:rPr>
-                <w:b w:val="0"/>
-              </w:rPr>
-              <w:t>100 desktop / 100 mobile</w:t>
-            </w:r>
-          </w:p>
-        </w:tc>
-      </w:tr>
-      <w:tr>
-        <w:tc>
-          <w:tcPr>
-            <w:tcW w:type="dxa" w:w="4752"/>
-            <w:vAlign w:val="center"/>
-          </w:tcPr>
-          <w:p>
-            <w:pPr>
-              <w:pStyle w:val="TableText"/>
-            </w:pPr>
-            <w:r>
-              <w:rPr>
-                <w:b w:val="0"/>
-              </w:rPr>
-              <w:t>Largest contentful paint</w:t>
-            </w:r>
-          </w:p>
-        </w:tc>
-        <w:tc>
-          <w:tcPr>
-            <w:tcW w:type="dxa" w:w="4608"/>
-            <w:vAlign w:val="center"/>
-          </w:tcPr>
-          <w:p>
-            <w:pPr>
-              <w:pStyle w:val="TableText"/>
-            </w:pPr>
-            <w:r>
-              <w:rPr>
-                <w:b w:val="0"/>
-              </w:rPr>
-              <w:t>0.6 s desktop / 2.9 s mobile</w:t>
-            </w:r>
-          </w:p>
-        </w:tc>
-      </w:tr>
-      <w:tr>
-        <w:tc>
-          <w:tcPr>
-            <w:tcW w:type="dxa" w:w="4752"/>
-            <w:vAlign w:val="center"/>
-          </w:tcPr>
-          <w:p>
-            <w:pPr>
-              <w:pStyle w:val="TableText"/>
-            </w:pPr>
-            <w:r>
-              <w:rPr>
-                <w:b w:val="0"/>
-              </w:rPr>
-              <w:t>Total blocking time</w:t>
-            </w:r>
-          </w:p>
-        </w:tc>
-        <w:tc>
-          <w:tcPr>
-            <w:tcW w:type="dxa" w:w="4608"/>
-            <w:vAlign w:val="center"/>
-          </w:tcPr>
-          <w:p>
-            <w:pPr>
-              <w:pStyle w:val="TableText"/>
-            </w:pPr>
-            <w:r>
-              <w:rPr>
-                <w:b w:val="0"/>
-              </w:rPr>
-              <w:t>0 ms desktop / 50 ms mobile</w:t>
-            </w:r>
-          </w:p>
-        </w:tc>
-      </w:tr>
-      <w:tr>
-        <w:tc>
-          <w:tcPr>
-            <w:tcW w:type="dxa" w:w="4752"/>
-            <w:vAlign w:val="center"/>
-          </w:tcPr>
-          <w:p>
-            <w:pPr>
-              <w:pStyle w:val="TableText"/>
-            </w:pPr>
-            <w:r>
-              <w:rPr>
-                <w:b w:val="0"/>
-              </w:rPr>
-              <w:t>Cumulative layout shift</w:t>
-            </w:r>
-          </w:p>
-        </w:tc>
-        <w:tc>
-          <w:tcPr>
-            <w:tcW w:type="dxa" w:w="4608"/>
-            <w:vAlign w:val="center"/>
-          </w:tcPr>
-          <w:p>
-            <w:pPr>
-              <w:pStyle w:val="TableText"/>
-            </w:pPr>
-            <w:r>
-              <w:rPr>
-                <w:b w:val="0"/>
-              </w:rPr>
-              <w:t>0 desktop / 0 mobile</w:t>
+              <w:t>Distance &gt;1,500 km; p. 94</w:t>
             </w:r>
           </w:p>
         </w:tc>
@@ -992,44 +635,61 @@
         <w:pStyle w:val="TableNote"/>
       </w:pPr>
       <w:r>
-        <w:t>Results describe the tested build and conditions. They are not an uptime SLA, a latency guarantee or evidence of customer emissions reductions.</w:t>
+        <w:t xml:space="preserve">All factors are kg CO2e per tonne-km. Source: </w:t>
+      </w:r>
+      <w:hyperlink r:id="rId16">
+        <w:r>
+          <w:rPr>
+            <w:rFonts w:ascii="Times New Roman" w:hAnsi="Times New Roman" w:eastAsia="Times New Roman" w:cs="Times New Roman"/>
+            <w:color w:val="000000"/>
+            <w:u w:val="single"/>
+          </w:rPr>
+          <w:t>Smart Freight Centre, GLEC Framework v3.2 (October 2025)</w:t>
+        </w:r>
+      </w:hyperlink>
+      <w:r>
+        <w:t>. Source URLs and assumptions are retained with the factor records.</w:t>
       </w:r>
     </w:p>
     <w:p>
       <w:pPr>
-        <w:pStyle w:val="Small"/>
+        <w:pStyle w:val="Heading2"/>
       </w:pPr>
       <w:r>
-        <w:t>Lighthouse 13.4.1 on the public site, 14 September 2026. Mobile: simulated 4× CPU slowdown, 150 ms RTT. Project performance floors of 95 desktop and 90 mobile were met. These are lab observations, not field measurements.</w:t>
-      </w:r>
-    </w:p>
-    <w:p>
-      <w:pPr>
-        <w:pStyle w:val="Small"/>
-      </w:pPr>
-      <w:r>
-        <w:t>Warm quick-scenario API: 66,300 kgCO₂e; 112.83 ms including response transfer, 1.82 ms engine. Exact client/server parity. Initial health request: 23.25 s with unknown prior idle time, not a controlled cold-start test.</w:t>
+        <w:t>Default estimator arithmetic</w:t>
       </w:r>
     </w:p>
     <w:p>
       <w:pPr/>
       <w:r>
-        <w:t>Release engineering: locked dependencies, a retained NSE source snapshot, pinned CI actions and separate Render services keep the implementation reproducible.</w:t>
+        <w:t>For 1,000 tonnes travelling 1,000 km by road, the baseline is 1,000 × 1,000 × 0.0663 = 66,300 kg CO2e. Moving 30% of the same activity to rail gives (700 × 1,000 × 0.0663) + (300 × 1,000 × 0.0106) = 49,590 kg CO2e. The estimated difference is 16,710 kg (16.71 t), or 25.2036%.</w:t>
+      </w:r>
+    </w:p>
+    <w:p>
+      <w:pPr/>
+      <w:r>
+        <w:t>This compares equal transport activity and distance. It does not assess route availability, terminal movements, first/last-mile distances, capacity, cost or an operationally feasible rail substitution.</w:t>
       </w:r>
     </w:p>
     <w:p>
       <w:pPr>
-        <w:pStyle w:val="Small"/>
+        <w:pStyle w:val="Heading2"/>
       </w:pPr>
-      <w:hyperlink r:id="rId16">
-        <w:r>
-          <w:rPr>
-            <w:color w:val="C6471D"/>
-            <w:u w:val="single"/>
-          </w:rPr>
-          <w:t>View the successful CI run for the validated release</w:t>
-        </w:r>
-      </w:hyperlink>
+      <w:r>
+        <w:t>Factor and record assumptions</w:t>
+      </w:r>
+    </w:p>
+    <w:p>
+      <w:pPr/>
+      <w:r>
+        <w:t>Published defaults already include their stated adjustments: road uses a 5% distance adjustment, 68.3% load and 14.4% empty running; ocean uses 70% fleet loading and 15% distance adjustment. Air uses a 55% belly/45% freighter mix and the published 95 km adjustment. These adjustments are not applied again. No additional aviation radiative-forcing multiplier is added. India road and rail defaults are preliminary estimates.</w:t>
+      </w:r>
+    </w:p>
+    <w:p>
+      <w:pPr/>
+      <w:r>
+        <w:t>Each row requires shipmentId, legIndex, date, subsidiary, mode, profile, tonnes and kilometres. Dates use YYYY-MM-DD. Optional origin and destination labels describe the leg. Accepted legs aggregate by mode, month and subsidiary; filters act after validation. Compensated summation and unrounded intermediate values limit avoidable numerical error. Display rounding does not alter exported calculation inputs.</w:t>
+      </w:r>
     </w:p>
     <w:p>
       <w:pPr>
@@ -1041,10 +701,315 @@
     </w:p>
     <w:p>
       <w:pPr>
-        <w:pStyle w:val="Kicker"/>
+        <w:pStyle w:val="PageHeading"/>
       </w:pPr>
       <w:r>
-        <w:t>05 / DESIGN &amp; ENGINEERING</w:t>
+        <w:t>2. Data validation and API controls</w:t>
+      </w:r>
+    </w:p>
+    <w:p>
+      <w:pPr>
+        <w:pStyle w:val="Figure"/>
+        <w:jc w:val="center"/>
+      </w:pPr>
+      <w:r>
+        <w:drawing>
+          <wp:inline xmlns:a="http://schemas.openxmlformats.org/drawingml/2006/main" xmlns:pic="http://schemas.openxmlformats.org/drawingml/2006/picture">
+            <wp:extent cx="2962656" cy="2057400"/>
+            <wp:docPr id="3" name="Picture 3" descr="Completed three-row validation example showing 1394.33 kilograms of emissions, with a control to introduce a missing load."/>
+            <wp:cNvGraphicFramePr>
+              <a:graphicFrameLocks noChangeAspect="1"/>
+            </wp:cNvGraphicFramePr>
+            <a:graphic>
+              <a:graphicData uri="http://schemas.openxmlformats.org/drawingml/2006/picture">
+                <pic:pic>
+                  <pic:nvPicPr>
+                    <pic:cNvPr id="0" name="image.jpg"/>
+                    <pic:cNvPicPr/>
+                  </pic:nvPicPr>
+                  <pic:blipFill>
+                    <a:blip r:embed="rId17"/>
+                    <a:stretch>
+                      <a:fillRect/>
+                    </a:stretch>
+                  </pic:blipFill>
+                  <pic:spPr>
+                    <a:xfrm>
+                      <a:off x="0" y="0"/>
+                      <a:ext cx="2962656" cy="2057400"/>
+                    </a:xfrm>
+                    <a:prstGeom prst="rect"/>
+                  </pic:spPr>
+                </pic:pic>
+              </a:graphicData>
+            </a:graphic>
+          </wp:inline>
+        </w:drawing>
+      </w:r>
+    </w:p>
+    <w:p>
+      <w:pPr>
+        <w:pStyle w:val="Caption"/>
+      </w:pPr>
+      <w:r>
+        <w:rPr>
+          <w:rFonts w:ascii="Times New Roman" w:hAnsi="Times New Roman" w:eastAsia="Times New Roman" w:cs="Times New Roman"/>
+          <w:b/>
+          <w:color w:val="000000"/>
+        </w:rPr>
+        <w:t xml:space="preserve">Figure 2. </w:t>
+      </w:r>
+      <w:r>
+        <w:t>Production-build validation example: three accepted legs across two shipments produce 1,394.33 kg CO2e. The missing-load control is visible but inactive.</w:t>
+      </w:r>
+    </w:p>
+    <w:p>
+      <w:pPr/>
+      <w:r>
+        <w:rPr>
+          <w:rFonts w:ascii="Times New Roman" w:hAnsi="Times New Roman" w:eastAsia="Times New Roman" w:cs="Times New Roman"/>
+          <w:b/>
+          <w:color w:val="000000"/>
+        </w:rPr>
+        <w:t xml:space="preserve">Validation rules. </w:t>
+      </w:r>
+      <w:r>
+        <w:t>Required identifiers must be non-empty and bounded in length. Leg indices must be positive integers, dates must be real calendar dates, and tonnes and kilometres must be finite and positive. Mode and profile must agree; air profiles must match the distance threshold. Numerical-range and maximum-row checks apply.</w:t>
+      </w:r>
+    </w:p>
+    <w:p>
+      <w:pPr/>
+      <w:r>
+        <w:rPr>
+          <w:rFonts w:ascii="Times New Roman" w:hAnsi="Times New Roman" w:eastAsia="Times New Roman" w:cs="Times New Roman"/>
+          <w:b/>
+          <w:color w:val="000000"/>
+        </w:rPr>
+        <w:t xml:space="preserve">Shipment integrity. </w:t>
+      </w:r>
+      <w:r>
+        <w:t>An invalid leg, duplicate leg index or missing index in a shipment excludes that entire identifiable shipment. Invalid rows without an identifiable shipment are rejected individually. Introducing the missing load in the example excludes both TEMT-002 legs; the remaining TEMT-001 leg produces 1,034.28 kg CO2e.</w:t>
+      </w:r>
+    </w:p>
+    <w:p>
+      <w:pPr/>
+      <w:r>
+        <w:rPr>
+          <w:rFonts w:ascii="Times New Roman" w:hAnsi="Times New Roman" w:eastAsia="Times New Roman" w:cs="Times New Roman"/>
+          <w:b/>
+          <w:color w:val="000000"/>
+        </w:rPr>
+        <w:t xml:space="preserve">CSV import. </w:t>
+      </w:r>
+      <w:r>
+        <w:t>Imports require a .csv file, all required headers and an explicit profile for every row, with limits of 2 MiB and 1,000 legs. Import is all-or-nothing: any parse or validation failure leaves the existing dataset unchanged. Imported rows remain in the browser until the user requests server analysis.</w:t>
+      </w:r>
+    </w:p>
+    <w:tbl>
+      <w:tblPr>
+        <w:tblW w:type="dxa" w:w="9360"/>
+        <w:tblLayout w:type="fixed"/>
+        <w:tblLook w:firstColumn="1" w:firstRow="1" w:lastColumn="0" w:lastRow="0" w:noHBand="0" w:noVBand="1" w:val="04A0"/>
+        <w:tblInd w:w="120" w:type="dxa"/>
+        <w:tblCellMar>
+          <w:top w:w="80" w:type="dxa"/>
+          <w:bottom w:w="80" w:type="dxa"/>
+          <w:start w:w="120" w:type="dxa"/>
+          <w:end w:w="120" w:type="dxa"/>
+        </w:tblCellMar>
+        <w:tblBorders>
+          <w:top w:val="single" w:sz="4" w:color="000000"/>
+          <w:left w:val="single" w:sz="4" w:color="000000"/>
+          <w:bottom w:val="single" w:sz="4" w:color="000000"/>
+          <w:right w:val="single" w:sz="4" w:color="000000"/>
+          <w:insideH w:val="single" w:sz="4" w:color="000000"/>
+          <w:insideV w:val="single" w:sz="4" w:color="000000"/>
+        </w:tblBorders>
+      </w:tblPr>
+      <w:tblGrid>
+        <w:gridCol w:w="2970"/>
+        <w:gridCol w:w="6390"/>
+      </w:tblGrid>
+      <w:tr>
+        <w:trPr>
+          <w:tblHeader/>
+        </w:trPr>
+        <w:tc>
+          <w:tcPr>
+            <w:tcW w:type="dxa" w:w="2970"/>
+            <w:vAlign w:val="center"/>
+            <w:shd w:fill="FFFFFF"/>
+          </w:tcPr>
+          <w:p>
+            <w:pPr>
+              <w:pStyle w:val="TableText"/>
+            </w:pPr>
+            <w:r>
+              <w:rPr>
+                <w:rFonts w:ascii="Times New Roman" w:hAnsi="Times New Roman" w:eastAsia="Times New Roman" w:cs="Times New Roman"/>
+                <w:b/>
+                <w:color w:val="000000"/>
+              </w:rPr>
+              <w:t>Endpoint</w:t>
+            </w:r>
+          </w:p>
+        </w:tc>
+        <w:tc>
+          <w:tcPr>
+            <w:tcW w:type="dxa" w:w="6390"/>
+            <w:vAlign w:val="center"/>
+            <w:shd w:fill="FFFFFF"/>
+          </w:tcPr>
+          <w:p>
+            <w:pPr>
+              <w:pStyle w:val="TableText"/>
+            </w:pPr>
+            <w:r>
+              <w:rPr>
+                <w:rFonts w:ascii="Times New Roman" w:hAnsi="Times New Roman" w:eastAsia="Times New Roman" w:cs="Times New Roman"/>
+                <w:b/>
+                <w:color w:val="000000"/>
+              </w:rPr>
+              <w:t>Contract</w:t>
+            </w:r>
+          </w:p>
+        </w:tc>
+      </w:tr>
+      <w:tr>
+        <w:tc>
+          <w:tcPr>
+            <w:tcW w:type="dxa" w:w="2970"/>
+            <w:vAlign w:val="center"/>
+          </w:tcPr>
+          <w:p>
+            <w:pPr>
+              <w:pStyle w:val="TableText"/>
+            </w:pPr>
+            <w:r>
+              <w:rPr>
+                <w:rFonts w:ascii="Times New Roman" w:hAnsi="Times New Roman" w:eastAsia="Times New Roman" w:cs="Times New Roman"/>
+                <w:b w:val="0"/>
+                <w:color w:val="000000"/>
+              </w:rPr>
+              <w:t>GET /api/health</w:t>
+            </w:r>
+          </w:p>
+        </w:tc>
+        <w:tc>
+          <w:tcPr>
+            <w:tcW w:type="dxa" w:w="6390"/>
+            <w:vAlign w:val="center"/>
+          </w:tcPr>
+          <w:p>
+            <w:pPr>
+              <w:pStyle w:val="TableText"/>
+            </w:pPr>
+            <w:r>
+              <w:rPr>
+                <w:rFonts w:ascii="Times New Roman" w:hAnsi="Times New Roman" w:eastAsia="Times New Roman" w:cs="Times New Roman"/>
+                <w:b w:val="0"/>
+                <w:color w:val="000000"/>
+              </w:rPr>
+              <w:t>Status, engine version and persistence: none; /health is an alias.</w:t>
+            </w:r>
+          </w:p>
+        </w:tc>
+      </w:tr>
+      <w:tr>
+        <w:tc>
+          <w:tcPr>
+            <w:tcW w:type="dxa" w:w="2970"/>
+            <w:vAlign w:val="center"/>
+          </w:tcPr>
+          <w:p>
+            <w:pPr>
+              <w:pStyle w:val="TableText"/>
+            </w:pPr>
+            <w:r>
+              <w:rPr>
+                <w:rFonts w:ascii="Times New Roman" w:hAnsi="Times New Roman" w:eastAsia="Times New Roman" w:cs="Times New Roman"/>
+                <w:b w:val="0"/>
+                <w:color w:val="000000"/>
+              </w:rPr>
+              <w:t>GET /api/factors</w:t>
+            </w:r>
+          </w:p>
+        </w:tc>
+        <w:tc>
+          <w:tcPr>
+            <w:tcW w:type="dxa" w:w="6390"/>
+            <w:vAlign w:val="center"/>
+          </w:tcPr>
+          <w:p>
+            <w:pPr>
+              <w:pStyle w:val="TableText"/>
+            </w:pPr>
+            <w:r>
+              <w:rPr>
+                <w:rFonts w:ascii="Times New Roman" w:hAnsi="Times New Roman" w:eastAsia="Times New Roman" w:cs="Times New Roman"/>
+                <w:b w:val="0"/>
+                <w:color w:val="000000"/>
+              </w:rPr>
+              <w:t>Versioned factors, methodology boundary and maximum leg count.</w:t>
+            </w:r>
+          </w:p>
+        </w:tc>
+      </w:tr>
+      <w:tr>
+        <w:tc>
+          <w:tcPr>
+            <w:tcW w:type="dxa" w:w="2970"/>
+            <w:vAlign w:val="center"/>
+          </w:tcPr>
+          <w:p>
+            <w:pPr>
+              <w:pStyle w:val="TableText"/>
+            </w:pPr>
+            <w:r>
+              <w:rPr>
+                <w:rFonts w:ascii="Times New Roman" w:hAnsi="Times New Roman" w:eastAsia="Times New Roman" w:cs="Times New Roman"/>
+                <w:b w:val="0"/>
+                <w:color w:val="000000"/>
+              </w:rPr>
+              <w:t>POST /api/analyze</w:t>
+            </w:r>
+          </w:p>
+        </w:tc>
+        <w:tc>
+          <w:tcPr>
+            <w:tcW w:type="dxa" w:w="6390"/>
+            <w:vAlign w:val="center"/>
+          </w:tcPr>
+          <w:p>
+            <w:pPr>
+              <w:pStyle w:val="TableText"/>
+            </w:pPr>
+            <w:r>
+              <w:rPr>
+                <w:rFonts w:ascii="Times New Roman" w:hAnsi="Times New Roman" w:eastAsia="Times New Roman" w:cs="Times New Roman"/>
+                <w:b w:val="0"/>
+                <w:color w:val="000000"/>
+              </w:rPr>
+              <w:t>application/json; body {"rows": [...]}; returns analysis and validation results.</w:t>
+            </w:r>
+          </w:p>
+        </w:tc>
+      </w:tr>
+    </w:tbl>
+    <w:p>
+      <w:pPr>
+        <w:pStyle w:val="AfterTable"/>
+      </w:pPr>
+      <w:r>
+        <w:t>The API uses Helmet headers, no-store responses, a 2 MiB JSON limit and a default 60-request/minute/IP limit on factors and analysis. Health and CORS preflight requests are outside that limit. Exact allowed origins govern browser access; requests without an Origin header remain possible. CORS is not authentication. Controlled error responses omit internal details. Shipment bodies are processed in memory without persistence or request-body logging.</w:t>
+      </w:r>
+    </w:p>
+    <w:p>
+      <w:pPr>
+        <w:pStyle w:val="PageBreak"/>
+      </w:pPr>
+      <w:r>
+        <w:br w:type="page"/>
       </w:r>
     </w:p>
     <w:p>
@@ -1052,84 +1017,735 @@
         <w:pStyle w:val="PageHeading"/>
       </w:pPr>
       <w:r>
-        <w:t>A PRODUCT CONVERSATION, READY TO OPEN.</w:t>
+        <w:t>3. Architecture and interface decisions</w:t>
+      </w:r>
+    </w:p>
+    <w:p>
+      <w:pPr/>
+      <w:r>
+        <w:rPr>
+          <w:rFonts w:ascii="Times New Roman" w:hAnsi="Times New Roman" w:eastAsia="Times New Roman" w:cs="Times New Roman"/>
+          <w:b/>
+          <w:color w:val="000000"/>
+        </w:rPr>
+        <w:t xml:space="preserve">Deployment. </w:t>
+      </w:r>
+      <w:r>
+        <w:t>Next.js, React and Tailwind produce a static frontend served from Render's CDN. A separate free Express service in Singapore performs requested analyses. Both use the same calculator package; no database is required for this demonstration. CSS animation, SVG scenes, Recharts and Lucide support the interface.</w:t>
+      </w:r>
+    </w:p>
+    <w:p>
+      <w:pPr/>
+      <w:r>
+        <w:rPr>
+          <w:rFonts w:ascii="Times New Roman" w:hAnsi="Times New Roman" w:eastAsia="Times New Roman" w:cs="Times New Roman"/>
+          <w:b/>
+          <w:color w:val="000000"/>
+        </w:rPr>
+        <w:t xml:space="preserve">Availability behaviour. </w:t>
+      </w:r>
+      <w:r>
+        <w:t>The landing estimator works locally without waiting for the API. During server analysis, the interface offers a manual ‘Process in browser’ action after eight seconds. The request times out after 90 seconds; errors or timeout use the local engine. Dataset edits invalidate stale responses, and the interface identifies the result's processing origin. The free API may suspend when idle.</w:t>
       </w:r>
     </w:p>
     <w:p>
       <w:pPr>
-        <w:pStyle w:val="Lead"/>
+        <w:pStyle w:val="Figure"/>
+        <w:jc w:val="center"/>
       </w:pPr>
       <w:r>
-        <w:t>The handoff includes the live experience, editable source and concrete examples of the reporting workflow.</w:t>
+        <w:drawing>
+          <wp:inline xmlns:a="http://schemas.openxmlformats.org/drawingml/2006/main" xmlns:pic="http://schemas.openxmlformats.org/drawingml/2006/picture">
+            <wp:extent cx="2514600" cy="1746250"/>
+            <wp:docPr id="4" name="Picture 4" descr="Landing monthly analytics for the synthetic FMCG sample, totalling 453.6 tonnes of emissions."/>
+            <wp:cNvGraphicFramePr>
+              <a:graphicFrameLocks noChangeAspect="1"/>
+            </wp:cNvGraphicFramePr>
+            <a:graphic>
+              <a:graphicData uri="http://schemas.openxmlformats.org/drawingml/2006/picture">
+                <pic:pic>
+                  <pic:nvPicPr>
+                    <pic:cNvPr id="0" name="image.jpg"/>
+                    <pic:cNvPicPr/>
+                  </pic:nvPicPr>
+                  <pic:blipFill>
+                    <a:blip r:embed="rId18"/>
+                    <a:stretch>
+                      <a:fillRect/>
+                    </a:stretch>
+                  </pic:blipFill>
+                  <pic:spPr>
+                    <a:xfrm>
+                      <a:off x="0" y="0"/>
+                      <a:ext cx="2514600" cy="1746250"/>
+                    </a:xfrm>
+                    <a:prstGeom prst="rect"/>
+                  </pic:spPr>
+                </pic:pic>
+              </a:graphicData>
+            </a:graphic>
+          </wp:inline>
+        </w:drawing>
+      </w:r>
+      <w:r>
+        <w:t xml:space="preserve">  </w:t>
+      </w:r>
+      <w:r>
+        <w:drawing>
+          <wp:inline xmlns:a="http://schemas.openxmlformats.org/drawingml/2006/main" xmlns:pic="http://schemas.openxmlformats.org/drawingml/2006/picture">
+            <wp:extent cx="2514600" cy="1746250"/>
+            <wp:docPr id="5" name="Picture 5" descr="Enterprise workspace for the same synthetic FMCG sample, including 24 shipments and 32 legs."/>
+            <wp:cNvGraphicFramePr>
+              <a:graphicFrameLocks noChangeAspect="1"/>
+            </wp:cNvGraphicFramePr>
+            <a:graphic>
+              <a:graphicData uri="http://schemas.openxmlformats.org/drawingml/2006/picture">
+                <pic:pic>
+                  <pic:nvPicPr>
+                    <pic:cNvPr id="0" name="demo-desktop.jpg"/>
+                    <pic:cNvPicPr/>
+                  </pic:nvPicPr>
+                  <pic:blipFill>
+                    <a:blip r:embed="rId19"/>
+                    <a:stretch>
+                      <a:fillRect/>
+                    </a:stretch>
+                  </pic:blipFill>
+                  <pic:spPr>
+                    <a:xfrm>
+                      <a:off x="0" y="0"/>
+                      <a:ext cx="2514600" cy="1746250"/>
+                    </a:xfrm>
+                    <a:prstGeom prst="rect"/>
+                  </pic:spPr>
+                </pic:pic>
+              </a:graphicData>
+            </a:graphic>
+          </wp:inline>
+        </w:drawing>
+      </w:r>
+    </w:p>
+    <w:p>
+      <w:pPr>
+        <w:pStyle w:val="Caption"/>
+      </w:pPr>
+      <w:r>
+        <w:rPr>
+          <w:rFonts w:ascii="Times New Roman" w:hAnsi="Times New Roman" w:eastAsia="Times New Roman" w:cs="Times New Roman"/>
+          <w:b/>
+          <w:color w:val="000000"/>
+        </w:rPr>
+        <w:t xml:space="preserve">Figure 3. </w:t>
+      </w:r>
+      <w:r>
+        <w:t>Landing reporting from production build 81f7a0b, and the retained public workspace capture. The visible FMCG dataset is unchanged: 24 shipments, 32 legs and 453.64 t CO2e.</w:t>
+      </w:r>
+    </w:p>
+    <w:p>
+      <w:pPr/>
+      <w:r>
+        <w:rPr>
+          <w:rFonts w:ascii="Times New Roman" w:hAnsi="Times New Roman" w:eastAsia="Times New Roman" w:cs="Times New Roman"/>
+          <w:b/>
+          <w:color w:val="000000"/>
+        </w:rPr>
+        <w:t xml:space="preserve">Evaluation sequence. </w:t>
+      </w:r>
+      <w:r>
+        <w:t>A visitor first changes freight weight, distance and rail share, then opens the workspace with those three inputs preserved in the URL. Sector and transport-mode examples expose calculated activity. The reporting preview switches between mode and month views and provides exact chart data. This sequence connects the initial estimate to inspectable records.</w:t>
+      </w:r>
+    </w:p>
+    <w:p>
+      <w:pPr/>
+      <w:r>
+        <w:rPr>
+          <w:rFonts w:ascii="Times New Roman" w:hAnsi="Times New Roman" w:eastAsia="Times New Roman" w:cs="Times New Roman"/>
+          <w:b/>
+          <w:color w:val="000000"/>
+        </w:rPr>
+        <w:t xml:space="preserve">Interaction and accessibility. </w:t>
+      </w:r>
+      <w:r>
+        <w:t>Connect, Measure, Compare and Report chapters provide context without blocking the estimator. Playback has pause and manual controls, pauses off-screen or in a hidden tab, and uses manual playback for reduced-motion or supported data-saving preferences. Mobile layouts prioritise the result and native input controls. These are design decisions, not evidence of conversion improvement.</w:t>
+      </w:r>
+    </w:p>
+    <w:p>
+      <w:pPr/>
+      <w:r>
+        <w:rPr>
+          <w:rFonts w:ascii="Times New Roman" w:hAnsi="Times New Roman" w:eastAsia="Times New Roman" w:cs="Times New Roman"/>
+          <w:b/>
+          <w:color w:val="000000"/>
+        </w:rPr>
+        <w:t xml:space="preserve">Reporting. </w:t>
+      </w:r>
+      <w:r>
+        <w:t>The current filtered view can be exported as CSV, a PDF report or a Power BI import pack. Outputs preserve factor/version context, relevant inputs and validation information. CSV formula-injection protection is tested. The Power BI pack supports importing files; it does not establish a live Power BI connection.</w:t>
+      </w:r>
+    </w:p>
+    <w:p>
+      <w:pPr>
+        <w:pStyle w:val="PageBreak"/>
+      </w:pPr>
+      <w:r>
+        <w:br w:type="page"/>
+      </w:r>
+    </w:p>
+    <w:p>
+      <w:pPr>
+        <w:pStyle w:val="PageHeading"/>
+      </w:pPr>
+      <w:r>
+        <w:t>4. Verification, delivery and next steps</w:t>
+      </w:r>
+    </w:p>
+    <w:p>
+      <w:pPr/>
+      <w:r>
+        <w:t xml:space="preserve">Release 81f7a0b passed 112 automated tests, TypeScript checks, source-integrity checks and production builds. Tests cover calculator validation, imports/exports, API controls and estimator-to-workspace parity. The </w:t>
+      </w:r>
+      <w:hyperlink r:id="rId20">
+        <w:r>
+          <w:rPr>
+            <w:rFonts w:ascii="Times New Roman" w:hAnsi="Times New Roman" w:eastAsia="Times New Roman" w:cs="Times New Roman"/>
+            <w:color w:val="000000"/>
+            <w:u w:val="single"/>
+          </w:rPr>
+          <w:t>successful CI run</w:t>
+        </w:r>
+      </w:hyperlink>
+      <w:r>
+        <w:t xml:space="preserve"> records the validated application release.</w:t>
+      </w:r>
+    </w:p>
+    <w:tbl>
+      <w:tblPr>
+        <w:tblW w:type="dxa" w:w="9360"/>
+        <w:tblLayout w:type="fixed"/>
+        <w:tblLook w:firstColumn="1" w:firstRow="1" w:lastColumn="0" w:lastRow="0" w:noHBand="0" w:noVBand="1" w:val="04A0"/>
+        <w:tblInd w:w="120" w:type="dxa"/>
+        <w:tblCellMar>
+          <w:top w:w="80" w:type="dxa"/>
+          <w:bottom w:w="80" w:type="dxa"/>
+          <w:start w:w="120" w:type="dxa"/>
+          <w:end w:w="120" w:type="dxa"/>
+        </w:tblCellMar>
+        <w:tblBorders>
+          <w:top w:val="single" w:sz="4" w:color="000000"/>
+          <w:left w:val="single" w:sz="4" w:color="000000"/>
+          <w:bottom w:val="single" w:sz="4" w:color="000000"/>
+          <w:right w:val="single" w:sz="4" w:color="000000"/>
+          <w:insideH w:val="single" w:sz="4" w:color="000000"/>
+          <w:insideV w:val="single" w:sz="4" w:color="000000"/>
+        </w:tblBorders>
+      </w:tblPr>
+      <w:tblGrid>
+        <w:gridCol w:w="4860"/>
+        <w:gridCol w:w="2160"/>
+        <w:gridCol w:w="2340"/>
+      </w:tblGrid>
+      <w:tr>
+        <w:trPr>
+          <w:tblHeader/>
+        </w:trPr>
+        <w:tc>
+          <w:tcPr>
+            <w:tcW w:type="dxa" w:w="4860"/>
+            <w:vAlign w:val="center"/>
+            <w:shd w:fill="FFFFFF"/>
+          </w:tcPr>
+          <w:p>
+            <w:pPr>
+              <w:pStyle w:val="TableText"/>
+            </w:pPr>
+            <w:r>
+              <w:rPr>
+                <w:rFonts w:ascii="Times New Roman" w:hAnsi="Times New Roman" w:eastAsia="Times New Roman" w:cs="Times New Roman"/>
+                <w:b/>
+                <w:color w:val="000000"/>
+              </w:rPr>
+              <w:t>Public-site Lighthouse 13.4.1</w:t>
+            </w:r>
+          </w:p>
+        </w:tc>
+        <w:tc>
+          <w:tcPr>
+            <w:tcW w:type="dxa" w:w="2160"/>
+            <w:vAlign w:val="center"/>
+            <w:shd w:fill="FFFFFF"/>
+          </w:tcPr>
+          <w:p>
+            <w:pPr>
+              <w:pStyle w:val="TableText"/>
+              <w:jc w:val="center"/>
+            </w:pPr>
+            <w:r>
+              <w:rPr>
+                <w:rFonts w:ascii="Times New Roman" w:hAnsi="Times New Roman" w:eastAsia="Times New Roman" w:cs="Times New Roman"/>
+                <w:b/>
+                <w:color w:val="000000"/>
+              </w:rPr>
+              <w:t>Desktop</w:t>
+            </w:r>
+          </w:p>
+        </w:tc>
+        <w:tc>
+          <w:tcPr>
+            <w:tcW w:type="dxa" w:w="2340"/>
+            <w:vAlign w:val="center"/>
+            <w:shd w:fill="FFFFFF"/>
+          </w:tcPr>
+          <w:p>
+            <w:pPr>
+              <w:pStyle w:val="TableText"/>
+              <w:jc w:val="center"/>
+            </w:pPr>
+            <w:r>
+              <w:rPr>
+                <w:rFonts w:ascii="Times New Roman" w:hAnsi="Times New Roman" w:eastAsia="Times New Roman" w:cs="Times New Roman"/>
+                <w:b/>
+                <w:color w:val="000000"/>
+              </w:rPr>
+              <w:t>Mobile</w:t>
+            </w:r>
+          </w:p>
+        </w:tc>
+      </w:tr>
+      <w:tr>
+        <w:tc>
+          <w:tcPr>
+            <w:tcW w:type="dxa" w:w="4860"/>
+            <w:vAlign w:val="center"/>
+          </w:tcPr>
+          <w:p>
+            <w:pPr>
+              <w:pStyle w:val="TableText"/>
+            </w:pPr>
+            <w:r>
+              <w:rPr>
+                <w:rFonts w:ascii="Times New Roman" w:hAnsi="Times New Roman" w:eastAsia="Times New Roman" w:cs="Times New Roman"/>
+                <w:b w:val="0"/>
+                <w:color w:val="000000"/>
+              </w:rPr>
+              <w:t>Performance score</w:t>
+            </w:r>
+          </w:p>
+        </w:tc>
+        <w:tc>
+          <w:tcPr>
+            <w:tcW w:type="dxa" w:w="2160"/>
+            <w:vAlign w:val="center"/>
+          </w:tcPr>
+          <w:p>
+            <w:pPr>
+              <w:pStyle w:val="TableText"/>
+              <w:jc w:val="center"/>
+            </w:pPr>
+            <w:r>
+              <w:rPr>
+                <w:rFonts w:ascii="Times New Roman" w:hAnsi="Times New Roman" w:eastAsia="Times New Roman" w:cs="Times New Roman"/>
+                <w:b w:val="0"/>
+                <w:color w:val="000000"/>
+              </w:rPr>
+              <w:t>100</w:t>
+            </w:r>
+          </w:p>
+        </w:tc>
+        <w:tc>
+          <w:tcPr>
+            <w:tcW w:type="dxa" w:w="2340"/>
+            <w:vAlign w:val="center"/>
+          </w:tcPr>
+          <w:p>
+            <w:pPr>
+              <w:pStyle w:val="TableText"/>
+              <w:jc w:val="center"/>
+            </w:pPr>
+            <w:r>
+              <w:rPr>
+                <w:rFonts w:ascii="Times New Roman" w:hAnsi="Times New Roman" w:eastAsia="Times New Roman" w:cs="Times New Roman"/>
+                <w:b w:val="0"/>
+                <w:color w:val="000000"/>
+              </w:rPr>
+              <w:t>91</w:t>
+            </w:r>
+          </w:p>
+        </w:tc>
+      </w:tr>
+      <w:tr>
+        <w:tc>
+          <w:tcPr>
+            <w:tcW w:type="dxa" w:w="4860"/>
+            <w:vAlign w:val="center"/>
+          </w:tcPr>
+          <w:p>
+            <w:pPr>
+              <w:pStyle w:val="TableText"/>
+            </w:pPr>
+            <w:r>
+              <w:rPr>
+                <w:rFonts w:ascii="Times New Roman" w:hAnsi="Times New Roman" w:eastAsia="Times New Roman" w:cs="Times New Roman"/>
+                <w:b w:val="0"/>
+                <w:color w:val="000000"/>
+              </w:rPr>
+              <w:t>Accessibility / best practices / SEO</w:t>
+            </w:r>
+          </w:p>
+        </w:tc>
+        <w:tc>
+          <w:tcPr>
+            <w:tcW w:type="dxa" w:w="2160"/>
+            <w:vAlign w:val="center"/>
+          </w:tcPr>
+          <w:p>
+            <w:pPr>
+              <w:pStyle w:val="TableText"/>
+              <w:jc w:val="center"/>
+            </w:pPr>
+            <w:r>
+              <w:rPr>
+                <w:rFonts w:ascii="Times New Roman" w:hAnsi="Times New Roman" w:eastAsia="Times New Roman" w:cs="Times New Roman"/>
+                <w:b w:val="0"/>
+                <w:color w:val="000000"/>
+              </w:rPr>
+              <w:t>100 / 100 / 100</w:t>
+            </w:r>
+          </w:p>
+        </w:tc>
+        <w:tc>
+          <w:tcPr>
+            <w:tcW w:type="dxa" w:w="2340"/>
+            <w:vAlign w:val="center"/>
+          </w:tcPr>
+          <w:p>
+            <w:pPr>
+              <w:pStyle w:val="TableText"/>
+              <w:jc w:val="center"/>
+            </w:pPr>
+            <w:r>
+              <w:rPr>
+                <w:rFonts w:ascii="Times New Roman" w:hAnsi="Times New Roman" w:eastAsia="Times New Roman" w:cs="Times New Roman"/>
+                <w:b w:val="0"/>
+                <w:color w:val="000000"/>
+              </w:rPr>
+              <w:t>100 / 100 / 100</w:t>
+            </w:r>
+          </w:p>
+        </w:tc>
+      </w:tr>
+      <w:tr>
+        <w:tc>
+          <w:tcPr>
+            <w:tcW w:type="dxa" w:w="4860"/>
+            <w:vAlign w:val="center"/>
+          </w:tcPr>
+          <w:p>
+            <w:pPr>
+              <w:pStyle w:val="TableText"/>
+            </w:pPr>
+            <w:r>
+              <w:rPr>
+                <w:rFonts w:ascii="Times New Roman" w:hAnsi="Times New Roman" w:eastAsia="Times New Roman" w:cs="Times New Roman"/>
+                <w:b w:val="0"/>
+                <w:color w:val="000000"/>
+              </w:rPr>
+              <w:t>First contentful paint</w:t>
+            </w:r>
+          </w:p>
+        </w:tc>
+        <w:tc>
+          <w:tcPr>
+            <w:tcW w:type="dxa" w:w="2160"/>
+            <w:vAlign w:val="center"/>
+          </w:tcPr>
+          <w:p>
+            <w:pPr>
+              <w:pStyle w:val="TableText"/>
+              <w:jc w:val="center"/>
+            </w:pPr>
+            <w:r>
+              <w:rPr>
+                <w:rFonts w:ascii="Times New Roman" w:hAnsi="Times New Roman" w:eastAsia="Times New Roman" w:cs="Times New Roman"/>
+                <w:b w:val="0"/>
+                <w:color w:val="000000"/>
+              </w:rPr>
+              <w:t>0.3 s</w:t>
+            </w:r>
+          </w:p>
+        </w:tc>
+        <w:tc>
+          <w:tcPr>
+            <w:tcW w:type="dxa" w:w="2340"/>
+            <w:vAlign w:val="center"/>
+          </w:tcPr>
+          <w:p>
+            <w:pPr>
+              <w:pStyle w:val="TableText"/>
+              <w:jc w:val="center"/>
+            </w:pPr>
+            <w:r>
+              <w:rPr>
+                <w:rFonts w:ascii="Times New Roman" w:hAnsi="Times New Roman" w:eastAsia="Times New Roman" w:cs="Times New Roman"/>
+                <w:b w:val="0"/>
+                <w:color w:val="000000"/>
+              </w:rPr>
+              <w:t>2.0 s</w:t>
+            </w:r>
+          </w:p>
+        </w:tc>
+      </w:tr>
+      <w:tr>
+        <w:tc>
+          <w:tcPr>
+            <w:tcW w:type="dxa" w:w="4860"/>
+            <w:vAlign w:val="center"/>
+          </w:tcPr>
+          <w:p>
+            <w:pPr>
+              <w:pStyle w:val="TableText"/>
+            </w:pPr>
+            <w:r>
+              <w:rPr>
+                <w:rFonts w:ascii="Times New Roman" w:hAnsi="Times New Roman" w:eastAsia="Times New Roman" w:cs="Times New Roman"/>
+                <w:b w:val="0"/>
+                <w:color w:val="000000"/>
+              </w:rPr>
+              <w:t>Largest contentful paint</w:t>
+            </w:r>
+          </w:p>
+        </w:tc>
+        <w:tc>
+          <w:tcPr>
+            <w:tcW w:type="dxa" w:w="2160"/>
+            <w:vAlign w:val="center"/>
+          </w:tcPr>
+          <w:p>
+            <w:pPr>
+              <w:pStyle w:val="TableText"/>
+              <w:jc w:val="center"/>
+            </w:pPr>
+            <w:r>
+              <w:rPr>
+                <w:rFonts w:ascii="Times New Roman" w:hAnsi="Times New Roman" w:eastAsia="Times New Roman" w:cs="Times New Roman"/>
+                <w:b w:val="0"/>
+                <w:color w:val="000000"/>
+              </w:rPr>
+              <w:t>0.6 s</w:t>
+            </w:r>
+          </w:p>
+        </w:tc>
+        <w:tc>
+          <w:tcPr>
+            <w:tcW w:type="dxa" w:w="2340"/>
+            <w:vAlign w:val="center"/>
+          </w:tcPr>
+          <w:p>
+            <w:pPr>
+              <w:pStyle w:val="TableText"/>
+              <w:jc w:val="center"/>
+            </w:pPr>
+            <w:r>
+              <w:rPr>
+                <w:rFonts w:ascii="Times New Roman" w:hAnsi="Times New Roman" w:eastAsia="Times New Roman" w:cs="Times New Roman"/>
+                <w:b w:val="0"/>
+                <w:color w:val="000000"/>
+              </w:rPr>
+              <w:t>2.9 s</w:t>
+            </w:r>
+          </w:p>
+        </w:tc>
+      </w:tr>
+      <w:tr>
+        <w:tc>
+          <w:tcPr>
+            <w:tcW w:type="dxa" w:w="4860"/>
+            <w:vAlign w:val="center"/>
+          </w:tcPr>
+          <w:p>
+            <w:pPr>
+              <w:pStyle w:val="TableText"/>
+            </w:pPr>
+            <w:r>
+              <w:rPr>
+                <w:rFonts w:ascii="Times New Roman" w:hAnsi="Times New Roman" w:eastAsia="Times New Roman" w:cs="Times New Roman"/>
+                <w:b w:val="0"/>
+                <w:color w:val="000000"/>
+              </w:rPr>
+              <w:t>Total blocking time</w:t>
+            </w:r>
+          </w:p>
+        </w:tc>
+        <w:tc>
+          <w:tcPr>
+            <w:tcW w:type="dxa" w:w="2160"/>
+            <w:vAlign w:val="center"/>
+          </w:tcPr>
+          <w:p>
+            <w:pPr>
+              <w:pStyle w:val="TableText"/>
+              <w:jc w:val="center"/>
+            </w:pPr>
+            <w:r>
+              <w:rPr>
+                <w:rFonts w:ascii="Times New Roman" w:hAnsi="Times New Roman" w:eastAsia="Times New Roman" w:cs="Times New Roman"/>
+                <w:b w:val="0"/>
+                <w:color w:val="000000"/>
+              </w:rPr>
+              <w:t>0 ms</w:t>
+            </w:r>
+          </w:p>
+        </w:tc>
+        <w:tc>
+          <w:tcPr>
+            <w:tcW w:type="dxa" w:w="2340"/>
+            <w:vAlign w:val="center"/>
+          </w:tcPr>
+          <w:p>
+            <w:pPr>
+              <w:pStyle w:val="TableText"/>
+              <w:jc w:val="center"/>
+            </w:pPr>
+            <w:r>
+              <w:rPr>
+                <w:rFonts w:ascii="Times New Roman" w:hAnsi="Times New Roman" w:eastAsia="Times New Roman" w:cs="Times New Roman"/>
+                <w:b w:val="0"/>
+                <w:color w:val="000000"/>
+              </w:rPr>
+              <w:t>50 ms (54 ms raw)</w:t>
+            </w:r>
+          </w:p>
+        </w:tc>
+      </w:tr>
+      <w:tr>
+        <w:tc>
+          <w:tcPr>
+            <w:tcW w:type="dxa" w:w="4860"/>
+            <w:vAlign w:val="center"/>
+          </w:tcPr>
+          <w:p>
+            <w:pPr>
+              <w:pStyle w:val="TableText"/>
+            </w:pPr>
+            <w:r>
+              <w:rPr>
+                <w:rFonts w:ascii="Times New Roman" w:hAnsi="Times New Roman" w:eastAsia="Times New Roman" w:cs="Times New Roman"/>
+                <w:b w:val="0"/>
+                <w:color w:val="000000"/>
+              </w:rPr>
+              <w:t>Cumulative layout shift</w:t>
+            </w:r>
+          </w:p>
+        </w:tc>
+        <w:tc>
+          <w:tcPr>
+            <w:tcW w:type="dxa" w:w="2160"/>
+            <w:vAlign w:val="center"/>
+          </w:tcPr>
+          <w:p>
+            <w:pPr>
+              <w:pStyle w:val="TableText"/>
+              <w:jc w:val="center"/>
+            </w:pPr>
+            <w:r>
+              <w:rPr>
+                <w:rFonts w:ascii="Times New Roman" w:hAnsi="Times New Roman" w:eastAsia="Times New Roman" w:cs="Times New Roman"/>
+                <w:b w:val="0"/>
+                <w:color w:val="000000"/>
+              </w:rPr>
+              <w:t>0</w:t>
+            </w:r>
+          </w:p>
+        </w:tc>
+        <w:tc>
+          <w:tcPr>
+            <w:tcW w:type="dxa" w:w="2340"/>
+            <w:vAlign w:val="center"/>
+          </w:tcPr>
+          <w:p>
+            <w:pPr>
+              <w:pStyle w:val="TableText"/>
+              <w:jc w:val="center"/>
+            </w:pPr>
+            <w:r>
+              <w:rPr>
+                <w:rFonts w:ascii="Times New Roman" w:hAnsi="Times New Roman" w:eastAsia="Times New Roman" w:cs="Times New Roman"/>
+                <w:b w:val="0"/>
+                <w:color w:val="000000"/>
+              </w:rPr>
+              <w:t>0</w:t>
+            </w:r>
+          </w:p>
+        </w:tc>
+      </w:tr>
+    </w:tbl>
+    <w:p>
+      <w:pPr>
+        <w:pStyle w:val="TableNote"/>
+      </w:pPr>
+      <w:r>
+        <w:t>Public audits ran on 14 September 2026 at 03:08 IST. Mobile used simulated 4× CPU slowdown and 150 ms RTT; desktop used 1× and 40 ms RTT. Performance floors of 95 desktop and 90 mobile were met. These are laboratory observations on a shared machine, not field Core Web Vitals or an accessibility certification.</w:t>
+      </w:r>
+    </w:p>
+    <w:p>
+      <w:pPr/>
+      <w:r>
+        <w:rPr>
+          <w:rFonts w:ascii="Times New Roman" w:hAnsi="Times New Roman" w:eastAsia="Times New Roman" w:cs="Times New Roman"/>
+          <w:b/>
+          <w:color w:val="000000"/>
+        </w:rPr>
+        <w:t xml:space="preserve">API observation. </w:t>
+      </w:r>
+      <w:r>
+        <w:t>The one-leg default scenario returned 66,300 kg CO2e with exact browser/server parity. The observed engine duration was 1.82 ms and HTTP duration, including response transfer, was 112.83 ms. An initial health request took 23.25 s with unknown prior idle time. These individual observations do not establish latency guarantees or controlled cold-start performance.</w:t>
+      </w:r>
+    </w:p>
+    <w:p>
+      <w:pPr>
+        <w:pStyle w:val="Heading2"/>
+      </w:pPr>
+      <w:r>
+        <w:t>Review material</w:t>
       </w:r>
     </w:p>
     <w:p>
       <w:pPr>
         <w:pStyle w:val="Link"/>
       </w:pPr>
-      <w:hyperlink r:id="rId17">
+      <w:hyperlink r:id="rId14">
         <w:r>
           <w:rPr>
-            <w:color w:val="C6471D"/>
+            <w:rFonts w:ascii="Times New Roman" w:hAnsi="Times New Roman" w:eastAsia="Times New Roman" w:cs="Times New Roman"/>
+            <w:color w:val="000000"/>
             <w:u w:val="single"/>
           </w:rPr>
-          <w:t>Live product: temt-iimb-sample.onrender.com</w:t>
+          <w:t>Live application</w:t>
         </w:r>
       </w:hyperlink>
-    </w:p>
-    <w:p>
-      <w:pPr>
-        <w:pStyle w:val="Link"/>
-      </w:pPr>
-      <w:hyperlink r:id="rId18">
-        <w:r>
-          <w:rPr>
-            <w:color w:val="C6471D"/>
-            <w:u w:val="single"/>
-          </w:rPr>
-          <w:t>Explore the working scenario</w:t>
-        </w:r>
-      </w:hyperlink>
-    </w:p>
-    <w:p>
-      <w:pPr>
-        <w:pStyle w:val="Link"/>
-      </w:pPr>
-      <w:hyperlink r:id="rId19">
-        <w:r>
-          <w:rPr>
-            <w:color w:val="C6471D"/>
-            <w:u w:val="single"/>
-          </w:rPr>
-          <w:t>Download the sample PDF report</w:t>
-        </w:r>
-      </w:hyperlink>
-    </w:p>
-    <w:p>
-      <w:pPr>
-        <w:pStyle w:val="Link"/>
-      </w:pPr>
-      <w:hyperlink r:id="rId20">
-        <w:r>
-          <w:rPr>
-            <w:color w:val="C6471D"/>
-            <w:u w:val="single"/>
-          </w:rPr>
-          <w:t>Download the Power BI import pack</w:t>
-        </w:r>
-      </w:hyperlink>
-    </w:p>
-    <w:p>
-      <w:pPr>
-        <w:pStyle w:val="Link"/>
-      </w:pPr>
+      <w:r>
+        <w:t xml:space="preserve">  |  </w:t>
+      </w:r>
       <w:hyperlink r:id="rId21">
         <w:r>
           <w:rPr>
-            <w:color w:val="C6471D"/>
+            <w:rFonts w:ascii="Times New Roman" w:hAnsi="Times New Roman" w:eastAsia="Times New Roman" w:cs="Times New Roman"/>
+            <w:color w:val="000000"/>
             <w:u w:val="single"/>
           </w:rPr>
-          <w:t>Download the sample shipment CSV</w:t>
+          <w:t>Analysis workspace</w:t>
+        </w:r>
+      </w:hyperlink>
+      <w:r>
+        <w:t xml:space="preserve">  |  </w:t>
+      </w:r>
+      <w:hyperlink r:id="rId15">
+        <w:r>
+          <w:rPr>
+            <w:rFonts w:ascii="Times New Roman" w:hAnsi="Times New Roman" w:eastAsia="Times New Roman" w:cs="Times New Roman"/>
+            <w:color w:val="000000"/>
+            <w:u w:val="single"/>
+          </w:rPr>
+          <w:t>Source repository</w:t>
         </w:r>
       </w:hyperlink>
     </w:p>
@@ -1140,76 +1756,37 @@
       <w:hyperlink r:id="rId22">
         <w:r>
           <w:rPr>
-            <w:color w:val="C6471D"/>
+            <w:rFonts w:ascii="Times New Roman" w:hAnsi="Times New Roman" w:eastAsia="Times New Roman" w:cs="Times New Roman"/>
+            <w:color w:val="000000"/>
             <w:u w:val="single"/>
           </w:rPr>
-          <w:t>Review the source repository</w:t>
+          <w:t>Sample shipment CSV</w:t>
         </w:r>
       </w:hyperlink>
-    </w:p>
-    <w:p>
-      <w:pPr>
-        <w:pStyle w:val="Kicker"/>
-      </w:pPr>
       <w:r>
-        <w:t>THE DECISIONS THAT MATTER</w:t>
+        <w:t xml:space="preserve">  |  </w:t>
       </w:r>
-    </w:p>
-    <w:p>
-      <w:pPr/>
-      <w:r>
-        <w:rPr>
-          <w:b/>
-        </w:rPr>
-        <w:t xml:space="preserve">Personalization with clear boundaries. </w:t>
-      </w:r>
-      <w:r>
-        <w:t>Real company names make the demonstration relevant. Synthetic labels prevent example activity from looking like confidential company data.</w:t>
-      </w:r>
-    </w:p>
-    <w:p>
-      <w:pPr/>
-      <w:r>
-        <w:rPr>
-          <w:b/>
-        </w:rPr>
-        <w:t xml:space="preserve">A traceable commercial story. </w:t>
-      </w:r>
-      <w:r>
-        <w:t>Institutional references open the original evidence. Product verification is scoped to its published version, while demonstration factors and assumptions remain inspectable.</w:t>
-      </w:r>
-    </w:p>
-    <w:p>
-      <w:pPr/>
-      <w:r>
-        <w:rPr>
-          <w:b/>
-        </w:rPr>
-        <w:t xml:space="preserve">An expressive, useful opening. </w:t>
-      </w:r>
-      <w:r>
-        <w:t>Four chapters make the freight story visible. The estimator stays usable while the scene plays, and its inputs continue into the workspace. The static landing loads independently of the API.</w:t>
-      </w:r>
-    </w:p>
-    <w:p>
-      <w:pPr>
-        <w:pStyle w:val="Kicker"/>
-      </w:pPr>
-      <w:r>
-        <w:t>SELECTED REFERENCES</w:t>
-      </w:r>
-    </w:p>
-    <w:p>
-      <w:pPr>
-        <w:pStyle w:val="Small"/>
-      </w:pPr>
       <w:hyperlink r:id="rId23">
         <w:r>
           <w:rPr>
-            <w:color w:val="C6471D"/>
+            <w:rFonts w:ascii="Times New Roman" w:hAnsi="Times New Roman" w:eastAsia="Times New Roman" w:cs="Times New Roman"/>
+            <w:color w:val="000000"/>
             <w:u w:val="single"/>
           </w:rPr>
-          <w:t>IIMB: DPIIT adoption and ULIP</w:t>
+          <w:t>Sample PDF report</w:t>
+        </w:r>
+      </w:hyperlink>
+      <w:r>
+        <w:t xml:space="preserve">  |  </w:t>
+      </w:r>
+      <w:hyperlink r:id="rId24">
+        <w:r>
+          <w:rPr>
+            <w:rFonts w:ascii="Times New Roman" w:hAnsi="Times New Roman" w:eastAsia="Times New Roman" w:cs="Times New Roman"/>
+            <w:color w:val="000000"/>
+            <w:u w:val="single"/>
+          </w:rPr>
+          <w:t>Power BI import pack</w:t>
         </w:r>
       </w:hyperlink>
     </w:p>
@@ -1217,15 +1794,29 @@
       <w:pPr>
         <w:pStyle w:val="Small"/>
       </w:pPr>
-      <w:hyperlink r:id="rId24">
-        <w:r>
-          <w:rPr>
-            <w:color w:val="C6471D"/>
-            <w:u w:val="single"/>
-          </w:rPr>
-          <w:t>TEMT v1.3: SGS validation statement</w:t>
-        </w:r>
-      </w:hyperlink>
+      <w:r>
+        <w:t>The repository retains source references, UX rationale, test records, raw Lighthouse JSON and the API measurement file in docs/. Screenshots document the interface; four show the local production build, while the unchanged workspace capture is from the prior public release.</w:t>
+      </w:r>
+    </w:p>
+    <w:p>
+      <w:pPr>
+        <w:pStyle w:val="Heading2"/>
+      </w:pPr>
+      <w:r>
+        <w:t>Proposed production work and limitations</w:t>
+      </w:r>
+    </w:p>
+    <w:p>
+      <w:pPr/>
+      <w:r>
+        <w:t>Before enterprise use, proposed work includes SSO and role-based access, tenant isolation, governed factor updates, persistent audit trails, reviewed data retention, approved logistics integrations, monitored paid capacity and repeatable load testing. None of these controls is represented as implemented in this stateless preview.</w:t>
+      </w:r>
+    </w:p>
+    <w:p>
+      <w:pPr/>
+      <w:r>
+        <w:t>Default-factor scenarios are not carrier measurements, a complete corporate inventory, or assured reporting. Production decisions require verified activity data and reviewed methodological boundaries. Partner references, company names and original-product certification do not establish integration, endorsement or certification of this demonstration.</w:t>
+      </w:r>
     </w:p>
     <w:p>
       <w:pPr>
@@ -1234,42 +1825,26 @@
       <w:hyperlink r:id="rId25">
         <w:r>
           <w:rPr>
-            <w:color w:val="C6471D"/>
+            <w:rFonts w:ascii="Times New Roman" w:hAnsi="Times New Roman" w:eastAsia="Times New Roman" w:cs="Times New Roman"/>
+            <w:color w:val="000000"/>
             <w:u w:val="single"/>
           </w:rPr>
-          <w:t>Smart Freight Centre: GLEC v3.2</w:t>
+          <w:t>IIMB: DPIIT adoption and ULIP</w:t>
         </w:r>
       </w:hyperlink>
-    </w:p>
-    <w:p>
-      <w:pPr>
-        <w:pStyle w:val="Small"/>
-      </w:pPr>
+      <w:r>
+        <w:t xml:space="preserve">  |  </w:t>
+      </w:r>
       <w:hyperlink r:id="rId26">
         <w:r>
           <w:rPr>
-            <w:color w:val="C6471D"/>
+            <w:rFonts w:ascii="Times New Roman" w:hAnsi="Times New Roman" w:eastAsia="Times New Roman" w:cs="Times New Roman"/>
+            <w:color w:val="000000"/>
             <w:u w:val="single"/>
           </w:rPr>
-          <w:t>NSE: constituent snapshot</w:t>
+          <w:t>NSE: NIFTY 500 source snapshot</w:t>
         </w:r>
       </w:hyperlink>
-    </w:p>
-    <w:p>
-      <w:pPr>
-        <w:pStyle w:val="Small"/>
-      </w:pPr>
-      <w:r>
-        <w:t>Sources and design rationale: docs/SOURCES.md and docs/ux-research.md. Photography: CHUTTERSNAP / Unsplash. Fonts: Barlow Condensed, Manrope and IBM Plex Mono under their included licenses.</w:t>
-      </w:r>
-    </w:p>
-    <w:p>
-      <w:pPr>
-        <w:pStyle w:val="Small"/>
-      </w:pPr>
-      <w:r>
-        <w:t>Validated release 81f7a0b / 14 September 2026</w:t>
-      </w:r>
     </w:p>
     <w:sectPr>
       <w:headerReference w:type="default" r:id="rId9"/>
@@ -1293,13 +1868,14 @@
       </w:tabs>
     </w:pPr>
     <w:r>
-      <w:t>DESIGN + ENGINEERING / SEPTEMBER 2026</w:t>
+      <w:t>14 September 2026</w:t>
       <w:tab/>
+      <w:t xml:space="preserve">Page </w:t>
     </w:r>
     <w:r/>
     <w:fldSimple w:instr="PAGE"/>
     <w:r>
-      <w:t xml:space="preserve"> / 5</w:t>
+      <w:t xml:space="preserve"> of 5</w:t>
     </w:r>
   </w:p>
 </w:ftr>
@@ -1315,9 +1891,9 @@
       </w:tabs>
     </w:pPr>
     <w:r>
-      <w:t>TEMT / ENTERPRISE PREVIEW</w:t>
+      <w:t>TEMT Technical Submission</w:t>
       <w:tab/>
-      <w:t>PRODUCT CASE STUDY</w:t>
+      <w:t>IIM Bangalore</w:t>
     </w:r>
   </w:p>
 </w:hdr>
@@ -1531,10 +2107,11 @@
   <w:docDefaults>
     <w:rPrDefault>
       <w:rPr>
-        <w:rFonts w:asciiTheme="minorHAnsi" w:eastAsiaTheme="minorEastAsia" w:hAnsiTheme="minorHAnsi" w:cstheme="minorBidi"/>
+        <w:rFonts w:ascii="Times New Roman" w:hAnsi="Times New Roman" w:eastAsia="Times New Roman" w:cs="Times New Roman"/>
         <w:sz w:val="22"/>
         <w:szCs w:val="22"/>
         <w:lang w:val="en-US" w:eastAsia="en-US" w:bidi="ar-SA"/>
+        <w:color w:val="000000"/>
       </w:rPr>
     </w:rPrDefault>
     <w:pPrDefault>
@@ -1691,10 +2268,10 @@
       <w:ind w:left="0" w:right="0" w:firstLine="0"/>
     </w:pPr>
     <w:rPr>
-      <w:rFonts w:ascii="Manrope" w:hAnsi="Manrope" w:eastAsia="Manrope" w:cs="Manrope"/>
+      <w:rFonts w:ascii="Times New Roman" w:hAnsi="Times New Roman" w:eastAsia="Times New Roman" w:cs="Times New Roman"/>
       <w:b w:val="0"/>
       <w:i w:val="0"/>
-      <w:color w:val="101512"/>
+      <w:color w:val="000000"/>
       <w:sz w:val="22"/>
     </w:rPr>
   </w:style>
@@ -1706,15 +2283,15 @@
     <w:unhideWhenUsed/>
     <w:rsid w:val="00E618BF"/>
     <w:pPr>
-      <w:spacing w:after="0" w:line="264" w:lineRule="auto" w:before="0"/>
+      <w:spacing w:after="0" w:line="240" w:lineRule="auto" w:before="0"/>
       <w:ind w:left="0" w:right="0" w:firstLine="0"/>
     </w:pPr>
     <w:rPr>
-      <w:rFonts w:ascii="IBM Plex Mono" w:hAnsi="IBM Plex Mono" w:eastAsia="IBM Plex Mono" w:cs="IBM Plex Mono"/>
+      <w:rFonts w:ascii="Times New Roman" w:hAnsi="Times New Roman" w:eastAsia="Times New Roman" w:cs="Times New Roman"/>
       <w:b w:val="0"/>
       <w:i w:val="0"/>
-      <w:color w:val="566059"/>
-      <w:sz w:val="15"/>
+      <w:color w:val="000000"/>
+      <w:sz w:val="18"/>
     </w:rPr>
   </w:style>
   <w:style w:type="character" w:customStyle="1" w:styleId="HeaderChar">
@@ -1723,6 +2300,10 @@
     <w:link w:val="Header"/>
     <w:uiPriority w:val="99"/>
     <w:rsid w:val="00E618BF"/>
+    <w:rPr>
+      <w:rFonts w:ascii="Times New Roman" w:hAnsi="Times New Roman" w:eastAsia="Times New Roman" w:cs="Times New Roman"/>
+      <w:color w:val="000000"/>
+    </w:rPr>
   </w:style>
   <w:style w:type="paragraph" w:styleId="Footer">
     <w:name w:val="footer"/>
@@ -1732,15 +2313,15 @@
     <w:unhideWhenUsed/>
     <w:rsid w:val="00E618BF"/>
     <w:pPr>
-      <w:spacing w:after="0" w:line="264" w:lineRule="auto" w:before="0"/>
+      <w:spacing w:after="0" w:line="240" w:lineRule="auto" w:before="0"/>
       <w:ind w:left="0" w:right="0" w:firstLine="0"/>
     </w:pPr>
     <w:rPr>
-      <w:rFonts w:ascii="IBM Plex Mono" w:hAnsi="IBM Plex Mono" w:eastAsia="IBM Plex Mono" w:cs="IBM Plex Mono"/>
+      <w:rFonts w:ascii="Times New Roman" w:hAnsi="Times New Roman" w:eastAsia="Times New Roman" w:cs="Times New Roman"/>
       <w:b w:val="0"/>
       <w:i w:val="0"/>
-      <w:color w:val="566059"/>
-      <w:sz w:val="14"/>
+      <w:color w:val="000000"/>
+      <w:sz w:val="18"/>
     </w:rPr>
   </w:style>
   <w:style w:type="character" w:customStyle="1" w:styleId="FooterChar">
@@ -1749,6 +2330,10 @@
     <w:link w:val="Footer"/>
     <w:uiPriority w:val="99"/>
     <w:rsid w:val="00E618BF"/>
+    <w:rPr>
+      <w:rFonts w:ascii="Times New Roman" w:hAnsi="Times New Roman" w:eastAsia="Times New Roman" w:cs="Times New Roman"/>
+      <w:color w:val="000000"/>
+    </w:rPr>
   </w:style>
   <w:style w:type="paragraph" w:styleId="Heading1">
     <w:name w:val="heading 1"/>
@@ -1761,17 +2346,17 @@
     <w:pPr>
       <w:keepNext/>
       <w:keepLines/>
-      <w:spacing w:before="320" w:after="160" w:line="264" w:lineRule="auto"/>
+      <w:spacing w:before="200" w:after="120" w:line="264" w:lineRule="auto"/>
       <w:ind w:left="0" w:right="0" w:firstLine="0"/>
       <w:outlineLvl w:val="0"/>
     </w:pPr>
     <w:rPr>
-      <w:rFonts w:ascii="Barlow Condensed" w:hAnsi="Barlow Condensed" w:eastAsia="Barlow Condensed" w:cs="Barlow Condensed"/>
-      <w:b w:val="0"/>
+      <w:rFonts w:ascii="Times New Roman" w:hAnsi="Times New Roman" w:eastAsia="Times New Roman" w:cs="Times New Roman"/>
+      <w:b/>
       <w:bCs/>
       <w:i w:val="0"/>
-      <w:color w:val="C6471D"/>
-      <w:sz w:val="32"/>
+      <w:color w:val="000000"/>
+      <w:sz w:val="28"/>
       <w:szCs w:val="28"/>
     </w:rPr>
   </w:style>
@@ -1787,17 +2372,17 @@
     <w:pPr>
       <w:keepNext/>
       <w:keepLines/>
-      <w:spacing w:before="240" w:after="120" w:line="264" w:lineRule="auto"/>
+      <w:spacing w:before="160" w:after="80" w:line="264" w:lineRule="auto"/>
       <w:ind w:left="0" w:right="0" w:firstLine="0"/>
       <w:outlineLvl w:val="1"/>
     </w:pPr>
     <w:rPr>
-      <w:rFonts w:ascii="Barlow Condensed" w:hAnsi="Barlow Condensed" w:eastAsia="Barlow Condensed" w:cs="Barlow Condensed"/>
-      <w:b w:val="0"/>
+      <w:rFonts w:ascii="Times New Roman" w:hAnsi="Times New Roman" w:eastAsia="Times New Roman" w:cs="Times New Roman"/>
+      <w:b/>
       <w:bCs/>
       <w:i w:val="0"/>
-      <w:color w:val="C6471D"/>
-      <w:sz w:val="26"/>
+      <w:color w:val="000000"/>
+      <w:sz w:val="24"/>
       <w:szCs w:val="26"/>
     </w:rPr>
   </w:style>
@@ -1813,17 +2398,17 @@
     <w:pPr>
       <w:keepNext/>
       <w:keepLines/>
-      <w:spacing w:before="160" w:after="80" w:line="264" w:lineRule="auto"/>
+      <w:spacing w:before="120" w:after="80" w:line="264" w:lineRule="auto"/>
       <w:ind w:left="0" w:right="0" w:firstLine="0"/>
       <w:outlineLvl w:val="2"/>
     </w:pPr>
     <w:rPr>
-      <w:rFonts w:ascii="Barlow Condensed" w:hAnsi="Barlow Condensed" w:eastAsia="Barlow Condensed" w:cs="Barlow Condensed"/>
-      <w:b w:val="0"/>
+      <w:rFonts w:ascii="Times New Roman" w:hAnsi="Times New Roman" w:eastAsia="Times New Roman" w:cs="Times New Roman"/>
+      <w:b/>
       <w:bCs/>
       <w:i w:val="0"/>
-      <w:color w:val="101512"/>
-      <w:sz w:val="24"/>
+      <w:color w:val="000000"/>
+      <w:sz w:val="22"/>
     </w:rPr>
   </w:style>
   <w:style w:type="paragraph" w:styleId="Heading4">
@@ -1843,12 +2428,12 @@
       <w:outlineLvl w:val="3"/>
     </w:pPr>
     <w:rPr>
-      <w:rFonts w:asciiTheme="majorHAnsi" w:eastAsiaTheme="majorEastAsia" w:hAnsiTheme="majorHAnsi" w:cstheme="majorBidi"/>
+      <w:rFonts w:ascii="Times New Roman" w:hAnsi="Times New Roman" w:eastAsia="Times New Roman" w:cs="Times New Roman"/>
       <w:b/>
       <w:bCs/>
       <w:i/>
       <w:iCs/>
-      <w:color w:val="4F81BD" w:themeColor="accent1"/>
+      <w:color w:val="000000"/>
     </w:rPr>
   </w:style>
   <w:style w:type="paragraph" w:styleId="Heading5">
@@ -1868,8 +2453,8 @@
       <w:outlineLvl w:val="4"/>
     </w:pPr>
     <w:rPr>
-      <w:rFonts w:asciiTheme="majorHAnsi" w:eastAsiaTheme="majorEastAsia" w:hAnsiTheme="majorHAnsi" w:cstheme="majorBidi"/>
-      <w:color w:val="243F60" w:themeColor="accent1" w:themeShade="7F"/>
+      <w:rFonts w:ascii="Times New Roman" w:hAnsi="Times New Roman" w:eastAsia="Times New Roman" w:cs="Times New Roman"/>
+      <w:color w:val="000000"/>
     </w:rPr>
   </w:style>
   <w:style w:type="paragraph" w:styleId="Heading6">
@@ -1889,10 +2474,10 @@
       <w:outlineLvl w:val="5"/>
     </w:pPr>
     <w:rPr>
-      <w:rFonts w:asciiTheme="majorHAnsi" w:eastAsiaTheme="majorEastAsia" w:hAnsiTheme="majorHAnsi" w:cstheme="majorBidi"/>
+      <w:rFonts w:ascii="Times New Roman" w:hAnsi="Times New Roman" w:eastAsia="Times New Roman" w:cs="Times New Roman"/>
       <w:i/>
       <w:iCs/>
-      <w:color w:val="243F60" w:themeColor="accent1" w:themeShade="7F"/>
+      <w:color w:val="000000"/>
     </w:rPr>
   </w:style>
   <w:style w:type="paragraph" w:styleId="Heading7">
@@ -1912,10 +2497,10 @@
       <w:outlineLvl w:val="6"/>
     </w:pPr>
     <w:rPr>
-      <w:rFonts w:asciiTheme="majorHAnsi" w:eastAsiaTheme="majorEastAsia" w:hAnsiTheme="majorHAnsi" w:cstheme="majorBidi"/>
+      <w:rFonts w:ascii="Times New Roman" w:hAnsi="Times New Roman" w:eastAsia="Times New Roman" w:cs="Times New Roman"/>
       <w:i/>
       <w:iCs/>
-      <w:color w:val="404040" w:themeColor="text1" w:themeTint="BF"/>
+      <w:color w:val="000000"/>
     </w:rPr>
   </w:style>
   <w:style w:type="paragraph" w:styleId="Heading8">
@@ -1935,8 +2520,8 @@
       <w:outlineLvl w:val="7"/>
     </w:pPr>
     <w:rPr>
-      <w:rFonts w:asciiTheme="majorHAnsi" w:eastAsiaTheme="majorEastAsia" w:hAnsiTheme="majorHAnsi" w:cstheme="majorBidi"/>
-      <w:color w:val="4F81BD" w:themeColor="accent1"/>
+      <w:rFonts w:ascii="Times New Roman" w:hAnsi="Times New Roman" w:eastAsia="Times New Roman" w:cs="Times New Roman"/>
+      <w:color w:val="000000"/>
       <w:sz w:val="20"/>
       <w:szCs w:val="20"/>
     </w:rPr>
@@ -1958,10 +2543,10 @@
       <w:outlineLvl w:val="8"/>
     </w:pPr>
     <w:rPr>
-      <w:rFonts w:asciiTheme="majorHAnsi" w:eastAsiaTheme="majorEastAsia" w:hAnsiTheme="majorHAnsi" w:cstheme="majorBidi"/>
+      <w:rFonts w:ascii="Times New Roman" w:hAnsi="Times New Roman" w:eastAsia="Times New Roman" w:cs="Times New Roman"/>
       <w:i/>
       <w:iCs/>
-      <w:color w:val="404040" w:themeColor="text1" w:themeTint="BF"/>
+      <w:color w:val="000000"/>
       <w:sz w:val="20"/>
       <w:szCs w:val="20"/>
     </w:rPr>
@@ -1971,12 +2556,20 @@
     <w:uiPriority w:val="1"/>
     <w:semiHidden/>
     <w:unhideWhenUsed/>
+    <w:rPr>
+      <w:rFonts w:ascii="Times New Roman" w:hAnsi="Times New Roman" w:eastAsia="Times New Roman" w:cs="Times New Roman"/>
+      <w:color w:val="000000"/>
+    </w:rPr>
   </w:style>
   <w:style w:type="table" w:default="1" w:styleId="TableNormal">
     <w:name w:val="Normal Table"/>
     <w:uiPriority w:val="99"/>
     <w:semiHidden/>
     <w:unhideWhenUsed/>
+    <w:rPr>
+      <w:rFonts w:ascii="Times New Roman" w:hAnsi="Times New Roman" w:eastAsia="Times New Roman" w:cs="Times New Roman"/>
+      <w:color w:val="000000"/>
+    </w:rPr>
     <w:tblPr>
       <w:tblInd w:w="0" w:type="dxa"/>
       <w:tblCellMar>
@@ -2001,6 +2594,10 @@
     <w:pPr>
       <w:spacing w:after="0" w:line="240" w:lineRule="auto"/>
     </w:pPr>
+    <w:rPr>
+      <w:rFonts w:ascii="Times New Roman" w:hAnsi="Times New Roman" w:eastAsia="Times New Roman" w:cs="Times New Roman"/>
+      <w:color w:val="000000"/>
+    </w:rPr>
   </w:style>
   <w:style w:type="character" w:customStyle="1" w:styleId="Heading1Char">
     <w:name w:val="Heading 1 Char"/>
@@ -2009,10 +2606,10 @@
     <w:uiPriority w:val="9"/>
     <w:rsid w:val="00FC693F"/>
     <w:rPr>
-      <w:rFonts w:asciiTheme="majorHAnsi" w:eastAsiaTheme="majorEastAsia" w:hAnsiTheme="majorHAnsi" w:cstheme="majorBidi"/>
+      <w:rFonts w:ascii="Times New Roman" w:hAnsi="Times New Roman" w:eastAsia="Times New Roman" w:cs="Times New Roman"/>
       <w:b/>
       <w:bCs/>
-      <w:color w:val="365F91" w:themeColor="accent1" w:themeShade="BF"/>
+      <w:color w:val="000000"/>
       <w:sz w:val="28"/>
       <w:szCs w:val="28"/>
     </w:rPr>
@@ -2024,10 +2621,10 @@
     <w:uiPriority w:val="9"/>
     <w:rsid w:val="00FC693F"/>
     <w:rPr>
-      <w:rFonts w:asciiTheme="majorHAnsi" w:eastAsiaTheme="majorEastAsia" w:hAnsiTheme="majorHAnsi" w:cstheme="majorBidi"/>
+      <w:rFonts w:ascii="Times New Roman" w:hAnsi="Times New Roman" w:eastAsia="Times New Roman" w:cs="Times New Roman"/>
       <w:b/>
       <w:bCs/>
-      <w:color w:val="4F81BD" w:themeColor="accent1"/>
+      <w:color w:val="000000"/>
       <w:sz w:val="26"/>
       <w:szCs w:val="26"/>
     </w:rPr>
@@ -2039,10 +2636,10 @@
     <w:uiPriority w:val="9"/>
     <w:rsid w:val="00FC693F"/>
     <w:rPr>
-      <w:rFonts w:asciiTheme="majorHAnsi" w:eastAsiaTheme="majorEastAsia" w:hAnsiTheme="majorHAnsi" w:cstheme="majorBidi"/>
+      <w:rFonts w:ascii="Times New Roman" w:hAnsi="Times New Roman" w:eastAsia="Times New Roman" w:cs="Times New Roman"/>
       <w:b/>
       <w:bCs/>
-      <w:color w:val="4F81BD" w:themeColor="accent1"/>
+      <w:color w:val="000000"/>
     </w:rPr>
   </w:style>
   <w:style w:type="paragraph" w:styleId="Title">
@@ -2054,16 +2651,16 @@
     <w:qFormat/>
     <w:rsid w:val="00FC693F"/>
     <w:pPr>
-      <w:spacing w:after="200" w:line="230" w:lineRule="auto" w:before="0"/>
+      <w:spacing w:after="160" w:line="252" w:lineRule="auto" w:before="0"/>
       <w:ind w:left="0" w:right="0" w:firstLine="0"/>
     </w:pPr>
     <w:rPr>
-      <w:rFonts w:ascii="Barlow Condensed" w:hAnsi="Barlow Condensed" w:eastAsia="Barlow Condensed" w:cs="Barlow Condensed"/>
-      <w:b w:val="0"/>
+      <w:rFonts w:ascii="Times New Roman" w:hAnsi="Times New Roman" w:eastAsia="Times New Roman" w:cs="Times New Roman"/>
+      <w:b/>
       <w:i w:val="0"/>
-      <w:color w:val="101512"/>
+      <w:color w:val="000000"/>
       <w:kern w:val="28"/>
-      <w:sz w:val="72"/>
+      <w:sz w:val="36"/>
       <w:szCs w:val="52"/>
     </w:rPr>
   </w:style>
@@ -2074,8 +2671,8 @@
     <w:uiPriority w:val="10"/>
     <w:rsid w:val="00FC693F"/>
     <w:rPr>
-      <w:rFonts w:asciiTheme="majorHAnsi" w:eastAsiaTheme="majorEastAsia" w:hAnsiTheme="majorHAnsi" w:cstheme="majorBidi"/>
-      <w:color w:val="17365D" w:themeColor="text2" w:themeShade="BF"/>
+      <w:rFonts w:ascii="Times New Roman" w:hAnsi="Times New Roman" w:eastAsia="Times New Roman" w:cs="Times New Roman"/>
+      <w:color w:val="000000"/>
       <w:spacing w:val="5"/>
       <w:kern w:val="28"/>
       <w:sz w:val="52"/>
@@ -2091,15 +2688,15 @@
     <w:qFormat/>
     <w:rsid w:val="00FC693F"/>
     <w:pPr>
-      <w:spacing w:before="0" w:after="160" w:line="264" w:lineRule="auto"/>
+      <w:spacing w:before="0" w:after="80" w:line="264" w:lineRule="auto"/>
       <w:ind w:left="0" w:right="0" w:firstLine="0"/>
     </w:pPr>
     <w:rPr>
-      <w:rFonts w:ascii="Manrope" w:hAnsi="Manrope" w:eastAsia="Manrope" w:cs="Manrope"/>
+      <w:rFonts w:ascii="Times New Roman" w:hAnsi="Times New Roman" w:eastAsia="Times New Roman" w:cs="Times New Roman"/>
       <w:b w:val="0"/>
       <w:i w:val="0"/>
-      <w:color w:val="566059"/>
-      <w:sz w:val="26"/>
+      <w:color w:val="000000"/>
+      <w:sz w:val="22"/>
       <w:szCs w:val="24"/>
     </w:rPr>
   </w:style>
@@ -2110,10 +2707,10 @@
     <w:uiPriority w:val="11"/>
     <w:rsid w:val="00FC693F"/>
     <w:rPr>
-      <w:rFonts w:asciiTheme="majorHAnsi" w:eastAsiaTheme="majorEastAsia" w:hAnsiTheme="majorHAnsi" w:cstheme="majorBidi"/>
+      <w:rFonts w:ascii="Times New Roman" w:hAnsi="Times New Roman" w:eastAsia="Times New Roman" w:cs="Times New Roman"/>
       <w:i/>
       <w:iCs/>
-      <w:color w:val="4F81BD" w:themeColor="accent1"/>
+      <w:color w:val="000000"/>
       <w:spacing w:val="15"/>
       <w:sz w:val="24"/>
       <w:szCs w:val="24"/>
@@ -2129,6 +2726,10 @@
       <w:ind w:left="720"/>
       <w:contextualSpacing/>
     </w:pPr>
+    <w:rPr>
+      <w:rFonts w:ascii="Times New Roman" w:hAnsi="Times New Roman" w:eastAsia="Times New Roman" w:cs="Times New Roman"/>
+      <w:color w:val="000000"/>
+    </w:rPr>
   </w:style>
   <w:style w:type="paragraph" w:styleId="BodyText">
     <w:name w:val="Body Text"/>
@@ -2140,6 +2741,10 @@
     <w:pPr>
       <w:spacing w:after="120"/>
     </w:pPr>
+    <w:rPr>
+      <w:rFonts w:ascii="Times New Roman" w:hAnsi="Times New Roman" w:eastAsia="Times New Roman" w:cs="Times New Roman"/>
+      <w:color w:val="000000"/>
+    </w:rPr>
   </w:style>
   <w:style w:type="character" w:customStyle="1" w:styleId="BodyTextChar">
     <w:name w:val="Body Text Char"/>
@@ -2147,6 +2752,10 @@
     <w:link w:val="BodyText"/>
     <w:uiPriority w:val="99"/>
     <w:rsid w:val="00AA1D8D"/>
+    <w:rPr>
+      <w:rFonts w:ascii="Times New Roman" w:hAnsi="Times New Roman" w:eastAsia="Times New Roman" w:cs="Times New Roman"/>
+      <w:color w:val="000000"/>
+    </w:rPr>
   </w:style>
   <w:style w:type="paragraph" w:styleId="BodyText2">
     <w:name w:val="Body Text 2"/>
@@ -2158,6 +2767,10 @@
     <w:pPr>
       <w:spacing w:after="120" w:line="480" w:lineRule="auto"/>
     </w:pPr>
+    <w:rPr>
+      <w:rFonts w:ascii="Times New Roman" w:hAnsi="Times New Roman" w:eastAsia="Times New Roman" w:cs="Times New Roman"/>
+      <w:color w:val="000000"/>
+    </w:rPr>
   </w:style>
   <w:style w:type="character" w:customStyle="1" w:styleId="BodyText2Char">
     <w:name w:val="Body Text 2 Char"/>
@@ -2165,6 +2778,10 @@
     <w:link w:val="BodyText2"/>
     <w:uiPriority w:val="99"/>
     <w:rsid w:val="00AA1D8D"/>
+    <w:rPr>
+      <w:rFonts w:ascii="Times New Roman" w:hAnsi="Times New Roman" w:eastAsia="Times New Roman" w:cs="Times New Roman"/>
+      <w:color w:val="000000"/>
+    </w:rPr>
   </w:style>
   <w:style w:type="paragraph" w:styleId="BodyText3">
     <w:name w:val="Body Text 3"/>
@@ -2177,6 +2794,8 @@
       <w:spacing w:after="120"/>
     </w:pPr>
     <w:rPr>
+      <w:rFonts w:ascii="Times New Roman" w:hAnsi="Times New Roman" w:eastAsia="Times New Roman" w:cs="Times New Roman"/>
+      <w:color w:val="000000"/>
       <w:sz w:val="16"/>
       <w:szCs w:val="16"/>
     </w:rPr>
@@ -2188,6 +2807,8 @@
     <w:uiPriority w:val="99"/>
     <w:rsid w:val="00AA1D8D"/>
     <w:rPr>
+      <w:rFonts w:ascii="Times New Roman" w:hAnsi="Times New Roman" w:eastAsia="Times New Roman" w:cs="Times New Roman"/>
+      <w:color w:val="000000"/>
       <w:sz w:val="16"/>
       <w:szCs w:val="16"/>
     </w:rPr>
@@ -2202,6 +2823,10 @@
       <w:ind w:left="360" w:hanging="360"/>
       <w:contextualSpacing/>
     </w:pPr>
+    <w:rPr>
+      <w:rFonts w:ascii="Times New Roman" w:hAnsi="Times New Roman" w:eastAsia="Times New Roman" w:cs="Times New Roman"/>
+      <w:color w:val="000000"/>
+    </w:rPr>
   </w:style>
   <w:style w:type="paragraph" w:styleId="List2">
     <w:name w:val="List 2"/>
@@ -2213,6 +2838,10 @@
       <w:ind w:left="720" w:hanging="360"/>
       <w:contextualSpacing/>
     </w:pPr>
+    <w:rPr>
+      <w:rFonts w:ascii="Times New Roman" w:hAnsi="Times New Roman" w:eastAsia="Times New Roman" w:cs="Times New Roman"/>
+      <w:color w:val="000000"/>
+    </w:rPr>
   </w:style>
   <w:style w:type="paragraph" w:styleId="List3">
     <w:name w:val="List 3"/>
@@ -2224,6 +2853,10 @@
       <w:ind w:left="1080" w:hanging="360"/>
       <w:contextualSpacing/>
     </w:pPr>
+    <w:rPr>
+      <w:rFonts w:ascii="Times New Roman" w:hAnsi="Times New Roman" w:eastAsia="Times New Roman" w:cs="Times New Roman"/>
+      <w:color w:val="000000"/>
+    </w:rPr>
   </w:style>
   <w:style w:type="paragraph" w:styleId="ListBullet">
     <w:name w:val="List Bullet"/>
@@ -2237,6 +2870,10 @@
       </w:numPr>
       <w:contextualSpacing/>
     </w:pPr>
+    <w:rPr>
+      <w:rFonts w:ascii="Times New Roman" w:hAnsi="Times New Roman" w:eastAsia="Times New Roman" w:cs="Times New Roman"/>
+      <w:color w:val="000000"/>
+    </w:rPr>
   </w:style>
   <w:style w:type="paragraph" w:styleId="ListBullet2">
     <w:name w:val="List Bullet 2"/>
@@ -2250,6 +2887,10 @@
       </w:numPr>
       <w:contextualSpacing/>
     </w:pPr>
+    <w:rPr>
+      <w:rFonts w:ascii="Times New Roman" w:hAnsi="Times New Roman" w:eastAsia="Times New Roman" w:cs="Times New Roman"/>
+      <w:color w:val="000000"/>
+    </w:rPr>
   </w:style>
   <w:style w:type="paragraph" w:styleId="ListBullet3">
     <w:name w:val="List Bullet 3"/>
@@ -2263,6 +2904,10 @@
       </w:numPr>
       <w:contextualSpacing/>
     </w:pPr>
+    <w:rPr>
+      <w:rFonts w:ascii="Times New Roman" w:hAnsi="Times New Roman" w:eastAsia="Times New Roman" w:cs="Times New Roman"/>
+      <w:color w:val="000000"/>
+    </w:rPr>
   </w:style>
   <w:style w:type="paragraph" w:styleId="ListNumber">
     <w:name w:val="List Number"/>
@@ -2276,6 +2921,10 @@
       </w:numPr>
       <w:contextualSpacing/>
     </w:pPr>
+    <w:rPr>
+      <w:rFonts w:ascii="Times New Roman" w:hAnsi="Times New Roman" w:eastAsia="Times New Roman" w:cs="Times New Roman"/>
+      <w:color w:val="000000"/>
+    </w:rPr>
   </w:style>
   <w:style w:type="paragraph" w:styleId="ListNumber2">
     <w:name w:val="List Number 2"/>
@@ -2289,6 +2938,10 @@
       </w:numPr>
       <w:contextualSpacing/>
     </w:pPr>
+    <w:rPr>
+      <w:rFonts w:ascii="Times New Roman" w:hAnsi="Times New Roman" w:eastAsia="Times New Roman" w:cs="Times New Roman"/>
+      <w:color w:val="000000"/>
+    </w:rPr>
   </w:style>
   <w:style w:type="paragraph" w:styleId="ListNumber3">
     <w:name w:val="List Number 3"/>
@@ -2302,6 +2955,10 @@
       </w:numPr>
       <w:contextualSpacing/>
     </w:pPr>
+    <w:rPr>
+      <w:rFonts w:ascii="Times New Roman" w:hAnsi="Times New Roman" w:eastAsia="Times New Roman" w:cs="Times New Roman"/>
+      <w:color w:val="000000"/>
+    </w:rPr>
   </w:style>
   <w:style w:type="paragraph" w:styleId="ListContinue">
     <w:name w:val="List Continue"/>
@@ -2314,6 +2971,10 @@
       <w:ind w:left="360"/>
       <w:contextualSpacing/>
     </w:pPr>
+    <w:rPr>
+      <w:rFonts w:ascii="Times New Roman" w:hAnsi="Times New Roman" w:eastAsia="Times New Roman" w:cs="Times New Roman"/>
+      <w:color w:val="000000"/>
+    </w:rPr>
   </w:style>
   <w:style w:type="paragraph" w:styleId="ListContinue2">
     <w:name w:val="List Continue 2"/>
@@ -2326,6 +2987,10 @@
       <w:ind w:left="720"/>
       <w:contextualSpacing/>
     </w:pPr>
+    <w:rPr>
+      <w:rFonts w:ascii="Times New Roman" w:hAnsi="Times New Roman" w:eastAsia="Times New Roman" w:cs="Times New Roman"/>
+      <w:color w:val="000000"/>
+    </w:rPr>
   </w:style>
   <w:style w:type="paragraph" w:styleId="ListContinue3">
     <w:name w:val="List Continue 3"/>
@@ -2338,6 +3003,10 @@
       <w:ind w:left="1080"/>
       <w:contextualSpacing/>
     </w:pPr>
+    <w:rPr>
+      <w:rFonts w:ascii="Times New Roman" w:hAnsi="Times New Roman" w:eastAsia="Times New Roman" w:cs="Times New Roman"/>
+      <w:color w:val="000000"/>
+    </w:rPr>
   </w:style>
   <w:style w:type="paragraph" w:styleId="MacroText">
     <w:name w:val="macro"/>
@@ -2357,7 +3026,8 @@
       </w:tabs>
     </w:pPr>
     <w:rPr>
-      <w:rFonts w:ascii="Courier" w:hAnsi="Courier"/>
+      <w:rFonts w:ascii="Times New Roman" w:hAnsi="Times New Roman" w:eastAsia="Times New Roman" w:cs="Times New Roman"/>
+      <w:color w:val="000000"/>
       <w:sz w:val="20"/>
       <w:szCs w:val="20"/>
     </w:rPr>
@@ -2369,7 +3039,8 @@
     <w:uiPriority w:val="99"/>
     <w:rsid w:val="0029639D"/>
     <w:rPr>
-      <w:rFonts w:ascii="Courier" w:hAnsi="Courier"/>
+      <w:rFonts w:ascii="Times New Roman" w:hAnsi="Times New Roman" w:eastAsia="Times New Roman" w:cs="Times New Roman"/>
+      <w:color w:val="000000"/>
       <w:sz w:val="20"/>
       <w:szCs w:val="20"/>
     </w:rPr>
@@ -2383,9 +3054,10 @@
     <w:qFormat/>
     <w:rsid w:val="00FC693F"/>
     <w:rPr>
+      <w:rFonts w:ascii="Times New Roman" w:hAnsi="Times New Roman" w:eastAsia="Times New Roman" w:cs="Times New Roman"/>
       <w:i/>
       <w:iCs/>
-      <w:color w:val="000000" w:themeColor="text1"/>
+      <w:color w:val="000000"/>
     </w:rPr>
   </w:style>
   <w:style w:type="character" w:customStyle="1" w:styleId="QuoteChar">
@@ -2395,9 +3067,10 @@
     <w:uiPriority w:val="29"/>
     <w:rsid w:val="00FC693F"/>
     <w:rPr>
+      <w:rFonts w:ascii="Times New Roman" w:hAnsi="Times New Roman" w:eastAsia="Times New Roman" w:cs="Times New Roman"/>
       <w:i/>
       <w:iCs/>
-      <w:color w:val="000000" w:themeColor="text1"/>
+      <w:color w:val="000000"/>
     </w:rPr>
   </w:style>
   <w:style w:type="character" w:customStyle="1" w:styleId="Heading4Char">
@@ -2408,12 +3081,12 @@
     <w:semiHidden/>
     <w:rsid w:val="00FC693F"/>
     <w:rPr>
-      <w:rFonts w:asciiTheme="majorHAnsi" w:eastAsiaTheme="majorEastAsia" w:hAnsiTheme="majorHAnsi" w:cstheme="majorBidi"/>
+      <w:rFonts w:ascii="Times New Roman" w:hAnsi="Times New Roman" w:eastAsia="Times New Roman" w:cs="Times New Roman"/>
       <w:b/>
       <w:bCs/>
       <w:i/>
       <w:iCs/>
-      <w:color w:val="4F81BD" w:themeColor="accent1"/>
+      <w:color w:val="000000"/>
     </w:rPr>
   </w:style>
   <w:style w:type="character" w:customStyle="1" w:styleId="Heading5Char">
@@ -2424,8 +3097,8 @@
     <w:semiHidden/>
     <w:rsid w:val="00FC693F"/>
     <w:rPr>
-      <w:rFonts w:asciiTheme="majorHAnsi" w:eastAsiaTheme="majorEastAsia" w:hAnsiTheme="majorHAnsi" w:cstheme="majorBidi"/>
-      <w:color w:val="243F60" w:themeColor="accent1" w:themeShade="7F"/>
+      <w:rFonts w:ascii="Times New Roman" w:hAnsi="Times New Roman" w:eastAsia="Times New Roman" w:cs="Times New Roman"/>
+      <w:color w:val="000000"/>
     </w:rPr>
   </w:style>
   <w:style w:type="character" w:customStyle="1" w:styleId="Heading6Char">
@@ -2436,10 +3109,10 @@
     <w:semiHidden/>
     <w:rsid w:val="00FC693F"/>
     <w:rPr>
-      <w:rFonts w:asciiTheme="majorHAnsi" w:eastAsiaTheme="majorEastAsia" w:hAnsiTheme="majorHAnsi" w:cstheme="majorBidi"/>
+      <w:rFonts w:ascii="Times New Roman" w:hAnsi="Times New Roman" w:eastAsia="Times New Roman" w:cs="Times New Roman"/>
       <w:i/>
       <w:iCs/>
-      <w:color w:val="243F60" w:themeColor="accent1" w:themeShade="7F"/>
+      <w:color w:val="000000"/>
     </w:rPr>
   </w:style>
   <w:style w:type="character" w:customStyle="1" w:styleId="Heading7Char">
@@ -2450,10 +3123,10 @@
     <w:semiHidden/>
     <w:rsid w:val="00FC693F"/>
     <w:rPr>
-      <w:rFonts w:asciiTheme="majorHAnsi" w:eastAsiaTheme="majorEastAsia" w:hAnsiTheme="majorHAnsi" w:cstheme="majorBidi"/>
+      <w:rFonts w:ascii="Times New Roman" w:hAnsi="Times New Roman" w:eastAsia="Times New Roman" w:cs="Times New Roman"/>
       <w:i/>
       <w:iCs/>
-      <w:color w:val="404040" w:themeColor="text1" w:themeTint="BF"/>
+      <w:color w:val="000000"/>
     </w:rPr>
   </w:style>
   <w:style w:type="character" w:customStyle="1" w:styleId="Heading8Char">
@@ -2464,8 +3137,8 @@
     <w:semiHidden/>
     <w:rsid w:val="00FC693F"/>
     <w:rPr>
-      <w:rFonts w:asciiTheme="majorHAnsi" w:eastAsiaTheme="majorEastAsia" w:hAnsiTheme="majorHAnsi" w:cstheme="majorBidi"/>
-      <w:color w:val="4F81BD" w:themeColor="accent1"/>
+      <w:rFonts w:ascii="Times New Roman" w:hAnsi="Times New Roman" w:eastAsia="Times New Roman" w:cs="Times New Roman"/>
+      <w:color w:val="000000"/>
       <w:sz w:val="20"/>
       <w:szCs w:val="20"/>
     </w:rPr>
@@ -2478,10 +3151,10 @@
     <w:semiHidden/>
     <w:rsid w:val="00FC693F"/>
     <w:rPr>
-      <w:rFonts w:asciiTheme="majorHAnsi" w:eastAsiaTheme="majorEastAsia" w:hAnsiTheme="majorHAnsi" w:cstheme="majorBidi"/>
+      <w:rFonts w:ascii="Times New Roman" w:hAnsi="Times New Roman" w:eastAsia="Times New Roman" w:cs="Times New Roman"/>
       <w:i/>
       <w:iCs/>
-      <w:color w:val="404040" w:themeColor="text1" w:themeTint="BF"/>
+      <w:color w:val="000000"/>
       <w:sz w:val="20"/>
       <w:szCs w:val="20"/>
     </w:rPr>
@@ -2496,16 +3169,16 @@
     <w:qFormat/>
     <w:rsid w:val="00FC693F"/>
     <w:pPr>
-      <w:spacing w:line="269" w:lineRule="auto" w:before="100" w:after="200"/>
+      <w:spacing w:line="264" w:lineRule="auto" w:before="100" w:after="160"/>
       <w:ind w:left="0" w:right="0" w:firstLine="0"/>
     </w:pPr>
     <w:rPr>
-      <w:rFonts w:ascii="Manrope" w:hAnsi="Manrope" w:eastAsia="Manrope" w:cs="Manrope"/>
+      <w:rFonts w:ascii="Times New Roman" w:hAnsi="Times New Roman" w:eastAsia="Times New Roman" w:cs="Times New Roman"/>
       <w:b w:val="0"/>
       <w:bCs/>
       <w:i w:val="0"/>
-      <w:color w:val="566059"/>
-      <w:sz w:val="18"/>
+      <w:color w:val="000000"/>
+      <w:sz w:val="19"/>
       <w:szCs w:val="18"/>
     </w:rPr>
   </w:style>
@@ -2516,8 +3189,10 @@
     <w:qFormat/>
     <w:rsid w:val="00FC693F"/>
     <w:rPr>
+      <w:rFonts w:ascii="Times New Roman" w:hAnsi="Times New Roman" w:eastAsia="Times New Roman" w:cs="Times New Roman"/>
       <w:b/>
       <w:bCs/>
+      <w:color w:val="000000"/>
     </w:rPr>
   </w:style>
   <w:style w:type="character" w:styleId="Emphasis">
@@ -2527,8 +3202,10 @@
     <w:qFormat/>
     <w:rsid w:val="00FC693F"/>
     <w:rPr>
+      <w:rFonts w:ascii="Times New Roman" w:hAnsi="Times New Roman" w:eastAsia="Times New Roman" w:cs="Times New Roman"/>
       <w:i/>
       <w:iCs/>
+      <w:color w:val="000000"/>
     </w:rPr>
   </w:style>
   <w:style w:type="paragraph" w:styleId="IntenseQuote">
@@ -2547,11 +3224,12 @@
       <w:ind w:left="936" w:right="936"/>
     </w:pPr>
     <w:rPr>
+      <w:rFonts w:ascii="Times New Roman" w:hAnsi="Times New Roman" w:eastAsia="Times New Roman" w:cs="Times New Roman"/>
       <w:b/>
       <w:bCs/>
       <w:i/>
       <w:iCs/>
-      <w:color w:val="4F81BD" w:themeColor="accent1"/>
+      <w:color w:val="000000"/>
     </w:rPr>
   </w:style>
   <w:style w:type="character" w:customStyle="1" w:styleId="IntenseQuoteChar">
@@ -2561,11 +3239,12 @@
     <w:uiPriority w:val="30"/>
     <w:rsid w:val="00FC693F"/>
     <w:rPr>
+      <w:rFonts w:ascii="Times New Roman" w:hAnsi="Times New Roman" w:eastAsia="Times New Roman" w:cs="Times New Roman"/>
       <w:b/>
       <w:bCs/>
       <w:i/>
       <w:iCs/>
-      <w:color w:val="4F81BD" w:themeColor="accent1"/>
+      <w:color w:val="000000"/>
     </w:rPr>
   </w:style>
   <w:style w:type="character" w:styleId="SubtleEmphasis">
@@ -2575,9 +3254,10 @@
     <w:qFormat/>
     <w:rsid w:val="00FC693F"/>
     <w:rPr>
+      <w:rFonts w:ascii="Times New Roman" w:hAnsi="Times New Roman" w:eastAsia="Times New Roman" w:cs="Times New Roman"/>
       <w:i/>
       <w:iCs/>
-      <w:color w:val="808080" w:themeColor="text1" w:themeTint="7F"/>
+      <w:color w:val="000000"/>
     </w:rPr>
   </w:style>
   <w:style w:type="character" w:styleId="IntenseEmphasis">
@@ -2587,11 +3267,12 @@
     <w:qFormat/>
     <w:rsid w:val="00FC693F"/>
     <w:rPr>
+      <w:rFonts w:ascii="Times New Roman" w:hAnsi="Times New Roman" w:eastAsia="Times New Roman" w:cs="Times New Roman"/>
       <w:b/>
       <w:bCs/>
       <w:i/>
       <w:iCs/>
-      <w:color w:val="4F81BD" w:themeColor="accent1"/>
+      <w:color w:val="000000"/>
     </w:rPr>
   </w:style>
   <w:style w:type="character" w:styleId="SubtleReference">
@@ -2601,8 +3282,9 @@
     <w:qFormat/>
     <w:rsid w:val="00FC693F"/>
     <w:rPr>
+      <w:rFonts w:ascii="Times New Roman" w:hAnsi="Times New Roman" w:eastAsia="Times New Roman" w:cs="Times New Roman"/>
       <w:smallCaps/>
-      <w:color w:val="C0504D" w:themeColor="accent2"/>
+      <w:color w:val="000000"/>
       <w:u w:val="single"/>
     </w:rPr>
   </w:style>
@@ -2613,10 +3295,11 @@
     <w:qFormat/>
     <w:rsid w:val="00FC693F"/>
     <w:rPr>
+      <w:rFonts w:ascii="Times New Roman" w:hAnsi="Times New Roman" w:eastAsia="Times New Roman" w:cs="Times New Roman"/>
       <w:b/>
       <w:bCs/>
       <w:smallCaps/>
-      <w:color w:val="C0504D" w:themeColor="accent2"/>
+      <w:color w:val="000000"/>
       <w:spacing w:val="5"/>
       <w:u w:val="single"/>
     </w:rPr>
@@ -2628,9 +3311,11 @@
     <w:qFormat/>
     <w:rsid w:val="00FC693F"/>
     <w:rPr>
+      <w:rFonts w:ascii="Times New Roman" w:hAnsi="Times New Roman" w:eastAsia="Times New Roman" w:cs="Times New Roman"/>
       <w:b/>
       <w:bCs/>
       <w:smallCaps/>
+      <w:color w:val="000000"/>
       <w:spacing w:val="5"/>
     </w:rPr>
   </w:style>
@@ -2646,6 +3331,10 @@
     <w:pPr>
       <w:outlineLvl w:val="9"/>
     </w:pPr>
+    <w:rPr>
+      <w:rFonts w:ascii="Times New Roman" w:hAnsi="Times New Roman" w:eastAsia="Times New Roman" w:cs="Times New Roman"/>
+      <w:color w:val="000000"/>
+    </w:rPr>
   </w:style>
   <w:style w:type="table" w:styleId="TableGrid">
     <w:name w:val="Table Grid"/>
@@ -2655,6 +3344,10 @@
     <w:pPr>
       <w:spacing w:after="0" w:line="240" w:lineRule="auto"/>
     </w:pPr>
+    <w:rPr>
+      <w:rFonts w:ascii="Times New Roman" w:hAnsi="Times New Roman" w:eastAsia="Times New Roman" w:cs="Times New Roman"/>
+      <w:color w:val="000000"/>
+    </w:rPr>
     <w:tblPr>
       <w:tblInd w:w="0" w:type="dxa"/>
       <w:tblBorders>
@@ -2682,7 +3375,8 @@
       <w:spacing w:after="0" w:line="240" w:lineRule="auto"/>
     </w:pPr>
     <w:rPr>
-      <w:color w:val="000000" w:themeColor="text1" w:themeShade="BF"/>
+      <w:rFonts w:ascii="Times New Roman" w:hAnsi="Times New Roman" w:eastAsia="Times New Roman" w:cs="Times New Roman"/>
+      <w:color w:val="000000"/>
     </w:rPr>
     <w:tblPr>
       <w:tblStyleRowBandSize w:val="1"/>
@@ -2704,8 +3398,10 @@
         <w:spacing w:before="0" w:after="0" w:line="240" w:lineRule="auto"/>
       </w:pPr>
       <w:rPr>
-        <w:b/>
-        <w:bCs/>
+        <w:rFonts w:ascii="Times New Roman" w:hAnsi="Times New Roman" w:eastAsia="Times New Roman" w:cs="Times New Roman"/>
+        <w:b/>
+        <w:bCs/>
+        <w:color w:val="000000"/>
       </w:rPr>
       <w:tblPr/>
       <w:tcPr>
@@ -2724,8 +3420,10 @@
         <w:spacing w:before="0" w:after="0" w:line="240" w:lineRule="auto"/>
       </w:pPr>
       <w:rPr>
-        <w:b/>
-        <w:bCs/>
+        <w:rFonts w:ascii="Times New Roman" w:hAnsi="Times New Roman" w:eastAsia="Times New Roman" w:cs="Times New Roman"/>
+        <w:b/>
+        <w:bCs/>
+        <w:color w:val="000000"/>
       </w:rPr>
       <w:tblPr/>
       <w:tcPr>
@@ -2741,14 +3439,18 @@
     </w:tblStylePr>
     <w:tblStylePr w:type="firstCol">
       <w:rPr>
-        <w:b/>
-        <w:bCs/>
+        <w:rFonts w:ascii="Times New Roman" w:hAnsi="Times New Roman" w:eastAsia="Times New Roman" w:cs="Times New Roman"/>
+        <w:b/>
+        <w:bCs/>
+        <w:color w:val="000000"/>
       </w:rPr>
     </w:tblStylePr>
     <w:tblStylePr w:type="lastCol">
       <w:rPr>
-        <w:b/>
-        <w:bCs/>
+        <w:rFonts w:ascii="Times New Roman" w:hAnsi="Times New Roman" w:eastAsia="Times New Roman" w:cs="Times New Roman"/>
+        <w:b/>
+        <w:bCs/>
+        <w:color w:val="000000"/>
       </w:rPr>
     </w:tblStylePr>
     <w:tblStylePr w:type="band1Vert">
@@ -2785,7 +3487,8 @@
       <w:spacing w:after="0" w:line="240" w:lineRule="auto"/>
     </w:pPr>
     <w:rPr>
-      <w:color w:val="365F91" w:themeColor="accent1" w:themeShade="BF"/>
+      <w:rFonts w:ascii="Times New Roman" w:hAnsi="Times New Roman" w:eastAsia="Times New Roman" w:cs="Times New Roman"/>
+      <w:color w:val="000000"/>
     </w:rPr>
     <w:tblPr>
       <w:tblStyleRowBandSize w:val="1"/>
@@ -2807,8 +3510,10 @@
         <w:spacing w:before="0" w:after="0" w:line="240" w:lineRule="auto"/>
       </w:pPr>
       <w:rPr>
-        <w:b/>
-        <w:bCs/>
+        <w:rFonts w:ascii="Times New Roman" w:hAnsi="Times New Roman" w:eastAsia="Times New Roman" w:cs="Times New Roman"/>
+        <w:b/>
+        <w:bCs/>
+        <w:color w:val="000000"/>
       </w:rPr>
       <w:tblPr/>
       <w:tcPr>
@@ -2827,8 +3532,10 @@
         <w:spacing w:before="0" w:after="0" w:line="240" w:lineRule="auto"/>
       </w:pPr>
       <w:rPr>
-        <w:b/>
-        <w:bCs/>
+        <w:rFonts w:ascii="Times New Roman" w:hAnsi="Times New Roman" w:eastAsia="Times New Roman" w:cs="Times New Roman"/>
+        <w:b/>
+        <w:bCs/>
+        <w:color w:val="000000"/>
       </w:rPr>
       <w:tblPr/>
       <w:tcPr>
@@ -2844,14 +3551,18 @@
     </w:tblStylePr>
     <w:tblStylePr w:type="firstCol">
       <w:rPr>
-        <w:b/>
-        <w:bCs/>
+        <w:rFonts w:ascii="Times New Roman" w:hAnsi="Times New Roman" w:eastAsia="Times New Roman" w:cs="Times New Roman"/>
+        <w:b/>
+        <w:bCs/>
+        <w:color w:val="000000"/>
       </w:rPr>
     </w:tblStylePr>
     <w:tblStylePr w:type="lastCol">
       <w:rPr>
-        <w:b/>
-        <w:bCs/>
+        <w:rFonts w:ascii="Times New Roman" w:hAnsi="Times New Roman" w:eastAsia="Times New Roman" w:cs="Times New Roman"/>
+        <w:b/>
+        <w:bCs/>
+        <w:color w:val="000000"/>
       </w:rPr>
     </w:tblStylePr>
     <w:tblStylePr w:type="band1Vert">
@@ -2888,7 +3599,8 @@
       <w:spacing w:after="0" w:line="240" w:lineRule="auto"/>
     </w:pPr>
     <w:rPr>
-      <w:color w:val="943634" w:themeColor="accent2" w:themeShade="BF"/>
+      <w:rFonts w:ascii="Times New Roman" w:hAnsi="Times New Roman" w:eastAsia="Times New Roman" w:cs="Times New Roman"/>
+      <w:color w:val="000000"/>
     </w:rPr>
     <w:tblPr>
       <w:tblStyleRowBandSize w:val="1"/>
@@ -2910,8 +3622,10 @@
         <w:spacing w:before="0" w:after="0" w:line="240" w:lineRule="auto"/>
       </w:pPr>
       <w:rPr>
-        <w:b/>
-        <w:bCs/>
+        <w:rFonts w:ascii="Times New Roman" w:hAnsi="Times New Roman" w:eastAsia="Times New Roman" w:cs="Times New Roman"/>
+        <w:b/>
+        <w:bCs/>
+        <w:color w:val="000000"/>
       </w:rPr>
       <w:tblPr/>
       <w:tcPr>
@@ -2930,8 +3644,10 @@
         <w:spacing w:before="0" w:after="0" w:line="240" w:lineRule="auto"/>
       </w:pPr>
       <w:rPr>
-        <w:b/>
-        <w:bCs/>
+        <w:rFonts w:ascii="Times New Roman" w:hAnsi="Times New Roman" w:eastAsia="Times New Roman" w:cs="Times New Roman"/>
+        <w:b/>
+        <w:bCs/>
+        <w:color w:val="000000"/>
       </w:rPr>
       <w:tblPr/>
       <w:tcPr>
@@ -2947,14 +3663,18 @@
     </w:tblStylePr>
     <w:tblStylePr w:type="firstCol">
       <w:rPr>
-        <w:b/>
-        <w:bCs/>
+        <w:rFonts w:ascii="Times New Roman" w:hAnsi="Times New Roman" w:eastAsia="Times New Roman" w:cs="Times New Roman"/>
+        <w:b/>
+        <w:bCs/>
+        <w:color w:val="000000"/>
       </w:rPr>
     </w:tblStylePr>
     <w:tblStylePr w:type="lastCol">
       <w:rPr>
-        <w:b/>
-        <w:bCs/>
+        <w:rFonts w:ascii="Times New Roman" w:hAnsi="Times New Roman" w:eastAsia="Times New Roman" w:cs="Times New Roman"/>
+        <w:b/>
+        <w:bCs/>
+        <w:color w:val="000000"/>
       </w:rPr>
     </w:tblStylePr>
     <w:tblStylePr w:type="band1Vert">
@@ -2991,7 +3711,8 @@
       <w:spacing w:after="0" w:line="240" w:lineRule="auto"/>
     </w:pPr>
     <w:rPr>
-      <w:color w:val="76923C" w:themeColor="accent3" w:themeShade="BF"/>
+      <w:rFonts w:ascii="Times New Roman" w:hAnsi="Times New Roman" w:eastAsia="Times New Roman" w:cs="Times New Roman"/>
+      <w:color w:val="000000"/>
     </w:rPr>
     <w:tblPr>
       <w:tblStyleRowBandSize w:val="1"/>
@@ -3013,8 +3734,10 @@
         <w:spacing w:before="0" w:after="0" w:line="240" w:lineRule="auto"/>
       </w:pPr>
       <w:rPr>
-        <w:b/>
-        <w:bCs/>
+        <w:rFonts w:ascii="Times New Roman" w:hAnsi="Times New Roman" w:eastAsia="Times New Roman" w:cs="Times New Roman"/>
+        <w:b/>
+        <w:bCs/>
+        <w:color w:val="000000"/>
       </w:rPr>
       <w:tblPr/>
       <w:tcPr>
@@ -3033,8 +3756,10 @@
         <w:spacing w:before="0" w:after="0" w:line="240" w:lineRule="auto"/>
       </w:pPr>
       <w:rPr>
-        <w:b/>
-        <w:bCs/>
+        <w:rFonts w:ascii="Times New Roman" w:hAnsi="Times New Roman" w:eastAsia="Times New Roman" w:cs="Times New Roman"/>
+        <w:b/>
+        <w:bCs/>
+        <w:color w:val="000000"/>
       </w:rPr>
       <w:tblPr/>
       <w:tcPr>
@@ -3050,14 +3775,18 @@
     </w:tblStylePr>
     <w:tblStylePr w:type="firstCol">
       <w:rPr>
-        <w:b/>
-        <w:bCs/>
+        <w:rFonts w:ascii="Times New Roman" w:hAnsi="Times New Roman" w:eastAsia="Times New Roman" w:cs="Times New Roman"/>
+        <w:b/>
+        <w:bCs/>
+        <w:color w:val="000000"/>
       </w:rPr>
     </w:tblStylePr>
     <w:tblStylePr w:type="lastCol">
       <w:rPr>
-        <w:b/>
-        <w:bCs/>
+        <w:rFonts w:ascii="Times New Roman" w:hAnsi="Times New Roman" w:eastAsia="Times New Roman" w:cs="Times New Roman"/>
+        <w:b/>
+        <w:bCs/>
+        <w:color w:val="000000"/>
       </w:rPr>
     </w:tblStylePr>
     <w:tblStylePr w:type="band1Vert">
@@ -3094,7 +3823,8 @@
       <w:spacing w:after="0" w:line="240" w:lineRule="auto"/>
     </w:pPr>
     <w:rPr>
-      <w:color w:val="5F497A" w:themeColor="accent4" w:themeShade="BF"/>
+      <w:rFonts w:ascii="Times New Roman" w:hAnsi="Times New Roman" w:eastAsia="Times New Roman" w:cs="Times New Roman"/>
+      <w:color w:val="000000"/>
     </w:rPr>
     <w:tblPr>
       <w:tblStyleRowBandSize w:val="1"/>
@@ -3116,8 +3846,10 @@
         <w:spacing w:before="0" w:after="0" w:line="240" w:lineRule="auto"/>
       </w:pPr>
       <w:rPr>
-        <w:b/>
-        <w:bCs/>
+        <w:rFonts w:ascii="Times New Roman" w:hAnsi="Times New Roman" w:eastAsia="Times New Roman" w:cs="Times New Roman"/>
+        <w:b/>
+        <w:bCs/>
+        <w:color w:val="000000"/>
       </w:rPr>
       <w:tblPr/>
       <w:tcPr>
@@ -3136,8 +3868,10 @@
         <w:spacing w:before="0" w:after="0" w:line="240" w:lineRule="auto"/>
       </w:pPr>
       <w:rPr>
-        <w:b/>
-        <w:bCs/>
+        <w:rFonts w:ascii="Times New Roman" w:hAnsi="Times New Roman" w:eastAsia="Times New Roman" w:cs="Times New Roman"/>
+        <w:b/>
+        <w:bCs/>
+        <w:color w:val="000000"/>
       </w:rPr>
       <w:tblPr/>
       <w:tcPr>
@@ -3153,14 +3887,18 @@
     </w:tblStylePr>
     <w:tblStylePr w:type="firstCol">
       <w:rPr>
-        <w:b/>
-        <w:bCs/>
+        <w:rFonts w:ascii="Times New Roman" w:hAnsi="Times New Roman" w:eastAsia="Times New Roman" w:cs="Times New Roman"/>
+        <w:b/>
+        <w:bCs/>
+        <w:color w:val="000000"/>
       </w:rPr>
     </w:tblStylePr>
     <w:tblStylePr w:type="lastCol">
       <w:rPr>
-        <w:b/>
-        <w:bCs/>
+        <w:rFonts w:ascii="Times New Roman" w:hAnsi="Times New Roman" w:eastAsia="Times New Roman" w:cs="Times New Roman"/>
+        <w:b/>
+        <w:bCs/>
+        <w:color w:val="000000"/>
       </w:rPr>
     </w:tblStylePr>
     <w:tblStylePr w:type="band1Vert">
@@ -3197,7 +3935,8 @@
       <w:spacing w:after="0" w:line="240" w:lineRule="auto"/>
     </w:pPr>
     <w:rPr>
-      <w:color w:val="31849B" w:themeColor="accent5" w:themeShade="BF"/>
+      <w:rFonts w:ascii="Times New Roman" w:hAnsi="Times New Roman" w:eastAsia="Times New Roman" w:cs="Times New Roman"/>
+      <w:color w:val="000000"/>
     </w:rPr>
     <w:tblPr>
       <w:tblStyleRowBandSize w:val="1"/>
@@ -3219,8 +3958,10 @@
         <w:spacing w:before="0" w:after="0" w:line="240" w:lineRule="auto"/>
       </w:pPr>
       <w:rPr>
-        <w:b/>
-        <w:bCs/>
+        <w:rFonts w:ascii="Times New Roman" w:hAnsi="Times New Roman" w:eastAsia="Times New Roman" w:cs="Times New Roman"/>
+        <w:b/>
+        <w:bCs/>
+        <w:color w:val="000000"/>
       </w:rPr>
       <w:tblPr/>
       <w:tcPr>
@@ -3239,8 +3980,10 @@
         <w:spacing w:before="0" w:after="0" w:line="240" w:lineRule="auto"/>
       </w:pPr>
       <w:rPr>
-        <w:b/>
-        <w:bCs/>
+        <w:rFonts w:ascii="Times New Roman" w:hAnsi="Times New Roman" w:eastAsia="Times New Roman" w:cs="Times New Roman"/>
+        <w:b/>
+        <w:bCs/>
+        <w:color w:val="000000"/>
       </w:rPr>
       <w:tblPr/>
       <w:tcPr>
@@ -3256,14 +3999,18 @@
     </w:tblStylePr>
     <w:tblStylePr w:type="firstCol">
       <w:rPr>
-        <w:b/>
-        <w:bCs/>
+        <w:rFonts w:ascii="Times New Roman" w:hAnsi="Times New Roman" w:eastAsia="Times New Roman" w:cs="Times New Roman"/>
+        <w:b/>
+        <w:bCs/>
+        <w:color w:val="000000"/>
       </w:rPr>
     </w:tblStylePr>
     <w:tblStylePr w:type="lastCol">
       <w:rPr>
-        <w:b/>
-        <w:bCs/>
+        <w:rFonts w:ascii="Times New Roman" w:hAnsi="Times New Roman" w:eastAsia="Times New Roman" w:cs="Times New Roman"/>
+        <w:b/>
+        <w:bCs/>
+        <w:color w:val="000000"/>
       </w:rPr>
     </w:tblStylePr>
     <w:tblStylePr w:type="band1Vert">
@@ -3300,7 +4047,8 @@
       <w:spacing w:after="0" w:line="240" w:lineRule="auto"/>
     </w:pPr>
     <w:rPr>
-      <w:color w:val="E36C0A" w:themeColor="accent6" w:themeShade="BF"/>
+      <w:rFonts w:ascii="Times New Roman" w:hAnsi="Times New Roman" w:eastAsia="Times New Roman" w:cs="Times New Roman"/>
+      <w:color w:val="000000"/>
     </w:rPr>
     <w:tblPr>
       <w:tblStyleRowBandSize w:val="1"/>
@@ -3322,8 +4070,10 @@
         <w:spacing w:before="0" w:after="0" w:line="240" w:lineRule="auto"/>
       </w:pPr>
       <w:rPr>
-        <w:b/>
-        <w:bCs/>
+        <w:rFonts w:ascii="Times New Roman" w:hAnsi="Times New Roman" w:eastAsia="Times New Roman" w:cs="Times New Roman"/>
+        <w:b/>
+        <w:bCs/>
+        <w:color w:val="000000"/>
       </w:rPr>
       <w:tblPr/>
       <w:tcPr>
@@ -3342,8 +4092,10 @@
         <w:spacing w:before="0" w:after="0" w:line="240" w:lineRule="auto"/>
       </w:pPr>
       <w:rPr>
-        <w:b/>
-        <w:bCs/>
+        <w:rFonts w:ascii="Times New Roman" w:hAnsi="Times New Roman" w:eastAsia="Times New Roman" w:cs="Times New Roman"/>
+        <w:b/>
+        <w:bCs/>
+        <w:color w:val="000000"/>
       </w:rPr>
       <w:tblPr/>
       <w:tcPr>
@@ -3359,14 +4111,18 @@
     </w:tblStylePr>
     <w:tblStylePr w:type="firstCol">
       <w:rPr>
-        <w:b/>
-        <w:bCs/>
+        <w:rFonts w:ascii="Times New Roman" w:hAnsi="Times New Roman" w:eastAsia="Times New Roman" w:cs="Times New Roman"/>
+        <w:b/>
+        <w:bCs/>
+        <w:color w:val="000000"/>
       </w:rPr>
     </w:tblStylePr>
     <w:tblStylePr w:type="lastCol">
       <w:rPr>
-        <w:b/>
-        <w:bCs/>
+        <w:rFonts w:ascii="Times New Roman" w:hAnsi="Times New Roman" w:eastAsia="Times New Roman" w:cs="Times New Roman"/>
+        <w:b/>
+        <w:bCs/>
+        <w:color w:val="000000"/>
       </w:rPr>
     </w:tblStylePr>
     <w:tblStylePr w:type="band1Vert">
@@ -3402,6 +4158,10 @@
     <w:pPr>
       <w:spacing w:after="0" w:line="240" w:lineRule="auto"/>
     </w:pPr>
+    <w:rPr>
+      <w:rFonts w:ascii="Times New Roman" w:hAnsi="Times New Roman" w:eastAsia="Times New Roman" w:cs="Times New Roman"/>
+      <w:color w:val="000000"/>
+    </w:rPr>
     <w:tblPr>
       <w:tblStyleRowBandSize w:val="1"/>
       <w:tblStyleColBandSize w:val="1"/>
@@ -3424,9 +4184,10 @@
         <w:spacing w:before="0" w:after="0" w:line="240" w:lineRule="auto"/>
       </w:pPr>
       <w:rPr>
-        <w:b/>
-        <w:bCs/>
-        <w:color w:val="FFFFFF" w:themeColor="background1"/>
+        <w:rFonts w:ascii="Times New Roman" w:hAnsi="Times New Roman" w:eastAsia="Times New Roman" w:cs="Times New Roman"/>
+        <w:b/>
+        <w:bCs/>
+        <w:color w:val="000000"/>
       </w:rPr>
       <w:tblPr/>
       <w:tcPr>
@@ -3438,8 +4199,10 @@
         <w:spacing w:before="0" w:after="0" w:line="240" w:lineRule="auto"/>
       </w:pPr>
       <w:rPr>
-        <w:b/>
-        <w:bCs/>
+        <w:rFonts w:ascii="Times New Roman" w:hAnsi="Times New Roman" w:eastAsia="Times New Roman" w:cs="Times New Roman"/>
+        <w:b/>
+        <w:bCs/>
+        <w:color w:val="000000"/>
       </w:rPr>
       <w:tblPr/>
       <w:tcPr>
@@ -3453,14 +4216,18 @@
     </w:tblStylePr>
     <w:tblStylePr w:type="firstCol">
       <w:rPr>
-        <w:b/>
-        <w:bCs/>
+        <w:rFonts w:ascii="Times New Roman" w:hAnsi="Times New Roman" w:eastAsia="Times New Roman" w:cs="Times New Roman"/>
+        <w:b/>
+        <w:bCs/>
+        <w:color w:val="000000"/>
       </w:rPr>
     </w:tblStylePr>
     <w:tblStylePr w:type="lastCol">
       <w:rPr>
-        <w:b/>
-        <w:bCs/>
+        <w:rFonts w:ascii="Times New Roman" w:hAnsi="Times New Roman" w:eastAsia="Times New Roman" w:cs="Times New Roman"/>
+        <w:b/>
+        <w:bCs/>
+        <w:color w:val="000000"/>
       </w:rPr>
     </w:tblStylePr>
     <w:tblStylePr w:type="band1Vert">
@@ -3494,6 +4261,10 @@
     <w:pPr>
       <w:spacing w:after="0" w:line="240" w:lineRule="auto"/>
     </w:pPr>
+    <w:rPr>
+      <w:rFonts w:ascii="Times New Roman" w:hAnsi="Times New Roman" w:eastAsia="Times New Roman" w:cs="Times New Roman"/>
+      <w:color w:val="000000"/>
+    </w:rPr>
     <w:tblPr>
       <w:tblStyleRowBandSize w:val="1"/>
       <w:tblStyleColBandSize w:val="1"/>
@@ -3516,9 +4287,10 @@
         <w:spacing w:before="0" w:after="0" w:line="240" w:lineRule="auto"/>
       </w:pPr>
       <w:rPr>
-        <w:b/>
-        <w:bCs/>
-        <w:color w:val="FFFFFF" w:themeColor="background1"/>
+        <w:rFonts w:ascii="Times New Roman" w:hAnsi="Times New Roman" w:eastAsia="Times New Roman" w:cs="Times New Roman"/>
+        <w:b/>
+        <w:bCs/>
+        <w:color w:val="000000"/>
       </w:rPr>
       <w:tblPr/>
       <w:tcPr>
@@ -3530,8 +4302,10 @@
         <w:spacing w:before="0" w:after="0" w:line="240" w:lineRule="auto"/>
       </w:pPr>
       <w:rPr>
-        <w:b/>
-        <w:bCs/>
+        <w:rFonts w:ascii="Times New Roman" w:hAnsi="Times New Roman" w:eastAsia="Times New Roman" w:cs="Times New Roman"/>
+        <w:b/>
+        <w:bCs/>
+        <w:color w:val="000000"/>
       </w:rPr>
       <w:tblPr/>
       <w:tcPr>
@@ -3545,14 +4319,18 @@
     </w:tblStylePr>
     <w:tblStylePr w:type="firstCol">
       <w:rPr>
-        <w:b/>
-        <w:bCs/>
+        <w:rFonts w:ascii="Times New Roman" w:hAnsi="Times New Roman" w:eastAsia="Times New Roman" w:cs="Times New Roman"/>
+        <w:b/>
+        <w:bCs/>
+        <w:color w:val="000000"/>
       </w:rPr>
     </w:tblStylePr>
     <w:tblStylePr w:type="lastCol">
       <w:rPr>
-        <w:b/>
-        <w:bCs/>
+        <w:rFonts w:ascii="Times New Roman" w:hAnsi="Times New Roman" w:eastAsia="Times New Roman" w:cs="Times New Roman"/>
+        <w:b/>
+        <w:bCs/>
+        <w:color w:val="000000"/>
       </w:rPr>
     </w:tblStylePr>
     <w:tblStylePr w:type="band1Vert">
@@ -3586,6 +4364,10 @@
     <w:pPr>
       <w:spacing w:after="0" w:line="240" w:lineRule="auto"/>
     </w:pPr>
+    <w:rPr>
+      <w:rFonts w:ascii="Times New Roman" w:hAnsi="Times New Roman" w:eastAsia="Times New Roman" w:cs="Times New Roman"/>
+      <w:color w:val="000000"/>
+    </w:rPr>
     <w:tblPr>
       <w:tblStyleRowBandSize w:val="1"/>
       <w:tblStyleColBandSize w:val="1"/>
@@ -3608,9 +4390,10 @@
         <w:spacing w:before="0" w:after="0" w:line="240" w:lineRule="auto"/>
       </w:pPr>
       <w:rPr>
-        <w:b/>
-        <w:bCs/>
-        <w:color w:val="FFFFFF" w:themeColor="background1"/>
+        <w:rFonts w:ascii="Times New Roman" w:hAnsi="Times New Roman" w:eastAsia="Times New Roman" w:cs="Times New Roman"/>
+        <w:b/>
+        <w:bCs/>
+        <w:color w:val="000000"/>
       </w:rPr>
       <w:tblPr/>
       <w:tcPr>
@@ -3622,8 +4405,10 @@
         <w:spacing w:before="0" w:after="0" w:line="240" w:lineRule="auto"/>
       </w:pPr>
       <w:rPr>
-        <w:b/>
-        <w:bCs/>
+        <w:rFonts w:ascii="Times New Roman" w:hAnsi="Times New Roman" w:eastAsia="Times New Roman" w:cs="Times New Roman"/>
+        <w:b/>
+        <w:bCs/>
+        <w:color w:val="000000"/>
       </w:rPr>
       <w:tblPr/>
       <w:tcPr>
@@ -3637,14 +4422,18 @@
     </w:tblStylePr>
     <w:tblStylePr w:type="firstCol">
       <w:rPr>
-        <w:b/>
-        <w:bCs/>
+        <w:rFonts w:ascii="Times New Roman" w:hAnsi="Times New Roman" w:eastAsia="Times New Roman" w:cs="Times New Roman"/>
+        <w:b/>
+        <w:bCs/>
+        <w:color w:val="000000"/>
       </w:rPr>
     </w:tblStylePr>
     <w:tblStylePr w:type="lastCol">
       <w:rPr>
-        <w:b/>
-        <w:bCs/>
+        <w:rFonts w:ascii="Times New Roman" w:hAnsi="Times New Roman" w:eastAsia="Times New Roman" w:cs="Times New Roman"/>
+        <w:b/>
+        <w:bCs/>
+        <w:color w:val="000000"/>
       </w:rPr>
     </w:tblStylePr>
     <w:tblStylePr w:type="band1Vert">
@@ -3678,6 +4467,10 @@
     <w:pPr>
       <w:spacing w:after="0" w:line="240" w:lineRule="auto"/>
     </w:pPr>
+    <w:rPr>
+      <w:rFonts w:ascii="Times New Roman" w:hAnsi="Times New Roman" w:eastAsia="Times New Roman" w:cs="Times New Roman"/>
+      <w:color w:val="000000"/>
+    </w:rPr>
     <w:tblPr>
       <w:tblStyleRowBandSize w:val="1"/>
       <w:tblStyleColBandSize w:val="1"/>
@@ -3700,9 +4493,10 @@
         <w:spacing w:before="0" w:after="0" w:line="240" w:lineRule="auto"/>
       </w:pPr>
       <w:rPr>
-        <w:b/>
-        <w:bCs/>
-        <w:color w:val="FFFFFF" w:themeColor="background1"/>
+        <w:rFonts w:ascii="Times New Roman" w:hAnsi="Times New Roman" w:eastAsia="Times New Roman" w:cs="Times New Roman"/>
+        <w:b/>
+        <w:bCs/>
+        <w:color w:val="000000"/>
       </w:rPr>
       <w:tblPr/>
       <w:tcPr>
@@ -3714,8 +4508,10 @@
         <w:spacing w:before="0" w:after="0" w:line="240" w:lineRule="auto"/>
       </w:pPr>
       <w:rPr>
-        <w:b/>
-        <w:bCs/>
+        <w:rFonts w:ascii="Times New Roman" w:hAnsi="Times New Roman" w:eastAsia="Times New Roman" w:cs="Times New Roman"/>
+        <w:b/>
+        <w:bCs/>
+        <w:color w:val="000000"/>
       </w:rPr>
       <w:tblPr/>
       <w:tcPr>
@@ -3729,14 +4525,18 @@
     </w:tblStylePr>
     <w:tblStylePr w:type="firstCol">
       <w:rPr>
-        <w:b/>
-        <w:bCs/>
+        <w:rFonts w:ascii="Times New Roman" w:hAnsi="Times New Roman" w:eastAsia="Times New Roman" w:cs="Times New Roman"/>
+        <w:b/>
+        <w:bCs/>
+        <w:color w:val="000000"/>
       </w:rPr>
     </w:tblStylePr>
     <w:tblStylePr w:type="lastCol">
       <w:rPr>
-        <w:b/>
-        <w:bCs/>
+        <w:rFonts w:ascii="Times New Roman" w:hAnsi="Times New Roman" w:eastAsia="Times New Roman" w:cs="Times New Roman"/>
+        <w:b/>
+        <w:bCs/>
+        <w:color w:val="000000"/>
       </w:rPr>
     </w:tblStylePr>
     <w:tblStylePr w:type="band1Vert">
@@ -3770,6 +4570,10 @@
     <w:pPr>
       <w:spacing w:after="0" w:line="240" w:lineRule="auto"/>
     </w:pPr>
+    <w:rPr>
+      <w:rFonts w:ascii="Times New Roman" w:hAnsi="Times New Roman" w:eastAsia="Times New Roman" w:cs="Times New Roman"/>
+      <w:color w:val="000000"/>
+    </w:rPr>
     <w:tblPr>
       <w:tblStyleRowBandSize w:val="1"/>
       <w:tblStyleColBandSize w:val="1"/>
@@ -3792,9 +4596,10 @@
         <w:spacing w:before="0" w:after="0" w:line="240" w:lineRule="auto"/>
       </w:pPr>
       <w:rPr>
-        <w:b/>
-        <w:bCs/>
-        <w:color w:val="FFFFFF" w:themeColor="background1"/>
+        <w:rFonts w:ascii="Times New Roman" w:hAnsi="Times New Roman" w:eastAsia="Times New Roman" w:cs="Times New Roman"/>
+        <w:b/>
+        <w:bCs/>
+        <w:color w:val="000000"/>
       </w:rPr>
       <w:tblPr/>
       <w:tcPr>
@@ -3806,8 +4611,10 @@
         <w:spacing w:before="0" w:after="0" w:line="240" w:lineRule="auto"/>
       </w:pPr>
       <w:rPr>
-        <w:b/>
-        <w:bCs/>
+        <w:rFonts w:ascii="Times New Roman" w:hAnsi="Times New Roman" w:eastAsia="Times New Roman" w:cs="Times New Roman"/>
+        <w:b/>
+        <w:bCs/>
+        <w:color w:val="000000"/>
       </w:rPr>
       <w:tblPr/>
       <w:tcPr>
@@ -3821,14 +4628,18 @@
     </w:tblStylePr>
     <w:tblStylePr w:type="firstCol">
       <w:rPr>
-        <w:b/>
-        <w:bCs/>
+        <w:rFonts w:ascii="Times New Roman" w:hAnsi="Times New Roman" w:eastAsia="Times New Roman" w:cs="Times New Roman"/>
+        <w:b/>
+        <w:bCs/>
+        <w:color w:val="000000"/>
       </w:rPr>
     </w:tblStylePr>
     <w:tblStylePr w:type="lastCol">
       <w:rPr>
-        <w:b/>
-        <w:bCs/>
+        <w:rFonts w:ascii="Times New Roman" w:hAnsi="Times New Roman" w:eastAsia="Times New Roman" w:cs="Times New Roman"/>
+        <w:b/>
+        <w:bCs/>
+        <w:color w:val="000000"/>
       </w:rPr>
     </w:tblStylePr>
     <w:tblStylePr w:type="band1Vert">
@@ -3862,6 +4673,10 @@
     <w:pPr>
       <w:spacing w:after="0" w:line="240" w:lineRule="auto"/>
     </w:pPr>
+    <w:rPr>
+      <w:rFonts w:ascii="Times New Roman" w:hAnsi="Times New Roman" w:eastAsia="Times New Roman" w:cs="Times New Roman"/>
+      <w:color w:val="000000"/>
+    </w:rPr>
     <w:tblPr>
       <w:tblStyleRowBandSize w:val="1"/>
       <w:tblStyleColBandSize w:val="1"/>
@@ -3884,9 +4699,10 @@
         <w:spacing w:before="0" w:after="0" w:line="240" w:lineRule="auto"/>
       </w:pPr>
       <w:rPr>
-        <w:b/>
-        <w:bCs/>
-        <w:color w:val="FFFFFF" w:themeColor="background1"/>
+        <w:rFonts w:ascii="Times New Roman" w:hAnsi="Times New Roman" w:eastAsia="Times New Roman" w:cs="Times New Roman"/>
+        <w:b/>
+        <w:bCs/>
+        <w:color w:val="000000"/>
       </w:rPr>
       <w:tblPr/>
       <w:tcPr>
@@ -3898,8 +4714,10 @@
         <w:spacing w:before="0" w:after="0" w:line="240" w:lineRule="auto"/>
       </w:pPr>
       <w:rPr>
-        <w:b/>
-        <w:bCs/>
+        <w:rFonts w:ascii="Times New Roman" w:hAnsi="Times New Roman" w:eastAsia="Times New Roman" w:cs="Times New Roman"/>
+        <w:b/>
+        <w:bCs/>
+        <w:color w:val="000000"/>
       </w:rPr>
       <w:tblPr/>
       <w:tcPr>
@@ -3913,14 +4731,18 @@
     </w:tblStylePr>
     <w:tblStylePr w:type="firstCol">
       <w:rPr>
-        <w:b/>
-        <w:bCs/>
+        <w:rFonts w:ascii="Times New Roman" w:hAnsi="Times New Roman" w:eastAsia="Times New Roman" w:cs="Times New Roman"/>
+        <w:b/>
+        <w:bCs/>
+        <w:color w:val="000000"/>
       </w:rPr>
     </w:tblStylePr>
     <w:tblStylePr w:type="lastCol">
       <w:rPr>
-        <w:b/>
-        <w:bCs/>
+        <w:rFonts w:ascii="Times New Roman" w:hAnsi="Times New Roman" w:eastAsia="Times New Roman" w:cs="Times New Roman"/>
+        <w:b/>
+        <w:bCs/>
+        <w:color w:val="000000"/>
       </w:rPr>
     </w:tblStylePr>
     <w:tblStylePr w:type="band1Vert">
@@ -3954,6 +4776,10 @@
     <w:pPr>
       <w:spacing w:after="0" w:line="240" w:lineRule="auto"/>
     </w:pPr>
+    <w:rPr>
+      <w:rFonts w:ascii="Times New Roman" w:hAnsi="Times New Roman" w:eastAsia="Times New Roman" w:cs="Times New Roman"/>
+      <w:color w:val="000000"/>
+    </w:rPr>
     <w:tblPr>
       <w:tblStyleRowBandSize w:val="1"/>
       <w:tblStyleColBandSize w:val="1"/>
@@ -3976,9 +4802,10 @@
         <w:spacing w:before="0" w:after="0" w:line="240" w:lineRule="auto"/>
       </w:pPr>
       <w:rPr>
-        <w:b/>
-        <w:bCs/>
-        <w:color w:val="FFFFFF" w:themeColor="background1"/>
+        <w:rFonts w:ascii="Times New Roman" w:hAnsi="Times New Roman" w:eastAsia="Times New Roman" w:cs="Times New Roman"/>
+        <w:b/>
+        <w:bCs/>
+        <w:color w:val="000000"/>
       </w:rPr>
       <w:tblPr/>
       <w:tcPr>
@@ -3990,8 +4817,10 @@
         <w:spacing w:before="0" w:after="0" w:line="240" w:lineRule="auto"/>
       </w:pPr>
       <w:rPr>
-        <w:b/>
-        <w:bCs/>
+        <w:rFonts w:ascii="Times New Roman" w:hAnsi="Times New Roman" w:eastAsia="Times New Roman" w:cs="Times New Roman"/>
+        <w:b/>
+        <w:bCs/>
+        <w:color w:val="000000"/>
       </w:rPr>
       <w:tblPr/>
       <w:tcPr>
@@ -4005,14 +4834,18 @@
     </w:tblStylePr>
     <w:tblStylePr w:type="firstCol">
       <w:rPr>
-        <w:b/>
-        <w:bCs/>
+        <w:rFonts w:ascii="Times New Roman" w:hAnsi="Times New Roman" w:eastAsia="Times New Roman" w:cs="Times New Roman"/>
+        <w:b/>
+        <w:bCs/>
+        <w:color w:val="000000"/>
       </w:rPr>
     </w:tblStylePr>
     <w:tblStylePr w:type="lastCol">
       <w:rPr>
-        <w:b/>
-        <w:bCs/>
+        <w:rFonts w:ascii="Times New Roman" w:hAnsi="Times New Roman" w:eastAsia="Times New Roman" w:cs="Times New Roman"/>
+        <w:b/>
+        <w:bCs/>
+        <w:color w:val="000000"/>
       </w:rPr>
     </w:tblStylePr>
     <w:tblStylePr w:type="band1Vert">
@@ -4046,6 +4879,10 @@
     <w:pPr>
       <w:spacing w:after="0" w:line="240" w:lineRule="auto"/>
     </w:pPr>
+    <w:rPr>
+      <w:rFonts w:ascii="Times New Roman" w:hAnsi="Times New Roman" w:eastAsia="Times New Roman" w:cs="Times New Roman"/>
+      <w:color w:val="000000"/>
+    </w:rPr>
     <w:tblPr>
       <w:tblStyleRowBandSize w:val="1"/>
       <w:tblStyleColBandSize w:val="1"/>
@@ -4070,9 +4907,10 @@
         <w:spacing w:before="0" w:after="0" w:line="240" w:lineRule="auto"/>
       </w:pPr>
       <w:rPr>
-        <w:rFonts w:asciiTheme="majorHAnsi" w:eastAsiaTheme="majorEastAsia" w:hAnsiTheme="majorHAnsi" w:cstheme="majorBidi"/>
-        <w:b/>
-        <w:bCs/>
+        <w:rFonts w:ascii="Times New Roman" w:hAnsi="Times New Roman" w:eastAsia="Times New Roman" w:cs="Times New Roman"/>
+        <w:b/>
+        <w:bCs/>
+        <w:color w:val="000000"/>
       </w:rPr>
       <w:tblPr/>
       <w:tcPr>
@@ -4091,9 +4929,10 @@
         <w:spacing w:before="0" w:after="0" w:line="240" w:lineRule="auto"/>
       </w:pPr>
       <w:rPr>
-        <w:rFonts w:asciiTheme="majorHAnsi" w:eastAsiaTheme="majorEastAsia" w:hAnsiTheme="majorHAnsi" w:cstheme="majorBidi"/>
-        <w:b/>
-        <w:bCs/>
+        <w:rFonts w:ascii="Times New Roman" w:hAnsi="Times New Roman" w:eastAsia="Times New Roman" w:cs="Times New Roman"/>
+        <w:b/>
+        <w:bCs/>
+        <w:color w:val="000000"/>
       </w:rPr>
       <w:tblPr/>
       <w:tcPr>
@@ -4109,16 +4948,18 @@
     </w:tblStylePr>
     <w:tblStylePr w:type="firstCol">
       <w:rPr>
-        <w:rFonts w:asciiTheme="majorHAnsi" w:eastAsiaTheme="majorEastAsia" w:hAnsiTheme="majorHAnsi" w:cstheme="majorBidi"/>
-        <w:b/>
-        <w:bCs/>
+        <w:rFonts w:ascii="Times New Roman" w:hAnsi="Times New Roman" w:eastAsia="Times New Roman" w:cs="Times New Roman"/>
+        <w:b/>
+        <w:bCs/>
+        <w:color w:val="000000"/>
       </w:rPr>
     </w:tblStylePr>
     <w:tblStylePr w:type="lastCol">
       <w:rPr>
-        <w:rFonts w:asciiTheme="majorHAnsi" w:eastAsiaTheme="majorEastAsia" w:hAnsiTheme="majorHAnsi" w:cstheme="majorBidi"/>
-        <w:b/>
-        <w:bCs/>
+        <w:rFonts w:ascii="Times New Roman" w:hAnsi="Times New Roman" w:eastAsia="Times New Roman" w:cs="Times New Roman"/>
+        <w:b/>
+        <w:bCs/>
+        <w:color w:val="000000"/>
       </w:rPr>
       <w:tblPr/>
       <w:tcPr>
@@ -4176,6 +5017,10 @@
     <w:pPr>
       <w:spacing w:after="0" w:line="240" w:lineRule="auto"/>
     </w:pPr>
+    <w:rPr>
+      <w:rFonts w:ascii="Times New Roman" w:hAnsi="Times New Roman" w:eastAsia="Times New Roman" w:cs="Times New Roman"/>
+      <w:color w:val="000000"/>
+    </w:rPr>
     <w:tblPr>
       <w:tblStyleRowBandSize w:val="1"/>
       <w:tblStyleColBandSize w:val="1"/>
@@ -4200,9 +5045,10 @@
         <w:spacing w:before="0" w:after="0" w:line="240" w:lineRule="auto"/>
       </w:pPr>
       <w:rPr>
-        <w:rFonts w:asciiTheme="majorHAnsi" w:eastAsiaTheme="majorEastAsia" w:hAnsiTheme="majorHAnsi" w:cstheme="majorBidi"/>
-        <w:b/>
-        <w:bCs/>
+        <w:rFonts w:ascii="Times New Roman" w:hAnsi="Times New Roman" w:eastAsia="Times New Roman" w:cs="Times New Roman"/>
+        <w:b/>
+        <w:bCs/>
+        <w:color w:val="000000"/>
       </w:rPr>
       <w:tblPr/>
       <w:tcPr>
@@ -4221,9 +5067,10 @@
         <w:spacing w:before="0" w:after="0" w:line="240" w:lineRule="auto"/>
       </w:pPr>
       <w:rPr>
-        <w:rFonts w:asciiTheme="majorHAnsi" w:eastAsiaTheme="majorEastAsia" w:hAnsiTheme="majorHAnsi" w:cstheme="majorBidi"/>
-        <w:b/>
-        <w:bCs/>
+        <w:rFonts w:ascii="Times New Roman" w:hAnsi="Times New Roman" w:eastAsia="Times New Roman" w:cs="Times New Roman"/>
+        <w:b/>
+        <w:bCs/>
+        <w:color w:val="000000"/>
       </w:rPr>
       <w:tblPr/>
       <w:tcPr>
@@ -4239,16 +5086,18 @@
     </w:tblStylePr>
     <w:tblStylePr w:type="firstCol">
       <w:rPr>
-        <w:rFonts w:asciiTheme="majorHAnsi" w:eastAsiaTheme="majorEastAsia" w:hAnsiTheme="majorHAnsi" w:cstheme="majorBidi"/>
-        <w:b/>
-        <w:bCs/>
+        <w:rFonts w:ascii="Times New Roman" w:hAnsi="Times New Roman" w:eastAsia="Times New Roman" w:cs="Times New Roman"/>
+        <w:b/>
+        <w:bCs/>
+        <w:color w:val="000000"/>
       </w:rPr>
     </w:tblStylePr>
     <w:tblStylePr w:type="lastCol">
       <w:rPr>
-        <w:rFonts w:asciiTheme="majorHAnsi" w:eastAsiaTheme="majorEastAsia" w:hAnsiTheme="majorHAnsi" w:cstheme="majorBidi"/>
-        <w:b/>
-        <w:bCs/>
+        <w:rFonts w:ascii="Times New Roman" w:hAnsi="Times New Roman" w:eastAsia="Times New Roman" w:cs="Times New Roman"/>
+        <w:b/>
+        <w:bCs/>
+        <w:color w:val="000000"/>
       </w:rPr>
       <w:tblPr/>
       <w:tcPr>
@@ -4306,6 +5155,10 @@
     <w:pPr>
       <w:spacing w:after="0" w:line="240" w:lineRule="auto"/>
     </w:pPr>
+    <w:rPr>
+      <w:rFonts w:ascii="Times New Roman" w:hAnsi="Times New Roman" w:eastAsia="Times New Roman" w:cs="Times New Roman"/>
+      <w:color w:val="000000"/>
+    </w:rPr>
     <w:tblPr>
       <w:tblStyleRowBandSize w:val="1"/>
       <w:tblStyleColBandSize w:val="1"/>
@@ -4330,9 +5183,10 @@
         <w:spacing w:before="0" w:after="0" w:line="240" w:lineRule="auto"/>
       </w:pPr>
       <w:rPr>
-        <w:rFonts w:asciiTheme="majorHAnsi" w:eastAsiaTheme="majorEastAsia" w:hAnsiTheme="majorHAnsi" w:cstheme="majorBidi"/>
-        <w:b/>
-        <w:bCs/>
+        <w:rFonts w:ascii="Times New Roman" w:hAnsi="Times New Roman" w:eastAsia="Times New Roman" w:cs="Times New Roman"/>
+        <w:b/>
+        <w:bCs/>
+        <w:color w:val="000000"/>
       </w:rPr>
       <w:tblPr/>
       <w:tcPr>
@@ -4351,9 +5205,10 @@
         <w:spacing w:before="0" w:after="0" w:line="240" w:lineRule="auto"/>
       </w:pPr>
       <w:rPr>
-        <w:rFonts w:asciiTheme="majorHAnsi" w:eastAsiaTheme="majorEastAsia" w:hAnsiTheme="majorHAnsi" w:cstheme="majorBidi"/>
-        <w:b/>
-        <w:bCs/>
+        <w:rFonts w:ascii="Times New Roman" w:hAnsi="Times New Roman" w:eastAsia="Times New Roman" w:cs="Times New Roman"/>
+        <w:b/>
+        <w:bCs/>
+        <w:color w:val="000000"/>
       </w:rPr>
       <w:tblPr/>
       <w:tcPr>
@@ -4369,16 +5224,18 @@
     </w:tblStylePr>
     <w:tblStylePr w:type="firstCol">
       <w:rPr>
-        <w:rFonts w:asciiTheme="majorHAnsi" w:eastAsiaTheme="majorEastAsia" w:hAnsiTheme="majorHAnsi" w:cstheme="majorBidi"/>
-        <w:b/>
-        <w:bCs/>
+        <w:rFonts w:ascii="Times New Roman" w:hAnsi="Times New Roman" w:eastAsia="Times New Roman" w:cs="Times New Roman"/>
+        <w:b/>
+        <w:bCs/>
+        <w:color w:val="000000"/>
       </w:rPr>
     </w:tblStylePr>
     <w:tblStylePr w:type="lastCol">
       <w:rPr>
-        <w:rFonts w:asciiTheme="majorHAnsi" w:eastAsiaTheme="majorEastAsia" w:hAnsiTheme="majorHAnsi" w:cstheme="majorBidi"/>
-        <w:b/>
-        <w:bCs/>
+        <w:rFonts w:ascii="Times New Roman" w:hAnsi="Times New Roman" w:eastAsia="Times New Roman" w:cs="Times New Roman"/>
+        <w:b/>
+        <w:bCs/>
+        <w:color w:val="000000"/>
       </w:rPr>
       <w:tblPr/>
       <w:tcPr>
@@ -4436,6 +5293,10 @@
     <w:pPr>
       <w:spacing w:after="0" w:line="240" w:lineRule="auto"/>
     </w:pPr>
+    <w:rPr>
+      <w:rFonts w:ascii="Times New Roman" w:hAnsi="Times New Roman" w:eastAsia="Times New Roman" w:cs="Times New Roman"/>
+      <w:color w:val="000000"/>
+    </w:rPr>
     <w:tblPr>
       <w:tblStyleRowBandSize w:val="1"/>
       <w:tblStyleColBandSize w:val="1"/>
@@ -4460,9 +5321,10 @@
         <w:spacing w:before="0" w:after="0" w:line="240" w:lineRule="auto"/>
       </w:pPr>
       <w:rPr>
-        <w:rFonts w:asciiTheme="majorHAnsi" w:eastAsiaTheme="majorEastAsia" w:hAnsiTheme="majorHAnsi" w:cstheme="majorBidi"/>
-        <w:b/>
-        <w:bCs/>
+        <w:rFonts w:ascii="Times New Roman" w:hAnsi="Times New Roman" w:eastAsia="Times New Roman" w:cs="Times New Roman"/>
+        <w:b/>
+        <w:bCs/>
+        <w:color w:val="000000"/>
       </w:rPr>
       <w:tblPr/>
       <w:tcPr>
@@ -4481,9 +5343,10 @@
         <w:spacing w:before="0" w:after="0" w:line="240" w:lineRule="auto"/>
       </w:pPr>
       <w:rPr>
-        <w:rFonts w:asciiTheme="majorHAnsi" w:eastAsiaTheme="majorEastAsia" w:hAnsiTheme="majorHAnsi" w:cstheme="majorBidi"/>
-        <w:b/>
-        <w:bCs/>
+        <w:rFonts w:ascii="Times New Roman" w:hAnsi="Times New Roman" w:eastAsia="Times New Roman" w:cs="Times New Roman"/>
+        <w:b/>
+        <w:bCs/>
+        <w:color w:val="000000"/>
       </w:rPr>
       <w:tblPr/>
       <w:tcPr>
@@ -4499,16 +5362,18 @@
     </w:tblStylePr>
     <w:tblStylePr w:type="firstCol">
       <w:rPr>
-        <w:rFonts w:asciiTheme="majorHAnsi" w:eastAsiaTheme="majorEastAsia" w:hAnsiTheme="majorHAnsi" w:cstheme="majorBidi"/>
-        <w:b/>
-        <w:bCs/>
+        <w:rFonts w:ascii="Times New Roman" w:hAnsi="Times New Roman" w:eastAsia="Times New Roman" w:cs="Times New Roman"/>
+        <w:b/>
+        <w:bCs/>
+        <w:color w:val="000000"/>
       </w:rPr>
     </w:tblStylePr>
     <w:tblStylePr w:type="lastCol">
       <w:rPr>
-        <w:rFonts w:asciiTheme="majorHAnsi" w:eastAsiaTheme="majorEastAsia" w:hAnsiTheme="majorHAnsi" w:cstheme="majorBidi"/>
-        <w:b/>
-        <w:bCs/>
+        <w:rFonts w:ascii="Times New Roman" w:hAnsi="Times New Roman" w:eastAsia="Times New Roman" w:cs="Times New Roman"/>
+        <w:b/>
+        <w:bCs/>
+        <w:color w:val="000000"/>
       </w:rPr>
       <w:tblPr/>
       <w:tcPr>
@@ -4566,6 +5431,10 @@
     <w:pPr>
       <w:spacing w:after="0" w:line="240" w:lineRule="auto"/>
     </w:pPr>
+    <w:rPr>
+      <w:rFonts w:ascii="Times New Roman" w:hAnsi="Times New Roman" w:eastAsia="Times New Roman" w:cs="Times New Roman"/>
+      <w:color w:val="000000"/>
+    </w:rPr>
     <w:tblPr>
       <w:tblStyleRowBandSize w:val="1"/>
       <w:tblStyleColBandSize w:val="1"/>
@@ -4590,9 +5459,10 @@
         <w:spacing w:before="0" w:after="0" w:line="240" w:lineRule="auto"/>
       </w:pPr>
       <w:rPr>
-        <w:rFonts w:asciiTheme="majorHAnsi" w:eastAsiaTheme="majorEastAsia" w:hAnsiTheme="majorHAnsi" w:cstheme="majorBidi"/>
-        <w:b/>
-        <w:bCs/>
+        <w:rFonts w:ascii="Times New Roman" w:hAnsi="Times New Roman" w:eastAsia="Times New Roman" w:cs="Times New Roman"/>
+        <w:b/>
+        <w:bCs/>
+        <w:color w:val="000000"/>
       </w:rPr>
       <w:tblPr/>
       <w:tcPr>
@@ -4611,9 +5481,10 @@
         <w:spacing w:before="0" w:after="0" w:line="240" w:lineRule="auto"/>
       </w:pPr>
       <w:rPr>
-        <w:rFonts w:asciiTheme="majorHAnsi" w:eastAsiaTheme="majorEastAsia" w:hAnsiTheme="majorHAnsi" w:cstheme="majorBidi"/>
-        <w:b/>
-        <w:bCs/>
+        <w:rFonts w:ascii="Times New Roman" w:hAnsi="Times New Roman" w:eastAsia="Times New Roman" w:cs="Times New Roman"/>
+        <w:b/>
+        <w:bCs/>
+        <w:color w:val="000000"/>
       </w:rPr>
       <w:tblPr/>
       <w:tcPr>
@@ -4629,16 +5500,18 @@
     </w:tblStylePr>
     <w:tblStylePr w:type="firstCol">
       <w:rPr>
-        <w:rFonts w:asciiTheme="majorHAnsi" w:eastAsiaTheme="majorEastAsia" w:hAnsiTheme="majorHAnsi" w:cstheme="majorBidi"/>
-        <w:b/>
-        <w:bCs/>
+        <w:rFonts w:ascii="Times New Roman" w:hAnsi="Times New Roman" w:eastAsia="Times New Roman" w:cs="Times New Roman"/>
+        <w:b/>
+        <w:bCs/>
+        <w:color w:val="000000"/>
       </w:rPr>
     </w:tblStylePr>
     <w:tblStylePr w:type="lastCol">
       <w:rPr>
-        <w:rFonts w:asciiTheme="majorHAnsi" w:eastAsiaTheme="majorEastAsia" w:hAnsiTheme="majorHAnsi" w:cstheme="majorBidi"/>
-        <w:b/>
-        <w:bCs/>
+        <w:rFonts w:ascii="Times New Roman" w:hAnsi="Times New Roman" w:eastAsia="Times New Roman" w:cs="Times New Roman"/>
+        <w:b/>
+        <w:bCs/>
+        <w:color w:val="000000"/>
       </w:rPr>
       <w:tblPr/>
       <w:tcPr>
@@ -4696,6 +5569,10 @@
     <w:pPr>
       <w:spacing w:after="0" w:line="240" w:lineRule="auto"/>
     </w:pPr>
+    <w:rPr>
+      <w:rFonts w:ascii="Times New Roman" w:hAnsi="Times New Roman" w:eastAsia="Times New Roman" w:cs="Times New Roman"/>
+      <w:color w:val="000000"/>
+    </w:rPr>
     <w:tblPr>
       <w:tblStyleRowBandSize w:val="1"/>
       <w:tblStyleColBandSize w:val="1"/>
@@ -4720,9 +5597,10 @@
         <w:spacing w:before="0" w:after="0" w:line="240" w:lineRule="auto"/>
       </w:pPr>
       <w:rPr>
-        <w:rFonts w:asciiTheme="majorHAnsi" w:eastAsiaTheme="majorEastAsia" w:hAnsiTheme="majorHAnsi" w:cstheme="majorBidi"/>
-        <w:b/>
-        <w:bCs/>
+        <w:rFonts w:ascii="Times New Roman" w:hAnsi="Times New Roman" w:eastAsia="Times New Roman" w:cs="Times New Roman"/>
+        <w:b/>
+        <w:bCs/>
+        <w:color w:val="000000"/>
       </w:rPr>
       <w:tblPr/>
       <w:tcPr>
@@ -4741,9 +5619,10 @@
         <w:spacing w:before="0" w:after="0" w:line="240" w:lineRule="auto"/>
       </w:pPr>
       <w:rPr>
-        <w:rFonts w:asciiTheme="majorHAnsi" w:eastAsiaTheme="majorEastAsia" w:hAnsiTheme="majorHAnsi" w:cstheme="majorBidi"/>
-        <w:b/>
-        <w:bCs/>
+        <w:rFonts w:ascii="Times New Roman" w:hAnsi="Times New Roman" w:eastAsia="Times New Roman" w:cs="Times New Roman"/>
+        <w:b/>
+        <w:bCs/>
+        <w:color w:val="000000"/>
       </w:rPr>
       <w:tblPr/>
       <w:tcPr>
@@ -4759,16 +5638,18 @@
     </w:tblStylePr>
     <w:tblStylePr w:type="firstCol">
       <w:rPr>
-        <w:rFonts w:asciiTheme="majorHAnsi" w:eastAsiaTheme="majorEastAsia" w:hAnsiTheme="majorHAnsi" w:cstheme="majorBidi"/>
-        <w:b/>
-        <w:bCs/>
+        <w:rFonts w:ascii="Times New Roman" w:hAnsi="Times New Roman" w:eastAsia="Times New Roman" w:cs="Times New Roman"/>
+        <w:b/>
+        <w:bCs/>
+        <w:color w:val="000000"/>
       </w:rPr>
     </w:tblStylePr>
     <w:tblStylePr w:type="lastCol">
       <w:rPr>
-        <w:rFonts w:asciiTheme="majorHAnsi" w:eastAsiaTheme="majorEastAsia" w:hAnsiTheme="majorHAnsi" w:cstheme="majorBidi"/>
-        <w:b/>
-        <w:bCs/>
+        <w:rFonts w:ascii="Times New Roman" w:hAnsi="Times New Roman" w:eastAsia="Times New Roman" w:cs="Times New Roman"/>
+        <w:b/>
+        <w:bCs/>
+        <w:color w:val="000000"/>
       </w:rPr>
       <w:tblPr/>
       <w:tcPr>
@@ -4826,6 +5707,10 @@
     <w:pPr>
       <w:spacing w:after="0" w:line="240" w:lineRule="auto"/>
     </w:pPr>
+    <w:rPr>
+      <w:rFonts w:ascii="Times New Roman" w:hAnsi="Times New Roman" w:eastAsia="Times New Roman" w:cs="Times New Roman"/>
+      <w:color w:val="000000"/>
+    </w:rPr>
     <w:tblPr>
       <w:tblStyleRowBandSize w:val="1"/>
       <w:tblStyleColBandSize w:val="1"/>
@@ -4850,9 +5735,10 @@
         <w:spacing w:before="0" w:after="0" w:line="240" w:lineRule="auto"/>
       </w:pPr>
       <w:rPr>
-        <w:rFonts w:asciiTheme="majorHAnsi" w:eastAsiaTheme="majorEastAsia" w:hAnsiTheme="majorHAnsi" w:cstheme="majorBidi"/>
-        <w:b/>
-        <w:bCs/>
+        <w:rFonts w:ascii="Times New Roman" w:hAnsi="Times New Roman" w:eastAsia="Times New Roman" w:cs="Times New Roman"/>
+        <w:b/>
+        <w:bCs/>
+        <w:color w:val="000000"/>
       </w:rPr>
       <w:tblPr/>
       <w:tcPr>
@@ -4871,9 +5757,10 @@
         <w:spacing w:before="0" w:after="0" w:line="240" w:lineRule="auto"/>
       </w:pPr>
       <w:rPr>
-        <w:rFonts w:asciiTheme="majorHAnsi" w:eastAsiaTheme="majorEastAsia" w:hAnsiTheme="majorHAnsi" w:cstheme="majorBidi"/>
-        <w:b/>
-        <w:bCs/>
+        <w:rFonts w:ascii="Times New Roman" w:hAnsi="Times New Roman" w:eastAsia="Times New Roman" w:cs="Times New Roman"/>
+        <w:b/>
+        <w:bCs/>
+        <w:color w:val="000000"/>
       </w:rPr>
       <w:tblPr/>
       <w:tcPr>
@@ -4889,16 +5776,18 @@
     </w:tblStylePr>
     <w:tblStylePr w:type="firstCol">
       <w:rPr>
-        <w:rFonts w:asciiTheme="majorHAnsi" w:eastAsiaTheme="majorEastAsia" w:hAnsiTheme="majorHAnsi" w:cstheme="majorBidi"/>
-        <w:b/>
-        <w:bCs/>
+        <w:rFonts w:ascii="Times New Roman" w:hAnsi="Times New Roman" w:eastAsia="Times New Roman" w:cs="Times New Roman"/>
+        <w:b/>
+        <w:bCs/>
+        <w:color w:val="000000"/>
       </w:rPr>
     </w:tblStylePr>
     <w:tblStylePr w:type="lastCol">
       <w:rPr>
-        <w:rFonts w:asciiTheme="majorHAnsi" w:eastAsiaTheme="majorEastAsia" w:hAnsiTheme="majorHAnsi" w:cstheme="majorBidi"/>
-        <w:b/>
-        <w:bCs/>
+        <w:rFonts w:ascii="Times New Roman" w:hAnsi="Times New Roman" w:eastAsia="Times New Roman" w:cs="Times New Roman"/>
+        <w:b/>
+        <w:bCs/>
+        <w:color w:val="000000"/>
       </w:rPr>
       <w:tblPr/>
       <w:tcPr>
@@ -4956,6 +5845,10 @@
     <w:pPr>
       <w:spacing w:after="0" w:line="240" w:lineRule="auto"/>
     </w:pPr>
+    <w:rPr>
+      <w:rFonts w:ascii="Times New Roman" w:hAnsi="Times New Roman" w:eastAsia="Times New Roman" w:cs="Times New Roman"/>
+      <w:color w:val="000000"/>
+    </w:rPr>
     <w:tblPr>
       <w:tblStyleRowBandSize w:val="1"/>
       <w:tblStyleColBandSize w:val="1"/>
@@ -4979,9 +5872,10 @@
         <w:spacing w:before="0" w:after="0" w:line="240" w:lineRule="auto"/>
       </w:pPr>
       <w:rPr>
-        <w:b/>
-        <w:bCs/>
-        <w:color w:val="FFFFFF" w:themeColor="background1"/>
+        <w:rFonts w:ascii="Times New Roman" w:hAnsi="Times New Roman" w:eastAsia="Times New Roman" w:cs="Times New Roman"/>
+        <w:b/>
+        <w:bCs/>
+        <w:color w:val="000000"/>
       </w:rPr>
       <w:tblPr/>
       <w:tcPr>
@@ -5001,8 +5895,10 @@
         <w:spacing w:before="0" w:after="0" w:line="240" w:lineRule="auto"/>
       </w:pPr>
       <w:rPr>
-        <w:b/>
-        <w:bCs/>
+        <w:rFonts w:ascii="Times New Roman" w:hAnsi="Times New Roman" w:eastAsia="Times New Roman" w:cs="Times New Roman"/>
+        <w:b/>
+        <w:bCs/>
+        <w:color w:val="000000"/>
       </w:rPr>
       <w:tblPr/>
       <w:tcPr>
@@ -5018,14 +5914,18 @@
     </w:tblStylePr>
     <w:tblStylePr w:type="firstCol">
       <w:rPr>
-        <w:b/>
-        <w:bCs/>
+        <w:rFonts w:ascii="Times New Roman" w:hAnsi="Times New Roman" w:eastAsia="Times New Roman" w:cs="Times New Roman"/>
+        <w:b/>
+        <w:bCs/>
+        <w:color w:val="000000"/>
       </w:rPr>
     </w:tblStylePr>
     <w:tblStylePr w:type="lastCol">
       <w:rPr>
-        <w:b/>
-        <w:bCs/>
+        <w:rFonts w:ascii="Times New Roman" w:hAnsi="Times New Roman" w:eastAsia="Times New Roman" w:cs="Times New Roman"/>
+        <w:b/>
+        <w:bCs/>
+        <w:color w:val="000000"/>
       </w:rPr>
     </w:tblStylePr>
     <w:tblStylePr w:type="band1Vert">
@@ -5062,6 +5962,10 @@
     <w:pPr>
       <w:spacing w:after="0" w:line="240" w:lineRule="auto"/>
     </w:pPr>
+    <w:rPr>
+      <w:rFonts w:ascii="Times New Roman" w:hAnsi="Times New Roman" w:eastAsia="Times New Roman" w:cs="Times New Roman"/>
+      <w:color w:val="000000"/>
+    </w:rPr>
     <w:tblPr>
       <w:tblStyleRowBandSize w:val="1"/>
       <w:tblStyleColBandSize w:val="1"/>
@@ -5085,9 +5989,10 @@
         <w:spacing w:before="0" w:after="0" w:line="240" w:lineRule="auto"/>
       </w:pPr>
       <w:rPr>
-        <w:b/>
-        <w:bCs/>
-        <w:color w:val="FFFFFF" w:themeColor="background1"/>
+        <w:rFonts w:ascii="Times New Roman" w:hAnsi="Times New Roman" w:eastAsia="Times New Roman" w:cs="Times New Roman"/>
+        <w:b/>
+        <w:bCs/>
+        <w:color w:val="000000"/>
       </w:rPr>
       <w:tblPr/>
       <w:tcPr>
@@ -5107,8 +6012,10 @@
         <w:spacing w:before="0" w:after="0" w:line="240" w:lineRule="auto"/>
       </w:pPr>
       <w:rPr>
-        <w:b/>
-        <w:bCs/>
+        <w:rFonts w:ascii="Times New Roman" w:hAnsi="Times New Roman" w:eastAsia="Times New Roman" w:cs="Times New Roman"/>
+        <w:b/>
+        <w:bCs/>
+        <w:color w:val="000000"/>
       </w:rPr>
       <w:tblPr/>
       <w:tcPr>
@@ -5124,14 +6031,18 @@
     </w:tblStylePr>
     <w:tblStylePr w:type="firstCol">
       <w:rPr>
-        <w:b/>
-        <w:bCs/>
+        <w:rFonts w:ascii="Times New Roman" w:hAnsi="Times New Roman" w:eastAsia="Times New Roman" w:cs="Times New Roman"/>
+        <w:b/>
+        <w:bCs/>
+        <w:color w:val="000000"/>
       </w:rPr>
     </w:tblStylePr>
     <w:tblStylePr w:type="lastCol">
       <w:rPr>
-        <w:b/>
-        <w:bCs/>
+        <w:rFonts w:ascii="Times New Roman" w:hAnsi="Times New Roman" w:eastAsia="Times New Roman" w:cs="Times New Roman"/>
+        <w:b/>
+        <w:bCs/>
+        <w:color w:val="000000"/>
       </w:rPr>
     </w:tblStylePr>
     <w:tblStylePr w:type="band1Vert">
@@ -5168,6 +6079,10 @@
     <w:pPr>
       <w:spacing w:after="0" w:line="240" w:lineRule="auto"/>
     </w:pPr>
+    <w:rPr>
+      <w:rFonts w:ascii="Times New Roman" w:hAnsi="Times New Roman" w:eastAsia="Times New Roman" w:cs="Times New Roman"/>
+      <w:color w:val="000000"/>
+    </w:rPr>
     <w:tblPr>
       <w:tblStyleRowBandSize w:val="1"/>
       <w:tblStyleColBandSize w:val="1"/>
@@ -5191,9 +6106,10 @@
         <w:spacing w:before="0" w:after="0" w:line="240" w:lineRule="auto"/>
       </w:pPr>
       <w:rPr>
-        <w:b/>
-        <w:bCs/>
-        <w:color w:val="FFFFFF" w:themeColor="background1"/>
+        <w:rFonts w:ascii="Times New Roman" w:hAnsi="Times New Roman" w:eastAsia="Times New Roman" w:cs="Times New Roman"/>
+        <w:b/>
+        <w:bCs/>
+        <w:color w:val="000000"/>
       </w:rPr>
       <w:tblPr/>
       <w:tcPr>
@@ -5213,8 +6129,10 @@
         <w:spacing w:before="0" w:after="0" w:line="240" w:lineRule="auto"/>
       </w:pPr>
       <w:rPr>
-        <w:b/>
-        <w:bCs/>
+        <w:rFonts w:ascii="Times New Roman" w:hAnsi="Times New Roman" w:eastAsia="Times New Roman" w:cs="Times New Roman"/>
+        <w:b/>
+        <w:bCs/>
+        <w:color w:val="000000"/>
       </w:rPr>
       <w:tblPr/>
       <w:tcPr>
@@ -5230,14 +6148,18 @@
     </w:tblStylePr>
     <w:tblStylePr w:type="firstCol">
       <w:rPr>
-        <w:b/>
-        <w:bCs/>
+        <w:rFonts w:ascii="Times New Roman" w:hAnsi="Times New Roman" w:eastAsia="Times New Roman" w:cs="Times New Roman"/>
+        <w:b/>
+        <w:bCs/>
+        <w:color w:val="000000"/>
       </w:rPr>
     </w:tblStylePr>
     <w:tblStylePr w:type="lastCol">
       <w:rPr>
-        <w:b/>
-        <w:bCs/>
+        <w:rFonts w:ascii="Times New Roman" w:hAnsi="Times New Roman" w:eastAsia="Times New Roman" w:cs="Times New Roman"/>
+        <w:b/>
+        <w:bCs/>
+        <w:color w:val="000000"/>
       </w:rPr>
     </w:tblStylePr>
     <w:tblStylePr w:type="band1Vert">
@@ -5274,6 +6196,10 @@
     <w:pPr>
       <w:spacing w:after="0" w:line="240" w:lineRule="auto"/>
     </w:pPr>
+    <w:rPr>
+      <w:rFonts w:ascii="Times New Roman" w:hAnsi="Times New Roman" w:eastAsia="Times New Roman" w:cs="Times New Roman"/>
+      <w:color w:val="000000"/>
+    </w:rPr>
     <w:tblPr>
       <w:tblStyleRowBandSize w:val="1"/>
       <w:tblStyleColBandSize w:val="1"/>
@@ -5297,9 +6223,10 @@
         <w:spacing w:before="0" w:after="0" w:line="240" w:lineRule="auto"/>
       </w:pPr>
       <w:rPr>
-        <w:b/>
-        <w:bCs/>
-        <w:color w:val="FFFFFF" w:themeColor="background1"/>
+        <w:rFonts w:ascii="Times New Roman" w:hAnsi="Times New Roman" w:eastAsia="Times New Roman" w:cs="Times New Roman"/>
+        <w:b/>
+        <w:bCs/>
+        <w:color w:val="000000"/>
       </w:rPr>
       <w:tblPr/>
       <w:tcPr>
@@ -5319,8 +6246,10 @@
         <w:spacing w:before="0" w:after="0" w:line="240" w:lineRule="auto"/>
       </w:pPr>
       <w:rPr>
-        <w:b/>
-        <w:bCs/>
+        <w:rFonts w:ascii="Times New Roman" w:hAnsi="Times New Roman" w:eastAsia="Times New Roman" w:cs="Times New Roman"/>
+        <w:b/>
+        <w:bCs/>
+        <w:color w:val="000000"/>
       </w:rPr>
       <w:tblPr/>
       <w:tcPr>
@@ -5336,14 +6265,18 @@
     </w:tblStylePr>
     <w:tblStylePr w:type="firstCol">
       <w:rPr>
-        <w:b/>
-        <w:bCs/>
+        <w:rFonts w:ascii="Times New Roman" w:hAnsi="Times New Roman" w:eastAsia="Times New Roman" w:cs="Times New Roman"/>
+        <w:b/>
+        <w:bCs/>
+        <w:color w:val="000000"/>
       </w:rPr>
     </w:tblStylePr>
     <w:tblStylePr w:type="lastCol">
       <w:rPr>
-        <w:b/>
-        <w:bCs/>
+        <w:rFonts w:ascii="Times New Roman" w:hAnsi="Times New Roman" w:eastAsia="Times New Roman" w:cs="Times New Roman"/>
+        <w:b/>
+        <w:bCs/>
+        <w:color w:val="000000"/>
       </w:rPr>
     </w:tblStylePr>
     <w:tblStylePr w:type="band1Vert">
@@ -5380,6 +6313,10 @@
     <w:pPr>
       <w:spacing w:after="0" w:line="240" w:lineRule="auto"/>
     </w:pPr>
+    <w:rPr>
+      <w:rFonts w:ascii="Times New Roman" w:hAnsi="Times New Roman" w:eastAsia="Times New Roman" w:cs="Times New Roman"/>
+      <w:color w:val="000000"/>
+    </w:rPr>
     <w:tblPr>
       <w:tblStyleRowBandSize w:val="1"/>
       <w:tblStyleColBandSize w:val="1"/>
@@ -5403,9 +6340,10 @@
         <w:spacing w:before="0" w:after="0" w:line="240" w:lineRule="auto"/>
       </w:pPr>
       <w:rPr>
-        <w:b/>
-        <w:bCs/>
-        <w:color w:val="FFFFFF" w:themeColor="background1"/>
+        <w:rFonts w:ascii="Times New Roman" w:hAnsi="Times New Roman" w:eastAsia="Times New Roman" w:cs="Times New Roman"/>
+        <w:b/>
+        <w:bCs/>
+        <w:color w:val="000000"/>
       </w:rPr>
       <w:tblPr/>
       <w:tcPr>
@@ -5425,8 +6363,10 @@
         <w:spacing w:before="0" w:after="0" w:line="240" w:lineRule="auto"/>
       </w:pPr>
       <w:rPr>
-        <w:b/>
-        <w:bCs/>
+        <w:rFonts w:ascii="Times New Roman" w:hAnsi="Times New Roman" w:eastAsia="Times New Roman" w:cs="Times New Roman"/>
+        <w:b/>
+        <w:bCs/>
+        <w:color w:val="000000"/>
       </w:rPr>
       <w:tblPr/>
       <w:tcPr>
@@ -5442,14 +6382,18 @@
     </w:tblStylePr>
     <w:tblStylePr w:type="firstCol">
       <w:rPr>
-        <w:b/>
-        <w:bCs/>
+        <w:rFonts w:ascii="Times New Roman" w:hAnsi="Times New Roman" w:eastAsia="Times New Roman" w:cs="Times New Roman"/>
+        <w:b/>
+        <w:bCs/>
+        <w:color w:val="000000"/>
       </w:rPr>
     </w:tblStylePr>
     <w:tblStylePr w:type="lastCol">
       <w:rPr>
-        <w:b/>
-        <w:bCs/>
+        <w:rFonts w:ascii="Times New Roman" w:hAnsi="Times New Roman" w:eastAsia="Times New Roman" w:cs="Times New Roman"/>
+        <w:b/>
+        <w:bCs/>
+        <w:color w:val="000000"/>
       </w:rPr>
     </w:tblStylePr>
     <w:tblStylePr w:type="band1Vert">
@@ -5486,6 +6430,10 @@
     <w:pPr>
       <w:spacing w:after="0" w:line="240" w:lineRule="auto"/>
     </w:pPr>
+    <w:rPr>
+      <w:rFonts w:ascii="Times New Roman" w:hAnsi="Times New Roman" w:eastAsia="Times New Roman" w:cs="Times New Roman"/>
+      <w:color w:val="000000"/>
+    </w:rPr>
     <w:tblPr>
       <w:tblStyleRowBandSize w:val="1"/>
       <w:tblStyleColBandSize w:val="1"/>
@@ -5509,9 +6457,10 @@
         <w:spacing w:before="0" w:after="0" w:line="240" w:lineRule="auto"/>
       </w:pPr>
       <w:rPr>
-        <w:b/>
-        <w:bCs/>
-        <w:color w:val="FFFFFF" w:themeColor="background1"/>
+        <w:rFonts w:ascii="Times New Roman" w:hAnsi="Times New Roman" w:eastAsia="Times New Roman" w:cs="Times New Roman"/>
+        <w:b/>
+        <w:bCs/>
+        <w:color w:val="000000"/>
       </w:rPr>
       <w:tblPr/>
       <w:tcPr>
@@ -5531,8 +6480,10 @@
         <w:spacing w:before="0" w:after="0" w:line="240" w:lineRule="auto"/>
       </w:pPr>
       <w:rPr>
-        <w:b/>
-        <w:bCs/>
+        <w:rFonts w:ascii="Times New Roman" w:hAnsi="Times New Roman" w:eastAsia="Times New Roman" w:cs="Times New Roman"/>
+        <w:b/>
+        <w:bCs/>
+        <w:color w:val="000000"/>
       </w:rPr>
       <w:tblPr/>
       <w:tcPr>
@@ -5548,14 +6499,18 @@
     </w:tblStylePr>
     <w:tblStylePr w:type="firstCol">
       <w:rPr>
-        <w:b/>
-        <w:bCs/>
+        <w:rFonts w:ascii="Times New Roman" w:hAnsi="Times New Roman" w:eastAsia="Times New Roman" w:cs="Times New Roman"/>
+        <w:b/>
+        <w:bCs/>
+        <w:color w:val="000000"/>
       </w:rPr>
     </w:tblStylePr>
     <w:tblStylePr w:type="lastCol">
       <w:rPr>
-        <w:b/>
-        <w:bCs/>
+        <w:rFonts w:ascii="Times New Roman" w:hAnsi="Times New Roman" w:eastAsia="Times New Roman" w:cs="Times New Roman"/>
+        <w:b/>
+        <w:bCs/>
+        <w:color w:val="000000"/>
       </w:rPr>
     </w:tblStylePr>
     <w:tblStylePr w:type="band1Vert">
@@ -5592,6 +6547,10 @@
     <w:pPr>
       <w:spacing w:after="0" w:line="240" w:lineRule="auto"/>
     </w:pPr>
+    <w:rPr>
+      <w:rFonts w:ascii="Times New Roman" w:hAnsi="Times New Roman" w:eastAsia="Times New Roman" w:cs="Times New Roman"/>
+      <w:color w:val="000000"/>
+    </w:rPr>
     <w:tblPr>
       <w:tblStyleRowBandSize w:val="1"/>
       <w:tblStyleColBandSize w:val="1"/>
@@ -5615,9 +6574,10 @@
         <w:spacing w:before="0" w:after="0" w:line="240" w:lineRule="auto"/>
       </w:pPr>
       <w:rPr>
-        <w:b/>
-        <w:bCs/>
-        <w:color w:val="FFFFFF" w:themeColor="background1"/>
+        <w:rFonts w:ascii="Times New Roman" w:hAnsi="Times New Roman" w:eastAsia="Times New Roman" w:cs="Times New Roman"/>
+        <w:b/>
+        <w:bCs/>
+        <w:color w:val="000000"/>
       </w:rPr>
       <w:tblPr/>
       <w:tcPr>
@@ -5637,8 +6597,10 @@
         <w:spacing w:before="0" w:after="0" w:line="240" w:lineRule="auto"/>
       </w:pPr>
       <w:rPr>
-        <w:b/>
-        <w:bCs/>
+        <w:rFonts w:ascii="Times New Roman" w:hAnsi="Times New Roman" w:eastAsia="Times New Roman" w:cs="Times New Roman"/>
+        <w:b/>
+        <w:bCs/>
+        <w:color w:val="000000"/>
       </w:rPr>
       <w:tblPr/>
       <w:tcPr>
@@ -5654,14 +6616,18 @@
     </w:tblStylePr>
     <w:tblStylePr w:type="firstCol">
       <w:rPr>
-        <w:b/>
-        <w:bCs/>
+        <w:rFonts w:ascii="Times New Roman" w:hAnsi="Times New Roman" w:eastAsia="Times New Roman" w:cs="Times New Roman"/>
+        <w:b/>
+        <w:bCs/>
+        <w:color w:val="000000"/>
       </w:rPr>
     </w:tblStylePr>
     <w:tblStylePr w:type="lastCol">
       <w:rPr>
-        <w:b/>
-        <w:bCs/>
+        <w:rFonts w:ascii="Times New Roman" w:hAnsi="Times New Roman" w:eastAsia="Times New Roman" w:cs="Times New Roman"/>
+        <w:b/>
+        <w:bCs/>
+        <w:color w:val="000000"/>
       </w:rPr>
     </w:tblStylePr>
     <w:tblStylePr w:type="band1Vert">
@@ -5698,6 +6664,10 @@
     <w:pPr>
       <w:spacing w:after="0" w:line="240" w:lineRule="auto"/>
     </w:pPr>
+    <w:rPr>
+      <w:rFonts w:ascii="Times New Roman" w:hAnsi="Times New Roman" w:eastAsia="Times New Roman" w:cs="Times New Roman"/>
+      <w:color w:val="000000"/>
+    </w:rPr>
     <w:tblPr>
       <w:tblStyleRowBandSize w:val="1"/>
       <w:tblStyleColBandSize w:val="1"/>
@@ -5718,9 +6688,10 @@
         <w:spacing w:before="0" w:after="0" w:line="240" w:lineRule="auto"/>
       </w:pPr>
       <w:rPr>
-        <w:b/>
-        <w:bCs/>
-        <w:color w:val="FFFFFF" w:themeColor="background1"/>
+        <w:rFonts w:ascii="Times New Roman" w:hAnsi="Times New Roman" w:eastAsia="Times New Roman" w:cs="Times New Roman"/>
+        <w:b/>
+        <w:bCs/>
+        <w:color w:val="000000"/>
       </w:rPr>
       <w:tblPr/>
       <w:tcPr>
@@ -5740,7 +6711,8 @@
         <w:spacing w:before="0" w:after="0" w:line="240" w:lineRule="auto"/>
       </w:pPr>
       <w:rPr>
-        <w:color w:val="auto"/>
+        <w:rFonts w:ascii="Times New Roman" w:hAnsi="Times New Roman" w:eastAsia="Times New Roman" w:cs="Times New Roman"/>
+        <w:color w:val="000000"/>
       </w:rPr>
       <w:tblPr/>
       <w:tcPr>
@@ -5757,9 +6729,10 @@
     </w:tblStylePr>
     <w:tblStylePr w:type="firstCol">
       <w:rPr>
-        <w:b/>
-        <w:bCs/>
-        <w:color w:val="FFFFFF" w:themeColor="background1"/>
+        <w:rFonts w:ascii="Times New Roman" w:hAnsi="Times New Roman" w:eastAsia="Times New Roman" w:cs="Times New Roman"/>
+        <w:b/>
+        <w:bCs/>
+        <w:color w:val="000000"/>
       </w:rPr>
       <w:tblPr/>
       <w:tcPr>
@@ -5776,9 +6749,10 @@
     </w:tblStylePr>
     <w:tblStylePr w:type="lastCol">
       <w:rPr>
-        <w:b/>
-        <w:bCs/>
-        <w:color w:val="FFFFFF" w:themeColor="background1"/>
+        <w:rFonts w:ascii="Times New Roman" w:hAnsi="Times New Roman" w:eastAsia="Times New Roman" w:cs="Times New Roman"/>
+        <w:b/>
+        <w:bCs/>
+        <w:color w:val="000000"/>
       </w:rPr>
       <w:tblPr/>
       <w:tcPr>
@@ -5824,7 +6798,8 @@
     </w:tblStylePr>
     <w:tblStylePr w:type="nwCell">
       <w:rPr>
-        <w:color w:val="FFFFFF" w:themeColor="background1"/>
+        <w:rFonts w:ascii="Times New Roman" w:hAnsi="Times New Roman" w:eastAsia="Times New Roman" w:cs="Times New Roman"/>
+        <w:color w:val="000000"/>
       </w:rPr>
       <w:tblPr/>
       <w:tcPr>
@@ -5847,6 +6822,10 @@
     <w:pPr>
       <w:spacing w:after="0" w:line="240" w:lineRule="auto"/>
     </w:pPr>
+    <w:rPr>
+      <w:rFonts w:ascii="Times New Roman" w:hAnsi="Times New Roman" w:eastAsia="Times New Roman" w:cs="Times New Roman"/>
+      <w:color w:val="000000"/>
+    </w:rPr>
     <w:tblPr>
       <w:tblStyleRowBandSize w:val="1"/>
       <w:tblStyleColBandSize w:val="1"/>
@@ -5867,9 +6846,10 @@
         <w:spacing w:before="0" w:after="0" w:line="240" w:lineRule="auto"/>
       </w:pPr>
       <w:rPr>
-        <w:b/>
-        <w:bCs/>
-        <w:color w:val="FFFFFF" w:themeColor="background1"/>
+        <w:rFonts w:ascii="Times New Roman" w:hAnsi="Times New Roman" w:eastAsia="Times New Roman" w:cs="Times New Roman"/>
+        <w:b/>
+        <w:bCs/>
+        <w:color w:val="000000"/>
       </w:rPr>
       <w:tblPr/>
       <w:tcPr>
@@ -5889,7 +6869,8 @@
         <w:spacing w:before="0" w:after="0" w:line="240" w:lineRule="auto"/>
       </w:pPr>
       <w:rPr>
-        <w:color w:val="auto"/>
+        <w:rFonts w:ascii="Times New Roman" w:hAnsi="Times New Roman" w:eastAsia="Times New Roman" w:cs="Times New Roman"/>
+        <w:color w:val="000000"/>
       </w:rPr>
       <w:tblPr/>
       <w:tcPr>
@@ -5906,9 +6887,10 @@
     </w:tblStylePr>
     <w:tblStylePr w:type="firstCol">
       <w:rPr>
-        <w:b/>
-        <w:bCs/>
-        <w:color w:val="FFFFFF" w:themeColor="background1"/>
+        <w:rFonts w:ascii="Times New Roman" w:hAnsi="Times New Roman" w:eastAsia="Times New Roman" w:cs="Times New Roman"/>
+        <w:b/>
+        <w:bCs/>
+        <w:color w:val="000000"/>
       </w:rPr>
       <w:tblPr/>
       <w:tcPr>
@@ -5925,9 +6907,10 @@
     </w:tblStylePr>
     <w:tblStylePr w:type="lastCol">
       <w:rPr>
-        <w:b/>
-        <w:bCs/>
-        <w:color w:val="FFFFFF" w:themeColor="background1"/>
+        <w:rFonts w:ascii="Times New Roman" w:hAnsi="Times New Roman" w:eastAsia="Times New Roman" w:cs="Times New Roman"/>
+        <w:b/>
+        <w:bCs/>
+        <w:color w:val="000000"/>
       </w:rPr>
       <w:tblPr/>
       <w:tcPr>
@@ -5973,7 +6956,8 @@
     </w:tblStylePr>
     <w:tblStylePr w:type="nwCell">
       <w:rPr>
-        <w:color w:val="FFFFFF" w:themeColor="background1"/>
+        <w:rFonts w:ascii="Times New Roman" w:hAnsi="Times New Roman" w:eastAsia="Times New Roman" w:cs="Times New Roman"/>
+        <w:color w:val="000000"/>
       </w:rPr>
       <w:tblPr/>
       <w:tcPr>
@@ -5996,6 +6980,10 @@
     <w:pPr>
       <w:spacing w:after="0" w:line="240" w:lineRule="auto"/>
     </w:pPr>
+    <w:rPr>
+      <w:rFonts w:ascii="Times New Roman" w:hAnsi="Times New Roman" w:eastAsia="Times New Roman" w:cs="Times New Roman"/>
+      <w:color w:val="000000"/>
+    </w:rPr>
     <w:tblPr>
       <w:tblStyleRowBandSize w:val="1"/>
       <w:tblStyleColBandSize w:val="1"/>
@@ -6016,9 +7004,10 @@
         <w:spacing w:before="0" w:after="0" w:line="240" w:lineRule="auto"/>
       </w:pPr>
       <w:rPr>
-        <w:b/>
-        <w:bCs/>
-        <w:color w:val="FFFFFF" w:themeColor="background1"/>
+        <w:rFonts w:ascii="Times New Roman" w:hAnsi="Times New Roman" w:eastAsia="Times New Roman" w:cs="Times New Roman"/>
+        <w:b/>
+        <w:bCs/>
+        <w:color w:val="000000"/>
       </w:rPr>
       <w:tblPr/>
       <w:tcPr>
@@ -6038,7 +7027,8 @@
         <w:spacing w:before="0" w:after="0" w:line="240" w:lineRule="auto"/>
       </w:pPr>
       <w:rPr>
-        <w:color w:val="auto"/>
+        <w:rFonts w:ascii="Times New Roman" w:hAnsi="Times New Roman" w:eastAsia="Times New Roman" w:cs="Times New Roman"/>
+        <w:color w:val="000000"/>
       </w:rPr>
       <w:tblPr/>
       <w:tcPr>
@@ -6055,9 +7045,10 @@
     </w:tblStylePr>
     <w:tblStylePr w:type="firstCol">
       <w:rPr>
-        <w:b/>
-        <w:bCs/>
-        <w:color w:val="FFFFFF" w:themeColor="background1"/>
+        <w:rFonts w:ascii="Times New Roman" w:hAnsi="Times New Roman" w:eastAsia="Times New Roman" w:cs="Times New Roman"/>
+        <w:b/>
+        <w:bCs/>
+        <w:color w:val="000000"/>
       </w:rPr>
       <w:tblPr/>
       <w:tcPr>
@@ -6074,9 +7065,10 @@
     </w:tblStylePr>
     <w:tblStylePr w:type="lastCol">
       <w:rPr>
-        <w:b/>
-        <w:bCs/>
-        <w:color w:val="FFFFFF" w:themeColor="background1"/>
+        <w:rFonts w:ascii="Times New Roman" w:hAnsi="Times New Roman" w:eastAsia="Times New Roman" w:cs="Times New Roman"/>
+        <w:b/>
+        <w:bCs/>
+        <w:color w:val="000000"/>
       </w:rPr>
       <w:tblPr/>
       <w:tcPr>
@@ -6122,7 +7114,8 @@
     </w:tblStylePr>
     <w:tblStylePr w:type="nwCell">
       <w:rPr>
-        <w:color w:val="FFFFFF" w:themeColor="background1"/>
+        <w:rFonts w:ascii="Times New Roman" w:hAnsi="Times New Roman" w:eastAsia="Times New Roman" w:cs="Times New Roman"/>
+        <w:color w:val="000000"/>
       </w:rPr>
       <w:tblPr/>
       <w:tcPr>
@@ -6145,6 +7138,10 @@
     <w:pPr>
       <w:spacing w:after="0" w:line="240" w:lineRule="auto"/>
     </w:pPr>
+    <w:rPr>
+      <w:rFonts w:ascii="Times New Roman" w:hAnsi="Times New Roman" w:eastAsia="Times New Roman" w:cs="Times New Roman"/>
+      <w:color w:val="000000"/>
+    </w:rPr>
     <w:tblPr>
       <w:tblStyleRowBandSize w:val="1"/>
       <w:tblStyleColBandSize w:val="1"/>
@@ -6165,9 +7162,10 @@
         <w:spacing w:before="0" w:after="0" w:line="240" w:lineRule="auto"/>
       </w:pPr>
       <w:rPr>
-        <w:b/>
-        <w:bCs/>
-        <w:color w:val="FFFFFF" w:themeColor="background1"/>
+        <w:rFonts w:ascii="Times New Roman" w:hAnsi="Times New Roman" w:eastAsia="Times New Roman" w:cs="Times New Roman"/>
+        <w:b/>
+        <w:bCs/>
+        <w:color w:val="000000"/>
       </w:rPr>
       <w:tblPr/>
       <w:tcPr>
@@ -6187,7 +7185,8 @@
         <w:spacing w:before="0" w:after="0" w:line="240" w:lineRule="auto"/>
       </w:pPr>
       <w:rPr>
-        <w:color w:val="auto"/>
+        <w:rFonts w:ascii="Times New Roman" w:hAnsi="Times New Roman" w:eastAsia="Times New Roman" w:cs="Times New Roman"/>
+        <w:color w:val="000000"/>
       </w:rPr>
       <w:tblPr/>
       <w:tcPr>
@@ -6204,9 +7203,10 @@
     </w:tblStylePr>
     <w:tblStylePr w:type="firstCol">
       <w:rPr>
-        <w:b/>
-        <w:bCs/>
-        <w:color w:val="FFFFFF" w:themeColor="background1"/>
+        <w:rFonts w:ascii="Times New Roman" w:hAnsi="Times New Roman" w:eastAsia="Times New Roman" w:cs="Times New Roman"/>
+        <w:b/>
+        <w:bCs/>
+        <w:color w:val="000000"/>
       </w:rPr>
       <w:tblPr/>
       <w:tcPr>
@@ -6223,9 +7223,10 @@
     </w:tblStylePr>
     <w:tblStylePr w:type="lastCol">
       <w:rPr>
-        <w:b/>
-        <w:bCs/>
-        <w:color w:val="FFFFFF" w:themeColor="background1"/>
+        <w:rFonts w:ascii="Times New Roman" w:hAnsi="Times New Roman" w:eastAsia="Times New Roman" w:cs="Times New Roman"/>
+        <w:b/>
+        <w:bCs/>
+        <w:color w:val="000000"/>
       </w:rPr>
       <w:tblPr/>
       <w:tcPr>
@@ -6271,7 +7272,8 @@
     </w:tblStylePr>
     <w:tblStylePr w:type="nwCell">
       <w:rPr>
-        <w:color w:val="FFFFFF" w:themeColor="background1"/>
+        <w:rFonts w:ascii="Times New Roman" w:hAnsi="Times New Roman" w:eastAsia="Times New Roman" w:cs="Times New Roman"/>
+        <w:color w:val="000000"/>
       </w:rPr>
       <w:tblPr/>
       <w:tcPr>
@@ -6294,6 +7296,10 @@
     <w:pPr>
       <w:spacing w:after="0" w:line="240" w:lineRule="auto"/>
     </w:pPr>
+    <w:rPr>
+      <w:rFonts w:ascii="Times New Roman" w:hAnsi="Times New Roman" w:eastAsia="Times New Roman" w:cs="Times New Roman"/>
+      <w:color w:val="000000"/>
+    </w:rPr>
     <w:tblPr>
       <w:tblStyleRowBandSize w:val="1"/>
       <w:tblStyleColBandSize w:val="1"/>
@@ -6314,9 +7320,10 @@
         <w:spacing w:before="0" w:after="0" w:line="240" w:lineRule="auto"/>
       </w:pPr>
       <w:rPr>
-        <w:b/>
-        <w:bCs/>
-        <w:color w:val="FFFFFF" w:themeColor="background1"/>
+        <w:rFonts w:ascii="Times New Roman" w:hAnsi="Times New Roman" w:eastAsia="Times New Roman" w:cs="Times New Roman"/>
+        <w:b/>
+        <w:bCs/>
+        <w:color w:val="000000"/>
       </w:rPr>
       <w:tblPr/>
       <w:tcPr>
@@ -6336,7 +7343,8 @@
         <w:spacing w:before="0" w:after="0" w:line="240" w:lineRule="auto"/>
       </w:pPr>
       <w:rPr>
-        <w:color w:val="auto"/>
+        <w:rFonts w:ascii="Times New Roman" w:hAnsi="Times New Roman" w:eastAsia="Times New Roman" w:cs="Times New Roman"/>
+        <w:color w:val="000000"/>
       </w:rPr>
       <w:tblPr/>
       <w:tcPr>
@@ -6353,9 +7361,10 @@
     </w:tblStylePr>
     <w:tblStylePr w:type="firstCol">
       <w:rPr>
-        <w:b/>
-        <w:bCs/>
-        <w:color w:val="FFFFFF" w:themeColor="background1"/>
+        <w:rFonts w:ascii="Times New Roman" w:hAnsi="Times New Roman" w:eastAsia="Times New Roman" w:cs="Times New Roman"/>
+        <w:b/>
+        <w:bCs/>
+        <w:color w:val="000000"/>
       </w:rPr>
       <w:tblPr/>
       <w:tcPr>
@@ -6372,9 +7381,10 @@
     </w:tblStylePr>
     <w:tblStylePr w:type="lastCol">
       <w:rPr>
-        <w:b/>
-        <w:bCs/>
-        <w:color w:val="FFFFFF" w:themeColor="background1"/>
+        <w:rFonts w:ascii="Times New Roman" w:hAnsi="Times New Roman" w:eastAsia="Times New Roman" w:cs="Times New Roman"/>
+        <w:b/>
+        <w:bCs/>
+        <w:color w:val="000000"/>
       </w:rPr>
       <w:tblPr/>
       <w:tcPr>
@@ -6420,7 +7430,8 @@
     </w:tblStylePr>
     <w:tblStylePr w:type="nwCell">
       <w:rPr>
-        <w:color w:val="FFFFFF" w:themeColor="background1"/>
+        <w:rFonts w:ascii="Times New Roman" w:hAnsi="Times New Roman" w:eastAsia="Times New Roman" w:cs="Times New Roman"/>
+        <w:color w:val="000000"/>
       </w:rPr>
       <w:tblPr/>
       <w:tcPr>
@@ -6443,6 +7454,10 @@
     <w:pPr>
       <w:spacing w:after="0" w:line="240" w:lineRule="auto"/>
     </w:pPr>
+    <w:rPr>
+      <w:rFonts w:ascii="Times New Roman" w:hAnsi="Times New Roman" w:eastAsia="Times New Roman" w:cs="Times New Roman"/>
+      <w:color w:val="000000"/>
+    </w:rPr>
     <w:tblPr>
       <w:tblStyleRowBandSize w:val="1"/>
       <w:tblStyleColBandSize w:val="1"/>
@@ -6463,9 +7478,10 @@
         <w:spacing w:before="0" w:after="0" w:line="240" w:lineRule="auto"/>
       </w:pPr>
       <w:rPr>
-        <w:b/>
-        <w:bCs/>
-        <w:color w:val="FFFFFF" w:themeColor="background1"/>
+        <w:rFonts w:ascii="Times New Roman" w:hAnsi="Times New Roman" w:eastAsia="Times New Roman" w:cs="Times New Roman"/>
+        <w:b/>
+        <w:bCs/>
+        <w:color w:val="000000"/>
       </w:rPr>
       <w:tblPr/>
       <w:tcPr>
@@ -6485,7 +7501,8 @@
         <w:spacing w:before="0" w:after="0" w:line="240" w:lineRule="auto"/>
       </w:pPr>
       <w:rPr>
-        <w:color w:val="auto"/>
+        <w:rFonts w:ascii="Times New Roman" w:hAnsi="Times New Roman" w:eastAsia="Times New Roman" w:cs="Times New Roman"/>
+        <w:color w:val="000000"/>
       </w:rPr>
       <w:tblPr/>
       <w:tcPr>
@@ -6502,9 +7519,10 @@
     </w:tblStylePr>
     <w:tblStylePr w:type="firstCol">
       <w:rPr>
-        <w:b/>
-        <w:bCs/>
-        <w:color w:val="FFFFFF" w:themeColor="background1"/>
+        <w:rFonts w:ascii="Times New Roman" w:hAnsi="Times New Roman" w:eastAsia="Times New Roman" w:cs="Times New Roman"/>
+        <w:b/>
+        <w:bCs/>
+        <w:color w:val="000000"/>
       </w:rPr>
       <w:tblPr/>
       <w:tcPr>
@@ -6521,9 +7539,10 @@
     </w:tblStylePr>
     <w:tblStylePr w:type="lastCol">
       <w:rPr>
-        <w:b/>
-        <w:bCs/>
-        <w:color w:val="FFFFFF" w:themeColor="background1"/>
+        <w:rFonts w:ascii="Times New Roman" w:hAnsi="Times New Roman" w:eastAsia="Times New Roman" w:cs="Times New Roman"/>
+        <w:b/>
+        <w:bCs/>
+        <w:color w:val="000000"/>
       </w:rPr>
       <w:tblPr/>
       <w:tcPr>
@@ -6569,7 +7588,8 @@
     </w:tblStylePr>
     <w:tblStylePr w:type="nwCell">
       <w:rPr>
-        <w:color w:val="FFFFFF" w:themeColor="background1"/>
+        <w:rFonts w:ascii="Times New Roman" w:hAnsi="Times New Roman" w:eastAsia="Times New Roman" w:cs="Times New Roman"/>
+        <w:color w:val="000000"/>
       </w:rPr>
       <w:tblPr/>
       <w:tcPr>
@@ -6592,6 +7612,10 @@
     <w:pPr>
       <w:spacing w:after="0" w:line="240" w:lineRule="auto"/>
     </w:pPr>
+    <w:rPr>
+      <w:rFonts w:ascii="Times New Roman" w:hAnsi="Times New Roman" w:eastAsia="Times New Roman" w:cs="Times New Roman"/>
+      <w:color w:val="000000"/>
+    </w:rPr>
     <w:tblPr>
       <w:tblStyleRowBandSize w:val="1"/>
       <w:tblStyleColBandSize w:val="1"/>
@@ -6612,9 +7636,10 @@
         <w:spacing w:before="0" w:after="0" w:line="240" w:lineRule="auto"/>
       </w:pPr>
       <w:rPr>
-        <w:b/>
-        <w:bCs/>
-        <w:color w:val="FFFFFF" w:themeColor="background1"/>
+        <w:rFonts w:ascii="Times New Roman" w:hAnsi="Times New Roman" w:eastAsia="Times New Roman" w:cs="Times New Roman"/>
+        <w:b/>
+        <w:bCs/>
+        <w:color w:val="000000"/>
       </w:rPr>
       <w:tblPr/>
       <w:tcPr>
@@ -6634,7 +7659,8 @@
         <w:spacing w:before="0" w:after="0" w:line="240" w:lineRule="auto"/>
       </w:pPr>
       <w:rPr>
-        <w:color w:val="auto"/>
+        <w:rFonts w:ascii="Times New Roman" w:hAnsi="Times New Roman" w:eastAsia="Times New Roman" w:cs="Times New Roman"/>
+        <w:color w:val="000000"/>
       </w:rPr>
       <w:tblPr/>
       <w:tcPr>
@@ -6651,9 +7677,10 @@
     </w:tblStylePr>
     <w:tblStylePr w:type="firstCol">
       <w:rPr>
-        <w:b/>
-        <w:bCs/>
-        <w:color w:val="FFFFFF" w:themeColor="background1"/>
+        <w:rFonts w:ascii="Times New Roman" w:hAnsi="Times New Roman" w:eastAsia="Times New Roman" w:cs="Times New Roman"/>
+        <w:b/>
+        <w:bCs/>
+        <w:color w:val="000000"/>
       </w:rPr>
       <w:tblPr/>
       <w:tcPr>
@@ -6670,9 +7697,10 @@
     </w:tblStylePr>
     <w:tblStylePr w:type="lastCol">
       <w:rPr>
-        <w:b/>
-        <w:bCs/>
-        <w:color w:val="FFFFFF" w:themeColor="background1"/>
+        <w:rFonts w:ascii="Times New Roman" w:hAnsi="Times New Roman" w:eastAsia="Times New Roman" w:cs="Times New Roman"/>
+        <w:b/>
+        <w:bCs/>
+        <w:color w:val="000000"/>
       </w:rPr>
       <w:tblPr/>
       <w:tcPr>
@@ -6718,7 +7746,8 @@
     </w:tblStylePr>
     <w:tblStylePr w:type="nwCell">
       <w:rPr>
-        <w:color w:val="FFFFFF" w:themeColor="background1"/>
+        <w:rFonts w:ascii="Times New Roman" w:hAnsi="Times New Roman" w:eastAsia="Times New Roman" w:cs="Times New Roman"/>
+        <w:color w:val="000000"/>
       </w:rPr>
       <w:tblPr/>
       <w:tcPr>
@@ -6742,7 +7771,8 @@
       <w:spacing w:after="0" w:line="240" w:lineRule="auto"/>
     </w:pPr>
     <w:rPr>
-      <w:color w:val="000000" w:themeColor="text1"/>
+      <w:rFonts w:ascii="Times New Roman" w:hAnsi="Times New Roman" w:eastAsia="Times New Roman" w:cs="Times New Roman"/>
+      <w:color w:val="000000"/>
     </w:rPr>
     <w:tblPr>
       <w:tblStyleRowBandSize w:val="1"/>
@@ -6761,7 +7791,8 @@
     </w:tblPr>
     <w:tblStylePr w:type="firstRow">
       <w:rPr>
-        <w:rFonts w:asciiTheme="majorHAnsi" w:eastAsiaTheme="majorEastAsia" w:hAnsiTheme="majorHAnsi" w:cstheme="majorBidi"/>
+        <w:rFonts w:ascii="Times New Roman" w:hAnsi="Times New Roman" w:eastAsia="Times New Roman" w:cs="Times New Roman"/>
+        <w:color w:val="000000"/>
       </w:rPr>
       <w:tblPr/>
       <w:tcPr>
@@ -6773,9 +7804,10 @@
     </w:tblStylePr>
     <w:tblStylePr w:type="lastRow">
       <w:rPr>
-        <w:b/>
-        <w:bCs/>
-        <w:color w:val="1F497D" w:themeColor="text2"/>
+        <w:rFonts w:ascii="Times New Roman" w:hAnsi="Times New Roman" w:eastAsia="Times New Roman" w:cs="Times New Roman"/>
+        <w:b/>
+        <w:bCs/>
+        <w:color w:val="000000"/>
       </w:rPr>
       <w:tblPr/>
       <w:tcPr>
@@ -6787,14 +7819,18 @@
     </w:tblStylePr>
     <w:tblStylePr w:type="firstCol">
       <w:rPr>
-        <w:b/>
-        <w:bCs/>
+        <w:rFonts w:ascii="Times New Roman" w:hAnsi="Times New Roman" w:eastAsia="Times New Roman" w:cs="Times New Roman"/>
+        <w:b/>
+        <w:bCs/>
+        <w:color w:val="000000"/>
       </w:rPr>
     </w:tblStylePr>
     <w:tblStylePr w:type="lastCol">
       <w:rPr>
-        <w:b/>
-        <w:bCs/>
+        <w:rFonts w:ascii="Times New Roman" w:hAnsi="Times New Roman" w:eastAsia="Times New Roman" w:cs="Times New Roman"/>
+        <w:b/>
+        <w:bCs/>
+        <w:color w:val="000000"/>
       </w:rPr>
       <w:tblPr/>
       <w:tcPr>
@@ -6826,7 +7862,8 @@
       <w:spacing w:after="0" w:line="240" w:lineRule="auto"/>
     </w:pPr>
     <w:rPr>
-      <w:color w:val="000000" w:themeColor="text1"/>
+      <w:rFonts w:ascii="Times New Roman" w:hAnsi="Times New Roman" w:eastAsia="Times New Roman" w:cs="Times New Roman"/>
+      <w:color w:val="000000"/>
     </w:rPr>
     <w:tblPr>
       <w:tblStyleRowBandSize w:val="1"/>
@@ -6845,7 +7882,8 @@
     </w:tblPr>
     <w:tblStylePr w:type="firstRow">
       <w:rPr>
-        <w:rFonts w:asciiTheme="majorHAnsi" w:eastAsiaTheme="majorEastAsia" w:hAnsiTheme="majorHAnsi" w:cstheme="majorBidi"/>
+        <w:rFonts w:ascii="Times New Roman" w:hAnsi="Times New Roman" w:eastAsia="Times New Roman" w:cs="Times New Roman"/>
+        <w:color w:val="000000"/>
       </w:rPr>
       <w:tblPr/>
       <w:tcPr>
@@ -6857,9 +7895,10 @@
     </w:tblStylePr>
     <w:tblStylePr w:type="lastRow">
       <w:rPr>
-        <w:b/>
-        <w:bCs/>
-        <w:color w:val="1F497D" w:themeColor="text2"/>
+        <w:rFonts w:ascii="Times New Roman" w:hAnsi="Times New Roman" w:eastAsia="Times New Roman" w:cs="Times New Roman"/>
+        <w:b/>
+        <w:bCs/>
+        <w:color w:val="000000"/>
       </w:rPr>
       <w:tblPr/>
       <w:tcPr>
@@ -6871,14 +7910,18 @@
     </w:tblStylePr>
     <w:tblStylePr w:type="firstCol">
       <w:rPr>
-        <w:b/>
-        <w:bCs/>
+        <w:rFonts w:ascii="Times New Roman" w:hAnsi="Times New Roman" w:eastAsia="Times New Roman" w:cs="Times New Roman"/>
+        <w:b/>
+        <w:bCs/>
+        <w:color w:val="000000"/>
       </w:rPr>
     </w:tblStylePr>
     <w:tblStylePr w:type="lastCol">
       <w:rPr>
-        <w:b/>
-        <w:bCs/>
+        <w:rFonts w:ascii="Times New Roman" w:hAnsi="Times New Roman" w:eastAsia="Times New Roman" w:cs="Times New Roman"/>
+        <w:b/>
+        <w:bCs/>
+        <w:color w:val="000000"/>
       </w:rPr>
       <w:tblPr/>
       <w:tcPr>
@@ -6910,7 +7953,8 @@
       <w:spacing w:after="0" w:line="240" w:lineRule="auto"/>
     </w:pPr>
     <w:rPr>
-      <w:color w:val="000000" w:themeColor="text1"/>
+      <w:rFonts w:ascii="Times New Roman" w:hAnsi="Times New Roman" w:eastAsia="Times New Roman" w:cs="Times New Roman"/>
+      <w:color w:val="000000"/>
     </w:rPr>
     <w:tblPr>
       <w:tblStyleRowBandSize w:val="1"/>
@@ -6929,7 +7973,8 @@
     </w:tblPr>
     <w:tblStylePr w:type="firstRow">
       <w:rPr>
-        <w:rFonts w:asciiTheme="majorHAnsi" w:eastAsiaTheme="majorEastAsia" w:hAnsiTheme="majorHAnsi" w:cstheme="majorBidi"/>
+        <w:rFonts w:ascii="Times New Roman" w:hAnsi="Times New Roman" w:eastAsia="Times New Roman" w:cs="Times New Roman"/>
+        <w:color w:val="000000"/>
       </w:rPr>
       <w:tblPr/>
       <w:tcPr>
@@ -6941,9 +7986,10 @@
     </w:tblStylePr>
     <w:tblStylePr w:type="lastRow">
       <w:rPr>
-        <w:b/>
-        <w:bCs/>
-        <w:color w:val="1F497D" w:themeColor="text2"/>
+        <w:rFonts w:ascii="Times New Roman" w:hAnsi="Times New Roman" w:eastAsia="Times New Roman" w:cs="Times New Roman"/>
+        <w:b/>
+        <w:bCs/>
+        <w:color w:val="000000"/>
       </w:rPr>
       <w:tblPr/>
       <w:tcPr>
@@ -6955,14 +8001,18 @@
     </w:tblStylePr>
     <w:tblStylePr w:type="firstCol">
       <w:rPr>
-        <w:b/>
-        <w:bCs/>
+        <w:rFonts w:ascii="Times New Roman" w:hAnsi="Times New Roman" w:eastAsia="Times New Roman" w:cs="Times New Roman"/>
+        <w:b/>
+        <w:bCs/>
+        <w:color w:val="000000"/>
       </w:rPr>
     </w:tblStylePr>
     <w:tblStylePr w:type="lastCol">
       <w:rPr>
-        <w:b/>
-        <w:bCs/>
+        <w:rFonts w:ascii="Times New Roman" w:hAnsi="Times New Roman" w:eastAsia="Times New Roman" w:cs="Times New Roman"/>
+        <w:b/>
+        <w:bCs/>
+        <w:color w:val="000000"/>
       </w:rPr>
       <w:tblPr/>
       <w:tcPr>
@@ -6994,7 +8044,8 @@
       <w:spacing w:after="0" w:line="240" w:lineRule="auto"/>
     </w:pPr>
     <w:rPr>
-      <w:color w:val="000000" w:themeColor="text1"/>
+      <w:rFonts w:ascii="Times New Roman" w:hAnsi="Times New Roman" w:eastAsia="Times New Roman" w:cs="Times New Roman"/>
+      <w:color w:val="000000"/>
     </w:rPr>
     <w:tblPr>
       <w:tblStyleRowBandSize w:val="1"/>
@@ -7013,7 +8064,8 @@
     </w:tblPr>
     <w:tblStylePr w:type="firstRow">
       <w:rPr>
-        <w:rFonts w:asciiTheme="majorHAnsi" w:eastAsiaTheme="majorEastAsia" w:hAnsiTheme="majorHAnsi" w:cstheme="majorBidi"/>
+        <w:rFonts w:ascii="Times New Roman" w:hAnsi="Times New Roman" w:eastAsia="Times New Roman" w:cs="Times New Roman"/>
+        <w:color w:val="000000"/>
       </w:rPr>
       <w:tblPr/>
       <w:tcPr>
@@ -7025,9 +8077,10 @@
     </w:tblStylePr>
     <w:tblStylePr w:type="lastRow">
       <w:rPr>
-        <w:b/>
-        <w:bCs/>
-        <w:color w:val="1F497D" w:themeColor="text2"/>
+        <w:rFonts w:ascii="Times New Roman" w:hAnsi="Times New Roman" w:eastAsia="Times New Roman" w:cs="Times New Roman"/>
+        <w:b/>
+        <w:bCs/>
+        <w:color w:val="000000"/>
       </w:rPr>
       <w:tblPr/>
       <w:tcPr>
@@ -7039,14 +8092,18 @@
     </w:tblStylePr>
     <w:tblStylePr w:type="firstCol">
       <w:rPr>
-        <w:b/>
-        <w:bCs/>
+        <w:rFonts w:ascii="Times New Roman" w:hAnsi="Times New Roman" w:eastAsia="Times New Roman" w:cs="Times New Roman"/>
+        <w:b/>
+        <w:bCs/>
+        <w:color w:val="000000"/>
       </w:rPr>
     </w:tblStylePr>
     <w:tblStylePr w:type="lastCol">
       <w:rPr>
-        <w:b/>
-        <w:bCs/>
+        <w:rFonts w:ascii="Times New Roman" w:hAnsi="Times New Roman" w:eastAsia="Times New Roman" w:cs="Times New Roman"/>
+        <w:b/>
+        <w:bCs/>
+        <w:color w:val="000000"/>
       </w:rPr>
       <w:tblPr/>
       <w:tcPr>
@@ -7078,7 +8135,8 @@
       <w:spacing w:after="0" w:line="240" w:lineRule="auto"/>
     </w:pPr>
     <w:rPr>
-      <w:color w:val="000000" w:themeColor="text1"/>
+      <w:rFonts w:ascii="Times New Roman" w:hAnsi="Times New Roman" w:eastAsia="Times New Roman" w:cs="Times New Roman"/>
+      <w:color w:val="000000"/>
     </w:rPr>
     <w:tblPr>
       <w:tblStyleRowBandSize w:val="1"/>
@@ -7097,7 +8155,8 @@
     </w:tblPr>
     <w:tblStylePr w:type="firstRow">
       <w:rPr>
-        <w:rFonts w:asciiTheme="majorHAnsi" w:eastAsiaTheme="majorEastAsia" w:hAnsiTheme="majorHAnsi" w:cstheme="majorBidi"/>
+        <w:rFonts w:ascii="Times New Roman" w:hAnsi="Times New Roman" w:eastAsia="Times New Roman" w:cs="Times New Roman"/>
+        <w:color w:val="000000"/>
       </w:rPr>
       <w:tblPr/>
       <w:tcPr>
@@ -7109,9 +8168,10 @@
     </w:tblStylePr>
     <w:tblStylePr w:type="lastRow">
       <w:rPr>
-        <w:b/>
-        <w:bCs/>
-        <w:color w:val="1F497D" w:themeColor="text2"/>
+        <w:rFonts w:ascii="Times New Roman" w:hAnsi="Times New Roman" w:eastAsia="Times New Roman" w:cs="Times New Roman"/>
+        <w:b/>
+        <w:bCs/>
+        <w:color w:val="000000"/>
       </w:rPr>
       <w:tblPr/>
       <w:tcPr>
@@ -7123,14 +8183,18 @@
     </w:tblStylePr>
     <w:tblStylePr w:type="firstCol">
       <w:rPr>
-        <w:b/>
-        <w:bCs/>
+        <w:rFonts w:ascii="Times New Roman" w:hAnsi="Times New Roman" w:eastAsia="Times New Roman" w:cs="Times New Roman"/>
+        <w:b/>
+        <w:bCs/>
+        <w:color w:val="000000"/>
       </w:rPr>
     </w:tblStylePr>
     <w:tblStylePr w:type="lastCol">
       <w:rPr>
-        <w:b/>
-        <w:bCs/>
+        <w:rFonts w:ascii="Times New Roman" w:hAnsi="Times New Roman" w:eastAsia="Times New Roman" w:cs="Times New Roman"/>
+        <w:b/>
+        <w:bCs/>
+        <w:color w:val="000000"/>
       </w:rPr>
       <w:tblPr/>
       <w:tcPr>
@@ -7162,7 +8226,8 @@
       <w:spacing w:after="0" w:line="240" w:lineRule="auto"/>
     </w:pPr>
     <w:rPr>
-      <w:color w:val="000000" w:themeColor="text1"/>
+      <w:rFonts w:ascii="Times New Roman" w:hAnsi="Times New Roman" w:eastAsia="Times New Roman" w:cs="Times New Roman"/>
+      <w:color w:val="000000"/>
     </w:rPr>
     <w:tblPr>
       <w:tblStyleRowBandSize w:val="1"/>
@@ -7181,7 +8246,8 @@
     </w:tblPr>
     <w:tblStylePr w:type="firstRow">
       <w:rPr>
-        <w:rFonts w:asciiTheme="majorHAnsi" w:eastAsiaTheme="majorEastAsia" w:hAnsiTheme="majorHAnsi" w:cstheme="majorBidi"/>
+        <w:rFonts w:ascii="Times New Roman" w:hAnsi="Times New Roman" w:eastAsia="Times New Roman" w:cs="Times New Roman"/>
+        <w:color w:val="000000"/>
       </w:rPr>
       <w:tblPr/>
       <w:tcPr>
@@ -7193,9 +8259,10 @@
     </w:tblStylePr>
     <w:tblStylePr w:type="lastRow">
       <w:rPr>
-        <w:b/>
-        <w:bCs/>
-        <w:color w:val="1F497D" w:themeColor="text2"/>
+        <w:rFonts w:ascii="Times New Roman" w:hAnsi="Times New Roman" w:eastAsia="Times New Roman" w:cs="Times New Roman"/>
+        <w:b/>
+        <w:bCs/>
+        <w:color w:val="000000"/>
       </w:rPr>
       <w:tblPr/>
       <w:tcPr>
@@ -7207,14 +8274,18 @@
     </w:tblStylePr>
     <w:tblStylePr w:type="firstCol">
       <w:rPr>
-        <w:b/>
-        <w:bCs/>
+        <w:rFonts w:ascii="Times New Roman" w:hAnsi="Times New Roman" w:eastAsia="Times New Roman" w:cs="Times New Roman"/>
+        <w:b/>
+        <w:bCs/>
+        <w:color w:val="000000"/>
       </w:rPr>
     </w:tblStylePr>
     <w:tblStylePr w:type="lastCol">
       <w:rPr>
-        <w:b/>
-        <w:bCs/>
+        <w:rFonts w:ascii="Times New Roman" w:hAnsi="Times New Roman" w:eastAsia="Times New Roman" w:cs="Times New Roman"/>
+        <w:b/>
+        <w:bCs/>
+        <w:color w:val="000000"/>
       </w:rPr>
       <w:tblPr/>
       <w:tcPr>
@@ -7246,7 +8317,8 @@
       <w:spacing w:after="0" w:line="240" w:lineRule="auto"/>
     </w:pPr>
     <w:rPr>
-      <w:color w:val="000000" w:themeColor="text1"/>
+      <w:rFonts w:ascii="Times New Roman" w:hAnsi="Times New Roman" w:eastAsia="Times New Roman" w:cs="Times New Roman"/>
+      <w:color w:val="000000"/>
     </w:rPr>
     <w:tblPr>
       <w:tblStyleRowBandSize w:val="1"/>
@@ -7265,7 +8337,8 @@
     </w:tblPr>
     <w:tblStylePr w:type="firstRow">
       <w:rPr>
-        <w:rFonts w:asciiTheme="majorHAnsi" w:eastAsiaTheme="majorEastAsia" w:hAnsiTheme="majorHAnsi" w:cstheme="majorBidi"/>
+        <w:rFonts w:ascii="Times New Roman" w:hAnsi="Times New Roman" w:eastAsia="Times New Roman" w:cs="Times New Roman"/>
+        <w:color w:val="000000"/>
       </w:rPr>
       <w:tblPr/>
       <w:tcPr>
@@ -7277,9 +8350,10 @@
     </w:tblStylePr>
     <w:tblStylePr w:type="lastRow">
       <w:rPr>
-        <w:b/>
-        <w:bCs/>
-        <w:color w:val="1F497D" w:themeColor="text2"/>
+        <w:rFonts w:ascii="Times New Roman" w:hAnsi="Times New Roman" w:eastAsia="Times New Roman" w:cs="Times New Roman"/>
+        <w:b/>
+        <w:bCs/>
+        <w:color w:val="000000"/>
       </w:rPr>
       <w:tblPr/>
       <w:tcPr>
@@ -7291,14 +8365,18 @@
     </w:tblStylePr>
     <w:tblStylePr w:type="firstCol">
       <w:rPr>
-        <w:b/>
-        <w:bCs/>
+        <w:rFonts w:ascii="Times New Roman" w:hAnsi="Times New Roman" w:eastAsia="Times New Roman" w:cs="Times New Roman"/>
+        <w:b/>
+        <w:bCs/>
+        <w:color w:val="000000"/>
       </w:rPr>
     </w:tblStylePr>
     <w:tblStylePr w:type="lastCol">
       <w:rPr>
-        <w:b/>
-        <w:bCs/>
+        <w:rFonts w:ascii="Times New Roman" w:hAnsi="Times New Roman" w:eastAsia="Times New Roman" w:cs="Times New Roman"/>
+        <w:b/>
+        <w:bCs/>
+        <w:color w:val="000000"/>
       </w:rPr>
       <w:tblPr/>
       <w:tcPr>
@@ -7330,8 +8408,8 @@
       <w:spacing w:after="0" w:line="240" w:lineRule="auto"/>
     </w:pPr>
     <w:rPr>
-      <w:rFonts w:asciiTheme="majorHAnsi" w:eastAsiaTheme="majorEastAsia" w:hAnsiTheme="majorHAnsi" w:cstheme="majorBidi"/>
-      <w:color w:val="000000" w:themeColor="text1"/>
+      <w:rFonts w:ascii="Times New Roman" w:hAnsi="Times New Roman" w:eastAsia="Times New Roman" w:cs="Times New Roman"/>
+      <w:color w:val="000000"/>
     </w:rPr>
     <w:tblPr>
       <w:tblStyleRowBandSize w:val="1"/>
@@ -7352,8 +8430,10 @@
     </w:tblPr>
     <w:tblStylePr w:type="firstRow">
       <w:rPr>
+        <w:rFonts w:ascii="Times New Roman" w:hAnsi="Times New Roman" w:eastAsia="Times New Roman" w:cs="Times New Roman"/>
         <w:sz w:val="24"/>
         <w:szCs w:val="24"/>
+        <w:color w:val="000000"/>
       </w:rPr>
       <w:tblPr/>
       <w:tcPr>
@@ -7458,8 +8538,8 @@
       <w:spacing w:after="0" w:line="240" w:lineRule="auto"/>
     </w:pPr>
     <w:rPr>
-      <w:rFonts w:asciiTheme="majorHAnsi" w:eastAsiaTheme="majorEastAsia" w:hAnsiTheme="majorHAnsi" w:cstheme="majorBidi"/>
-      <w:color w:val="000000" w:themeColor="text1"/>
+      <w:rFonts w:ascii="Times New Roman" w:hAnsi="Times New Roman" w:eastAsia="Times New Roman" w:cs="Times New Roman"/>
+      <w:color w:val="000000"/>
     </w:rPr>
     <w:tblPr>
       <w:tblStyleRowBandSize w:val="1"/>
@@ -7480,8 +8560,10 @@
     </w:tblPr>
     <w:tblStylePr w:type="firstRow">
       <w:rPr>
+        <w:rFonts w:ascii="Times New Roman" w:hAnsi="Times New Roman" w:eastAsia="Times New Roman" w:cs="Times New Roman"/>
         <w:sz w:val="24"/>
         <w:szCs w:val="24"/>
+        <w:color w:val="000000"/>
       </w:rPr>
       <w:tblPr/>
       <w:tcPr>
@@ -7586,8 +8668,8 @@
       <w:spacing w:after="0" w:line="240" w:lineRule="auto"/>
     </w:pPr>
     <w:rPr>
-      <w:rFonts w:asciiTheme="majorHAnsi" w:eastAsiaTheme="majorEastAsia" w:hAnsiTheme="majorHAnsi" w:cstheme="majorBidi"/>
-      <w:color w:val="000000" w:themeColor="text1"/>
+      <w:rFonts w:ascii="Times New Roman" w:hAnsi="Times New Roman" w:eastAsia="Times New Roman" w:cs="Times New Roman"/>
+      <w:color w:val="000000"/>
     </w:rPr>
     <w:tblPr>
       <w:tblStyleRowBandSize w:val="1"/>
@@ -7608,8 +8690,10 @@
     </w:tblPr>
     <w:tblStylePr w:type="firstRow">
       <w:rPr>
+        <w:rFonts w:ascii="Times New Roman" w:hAnsi="Times New Roman" w:eastAsia="Times New Roman" w:cs="Times New Roman"/>
         <w:sz w:val="24"/>
         <w:szCs w:val="24"/>
+        <w:color w:val="000000"/>
       </w:rPr>
       <w:tblPr/>
       <w:tcPr>
@@ -7714,8 +8798,8 @@
       <w:spacing w:after="0" w:line="240" w:lineRule="auto"/>
     </w:pPr>
     <w:rPr>
-      <w:rFonts w:asciiTheme="majorHAnsi" w:eastAsiaTheme="majorEastAsia" w:hAnsiTheme="majorHAnsi" w:cstheme="majorBidi"/>
-      <w:color w:val="000000" w:themeColor="text1"/>
+      <w:rFonts w:ascii="Times New Roman" w:hAnsi="Times New Roman" w:eastAsia="Times New Roman" w:cs="Times New Roman"/>
+      <w:color w:val="000000"/>
     </w:rPr>
     <w:tblPr>
       <w:tblStyleRowBandSize w:val="1"/>
@@ -7736,8 +8820,10 @@
     </w:tblPr>
     <w:tblStylePr w:type="firstRow">
       <w:rPr>
+        <w:rFonts w:ascii="Times New Roman" w:hAnsi="Times New Roman" w:eastAsia="Times New Roman" w:cs="Times New Roman"/>
         <w:sz w:val="24"/>
         <w:szCs w:val="24"/>
+        <w:color w:val="000000"/>
       </w:rPr>
       <w:tblPr/>
       <w:tcPr>
@@ -7842,8 +8928,8 @@
       <w:spacing w:after="0" w:line="240" w:lineRule="auto"/>
     </w:pPr>
     <w:rPr>
-      <w:rFonts w:asciiTheme="majorHAnsi" w:eastAsiaTheme="majorEastAsia" w:hAnsiTheme="majorHAnsi" w:cstheme="majorBidi"/>
-      <w:color w:val="000000" w:themeColor="text1"/>
+      <w:rFonts w:ascii="Times New Roman" w:hAnsi="Times New Roman" w:eastAsia="Times New Roman" w:cs="Times New Roman"/>
+      <w:color w:val="000000"/>
     </w:rPr>
     <w:tblPr>
       <w:tblStyleRowBandSize w:val="1"/>
@@ -7864,8 +8950,10 @@
     </w:tblPr>
     <w:tblStylePr w:type="firstRow">
       <w:rPr>
+        <w:rFonts w:ascii="Times New Roman" w:hAnsi="Times New Roman" w:eastAsia="Times New Roman" w:cs="Times New Roman"/>
         <w:sz w:val="24"/>
         <w:szCs w:val="24"/>
+        <w:color w:val="000000"/>
       </w:rPr>
       <w:tblPr/>
       <w:tcPr>
@@ -7970,8 +9058,8 @@
       <w:spacing w:after="0" w:line="240" w:lineRule="auto"/>
     </w:pPr>
     <w:rPr>
-      <w:rFonts w:asciiTheme="majorHAnsi" w:eastAsiaTheme="majorEastAsia" w:hAnsiTheme="majorHAnsi" w:cstheme="majorBidi"/>
-      <w:color w:val="000000" w:themeColor="text1"/>
+      <w:rFonts w:ascii="Times New Roman" w:hAnsi="Times New Roman" w:eastAsia="Times New Roman" w:cs="Times New Roman"/>
+      <w:color w:val="000000"/>
     </w:rPr>
     <w:tblPr>
       <w:tblStyleRowBandSize w:val="1"/>
@@ -7992,8 +9080,10 @@
     </w:tblPr>
     <w:tblStylePr w:type="firstRow">
       <w:rPr>
+        <w:rFonts w:ascii="Times New Roman" w:hAnsi="Times New Roman" w:eastAsia="Times New Roman" w:cs="Times New Roman"/>
         <w:sz w:val="24"/>
         <w:szCs w:val="24"/>
+        <w:color w:val="000000"/>
       </w:rPr>
       <w:tblPr/>
       <w:tcPr>
@@ -8098,8 +9188,8 @@
       <w:spacing w:after="0" w:line="240" w:lineRule="auto"/>
     </w:pPr>
     <w:rPr>
-      <w:rFonts w:asciiTheme="majorHAnsi" w:eastAsiaTheme="majorEastAsia" w:hAnsiTheme="majorHAnsi" w:cstheme="majorBidi"/>
-      <w:color w:val="000000" w:themeColor="text1"/>
+      <w:rFonts w:ascii="Times New Roman" w:hAnsi="Times New Roman" w:eastAsia="Times New Roman" w:cs="Times New Roman"/>
+      <w:color w:val="000000"/>
     </w:rPr>
     <w:tblPr>
       <w:tblStyleRowBandSize w:val="1"/>
@@ -8120,8 +9210,10 @@
     </w:tblPr>
     <w:tblStylePr w:type="firstRow">
       <w:rPr>
+        <w:rFonts w:ascii="Times New Roman" w:hAnsi="Times New Roman" w:eastAsia="Times New Roman" w:cs="Times New Roman"/>
         <w:sz w:val="24"/>
         <w:szCs w:val="24"/>
+        <w:color w:val="000000"/>
       </w:rPr>
       <w:tblPr/>
       <w:tcPr>
@@ -8225,6 +9317,10 @@
     <w:pPr>
       <w:spacing w:after="0" w:line="240" w:lineRule="auto"/>
     </w:pPr>
+    <w:rPr>
+      <w:rFonts w:ascii="Times New Roman" w:hAnsi="Times New Roman" w:eastAsia="Times New Roman" w:cs="Times New Roman"/>
+      <w:color w:val="000000"/>
+    </w:rPr>
     <w:tblPr>
       <w:tblStyleRowBandSize w:val="1"/>
       <w:tblStyleColBandSize w:val="1"/>
@@ -8249,14 +9345,18 @@
     </w:tcPr>
     <w:tblStylePr w:type="firstRow">
       <w:rPr>
-        <w:b/>
-        <w:bCs/>
+        <w:rFonts w:ascii="Times New Roman" w:hAnsi="Times New Roman" w:eastAsia="Times New Roman" w:cs="Times New Roman"/>
+        <w:b/>
+        <w:bCs/>
+        <w:color w:val="000000"/>
       </w:rPr>
     </w:tblStylePr>
     <w:tblStylePr w:type="lastRow">
       <w:rPr>
-        <w:b/>
-        <w:bCs/>
+        <w:rFonts w:ascii="Times New Roman" w:hAnsi="Times New Roman" w:eastAsia="Times New Roman" w:cs="Times New Roman"/>
+        <w:b/>
+        <w:bCs/>
+        <w:color w:val="000000"/>
       </w:rPr>
       <w:tblPr/>
       <w:tcPr>
@@ -8267,14 +9367,18 @@
     </w:tblStylePr>
     <w:tblStylePr w:type="firstCol">
       <w:rPr>
-        <w:b/>
-        <w:bCs/>
+        <w:rFonts w:ascii="Times New Roman" w:hAnsi="Times New Roman" w:eastAsia="Times New Roman" w:cs="Times New Roman"/>
+        <w:b/>
+        <w:bCs/>
+        <w:color w:val="000000"/>
       </w:rPr>
     </w:tblStylePr>
     <w:tblStylePr w:type="lastCol">
       <w:rPr>
-        <w:b/>
-        <w:bCs/>
+        <w:rFonts w:ascii="Times New Roman" w:hAnsi="Times New Roman" w:eastAsia="Times New Roman" w:cs="Times New Roman"/>
+        <w:b/>
+        <w:bCs/>
+        <w:color w:val="000000"/>
       </w:rPr>
     </w:tblStylePr>
     <w:tblStylePr w:type="band1Vert">
@@ -8298,6 +9402,10 @@
     <w:pPr>
       <w:spacing w:after="0" w:line="240" w:lineRule="auto"/>
     </w:pPr>
+    <w:rPr>
+      <w:rFonts w:ascii="Times New Roman" w:hAnsi="Times New Roman" w:eastAsia="Times New Roman" w:cs="Times New Roman"/>
+      <w:color w:val="000000"/>
+    </w:rPr>
     <w:tblPr>
       <w:tblStyleRowBandSize w:val="1"/>
       <w:tblStyleColBandSize w:val="1"/>
@@ -8322,14 +9430,18 @@
     </w:tcPr>
     <w:tblStylePr w:type="firstRow">
       <w:rPr>
-        <w:b/>
-        <w:bCs/>
+        <w:rFonts w:ascii="Times New Roman" w:hAnsi="Times New Roman" w:eastAsia="Times New Roman" w:cs="Times New Roman"/>
+        <w:b/>
+        <w:bCs/>
+        <w:color w:val="000000"/>
       </w:rPr>
     </w:tblStylePr>
     <w:tblStylePr w:type="lastRow">
       <w:rPr>
-        <w:b/>
-        <w:bCs/>
+        <w:rFonts w:ascii="Times New Roman" w:hAnsi="Times New Roman" w:eastAsia="Times New Roman" w:cs="Times New Roman"/>
+        <w:b/>
+        <w:bCs/>
+        <w:color w:val="000000"/>
       </w:rPr>
       <w:tblPr/>
       <w:tcPr>
@@ -8340,14 +9452,18 @@
     </w:tblStylePr>
     <w:tblStylePr w:type="firstCol">
       <w:rPr>
-        <w:b/>
-        <w:bCs/>
+        <w:rFonts w:ascii="Times New Roman" w:hAnsi="Times New Roman" w:eastAsia="Times New Roman" w:cs="Times New Roman"/>
+        <w:b/>
+        <w:bCs/>
+        <w:color w:val="000000"/>
       </w:rPr>
     </w:tblStylePr>
     <w:tblStylePr w:type="lastCol">
       <w:rPr>
-        <w:b/>
-        <w:bCs/>
+        <w:rFonts w:ascii="Times New Roman" w:hAnsi="Times New Roman" w:eastAsia="Times New Roman" w:cs="Times New Roman"/>
+        <w:b/>
+        <w:bCs/>
+        <w:color w:val="000000"/>
       </w:rPr>
     </w:tblStylePr>
     <w:tblStylePr w:type="band1Vert">
@@ -8371,6 +9487,10 @@
     <w:pPr>
       <w:spacing w:after="0" w:line="240" w:lineRule="auto"/>
     </w:pPr>
+    <w:rPr>
+      <w:rFonts w:ascii="Times New Roman" w:hAnsi="Times New Roman" w:eastAsia="Times New Roman" w:cs="Times New Roman"/>
+      <w:color w:val="000000"/>
+    </w:rPr>
     <w:tblPr>
       <w:tblStyleRowBandSize w:val="1"/>
       <w:tblStyleColBandSize w:val="1"/>
@@ -8395,14 +9515,18 @@
     </w:tcPr>
     <w:tblStylePr w:type="firstRow">
       <w:rPr>
-        <w:b/>
-        <w:bCs/>
+        <w:rFonts w:ascii="Times New Roman" w:hAnsi="Times New Roman" w:eastAsia="Times New Roman" w:cs="Times New Roman"/>
+        <w:b/>
+        <w:bCs/>
+        <w:color w:val="000000"/>
       </w:rPr>
     </w:tblStylePr>
     <w:tblStylePr w:type="lastRow">
       <w:rPr>
-        <w:b/>
-        <w:bCs/>
+        <w:rFonts w:ascii="Times New Roman" w:hAnsi="Times New Roman" w:eastAsia="Times New Roman" w:cs="Times New Roman"/>
+        <w:b/>
+        <w:bCs/>
+        <w:color w:val="000000"/>
       </w:rPr>
       <w:tblPr/>
       <w:tcPr>
@@ -8413,14 +9537,18 @@
     </w:tblStylePr>
     <w:tblStylePr w:type="firstCol">
       <w:rPr>
-        <w:b/>
-        <w:bCs/>
+        <w:rFonts w:ascii="Times New Roman" w:hAnsi="Times New Roman" w:eastAsia="Times New Roman" w:cs="Times New Roman"/>
+        <w:b/>
+        <w:bCs/>
+        <w:color w:val="000000"/>
       </w:rPr>
     </w:tblStylePr>
     <w:tblStylePr w:type="lastCol">
       <w:rPr>
-        <w:b/>
-        <w:bCs/>
+        <w:rFonts w:ascii="Times New Roman" w:hAnsi="Times New Roman" w:eastAsia="Times New Roman" w:cs="Times New Roman"/>
+        <w:b/>
+        <w:bCs/>
+        <w:color w:val="000000"/>
       </w:rPr>
     </w:tblStylePr>
     <w:tblStylePr w:type="band1Vert">
@@ -8444,6 +9572,10 @@
     <w:pPr>
       <w:spacing w:after="0" w:line="240" w:lineRule="auto"/>
     </w:pPr>
+    <w:rPr>
+      <w:rFonts w:ascii="Times New Roman" w:hAnsi="Times New Roman" w:eastAsia="Times New Roman" w:cs="Times New Roman"/>
+      <w:color w:val="000000"/>
+    </w:rPr>
     <w:tblPr>
       <w:tblStyleRowBandSize w:val="1"/>
       <w:tblStyleColBandSize w:val="1"/>
@@ -8468,14 +9600,18 @@
     </w:tcPr>
     <w:tblStylePr w:type="firstRow">
       <w:rPr>
-        <w:b/>
-        <w:bCs/>
+        <w:rFonts w:ascii="Times New Roman" w:hAnsi="Times New Roman" w:eastAsia="Times New Roman" w:cs="Times New Roman"/>
+        <w:b/>
+        <w:bCs/>
+        <w:color w:val="000000"/>
       </w:rPr>
     </w:tblStylePr>
     <w:tblStylePr w:type="lastRow">
       <w:rPr>
-        <w:b/>
-        <w:bCs/>
+        <w:rFonts w:ascii="Times New Roman" w:hAnsi="Times New Roman" w:eastAsia="Times New Roman" w:cs="Times New Roman"/>
+        <w:b/>
+        <w:bCs/>
+        <w:color w:val="000000"/>
       </w:rPr>
       <w:tblPr/>
       <w:tcPr>
@@ -8486,14 +9622,18 @@
     </w:tblStylePr>
     <w:tblStylePr w:type="firstCol">
       <w:rPr>
-        <w:b/>
-        <w:bCs/>
+        <w:rFonts w:ascii="Times New Roman" w:hAnsi="Times New Roman" w:eastAsia="Times New Roman" w:cs="Times New Roman"/>
+        <w:b/>
+        <w:bCs/>
+        <w:color w:val="000000"/>
       </w:rPr>
     </w:tblStylePr>
     <w:tblStylePr w:type="lastCol">
       <w:rPr>
-        <w:b/>
-        <w:bCs/>
+        <w:rFonts w:ascii="Times New Roman" w:hAnsi="Times New Roman" w:eastAsia="Times New Roman" w:cs="Times New Roman"/>
+        <w:b/>
+        <w:bCs/>
+        <w:color w:val="000000"/>
       </w:rPr>
     </w:tblStylePr>
     <w:tblStylePr w:type="band1Vert">
@@ -8517,6 +9657,10 @@
     <w:pPr>
       <w:spacing w:after="0" w:line="240" w:lineRule="auto"/>
     </w:pPr>
+    <w:rPr>
+      <w:rFonts w:ascii="Times New Roman" w:hAnsi="Times New Roman" w:eastAsia="Times New Roman" w:cs="Times New Roman"/>
+      <w:color w:val="000000"/>
+    </w:rPr>
     <w:tblPr>
       <w:tblStyleRowBandSize w:val="1"/>
       <w:tblStyleColBandSize w:val="1"/>
@@ -8541,14 +9685,18 @@
     </w:tcPr>
     <w:tblStylePr w:type="firstRow">
       <w:rPr>
-        <w:b/>
-        <w:bCs/>
+        <w:rFonts w:ascii="Times New Roman" w:hAnsi="Times New Roman" w:eastAsia="Times New Roman" w:cs="Times New Roman"/>
+        <w:b/>
+        <w:bCs/>
+        <w:color w:val="000000"/>
       </w:rPr>
     </w:tblStylePr>
     <w:tblStylePr w:type="lastRow">
       <w:rPr>
-        <w:b/>
-        <w:bCs/>
+        <w:rFonts w:ascii="Times New Roman" w:hAnsi="Times New Roman" w:eastAsia="Times New Roman" w:cs="Times New Roman"/>
+        <w:b/>
+        <w:bCs/>
+        <w:color w:val="000000"/>
       </w:rPr>
       <w:tblPr/>
       <w:tcPr>
@@ -8559,14 +9707,18 @@
     </w:tblStylePr>
     <w:tblStylePr w:type="firstCol">
       <w:rPr>
-        <w:b/>
-        <w:bCs/>
+        <w:rFonts w:ascii="Times New Roman" w:hAnsi="Times New Roman" w:eastAsia="Times New Roman" w:cs="Times New Roman"/>
+        <w:b/>
+        <w:bCs/>
+        <w:color w:val="000000"/>
       </w:rPr>
     </w:tblStylePr>
     <w:tblStylePr w:type="lastCol">
       <w:rPr>
-        <w:b/>
-        <w:bCs/>
+        <w:rFonts w:ascii="Times New Roman" w:hAnsi="Times New Roman" w:eastAsia="Times New Roman" w:cs="Times New Roman"/>
+        <w:b/>
+        <w:bCs/>
+        <w:color w:val="000000"/>
       </w:rPr>
     </w:tblStylePr>
     <w:tblStylePr w:type="band1Vert">
@@ -8590,6 +9742,10 @@
     <w:pPr>
       <w:spacing w:after="0" w:line="240" w:lineRule="auto"/>
     </w:pPr>
+    <w:rPr>
+      <w:rFonts w:ascii="Times New Roman" w:hAnsi="Times New Roman" w:eastAsia="Times New Roman" w:cs="Times New Roman"/>
+      <w:color w:val="000000"/>
+    </w:rPr>
     <w:tblPr>
       <w:tblStyleRowBandSize w:val="1"/>
       <w:tblStyleColBandSize w:val="1"/>
@@ -8614,14 +9770,18 @@
     </w:tcPr>
     <w:tblStylePr w:type="firstRow">
       <w:rPr>
-        <w:b/>
-        <w:bCs/>
+        <w:rFonts w:ascii="Times New Roman" w:hAnsi="Times New Roman" w:eastAsia="Times New Roman" w:cs="Times New Roman"/>
+        <w:b/>
+        <w:bCs/>
+        <w:color w:val="000000"/>
       </w:rPr>
     </w:tblStylePr>
     <w:tblStylePr w:type="lastRow">
       <w:rPr>
-        <w:b/>
-        <w:bCs/>
+        <w:rFonts w:ascii="Times New Roman" w:hAnsi="Times New Roman" w:eastAsia="Times New Roman" w:cs="Times New Roman"/>
+        <w:b/>
+        <w:bCs/>
+        <w:color w:val="000000"/>
       </w:rPr>
       <w:tblPr/>
       <w:tcPr>
@@ -8632,14 +9792,18 @@
     </w:tblStylePr>
     <w:tblStylePr w:type="firstCol">
       <w:rPr>
-        <w:b/>
-        <w:bCs/>
+        <w:rFonts w:ascii="Times New Roman" w:hAnsi="Times New Roman" w:eastAsia="Times New Roman" w:cs="Times New Roman"/>
+        <w:b/>
+        <w:bCs/>
+        <w:color w:val="000000"/>
       </w:rPr>
     </w:tblStylePr>
     <w:tblStylePr w:type="lastCol">
       <w:rPr>
-        <w:b/>
-        <w:bCs/>
+        <w:rFonts w:ascii="Times New Roman" w:hAnsi="Times New Roman" w:eastAsia="Times New Roman" w:cs="Times New Roman"/>
+        <w:b/>
+        <w:bCs/>
+        <w:color w:val="000000"/>
       </w:rPr>
     </w:tblStylePr>
     <w:tblStylePr w:type="band1Vert">
@@ -8663,6 +9827,10 @@
     <w:pPr>
       <w:spacing w:after="0" w:line="240" w:lineRule="auto"/>
     </w:pPr>
+    <w:rPr>
+      <w:rFonts w:ascii="Times New Roman" w:hAnsi="Times New Roman" w:eastAsia="Times New Roman" w:cs="Times New Roman"/>
+      <w:color w:val="000000"/>
+    </w:rPr>
     <w:tblPr>
       <w:tblStyleRowBandSize w:val="1"/>
       <w:tblStyleColBandSize w:val="1"/>
@@ -8687,14 +9855,18 @@
     </w:tcPr>
     <w:tblStylePr w:type="firstRow">
       <w:rPr>
-        <w:b/>
-        <w:bCs/>
+        <w:rFonts w:ascii="Times New Roman" w:hAnsi="Times New Roman" w:eastAsia="Times New Roman" w:cs="Times New Roman"/>
+        <w:b/>
+        <w:bCs/>
+        <w:color w:val="000000"/>
       </w:rPr>
     </w:tblStylePr>
     <w:tblStylePr w:type="lastRow">
       <w:rPr>
-        <w:b/>
-        <w:bCs/>
+        <w:rFonts w:ascii="Times New Roman" w:hAnsi="Times New Roman" w:eastAsia="Times New Roman" w:cs="Times New Roman"/>
+        <w:b/>
+        <w:bCs/>
+        <w:color w:val="000000"/>
       </w:rPr>
       <w:tblPr/>
       <w:tcPr>
@@ -8705,14 +9877,18 @@
     </w:tblStylePr>
     <w:tblStylePr w:type="firstCol">
       <w:rPr>
-        <w:b/>
-        <w:bCs/>
+        <w:rFonts w:ascii="Times New Roman" w:hAnsi="Times New Roman" w:eastAsia="Times New Roman" w:cs="Times New Roman"/>
+        <w:b/>
+        <w:bCs/>
+        <w:color w:val="000000"/>
       </w:rPr>
     </w:tblStylePr>
     <w:tblStylePr w:type="lastCol">
       <w:rPr>
-        <w:b/>
-        <w:bCs/>
+        <w:rFonts w:ascii="Times New Roman" w:hAnsi="Times New Roman" w:eastAsia="Times New Roman" w:cs="Times New Roman"/>
+        <w:b/>
+        <w:bCs/>
+        <w:color w:val="000000"/>
       </w:rPr>
     </w:tblStylePr>
     <w:tblStylePr w:type="band1Vert">
@@ -8737,8 +9913,8 @@
       <w:spacing w:after="0" w:line="240" w:lineRule="auto"/>
     </w:pPr>
     <w:rPr>
-      <w:rFonts w:asciiTheme="majorHAnsi" w:eastAsiaTheme="majorEastAsia" w:hAnsiTheme="majorHAnsi" w:cstheme="majorBidi"/>
-      <w:color w:val="000000" w:themeColor="text1"/>
+      <w:rFonts w:ascii="Times New Roman" w:hAnsi="Times New Roman" w:eastAsia="Times New Roman" w:cs="Times New Roman"/>
+      <w:color w:val="000000"/>
     </w:rPr>
     <w:tblPr>
       <w:tblStyleRowBandSize w:val="1"/>
@@ -8764,9 +9940,10 @@
     </w:tcPr>
     <w:tblStylePr w:type="firstRow">
       <w:rPr>
-        <w:b/>
-        <w:bCs/>
-        <w:color w:val="000000" w:themeColor="text1"/>
+        <w:rFonts w:ascii="Times New Roman" w:hAnsi="Times New Roman" w:eastAsia="Times New Roman" w:cs="Times New Roman"/>
+        <w:b/>
+        <w:bCs/>
+        <w:color w:val="000000"/>
       </w:rPr>
       <w:tblPr/>
       <w:tcPr>
@@ -8775,9 +9952,10 @@
     </w:tblStylePr>
     <w:tblStylePr w:type="lastRow">
       <w:rPr>
-        <w:b/>
-        <w:bCs/>
-        <w:color w:val="000000" w:themeColor="text1"/>
+        <w:rFonts w:ascii="Times New Roman" w:hAnsi="Times New Roman" w:eastAsia="Times New Roman" w:cs="Times New Roman"/>
+        <w:b/>
+        <w:bCs/>
+        <w:color w:val="000000"/>
       </w:rPr>
       <w:tblPr/>
       <w:tcPr>
@@ -8794,9 +9972,10 @@
     </w:tblStylePr>
     <w:tblStylePr w:type="firstCol">
       <w:rPr>
-        <w:b/>
-        <w:bCs/>
-        <w:color w:val="000000" w:themeColor="text1"/>
+        <w:rFonts w:ascii="Times New Roman" w:hAnsi="Times New Roman" w:eastAsia="Times New Roman" w:cs="Times New Roman"/>
+        <w:b/>
+        <w:bCs/>
+        <w:color w:val="000000"/>
       </w:rPr>
       <w:tblPr/>
       <w:tcPr>
@@ -8813,9 +9992,10 @@
     </w:tblStylePr>
     <w:tblStylePr w:type="lastCol">
       <w:rPr>
+        <w:rFonts w:ascii="Times New Roman" w:hAnsi="Times New Roman" w:eastAsia="Times New Roman" w:cs="Times New Roman"/>
         <w:b w:val="0"/>
         <w:bCs w:val="0"/>
-        <w:color w:val="000000" w:themeColor="text1"/>
+        <w:color w:val="000000"/>
       </w:rPr>
       <w:tblPr/>
       <w:tcPr>
@@ -8862,8 +10042,8 @@
       <w:spacing w:after="0" w:line="240" w:lineRule="auto"/>
     </w:pPr>
     <w:rPr>
-      <w:rFonts w:asciiTheme="majorHAnsi" w:eastAsiaTheme="majorEastAsia" w:hAnsiTheme="majorHAnsi" w:cstheme="majorBidi"/>
-      <w:color w:val="000000" w:themeColor="text1"/>
+      <w:rFonts w:ascii="Times New Roman" w:hAnsi="Times New Roman" w:eastAsia="Times New Roman" w:cs="Times New Roman"/>
+      <w:color w:val="000000"/>
     </w:rPr>
     <w:tblPr>
       <w:tblStyleRowBandSize w:val="1"/>
@@ -8889,9 +10069,10 @@
     </w:tcPr>
     <w:tblStylePr w:type="firstRow">
       <w:rPr>
-        <w:b/>
-        <w:bCs/>
-        <w:color w:val="000000" w:themeColor="text1"/>
+        <w:rFonts w:ascii="Times New Roman" w:hAnsi="Times New Roman" w:eastAsia="Times New Roman" w:cs="Times New Roman"/>
+        <w:b/>
+        <w:bCs/>
+        <w:color w:val="000000"/>
       </w:rPr>
       <w:tblPr/>
       <w:tcPr>
@@ -8900,9 +10081,10 @@
     </w:tblStylePr>
     <w:tblStylePr w:type="lastRow">
       <w:rPr>
-        <w:b/>
-        <w:bCs/>
-        <w:color w:val="000000" w:themeColor="text1"/>
+        <w:rFonts w:ascii="Times New Roman" w:hAnsi="Times New Roman" w:eastAsia="Times New Roman" w:cs="Times New Roman"/>
+        <w:b/>
+        <w:bCs/>
+        <w:color w:val="000000"/>
       </w:rPr>
       <w:tblPr/>
       <w:tcPr>
@@ -8919,9 +10101,10 @@
     </w:tblStylePr>
     <w:tblStylePr w:type="firstCol">
       <w:rPr>
-        <w:b/>
-        <w:bCs/>
-        <w:color w:val="000000" w:themeColor="text1"/>
+        <w:rFonts w:ascii="Times New Roman" w:hAnsi="Times New Roman" w:eastAsia="Times New Roman" w:cs="Times New Roman"/>
+        <w:b/>
+        <w:bCs/>
+        <w:color w:val="000000"/>
       </w:rPr>
       <w:tblPr/>
       <w:tcPr>
@@ -8938,9 +10121,10 @@
     </w:tblStylePr>
     <w:tblStylePr w:type="lastCol">
       <w:rPr>
+        <w:rFonts w:ascii="Times New Roman" w:hAnsi="Times New Roman" w:eastAsia="Times New Roman" w:cs="Times New Roman"/>
         <w:b w:val="0"/>
         <w:bCs w:val="0"/>
-        <w:color w:val="000000" w:themeColor="text1"/>
+        <w:color w:val="000000"/>
       </w:rPr>
       <w:tblPr/>
       <w:tcPr>
@@ -8987,8 +10171,8 @@
       <w:spacing w:after="0" w:line="240" w:lineRule="auto"/>
     </w:pPr>
     <w:rPr>
-      <w:rFonts w:asciiTheme="majorHAnsi" w:eastAsiaTheme="majorEastAsia" w:hAnsiTheme="majorHAnsi" w:cstheme="majorBidi"/>
-      <w:color w:val="000000" w:themeColor="text1"/>
+      <w:rFonts w:ascii="Times New Roman" w:hAnsi="Times New Roman" w:eastAsia="Times New Roman" w:cs="Times New Roman"/>
+      <w:color w:val="000000"/>
     </w:rPr>
     <w:tblPr>
       <w:tblStyleRowBandSize w:val="1"/>
@@ -9014,9 +10198,10 @@
     </w:tcPr>
     <w:tblStylePr w:type="firstRow">
       <w:rPr>
-        <w:b/>
-        <w:bCs/>
-        <w:color w:val="000000" w:themeColor="text1"/>
+        <w:rFonts w:ascii="Times New Roman" w:hAnsi="Times New Roman" w:eastAsia="Times New Roman" w:cs="Times New Roman"/>
+        <w:b/>
+        <w:bCs/>
+        <w:color w:val="000000"/>
       </w:rPr>
       <w:tblPr/>
       <w:tcPr>
@@ -9025,9 +10210,10 @@
     </w:tblStylePr>
     <w:tblStylePr w:type="lastRow">
       <w:rPr>
-        <w:b/>
-        <w:bCs/>
-        <w:color w:val="000000" w:themeColor="text1"/>
+        <w:rFonts w:ascii="Times New Roman" w:hAnsi="Times New Roman" w:eastAsia="Times New Roman" w:cs="Times New Roman"/>
+        <w:b/>
+        <w:bCs/>
+        <w:color w:val="000000"/>
       </w:rPr>
       <w:tblPr/>
       <w:tcPr>
@@ -9044,9 +10230,10 @@
     </w:tblStylePr>
     <w:tblStylePr w:type="firstCol">
       <w:rPr>
-        <w:b/>
-        <w:bCs/>
-        <w:color w:val="000000" w:themeColor="text1"/>
+        <w:rFonts w:ascii="Times New Roman" w:hAnsi="Times New Roman" w:eastAsia="Times New Roman" w:cs="Times New Roman"/>
+        <w:b/>
+        <w:bCs/>
+        <w:color w:val="000000"/>
       </w:rPr>
       <w:tblPr/>
       <w:tcPr>
@@ -9063,9 +10250,10 @@
     </w:tblStylePr>
     <w:tblStylePr w:type="lastCol">
       <w:rPr>
+        <w:rFonts w:ascii="Times New Roman" w:hAnsi="Times New Roman" w:eastAsia="Times New Roman" w:cs="Times New Roman"/>
         <w:b w:val="0"/>
         <w:bCs w:val="0"/>
-        <w:color w:val="000000" w:themeColor="text1"/>
+        <w:color w:val="000000"/>
       </w:rPr>
       <w:tblPr/>
       <w:tcPr>
@@ -9112,8 +10300,8 @@
       <w:spacing w:after="0" w:line="240" w:lineRule="auto"/>
     </w:pPr>
     <w:rPr>
-      <w:rFonts w:asciiTheme="majorHAnsi" w:eastAsiaTheme="majorEastAsia" w:hAnsiTheme="majorHAnsi" w:cstheme="majorBidi"/>
-      <w:color w:val="000000" w:themeColor="text1"/>
+      <w:rFonts w:ascii="Times New Roman" w:hAnsi="Times New Roman" w:eastAsia="Times New Roman" w:cs="Times New Roman"/>
+      <w:color w:val="000000"/>
     </w:rPr>
     <w:tblPr>
       <w:tblStyleRowBandSize w:val="1"/>
@@ -9139,9 +10327,10 @@
     </w:tcPr>
     <w:tblStylePr w:type="firstRow">
       <w:rPr>
-        <w:b/>
-        <w:bCs/>
-        <w:color w:val="000000" w:themeColor="text1"/>
+        <w:rFonts w:ascii="Times New Roman" w:hAnsi="Times New Roman" w:eastAsia="Times New Roman" w:cs="Times New Roman"/>
+        <w:b/>
+        <w:bCs/>
+        <w:color w:val="000000"/>
       </w:rPr>
       <w:tblPr/>
       <w:tcPr>
@@ -9150,9 +10339,10 @@
     </w:tblStylePr>
     <w:tblStylePr w:type="lastRow">
       <w:rPr>
-        <w:b/>
-        <w:bCs/>
-        <w:color w:val="000000" w:themeColor="text1"/>
+        <w:rFonts w:ascii="Times New Roman" w:hAnsi="Times New Roman" w:eastAsia="Times New Roman" w:cs="Times New Roman"/>
+        <w:b/>
+        <w:bCs/>
+        <w:color w:val="000000"/>
       </w:rPr>
       <w:tblPr/>
       <w:tcPr>
@@ -9169,9 +10359,10 @@
     </w:tblStylePr>
     <w:tblStylePr w:type="firstCol">
       <w:rPr>
-        <w:b/>
-        <w:bCs/>
-        <w:color w:val="000000" w:themeColor="text1"/>
+        <w:rFonts w:ascii="Times New Roman" w:hAnsi="Times New Roman" w:eastAsia="Times New Roman" w:cs="Times New Roman"/>
+        <w:b/>
+        <w:bCs/>
+        <w:color w:val="000000"/>
       </w:rPr>
       <w:tblPr/>
       <w:tcPr>
@@ -9188,9 +10379,10 @@
     </w:tblStylePr>
     <w:tblStylePr w:type="lastCol">
       <w:rPr>
+        <w:rFonts w:ascii="Times New Roman" w:hAnsi="Times New Roman" w:eastAsia="Times New Roman" w:cs="Times New Roman"/>
         <w:b w:val="0"/>
         <w:bCs w:val="0"/>
-        <w:color w:val="000000" w:themeColor="text1"/>
+        <w:color w:val="000000"/>
       </w:rPr>
       <w:tblPr/>
       <w:tcPr>
@@ -9237,8 +10429,8 @@
       <w:spacing w:after="0" w:line="240" w:lineRule="auto"/>
     </w:pPr>
     <w:rPr>
-      <w:rFonts w:asciiTheme="majorHAnsi" w:eastAsiaTheme="majorEastAsia" w:hAnsiTheme="majorHAnsi" w:cstheme="majorBidi"/>
-      <w:color w:val="000000" w:themeColor="text1"/>
+      <w:rFonts w:ascii="Times New Roman" w:hAnsi="Times New Roman" w:eastAsia="Times New Roman" w:cs="Times New Roman"/>
+      <w:color w:val="000000"/>
     </w:rPr>
     <w:tblPr>
       <w:tblStyleRowBandSize w:val="1"/>
@@ -9264,9 +10456,10 @@
     </w:tcPr>
     <w:tblStylePr w:type="firstRow">
       <w:rPr>
-        <w:b/>
-        <w:bCs/>
-        <w:color w:val="000000" w:themeColor="text1"/>
+        <w:rFonts w:ascii="Times New Roman" w:hAnsi="Times New Roman" w:eastAsia="Times New Roman" w:cs="Times New Roman"/>
+        <w:b/>
+        <w:bCs/>
+        <w:color w:val="000000"/>
       </w:rPr>
       <w:tblPr/>
       <w:tcPr>
@@ -9275,9 +10468,10 @@
     </w:tblStylePr>
     <w:tblStylePr w:type="lastRow">
       <w:rPr>
-        <w:b/>
-        <w:bCs/>
-        <w:color w:val="000000" w:themeColor="text1"/>
+        <w:rFonts w:ascii="Times New Roman" w:hAnsi="Times New Roman" w:eastAsia="Times New Roman" w:cs="Times New Roman"/>
+        <w:b/>
+        <w:bCs/>
+        <w:color w:val="000000"/>
       </w:rPr>
       <w:tblPr/>
       <w:tcPr>
@@ -9294,9 +10488,10 @@
     </w:tblStylePr>
     <w:tblStylePr w:type="firstCol">
       <w:rPr>
-        <w:b/>
-        <w:bCs/>
-        <w:color w:val="000000" w:themeColor="text1"/>
+        <w:rFonts w:ascii="Times New Roman" w:hAnsi="Times New Roman" w:eastAsia="Times New Roman" w:cs="Times New Roman"/>
+        <w:b/>
+        <w:bCs/>
+        <w:color w:val="000000"/>
       </w:rPr>
       <w:tblPr/>
       <w:tcPr>
@@ -9313,9 +10508,10 @@
     </w:tblStylePr>
     <w:tblStylePr w:type="lastCol">
       <w:rPr>
+        <w:rFonts w:ascii="Times New Roman" w:hAnsi="Times New Roman" w:eastAsia="Times New Roman" w:cs="Times New Roman"/>
         <w:b w:val="0"/>
         <w:bCs w:val="0"/>
-        <w:color w:val="000000" w:themeColor="text1"/>
+        <w:color w:val="000000"/>
       </w:rPr>
       <w:tblPr/>
       <w:tcPr>
@@ -9362,8 +10558,8 @@
       <w:spacing w:after="0" w:line="240" w:lineRule="auto"/>
     </w:pPr>
     <w:rPr>
-      <w:rFonts w:asciiTheme="majorHAnsi" w:eastAsiaTheme="majorEastAsia" w:hAnsiTheme="majorHAnsi" w:cstheme="majorBidi"/>
-      <w:color w:val="000000" w:themeColor="text1"/>
+      <w:rFonts w:ascii="Times New Roman" w:hAnsi="Times New Roman" w:eastAsia="Times New Roman" w:cs="Times New Roman"/>
+      <w:color w:val="000000"/>
     </w:rPr>
     <w:tblPr>
       <w:tblStyleRowBandSize w:val="1"/>
@@ -9389,9 +10585,10 @@
     </w:tcPr>
     <w:tblStylePr w:type="firstRow">
       <w:rPr>
-        <w:b/>
-        <w:bCs/>
-        <w:color w:val="000000" w:themeColor="text1"/>
+        <w:rFonts w:ascii="Times New Roman" w:hAnsi="Times New Roman" w:eastAsia="Times New Roman" w:cs="Times New Roman"/>
+        <w:b/>
+        <w:bCs/>
+        <w:color w:val="000000"/>
       </w:rPr>
       <w:tblPr/>
       <w:tcPr>
@@ -9400,9 +10597,10 @@
     </w:tblStylePr>
     <w:tblStylePr w:type="lastRow">
       <w:rPr>
-        <w:b/>
-        <w:bCs/>
-        <w:color w:val="000000" w:themeColor="text1"/>
+        <w:rFonts w:ascii="Times New Roman" w:hAnsi="Times New Roman" w:eastAsia="Times New Roman" w:cs="Times New Roman"/>
+        <w:b/>
+        <w:bCs/>
+        <w:color w:val="000000"/>
       </w:rPr>
       <w:tblPr/>
       <w:tcPr>
@@ -9419,9 +10617,10 @@
     </w:tblStylePr>
     <w:tblStylePr w:type="firstCol">
       <w:rPr>
-        <w:b/>
-        <w:bCs/>
-        <w:color w:val="000000" w:themeColor="text1"/>
+        <w:rFonts w:ascii="Times New Roman" w:hAnsi="Times New Roman" w:eastAsia="Times New Roman" w:cs="Times New Roman"/>
+        <w:b/>
+        <w:bCs/>
+        <w:color w:val="000000"/>
       </w:rPr>
       <w:tblPr/>
       <w:tcPr>
@@ -9438,9 +10637,10 @@
     </w:tblStylePr>
     <w:tblStylePr w:type="lastCol">
       <w:rPr>
+        <w:rFonts w:ascii="Times New Roman" w:hAnsi="Times New Roman" w:eastAsia="Times New Roman" w:cs="Times New Roman"/>
         <w:b w:val="0"/>
         <w:bCs w:val="0"/>
-        <w:color w:val="000000" w:themeColor="text1"/>
+        <w:color w:val="000000"/>
       </w:rPr>
       <w:tblPr/>
       <w:tcPr>
@@ -9487,8 +10687,8 @@
       <w:spacing w:after="0" w:line="240" w:lineRule="auto"/>
     </w:pPr>
     <w:rPr>
-      <w:rFonts w:asciiTheme="majorHAnsi" w:eastAsiaTheme="majorEastAsia" w:hAnsiTheme="majorHAnsi" w:cstheme="majorBidi"/>
-      <w:color w:val="000000" w:themeColor="text1"/>
+      <w:rFonts w:ascii="Times New Roman" w:hAnsi="Times New Roman" w:eastAsia="Times New Roman" w:cs="Times New Roman"/>
+      <w:color w:val="000000"/>
     </w:rPr>
     <w:tblPr>
       <w:tblStyleRowBandSize w:val="1"/>
@@ -9514,9 +10714,10 @@
     </w:tcPr>
     <w:tblStylePr w:type="firstRow">
       <w:rPr>
-        <w:b/>
-        <w:bCs/>
-        <w:color w:val="000000" w:themeColor="text1"/>
+        <w:rFonts w:ascii="Times New Roman" w:hAnsi="Times New Roman" w:eastAsia="Times New Roman" w:cs="Times New Roman"/>
+        <w:b/>
+        <w:bCs/>
+        <w:color w:val="000000"/>
       </w:rPr>
       <w:tblPr/>
       <w:tcPr>
@@ -9525,9 +10726,10 @@
     </w:tblStylePr>
     <w:tblStylePr w:type="lastRow">
       <w:rPr>
-        <w:b/>
-        <w:bCs/>
-        <w:color w:val="000000" w:themeColor="text1"/>
+        <w:rFonts w:ascii="Times New Roman" w:hAnsi="Times New Roman" w:eastAsia="Times New Roman" w:cs="Times New Roman"/>
+        <w:b/>
+        <w:bCs/>
+        <w:color w:val="000000"/>
       </w:rPr>
       <w:tblPr/>
       <w:tcPr>
@@ -9544,9 +10746,10 @@
     </w:tblStylePr>
     <w:tblStylePr w:type="firstCol">
       <w:rPr>
-        <w:b/>
-        <w:bCs/>
-        <w:color w:val="000000" w:themeColor="text1"/>
+        <w:rFonts w:ascii="Times New Roman" w:hAnsi="Times New Roman" w:eastAsia="Times New Roman" w:cs="Times New Roman"/>
+        <w:b/>
+        <w:bCs/>
+        <w:color w:val="000000"/>
       </w:rPr>
       <w:tblPr/>
       <w:tcPr>
@@ -9563,9 +10766,10 @@
     </w:tblStylePr>
     <w:tblStylePr w:type="lastCol">
       <w:rPr>
+        <w:rFonts w:ascii="Times New Roman" w:hAnsi="Times New Roman" w:eastAsia="Times New Roman" w:cs="Times New Roman"/>
         <w:b w:val="0"/>
         <w:bCs w:val="0"/>
-        <w:color w:val="000000" w:themeColor="text1"/>
+        <w:color w:val="000000"/>
       </w:rPr>
       <w:tblPr/>
       <w:tcPr>
@@ -9611,6 +10815,10 @@
     <w:pPr>
       <w:spacing w:after="0" w:line="240" w:lineRule="auto"/>
     </w:pPr>
+    <w:rPr>
+      <w:rFonts w:ascii="Times New Roman" w:hAnsi="Times New Roman" w:eastAsia="Times New Roman" w:cs="Times New Roman"/>
+      <w:color w:val="000000"/>
+    </w:rPr>
     <w:tblPr>
       <w:tblStyleRowBandSize w:val="1"/>
       <w:tblStyleColBandSize w:val="1"/>
@@ -9635,11 +10843,12 @@
     </w:tcPr>
     <w:tblStylePr w:type="firstRow">
       <w:rPr>
+        <w:rFonts w:ascii="Times New Roman" w:hAnsi="Times New Roman" w:eastAsia="Times New Roman" w:cs="Times New Roman"/>
         <w:b/>
         <w:bCs/>
         <w:i w:val="0"/>
         <w:iCs w:val="0"/>
-        <w:color w:val="FFFFFF" w:themeColor="background1"/>
+        <w:color w:val="000000"/>
       </w:rPr>
       <w:tblPr/>
       <w:tcPr>
@@ -9656,11 +10865,12 @@
     </w:tblStylePr>
     <w:tblStylePr w:type="lastRow">
       <w:rPr>
+        <w:rFonts w:ascii="Times New Roman" w:hAnsi="Times New Roman" w:eastAsia="Times New Roman" w:cs="Times New Roman"/>
         <w:b/>
         <w:bCs/>
         <w:i w:val="0"/>
         <w:iCs w:val="0"/>
-        <w:color w:val="FFFFFF" w:themeColor="background1"/>
+        <w:color w:val="000000"/>
       </w:rPr>
       <w:tblPr/>
       <w:tcPr>
@@ -9677,11 +10887,12 @@
     </w:tblStylePr>
     <w:tblStylePr w:type="firstCol">
       <w:rPr>
+        <w:rFonts w:ascii="Times New Roman" w:hAnsi="Times New Roman" w:eastAsia="Times New Roman" w:cs="Times New Roman"/>
         <w:b/>
         <w:bCs/>
         <w:i w:val="0"/>
         <w:iCs w:val="0"/>
-        <w:color w:val="FFFFFF" w:themeColor="background1"/>
+        <w:color w:val="000000"/>
       </w:rPr>
       <w:tblPr/>
       <w:tcPr>
@@ -9696,11 +10907,12 @@
     </w:tblStylePr>
     <w:tblStylePr w:type="lastCol">
       <w:rPr>
+        <w:rFonts w:ascii="Times New Roman" w:hAnsi="Times New Roman" w:eastAsia="Times New Roman" w:cs="Times New Roman"/>
         <w:b/>
         <w:bCs/>
         <w:i w:val="0"/>
         <w:iCs w:val="0"/>
-        <w:color w:val="FFFFFF" w:themeColor="background1"/>
+        <w:color w:val="000000"/>
       </w:rPr>
       <w:tblPr/>
       <w:tcPr>
@@ -9752,6 +10964,10 @@
     <w:pPr>
       <w:spacing w:after="0" w:line="240" w:lineRule="auto"/>
     </w:pPr>
+    <w:rPr>
+      <w:rFonts w:ascii="Times New Roman" w:hAnsi="Times New Roman" w:eastAsia="Times New Roman" w:cs="Times New Roman"/>
+      <w:color w:val="000000"/>
+    </w:rPr>
     <w:tblPr>
       <w:tblStyleRowBandSize w:val="1"/>
       <w:tblStyleColBandSize w:val="1"/>
@@ -9776,11 +10992,12 @@
     </w:tcPr>
     <w:tblStylePr w:type="firstRow">
       <w:rPr>
+        <w:rFonts w:ascii="Times New Roman" w:hAnsi="Times New Roman" w:eastAsia="Times New Roman" w:cs="Times New Roman"/>
         <w:b/>
         <w:bCs/>
         <w:i w:val="0"/>
         <w:iCs w:val="0"/>
-        <w:color w:val="FFFFFF" w:themeColor="background1"/>
+        <w:color w:val="000000"/>
       </w:rPr>
       <w:tblPr/>
       <w:tcPr>
@@ -9797,11 +11014,12 @@
     </w:tblStylePr>
     <w:tblStylePr w:type="lastRow">
       <w:rPr>
+        <w:rFonts w:ascii="Times New Roman" w:hAnsi="Times New Roman" w:eastAsia="Times New Roman" w:cs="Times New Roman"/>
         <w:b/>
         <w:bCs/>
         <w:i w:val="0"/>
         <w:iCs w:val="0"/>
-        <w:color w:val="FFFFFF" w:themeColor="background1"/>
+        <w:color w:val="000000"/>
       </w:rPr>
       <w:tblPr/>
       <w:tcPr>
@@ -9818,11 +11036,12 @@
     </w:tblStylePr>
     <w:tblStylePr w:type="firstCol">
       <w:rPr>
+        <w:rFonts w:ascii="Times New Roman" w:hAnsi="Times New Roman" w:eastAsia="Times New Roman" w:cs="Times New Roman"/>
         <w:b/>
         <w:bCs/>
         <w:i w:val="0"/>
         <w:iCs w:val="0"/>
-        <w:color w:val="FFFFFF" w:themeColor="background1"/>
+        <w:color w:val="000000"/>
       </w:rPr>
       <w:tblPr/>
       <w:tcPr>
@@ -9837,11 +11056,12 @@
     </w:tblStylePr>
     <w:tblStylePr w:type="lastCol">
       <w:rPr>
+        <w:rFonts w:ascii="Times New Roman" w:hAnsi="Times New Roman" w:eastAsia="Times New Roman" w:cs="Times New Roman"/>
         <w:b/>
         <w:bCs/>
         <w:i w:val="0"/>
         <w:iCs w:val="0"/>
-        <w:color w:val="FFFFFF" w:themeColor="background1"/>
+        <w:color w:val="000000"/>
       </w:rPr>
       <w:tblPr/>
       <w:tcPr>
@@ -9893,6 +11113,10 @@
     <w:pPr>
       <w:spacing w:after="0" w:line="240" w:lineRule="auto"/>
     </w:pPr>
+    <w:rPr>
+      <w:rFonts w:ascii="Times New Roman" w:hAnsi="Times New Roman" w:eastAsia="Times New Roman" w:cs="Times New Roman"/>
+      <w:color w:val="000000"/>
+    </w:rPr>
     <w:tblPr>
       <w:tblStyleRowBandSize w:val="1"/>
       <w:tblStyleColBandSize w:val="1"/>
@@ -9917,11 +11141,12 @@
     </w:tcPr>
     <w:tblStylePr w:type="firstRow">
       <w:rPr>
+        <w:rFonts w:ascii="Times New Roman" w:hAnsi="Times New Roman" w:eastAsia="Times New Roman" w:cs="Times New Roman"/>
         <w:b/>
         <w:bCs/>
         <w:i w:val="0"/>
         <w:iCs w:val="0"/>
-        <w:color w:val="FFFFFF" w:themeColor="background1"/>
+        <w:color w:val="000000"/>
       </w:rPr>
       <w:tblPr/>
       <w:tcPr>
@@ -9938,11 +11163,12 @@
     </w:tblStylePr>
     <w:tblStylePr w:type="lastRow">
       <w:rPr>
+        <w:rFonts w:ascii="Times New Roman" w:hAnsi="Times New Roman" w:eastAsia="Times New Roman" w:cs="Times New Roman"/>
         <w:b/>
         <w:bCs/>
         <w:i w:val="0"/>
         <w:iCs w:val="0"/>
-        <w:color w:val="FFFFFF" w:themeColor="background1"/>
+        <w:color w:val="000000"/>
       </w:rPr>
       <w:tblPr/>
       <w:tcPr>
@@ -9959,11 +11185,12 @@
     </w:tblStylePr>
     <w:tblStylePr w:type="firstCol">
       <w:rPr>
+        <w:rFonts w:ascii="Times New Roman" w:hAnsi="Times New Roman" w:eastAsia="Times New Roman" w:cs="Times New Roman"/>
         <w:b/>
         <w:bCs/>
         <w:i w:val="0"/>
         <w:iCs w:val="0"/>
-        <w:color w:val="FFFFFF" w:themeColor="background1"/>
+        <w:color w:val="000000"/>
       </w:rPr>
       <w:tblPr/>
       <w:tcPr>
@@ -9978,11 +11205,12 @@
     </w:tblStylePr>
     <w:tblStylePr w:type="lastCol">
       <w:rPr>
+        <w:rFonts w:ascii="Times New Roman" w:hAnsi="Times New Roman" w:eastAsia="Times New Roman" w:cs="Times New Roman"/>
         <w:b/>
         <w:bCs/>
         <w:i w:val="0"/>
         <w:iCs w:val="0"/>
-        <w:color w:val="FFFFFF" w:themeColor="background1"/>
+        <w:color w:val="000000"/>
       </w:rPr>
       <w:tblPr/>
       <w:tcPr>
@@ -10034,6 +11262,10 @@
     <w:pPr>
       <w:spacing w:after="0" w:line="240" w:lineRule="auto"/>
     </w:pPr>
+    <w:rPr>
+      <w:rFonts w:ascii="Times New Roman" w:hAnsi="Times New Roman" w:eastAsia="Times New Roman" w:cs="Times New Roman"/>
+      <w:color w:val="000000"/>
+    </w:rPr>
     <w:tblPr>
       <w:tblStyleRowBandSize w:val="1"/>
       <w:tblStyleColBandSize w:val="1"/>
@@ -10058,11 +11290,12 @@
     </w:tcPr>
     <w:tblStylePr w:type="firstRow">
       <w:rPr>
+        <w:rFonts w:ascii="Times New Roman" w:hAnsi="Times New Roman" w:eastAsia="Times New Roman" w:cs="Times New Roman"/>
         <w:b/>
         <w:bCs/>
         <w:i w:val="0"/>
         <w:iCs w:val="0"/>
-        <w:color w:val="FFFFFF" w:themeColor="background1"/>
+        <w:color w:val="000000"/>
       </w:rPr>
       <w:tblPr/>
       <w:tcPr>
@@ -10079,11 +11312,12 @@
     </w:tblStylePr>
     <w:tblStylePr w:type="lastRow">
       <w:rPr>
+        <w:rFonts w:ascii="Times New Roman" w:hAnsi="Times New Roman" w:eastAsia="Times New Roman" w:cs="Times New Roman"/>
         <w:b/>
         <w:bCs/>
         <w:i w:val="0"/>
         <w:iCs w:val="0"/>
-        <w:color w:val="FFFFFF" w:themeColor="background1"/>
+        <w:color w:val="000000"/>
       </w:rPr>
       <w:tblPr/>
       <w:tcPr>
@@ -10100,11 +11334,12 @@
     </w:tblStylePr>
     <w:tblStylePr w:type="firstCol">
       <w:rPr>
+        <w:rFonts w:ascii="Times New Roman" w:hAnsi="Times New Roman" w:eastAsia="Times New Roman" w:cs="Times New Roman"/>
         <w:b/>
         <w:bCs/>
         <w:i w:val="0"/>
         <w:iCs w:val="0"/>
-        <w:color w:val="FFFFFF" w:themeColor="background1"/>
+        <w:color w:val="000000"/>
       </w:rPr>
       <w:tblPr/>
       <w:tcPr>
@@ -10119,11 +11354,12 @@
     </w:tblStylePr>
     <w:tblStylePr w:type="lastCol">
       <w:rPr>
+        <w:rFonts w:ascii="Times New Roman" w:hAnsi="Times New Roman" w:eastAsia="Times New Roman" w:cs="Times New Roman"/>
         <w:b/>
         <w:bCs/>
         <w:i w:val="0"/>
         <w:iCs w:val="0"/>
-        <w:color w:val="FFFFFF" w:themeColor="background1"/>
+        <w:color w:val="000000"/>
       </w:rPr>
       <w:tblPr/>
       <w:tcPr>
@@ -10175,6 +11411,10 @@
     <w:pPr>
       <w:spacing w:after="0" w:line="240" w:lineRule="auto"/>
     </w:pPr>
+    <w:rPr>
+      <w:rFonts w:ascii="Times New Roman" w:hAnsi="Times New Roman" w:eastAsia="Times New Roman" w:cs="Times New Roman"/>
+      <w:color w:val="000000"/>
+    </w:rPr>
     <w:tblPr>
       <w:tblStyleRowBandSize w:val="1"/>
       <w:tblStyleColBandSize w:val="1"/>
@@ -10199,11 +11439,12 @@
     </w:tcPr>
     <w:tblStylePr w:type="firstRow">
       <w:rPr>
+        <w:rFonts w:ascii="Times New Roman" w:hAnsi="Times New Roman" w:eastAsia="Times New Roman" w:cs="Times New Roman"/>
         <w:b/>
         <w:bCs/>
         <w:i w:val="0"/>
         <w:iCs w:val="0"/>
-        <w:color w:val="FFFFFF" w:themeColor="background1"/>
+        <w:color w:val="000000"/>
       </w:rPr>
       <w:tblPr/>
       <w:tcPr>
@@ -10220,11 +11461,12 @@
     </w:tblStylePr>
     <w:tblStylePr w:type="lastRow">
       <w:rPr>
+        <w:rFonts w:ascii="Times New Roman" w:hAnsi="Times New Roman" w:eastAsia="Times New Roman" w:cs="Times New Roman"/>
         <w:b/>
         <w:bCs/>
         <w:i w:val="0"/>
         <w:iCs w:val="0"/>
-        <w:color w:val="FFFFFF" w:themeColor="background1"/>
+        <w:color w:val="000000"/>
       </w:rPr>
       <w:tblPr/>
       <w:tcPr>
@@ -10241,11 +11483,12 @@
     </w:tblStylePr>
     <w:tblStylePr w:type="firstCol">
       <w:rPr>
+        <w:rFonts w:ascii="Times New Roman" w:hAnsi="Times New Roman" w:eastAsia="Times New Roman" w:cs="Times New Roman"/>
         <w:b/>
         <w:bCs/>
         <w:i w:val="0"/>
         <w:iCs w:val="0"/>
-        <w:color w:val="FFFFFF" w:themeColor="background1"/>
+        <w:color w:val="000000"/>
       </w:rPr>
       <w:tblPr/>
       <w:tcPr>
@@ -10260,11 +11503,12 @@
     </w:tblStylePr>
     <w:tblStylePr w:type="lastCol">
       <w:rPr>
+        <w:rFonts w:ascii="Times New Roman" w:hAnsi="Times New Roman" w:eastAsia="Times New Roman" w:cs="Times New Roman"/>
         <w:b/>
         <w:bCs/>
         <w:i w:val="0"/>
         <w:iCs w:val="0"/>
-        <w:color w:val="FFFFFF" w:themeColor="background1"/>
+        <w:color w:val="000000"/>
       </w:rPr>
       <w:tblPr/>
       <w:tcPr>
@@ -10316,6 +11560,10 @@
     <w:pPr>
       <w:spacing w:after="0" w:line="240" w:lineRule="auto"/>
     </w:pPr>
+    <w:rPr>
+      <w:rFonts w:ascii="Times New Roman" w:hAnsi="Times New Roman" w:eastAsia="Times New Roman" w:cs="Times New Roman"/>
+      <w:color w:val="000000"/>
+    </w:rPr>
     <w:tblPr>
       <w:tblStyleRowBandSize w:val="1"/>
       <w:tblStyleColBandSize w:val="1"/>
@@ -10340,11 +11588,12 @@
     </w:tcPr>
     <w:tblStylePr w:type="firstRow">
       <w:rPr>
+        <w:rFonts w:ascii="Times New Roman" w:hAnsi="Times New Roman" w:eastAsia="Times New Roman" w:cs="Times New Roman"/>
         <w:b/>
         <w:bCs/>
         <w:i w:val="0"/>
         <w:iCs w:val="0"/>
-        <w:color w:val="FFFFFF" w:themeColor="background1"/>
+        <w:color w:val="000000"/>
       </w:rPr>
       <w:tblPr/>
       <w:tcPr>
@@ -10361,11 +11610,12 @@
     </w:tblStylePr>
     <w:tblStylePr w:type="lastRow">
       <w:rPr>
+        <w:rFonts w:ascii="Times New Roman" w:hAnsi="Times New Roman" w:eastAsia="Times New Roman" w:cs="Times New Roman"/>
         <w:b/>
         <w:bCs/>
         <w:i w:val="0"/>
         <w:iCs w:val="0"/>
-        <w:color w:val="FFFFFF" w:themeColor="background1"/>
+        <w:color w:val="000000"/>
       </w:rPr>
       <w:tblPr/>
       <w:tcPr>
@@ -10382,11 +11632,12 @@
     </w:tblStylePr>
     <w:tblStylePr w:type="firstCol">
       <w:rPr>
+        <w:rFonts w:ascii="Times New Roman" w:hAnsi="Times New Roman" w:eastAsia="Times New Roman" w:cs="Times New Roman"/>
         <w:b/>
         <w:bCs/>
         <w:i w:val="0"/>
         <w:iCs w:val="0"/>
-        <w:color w:val="FFFFFF" w:themeColor="background1"/>
+        <w:color w:val="000000"/>
       </w:rPr>
       <w:tblPr/>
       <w:tcPr>
@@ -10401,11 +11652,12 @@
     </w:tblStylePr>
     <w:tblStylePr w:type="lastCol">
       <w:rPr>
+        <w:rFonts w:ascii="Times New Roman" w:hAnsi="Times New Roman" w:eastAsia="Times New Roman" w:cs="Times New Roman"/>
         <w:b/>
         <w:bCs/>
         <w:i w:val="0"/>
         <w:iCs w:val="0"/>
-        <w:color w:val="FFFFFF" w:themeColor="background1"/>
+        <w:color w:val="000000"/>
       </w:rPr>
       <w:tblPr/>
       <w:tcPr>
@@ -10457,6 +11709,10 @@
     <w:pPr>
       <w:spacing w:after="0" w:line="240" w:lineRule="auto"/>
     </w:pPr>
+    <w:rPr>
+      <w:rFonts w:ascii="Times New Roman" w:hAnsi="Times New Roman" w:eastAsia="Times New Roman" w:cs="Times New Roman"/>
+      <w:color w:val="000000"/>
+    </w:rPr>
     <w:tblPr>
       <w:tblStyleRowBandSize w:val="1"/>
       <w:tblStyleColBandSize w:val="1"/>
@@ -10481,11 +11737,12 @@
     </w:tcPr>
     <w:tblStylePr w:type="firstRow">
       <w:rPr>
+        <w:rFonts w:ascii="Times New Roman" w:hAnsi="Times New Roman" w:eastAsia="Times New Roman" w:cs="Times New Roman"/>
         <w:b/>
         <w:bCs/>
         <w:i w:val="0"/>
         <w:iCs w:val="0"/>
-        <w:color w:val="FFFFFF" w:themeColor="background1"/>
+        <w:color w:val="000000"/>
       </w:rPr>
       <w:tblPr/>
       <w:tcPr>
@@ -10502,11 +11759,12 @@
     </w:tblStylePr>
     <w:tblStylePr w:type="lastRow">
       <w:rPr>
+        <w:rFonts w:ascii="Times New Roman" w:hAnsi="Times New Roman" w:eastAsia="Times New Roman" w:cs="Times New Roman"/>
         <w:b/>
         <w:bCs/>
         <w:i w:val="0"/>
         <w:iCs w:val="0"/>
-        <w:color w:val="FFFFFF" w:themeColor="background1"/>
+        <w:color w:val="000000"/>
       </w:rPr>
       <w:tblPr/>
       <w:tcPr>
@@ -10523,11 +11781,12 @@
     </w:tblStylePr>
     <w:tblStylePr w:type="firstCol">
       <w:rPr>
+        <w:rFonts w:ascii="Times New Roman" w:hAnsi="Times New Roman" w:eastAsia="Times New Roman" w:cs="Times New Roman"/>
         <w:b/>
         <w:bCs/>
         <w:i w:val="0"/>
         <w:iCs w:val="0"/>
-        <w:color w:val="FFFFFF" w:themeColor="background1"/>
+        <w:color w:val="000000"/>
       </w:rPr>
       <w:tblPr/>
       <w:tcPr>
@@ -10542,11 +11801,12 @@
     </w:tblStylePr>
     <w:tblStylePr w:type="lastCol">
       <w:rPr>
+        <w:rFonts w:ascii="Times New Roman" w:hAnsi="Times New Roman" w:eastAsia="Times New Roman" w:cs="Times New Roman"/>
         <w:b/>
         <w:bCs/>
         <w:i w:val="0"/>
         <w:iCs w:val="0"/>
-        <w:color w:val="FFFFFF" w:themeColor="background1"/>
+        <w:color w:val="000000"/>
       </w:rPr>
       <w:tblPr/>
       <w:tcPr>
@@ -10599,7 +11859,8 @@
       <w:spacing w:after="0" w:line="240" w:lineRule="auto"/>
     </w:pPr>
     <w:rPr>
-      <w:color w:val="FFFFFF" w:themeColor="background1"/>
+      <w:rFonts w:ascii="Times New Roman" w:hAnsi="Times New Roman" w:eastAsia="Times New Roman" w:cs="Times New Roman"/>
+      <w:color w:val="000000"/>
     </w:rPr>
     <w:tblPr>
       <w:tblStyleRowBandSize w:val="1"/>
@@ -10617,8 +11878,10 @@
     </w:tcPr>
     <w:tblStylePr w:type="firstRow">
       <w:rPr>
-        <w:b/>
-        <w:bCs/>
+        <w:rFonts w:ascii="Times New Roman" w:hAnsi="Times New Roman" w:eastAsia="Times New Roman" w:cs="Times New Roman"/>
+        <w:b/>
+        <w:bCs/>
+        <w:color w:val="000000"/>
       </w:rPr>
       <w:tblPr/>
       <w:tcPr>
@@ -10713,7 +11976,8 @@
       <w:spacing w:after="0" w:line="240" w:lineRule="auto"/>
     </w:pPr>
     <w:rPr>
-      <w:color w:val="FFFFFF" w:themeColor="background1"/>
+      <w:rFonts w:ascii="Times New Roman" w:hAnsi="Times New Roman" w:eastAsia="Times New Roman" w:cs="Times New Roman"/>
+      <w:color w:val="000000"/>
     </w:rPr>
     <w:tblPr>
       <w:tblStyleRowBandSize w:val="1"/>
@@ -10731,8 +11995,10 @@
     </w:tcPr>
     <w:tblStylePr w:type="firstRow">
       <w:rPr>
-        <w:b/>
-        <w:bCs/>
+        <w:rFonts w:ascii="Times New Roman" w:hAnsi="Times New Roman" w:eastAsia="Times New Roman" w:cs="Times New Roman"/>
+        <w:b/>
+        <w:bCs/>
+        <w:color w:val="000000"/>
       </w:rPr>
       <w:tblPr/>
       <w:tcPr>
@@ -10827,7 +12093,8 @@
       <w:spacing w:after="0" w:line="240" w:lineRule="auto"/>
     </w:pPr>
     <w:rPr>
-      <w:color w:val="FFFFFF" w:themeColor="background1"/>
+      <w:rFonts w:ascii="Times New Roman" w:hAnsi="Times New Roman" w:eastAsia="Times New Roman" w:cs="Times New Roman"/>
+      <w:color w:val="000000"/>
     </w:rPr>
     <w:tblPr>
       <w:tblStyleRowBandSize w:val="1"/>
@@ -10845,8 +12112,10 @@
     </w:tcPr>
     <w:tblStylePr w:type="firstRow">
       <w:rPr>
-        <w:b/>
-        <w:bCs/>
+        <w:rFonts w:ascii="Times New Roman" w:hAnsi="Times New Roman" w:eastAsia="Times New Roman" w:cs="Times New Roman"/>
+        <w:b/>
+        <w:bCs/>
+        <w:color w:val="000000"/>
       </w:rPr>
       <w:tblPr/>
       <w:tcPr>
@@ -10941,7 +12210,8 @@
       <w:spacing w:after="0" w:line="240" w:lineRule="auto"/>
     </w:pPr>
     <w:rPr>
-      <w:color w:val="FFFFFF" w:themeColor="background1"/>
+      <w:rFonts w:ascii="Times New Roman" w:hAnsi="Times New Roman" w:eastAsia="Times New Roman" w:cs="Times New Roman"/>
+      <w:color w:val="000000"/>
     </w:rPr>
     <w:tblPr>
       <w:tblStyleRowBandSize w:val="1"/>
@@ -10959,8 +12229,10 @@
     </w:tcPr>
     <w:tblStylePr w:type="firstRow">
       <w:rPr>
-        <w:b/>
-        <w:bCs/>
+        <w:rFonts w:ascii="Times New Roman" w:hAnsi="Times New Roman" w:eastAsia="Times New Roman" w:cs="Times New Roman"/>
+        <w:b/>
+        <w:bCs/>
+        <w:color w:val="000000"/>
       </w:rPr>
       <w:tblPr/>
       <w:tcPr>
@@ -11055,7 +12327,8 @@
       <w:spacing w:after="0" w:line="240" w:lineRule="auto"/>
     </w:pPr>
     <w:rPr>
-      <w:color w:val="FFFFFF" w:themeColor="background1"/>
+      <w:rFonts w:ascii="Times New Roman" w:hAnsi="Times New Roman" w:eastAsia="Times New Roman" w:cs="Times New Roman"/>
+      <w:color w:val="000000"/>
     </w:rPr>
     <w:tblPr>
       <w:tblStyleRowBandSize w:val="1"/>
@@ -11073,8 +12346,10 @@
     </w:tcPr>
     <w:tblStylePr w:type="firstRow">
       <w:rPr>
-        <w:b/>
-        <w:bCs/>
+        <w:rFonts w:ascii="Times New Roman" w:hAnsi="Times New Roman" w:eastAsia="Times New Roman" w:cs="Times New Roman"/>
+        <w:b/>
+        <w:bCs/>
+        <w:color w:val="000000"/>
       </w:rPr>
       <w:tblPr/>
       <w:tcPr>
@@ -11169,7 +12444,8 @@
       <w:spacing w:after="0" w:line="240" w:lineRule="auto"/>
     </w:pPr>
     <w:rPr>
-      <w:color w:val="FFFFFF" w:themeColor="background1"/>
+      <w:rFonts w:ascii="Times New Roman" w:hAnsi="Times New Roman" w:eastAsia="Times New Roman" w:cs="Times New Roman"/>
+      <w:color w:val="000000"/>
     </w:rPr>
     <w:tblPr>
       <w:tblStyleRowBandSize w:val="1"/>
@@ -11187,8 +12463,10 @@
     </w:tcPr>
     <w:tblStylePr w:type="firstRow">
       <w:rPr>
-        <w:b/>
-        <w:bCs/>
+        <w:rFonts w:ascii="Times New Roman" w:hAnsi="Times New Roman" w:eastAsia="Times New Roman" w:cs="Times New Roman"/>
+        <w:b/>
+        <w:bCs/>
+        <w:color w:val="000000"/>
       </w:rPr>
       <w:tblPr/>
       <w:tcPr>
@@ -11283,7 +12561,8 @@
       <w:spacing w:after="0" w:line="240" w:lineRule="auto"/>
     </w:pPr>
     <w:rPr>
-      <w:color w:val="FFFFFF" w:themeColor="background1"/>
+      <w:rFonts w:ascii="Times New Roman" w:hAnsi="Times New Roman" w:eastAsia="Times New Roman" w:cs="Times New Roman"/>
+      <w:color w:val="000000"/>
     </w:rPr>
     <w:tblPr>
       <w:tblStyleRowBandSize w:val="1"/>
@@ -11301,8 +12580,10 @@
     </w:tcPr>
     <w:tblStylePr w:type="firstRow">
       <w:rPr>
-        <w:b/>
-        <w:bCs/>
+        <w:rFonts w:ascii="Times New Roman" w:hAnsi="Times New Roman" w:eastAsia="Times New Roman" w:cs="Times New Roman"/>
+        <w:b/>
+        <w:bCs/>
+        <w:color w:val="000000"/>
       </w:rPr>
       <w:tblPr/>
       <w:tcPr>
@@ -11397,7 +12678,8 @@
       <w:spacing w:after="0" w:line="240" w:lineRule="auto"/>
     </w:pPr>
     <w:rPr>
-      <w:color w:val="000000" w:themeColor="text1"/>
+      <w:rFonts w:ascii="Times New Roman" w:hAnsi="Times New Roman" w:eastAsia="Times New Roman" w:cs="Times New Roman"/>
+      <w:color w:val="000000"/>
     </w:rPr>
     <w:tblPr>
       <w:tblStyleRowBandSize w:val="1"/>
@@ -11423,8 +12705,10 @@
     </w:tcPr>
     <w:tblStylePr w:type="firstRow">
       <w:rPr>
-        <w:b/>
-        <w:bCs/>
+        <w:rFonts w:ascii="Times New Roman" w:hAnsi="Times New Roman" w:eastAsia="Times New Roman" w:cs="Times New Roman"/>
+        <w:b/>
+        <w:bCs/>
+        <w:color w:val="000000"/>
       </w:rPr>
       <w:tblPr/>
       <w:tcPr>
@@ -11441,9 +12725,10 @@
     </w:tblStylePr>
     <w:tblStylePr w:type="lastRow">
       <w:rPr>
-        <w:b/>
-        <w:bCs/>
-        <w:color w:val="FFFFFF" w:themeColor="background1"/>
+        <w:rFonts w:ascii="Times New Roman" w:hAnsi="Times New Roman" w:eastAsia="Times New Roman" w:cs="Times New Roman"/>
+        <w:b/>
+        <w:bCs/>
+        <w:color w:val="000000"/>
       </w:rPr>
       <w:tblPr/>
       <w:tcPr>
@@ -11455,7 +12740,8 @@
     </w:tblStylePr>
     <w:tblStylePr w:type="firstCol">
       <w:rPr>
-        <w:color w:val="FFFFFF" w:themeColor="background1"/>
+        <w:rFonts w:ascii="Times New Roman" w:hAnsi="Times New Roman" w:eastAsia="Times New Roman" w:cs="Times New Roman"/>
+        <w:color w:val="000000"/>
       </w:rPr>
       <w:tblPr/>
       <w:tcPr>
@@ -11472,7 +12758,8 @@
     </w:tblStylePr>
     <w:tblStylePr w:type="lastCol">
       <w:rPr>
-        <w:color w:val="FFFFFF" w:themeColor="background1"/>
+        <w:rFonts w:ascii="Times New Roman" w:hAnsi="Times New Roman" w:eastAsia="Times New Roman" w:cs="Times New Roman"/>
+        <w:color w:val="000000"/>
       </w:rPr>
       <w:tblPr/>
       <w:tcPr>
@@ -11501,12 +12788,14 @@
     </w:tblStylePr>
     <w:tblStylePr w:type="neCell">
       <w:rPr>
-        <w:color w:val="000000" w:themeColor="text1"/>
+        <w:rFonts w:ascii="Times New Roman" w:hAnsi="Times New Roman" w:eastAsia="Times New Roman" w:cs="Times New Roman"/>
+        <w:color w:val="000000"/>
       </w:rPr>
     </w:tblStylePr>
     <w:tblStylePr w:type="nwCell">
       <w:rPr>
-        <w:color w:val="000000" w:themeColor="text1"/>
+        <w:rFonts w:ascii="Times New Roman" w:hAnsi="Times New Roman" w:eastAsia="Times New Roman" w:cs="Times New Roman"/>
+        <w:color w:val="000000"/>
       </w:rPr>
     </w:tblStylePr>
   </w:style>
@@ -11519,7 +12808,8 @@
       <w:spacing w:after="0" w:line="240" w:lineRule="auto"/>
     </w:pPr>
     <w:rPr>
-      <w:color w:val="000000" w:themeColor="text1"/>
+      <w:rFonts w:ascii="Times New Roman" w:hAnsi="Times New Roman" w:eastAsia="Times New Roman" w:cs="Times New Roman"/>
+      <w:color w:val="000000"/>
     </w:rPr>
     <w:tblPr>
       <w:tblStyleRowBandSize w:val="1"/>
@@ -11545,8 +12835,10 @@
     </w:tcPr>
     <w:tblStylePr w:type="firstRow">
       <w:rPr>
-        <w:b/>
-        <w:bCs/>
+        <w:rFonts w:ascii="Times New Roman" w:hAnsi="Times New Roman" w:eastAsia="Times New Roman" w:cs="Times New Roman"/>
+        <w:b/>
+        <w:bCs/>
+        <w:color w:val="000000"/>
       </w:rPr>
       <w:tblPr/>
       <w:tcPr>
@@ -11563,9 +12855,10 @@
     </w:tblStylePr>
     <w:tblStylePr w:type="lastRow">
       <w:rPr>
-        <w:b/>
-        <w:bCs/>
-        <w:color w:val="FFFFFF" w:themeColor="background1"/>
+        <w:rFonts w:ascii="Times New Roman" w:hAnsi="Times New Roman" w:eastAsia="Times New Roman" w:cs="Times New Roman"/>
+        <w:b/>
+        <w:bCs/>
+        <w:color w:val="000000"/>
       </w:rPr>
       <w:tblPr/>
       <w:tcPr>
@@ -11577,7 +12870,8 @@
     </w:tblStylePr>
     <w:tblStylePr w:type="firstCol">
       <w:rPr>
-        <w:color w:val="FFFFFF" w:themeColor="background1"/>
+        <w:rFonts w:ascii="Times New Roman" w:hAnsi="Times New Roman" w:eastAsia="Times New Roman" w:cs="Times New Roman"/>
+        <w:color w:val="000000"/>
       </w:rPr>
       <w:tblPr/>
       <w:tcPr>
@@ -11594,7 +12888,8 @@
     </w:tblStylePr>
     <w:tblStylePr w:type="lastCol">
       <w:rPr>
-        <w:color w:val="FFFFFF" w:themeColor="background1"/>
+        <w:rFonts w:ascii="Times New Roman" w:hAnsi="Times New Roman" w:eastAsia="Times New Roman" w:cs="Times New Roman"/>
+        <w:color w:val="000000"/>
       </w:rPr>
       <w:tblPr/>
       <w:tcPr>
@@ -11623,12 +12918,14 @@
     </w:tblStylePr>
     <w:tblStylePr w:type="neCell">
       <w:rPr>
-        <w:color w:val="000000" w:themeColor="text1"/>
+        <w:rFonts w:ascii="Times New Roman" w:hAnsi="Times New Roman" w:eastAsia="Times New Roman" w:cs="Times New Roman"/>
+        <w:color w:val="000000"/>
       </w:rPr>
     </w:tblStylePr>
     <w:tblStylePr w:type="nwCell">
       <w:rPr>
-        <w:color w:val="000000" w:themeColor="text1"/>
+        <w:rFonts w:ascii="Times New Roman" w:hAnsi="Times New Roman" w:eastAsia="Times New Roman" w:cs="Times New Roman"/>
+        <w:color w:val="000000"/>
       </w:rPr>
     </w:tblStylePr>
   </w:style>
@@ -11641,7 +12938,8 @@
       <w:spacing w:after="0" w:line="240" w:lineRule="auto"/>
     </w:pPr>
     <w:rPr>
-      <w:color w:val="000000" w:themeColor="text1"/>
+      <w:rFonts w:ascii="Times New Roman" w:hAnsi="Times New Roman" w:eastAsia="Times New Roman" w:cs="Times New Roman"/>
+      <w:color w:val="000000"/>
     </w:rPr>
     <w:tblPr>
       <w:tblStyleRowBandSize w:val="1"/>
@@ -11667,8 +12965,10 @@
     </w:tcPr>
     <w:tblStylePr w:type="firstRow">
       <w:rPr>
-        <w:b/>
-        <w:bCs/>
+        <w:rFonts w:ascii="Times New Roman" w:hAnsi="Times New Roman" w:eastAsia="Times New Roman" w:cs="Times New Roman"/>
+        <w:b/>
+        <w:bCs/>
+        <w:color w:val="000000"/>
       </w:rPr>
       <w:tblPr/>
       <w:tcPr>
@@ -11685,9 +12985,10 @@
     </w:tblStylePr>
     <w:tblStylePr w:type="lastRow">
       <w:rPr>
-        <w:b/>
-        <w:bCs/>
-        <w:color w:val="FFFFFF" w:themeColor="background1"/>
+        <w:rFonts w:ascii="Times New Roman" w:hAnsi="Times New Roman" w:eastAsia="Times New Roman" w:cs="Times New Roman"/>
+        <w:b/>
+        <w:bCs/>
+        <w:color w:val="000000"/>
       </w:rPr>
       <w:tblPr/>
       <w:tcPr>
@@ -11699,7 +13000,8 @@
     </w:tblStylePr>
     <w:tblStylePr w:type="firstCol">
       <w:rPr>
-        <w:color w:val="FFFFFF" w:themeColor="background1"/>
+        <w:rFonts w:ascii="Times New Roman" w:hAnsi="Times New Roman" w:eastAsia="Times New Roman" w:cs="Times New Roman"/>
+        <w:color w:val="000000"/>
       </w:rPr>
       <w:tblPr/>
       <w:tcPr>
@@ -11716,7 +13018,8 @@
     </w:tblStylePr>
     <w:tblStylePr w:type="lastCol">
       <w:rPr>
-        <w:color w:val="FFFFFF" w:themeColor="background1"/>
+        <w:rFonts w:ascii="Times New Roman" w:hAnsi="Times New Roman" w:eastAsia="Times New Roman" w:cs="Times New Roman"/>
+        <w:color w:val="000000"/>
       </w:rPr>
       <w:tblPr/>
       <w:tcPr>
@@ -11745,12 +13048,14 @@
     </w:tblStylePr>
     <w:tblStylePr w:type="neCell">
       <w:rPr>
-        <w:color w:val="000000" w:themeColor="text1"/>
+        <w:rFonts w:ascii="Times New Roman" w:hAnsi="Times New Roman" w:eastAsia="Times New Roman" w:cs="Times New Roman"/>
+        <w:color w:val="000000"/>
       </w:rPr>
     </w:tblStylePr>
     <w:tblStylePr w:type="nwCell">
       <w:rPr>
-        <w:color w:val="000000" w:themeColor="text1"/>
+        <w:rFonts w:ascii="Times New Roman" w:hAnsi="Times New Roman" w:eastAsia="Times New Roman" w:cs="Times New Roman"/>
+        <w:color w:val="000000"/>
       </w:rPr>
     </w:tblStylePr>
   </w:style>
@@ -11763,7 +13068,8 @@
       <w:spacing w:after="0" w:line="240" w:lineRule="auto"/>
     </w:pPr>
     <w:rPr>
-      <w:color w:val="000000" w:themeColor="text1"/>
+      <w:rFonts w:ascii="Times New Roman" w:hAnsi="Times New Roman" w:eastAsia="Times New Roman" w:cs="Times New Roman"/>
+      <w:color w:val="000000"/>
     </w:rPr>
     <w:tblPr>
       <w:tblStyleRowBandSize w:val="1"/>
@@ -11789,8 +13095,10 @@
     </w:tcPr>
     <w:tblStylePr w:type="firstRow">
       <w:rPr>
-        <w:b/>
-        <w:bCs/>
+        <w:rFonts w:ascii="Times New Roman" w:hAnsi="Times New Roman" w:eastAsia="Times New Roman" w:cs="Times New Roman"/>
+        <w:b/>
+        <w:bCs/>
+        <w:color w:val="000000"/>
       </w:rPr>
       <w:tblPr/>
       <w:tcPr>
@@ -11807,9 +13115,10 @@
     </w:tblStylePr>
     <w:tblStylePr w:type="lastRow">
       <w:rPr>
-        <w:b/>
-        <w:bCs/>
-        <w:color w:val="FFFFFF" w:themeColor="background1"/>
+        <w:rFonts w:ascii="Times New Roman" w:hAnsi="Times New Roman" w:eastAsia="Times New Roman" w:cs="Times New Roman"/>
+        <w:b/>
+        <w:bCs/>
+        <w:color w:val="000000"/>
       </w:rPr>
       <w:tblPr/>
       <w:tcPr>
@@ -11821,7 +13130,8 @@
     </w:tblStylePr>
     <w:tblStylePr w:type="firstCol">
       <w:rPr>
-        <w:color w:val="FFFFFF" w:themeColor="background1"/>
+        <w:rFonts w:ascii="Times New Roman" w:hAnsi="Times New Roman" w:eastAsia="Times New Roman" w:cs="Times New Roman"/>
+        <w:color w:val="000000"/>
       </w:rPr>
       <w:tblPr/>
       <w:tcPr>
@@ -11838,7 +13148,8 @@
     </w:tblStylePr>
     <w:tblStylePr w:type="lastCol">
       <w:rPr>
-        <w:color w:val="FFFFFF" w:themeColor="background1"/>
+        <w:rFonts w:ascii="Times New Roman" w:hAnsi="Times New Roman" w:eastAsia="Times New Roman" w:cs="Times New Roman"/>
+        <w:color w:val="000000"/>
       </w:rPr>
       <w:tblPr/>
       <w:tcPr>
@@ -11875,7 +13186,8 @@
       <w:spacing w:after="0" w:line="240" w:lineRule="auto"/>
     </w:pPr>
     <w:rPr>
-      <w:color w:val="000000" w:themeColor="text1"/>
+      <w:rFonts w:ascii="Times New Roman" w:hAnsi="Times New Roman" w:eastAsia="Times New Roman" w:cs="Times New Roman"/>
+      <w:color w:val="000000"/>
     </w:rPr>
     <w:tblPr>
       <w:tblStyleRowBandSize w:val="1"/>
@@ -11901,8 +13213,10 @@
     </w:tcPr>
     <w:tblStylePr w:type="firstRow">
       <w:rPr>
-        <w:b/>
-        <w:bCs/>
+        <w:rFonts w:ascii="Times New Roman" w:hAnsi="Times New Roman" w:eastAsia="Times New Roman" w:cs="Times New Roman"/>
+        <w:b/>
+        <w:bCs/>
+        <w:color w:val="000000"/>
       </w:rPr>
       <w:tblPr/>
       <w:tcPr>
@@ -11919,9 +13233,10 @@
     </w:tblStylePr>
     <w:tblStylePr w:type="lastRow">
       <w:rPr>
-        <w:b/>
-        <w:bCs/>
-        <w:color w:val="FFFFFF" w:themeColor="background1"/>
+        <w:rFonts w:ascii="Times New Roman" w:hAnsi="Times New Roman" w:eastAsia="Times New Roman" w:cs="Times New Roman"/>
+        <w:b/>
+        <w:bCs/>
+        <w:color w:val="000000"/>
       </w:rPr>
       <w:tblPr/>
       <w:tcPr>
@@ -11933,7 +13248,8 @@
     </w:tblStylePr>
     <w:tblStylePr w:type="firstCol">
       <w:rPr>
-        <w:color w:val="FFFFFF" w:themeColor="background1"/>
+        <w:rFonts w:ascii="Times New Roman" w:hAnsi="Times New Roman" w:eastAsia="Times New Roman" w:cs="Times New Roman"/>
+        <w:color w:val="000000"/>
       </w:rPr>
       <w:tblPr/>
       <w:tcPr>
@@ -11950,7 +13266,8 @@
     </w:tblStylePr>
     <w:tblStylePr w:type="lastCol">
       <w:rPr>
-        <w:color w:val="FFFFFF" w:themeColor="background1"/>
+        <w:rFonts w:ascii="Times New Roman" w:hAnsi="Times New Roman" w:eastAsia="Times New Roman" w:cs="Times New Roman"/>
+        <w:color w:val="000000"/>
       </w:rPr>
       <w:tblPr/>
       <w:tcPr>
@@ -11979,12 +13296,14 @@
     </w:tblStylePr>
     <w:tblStylePr w:type="neCell">
       <w:rPr>
-        <w:color w:val="000000" w:themeColor="text1"/>
+        <w:rFonts w:ascii="Times New Roman" w:hAnsi="Times New Roman" w:eastAsia="Times New Roman" w:cs="Times New Roman"/>
+        <w:color w:val="000000"/>
       </w:rPr>
     </w:tblStylePr>
     <w:tblStylePr w:type="nwCell">
       <w:rPr>
-        <w:color w:val="000000" w:themeColor="text1"/>
+        <w:rFonts w:ascii="Times New Roman" w:hAnsi="Times New Roman" w:eastAsia="Times New Roman" w:cs="Times New Roman"/>
+        <w:color w:val="000000"/>
       </w:rPr>
     </w:tblStylePr>
   </w:style>
@@ -11997,7 +13316,8 @@
       <w:spacing w:after="0" w:line="240" w:lineRule="auto"/>
     </w:pPr>
     <w:rPr>
-      <w:color w:val="000000" w:themeColor="text1"/>
+      <w:rFonts w:ascii="Times New Roman" w:hAnsi="Times New Roman" w:eastAsia="Times New Roman" w:cs="Times New Roman"/>
+      <w:color w:val="000000"/>
     </w:rPr>
     <w:tblPr>
       <w:tblStyleRowBandSize w:val="1"/>
@@ -12023,8 +13343,10 @@
     </w:tcPr>
     <w:tblStylePr w:type="firstRow">
       <w:rPr>
-        <w:b/>
-        <w:bCs/>
+        <w:rFonts w:ascii="Times New Roman" w:hAnsi="Times New Roman" w:eastAsia="Times New Roman" w:cs="Times New Roman"/>
+        <w:b/>
+        <w:bCs/>
+        <w:color w:val="000000"/>
       </w:rPr>
       <w:tblPr/>
       <w:tcPr>
@@ -12041,9 +13363,10 @@
     </w:tblStylePr>
     <w:tblStylePr w:type="lastRow">
       <w:rPr>
-        <w:b/>
-        <w:bCs/>
-        <w:color w:val="FFFFFF" w:themeColor="background1"/>
+        <w:rFonts w:ascii="Times New Roman" w:hAnsi="Times New Roman" w:eastAsia="Times New Roman" w:cs="Times New Roman"/>
+        <w:b/>
+        <w:bCs/>
+        <w:color w:val="000000"/>
       </w:rPr>
       <w:tblPr/>
       <w:tcPr>
@@ -12055,7 +13378,8 @@
     </w:tblStylePr>
     <w:tblStylePr w:type="firstCol">
       <w:rPr>
-        <w:color w:val="FFFFFF" w:themeColor="background1"/>
+        <w:rFonts w:ascii="Times New Roman" w:hAnsi="Times New Roman" w:eastAsia="Times New Roman" w:cs="Times New Roman"/>
+        <w:color w:val="000000"/>
       </w:rPr>
       <w:tblPr/>
       <w:tcPr>
@@ -12072,7 +13396,8 @@
     </w:tblStylePr>
     <w:tblStylePr w:type="lastCol">
       <w:rPr>
-        <w:color w:val="FFFFFF" w:themeColor="background1"/>
+        <w:rFonts w:ascii="Times New Roman" w:hAnsi="Times New Roman" w:eastAsia="Times New Roman" w:cs="Times New Roman"/>
+        <w:color w:val="000000"/>
       </w:rPr>
       <w:tblPr/>
       <w:tcPr>
@@ -12101,12 +13426,14 @@
     </w:tblStylePr>
     <w:tblStylePr w:type="neCell">
       <w:rPr>
-        <w:color w:val="000000" w:themeColor="text1"/>
+        <w:rFonts w:ascii="Times New Roman" w:hAnsi="Times New Roman" w:eastAsia="Times New Roman" w:cs="Times New Roman"/>
+        <w:color w:val="000000"/>
       </w:rPr>
     </w:tblStylePr>
     <w:tblStylePr w:type="nwCell">
       <w:rPr>
-        <w:color w:val="000000" w:themeColor="text1"/>
+        <w:rFonts w:ascii="Times New Roman" w:hAnsi="Times New Roman" w:eastAsia="Times New Roman" w:cs="Times New Roman"/>
+        <w:color w:val="000000"/>
       </w:rPr>
     </w:tblStylePr>
   </w:style>
@@ -12119,7 +13446,8 @@
       <w:spacing w:after="0" w:line="240" w:lineRule="auto"/>
     </w:pPr>
     <w:rPr>
-      <w:color w:val="000000" w:themeColor="text1"/>
+      <w:rFonts w:ascii="Times New Roman" w:hAnsi="Times New Roman" w:eastAsia="Times New Roman" w:cs="Times New Roman"/>
+      <w:color w:val="000000"/>
     </w:rPr>
     <w:tblPr>
       <w:tblStyleRowBandSize w:val="1"/>
@@ -12145,8 +13473,10 @@
     </w:tcPr>
     <w:tblStylePr w:type="firstRow">
       <w:rPr>
-        <w:b/>
-        <w:bCs/>
+        <w:rFonts w:ascii="Times New Roman" w:hAnsi="Times New Roman" w:eastAsia="Times New Roman" w:cs="Times New Roman"/>
+        <w:b/>
+        <w:bCs/>
+        <w:color w:val="000000"/>
       </w:rPr>
       <w:tblPr/>
       <w:tcPr>
@@ -12163,9 +13493,10 @@
     </w:tblStylePr>
     <w:tblStylePr w:type="lastRow">
       <w:rPr>
-        <w:b/>
-        <w:bCs/>
-        <w:color w:val="FFFFFF" w:themeColor="background1"/>
+        <w:rFonts w:ascii="Times New Roman" w:hAnsi="Times New Roman" w:eastAsia="Times New Roman" w:cs="Times New Roman"/>
+        <w:b/>
+        <w:bCs/>
+        <w:color w:val="000000"/>
       </w:rPr>
       <w:tblPr/>
       <w:tcPr>
@@ -12177,7 +13508,8 @@
     </w:tblStylePr>
     <w:tblStylePr w:type="firstCol">
       <w:rPr>
-        <w:color w:val="FFFFFF" w:themeColor="background1"/>
+        <w:rFonts w:ascii="Times New Roman" w:hAnsi="Times New Roman" w:eastAsia="Times New Roman" w:cs="Times New Roman"/>
+        <w:color w:val="000000"/>
       </w:rPr>
       <w:tblPr/>
       <w:tcPr>
@@ -12194,7 +13526,8 @@
     </w:tblStylePr>
     <w:tblStylePr w:type="lastCol">
       <w:rPr>
-        <w:color w:val="FFFFFF" w:themeColor="background1"/>
+        <w:rFonts w:ascii="Times New Roman" w:hAnsi="Times New Roman" w:eastAsia="Times New Roman" w:cs="Times New Roman"/>
+        <w:color w:val="000000"/>
       </w:rPr>
       <w:tblPr/>
       <w:tcPr>
@@ -12223,12 +13556,14 @@
     </w:tblStylePr>
     <w:tblStylePr w:type="neCell">
       <w:rPr>
-        <w:color w:val="000000" w:themeColor="text1"/>
+        <w:rFonts w:ascii="Times New Roman" w:hAnsi="Times New Roman" w:eastAsia="Times New Roman" w:cs="Times New Roman"/>
+        <w:color w:val="000000"/>
       </w:rPr>
     </w:tblStylePr>
     <w:tblStylePr w:type="nwCell">
       <w:rPr>
-        <w:color w:val="000000" w:themeColor="text1"/>
+        <w:rFonts w:ascii="Times New Roman" w:hAnsi="Times New Roman" w:eastAsia="Times New Roman" w:cs="Times New Roman"/>
+        <w:color w:val="000000"/>
       </w:rPr>
     </w:tblStylePr>
   </w:style>
@@ -12241,7 +13576,8 @@
       <w:spacing w:after="0" w:line="240" w:lineRule="auto"/>
     </w:pPr>
     <w:rPr>
-      <w:color w:val="000000" w:themeColor="text1"/>
+      <w:rFonts w:ascii="Times New Roman" w:hAnsi="Times New Roman" w:eastAsia="Times New Roman" w:cs="Times New Roman"/>
+      <w:color w:val="000000"/>
     </w:rPr>
     <w:tblPr>
       <w:tblStyleRowBandSize w:val="1"/>
@@ -12259,9 +13595,10 @@
     </w:tcPr>
     <w:tblStylePr w:type="firstRow">
       <w:rPr>
-        <w:b/>
-        <w:bCs/>
-        <w:color w:val="FFFFFF" w:themeColor="background1"/>
+        <w:rFonts w:ascii="Times New Roman" w:hAnsi="Times New Roman" w:eastAsia="Times New Roman" w:cs="Times New Roman"/>
+        <w:b/>
+        <w:bCs/>
+        <w:color w:val="000000"/>
       </w:rPr>
       <w:tblPr/>
       <w:tcPr>
@@ -12273,9 +13610,10 @@
     </w:tblStylePr>
     <w:tblStylePr w:type="lastRow">
       <w:rPr>
-        <w:b/>
-        <w:bCs/>
-        <w:color w:val="9E3A38" w:themeColor="accent2" w:themeShade="CC"/>
+        <w:rFonts w:ascii="Times New Roman" w:hAnsi="Times New Roman" w:eastAsia="Times New Roman" w:cs="Times New Roman"/>
+        <w:b/>
+        <w:bCs/>
+        <w:color w:val="000000"/>
       </w:rPr>
       <w:tblPr/>
       <w:tcPr>
@@ -12287,14 +13625,18 @@
     </w:tblStylePr>
     <w:tblStylePr w:type="firstCol">
       <w:rPr>
-        <w:b/>
-        <w:bCs/>
+        <w:rFonts w:ascii="Times New Roman" w:hAnsi="Times New Roman" w:eastAsia="Times New Roman" w:cs="Times New Roman"/>
+        <w:b/>
+        <w:bCs/>
+        <w:color w:val="000000"/>
       </w:rPr>
     </w:tblStylePr>
     <w:tblStylePr w:type="lastCol">
       <w:rPr>
-        <w:b/>
-        <w:bCs/>
+        <w:rFonts w:ascii="Times New Roman" w:hAnsi="Times New Roman" w:eastAsia="Times New Roman" w:cs="Times New Roman"/>
+        <w:b/>
+        <w:bCs/>
+        <w:color w:val="000000"/>
       </w:rPr>
     </w:tblStylePr>
     <w:tblStylePr w:type="band1Vert">
@@ -12327,7 +13669,8 @@
       <w:spacing w:after="0" w:line="240" w:lineRule="auto"/>
     </w:pPr>
     <w:rPr>
-      <w:color w:val="000000" w:themeColor="text1"/>
+      <w:rFonts w:ascii="Times New Roman" w:hAnsi="Times New Roman" w:eastAsia="Times New Roman" w:cs="Times New Roman"/>
+      <w:color w:val="000000"/>
     </w:rPr>
     <w:tblPr>
       <w:tblStyleRowBandSize w:val="1"/>
@@ -12345,9 +13688,10 @@
     </w:tcPr>
     <w:tblStylePr w:type="firstRow">
       <w:rPr>
-        <w:b/>
-        <w:bCs/>
-        <w:color w:val="FFFFFF" w:themeColor="background1"/>
+        <w:rFonts w:ascii="Times New Roman" w:hAnsi="Times New Roman" w:eastAsia="Times New Roman" w:cs="Times New Roman"/>
+        <w:b/>
+        <w:bCs/>
+        <w:color w:val="000000"/>
       </w:rPr>
       <w:tblPr/>
       <w:tcPr>
@@ -12359,9 +13703,10 @@
     </w:tblStylePr>
     <w:tblStylePr w:type="lastRow">
       <w:rPr>
-        <w:b/>
-        <w:bCs/>
-        <w:color w:val="9E3A38" w:themeColor="accent2" w:themeShade="CC"/>
+        <w:rFonts w:ascii="Times New Roman" w:hAnsi="Times New Roman" w:eastAsia="Times New Roman" w:cs="Times New Roman"/>
+        <w:b/>
+        <w:bCs/>
+        <w:color w:val="000000"/>
       </w:rPr>
       <w:tblPr/>
       <w:tcPr>
@@ -12373,14 +13718,18 @@
     </w:tblStylePr>
     <w:tblStylePr w:type="firstCol">
       <w:rPr>
-        <w:b/>
-        <w:bCs/>
+        <w:rFonts w:ascii="Times New Roman" w:hAnsi="Times New Roman" w:eastAsia="Times New Roman" w:cs="Times New Roman"/>
+        <w:b/>
+        <w:bCs/>
+        <w:color w:val="000000"/>
       </w:rPr>
     </w:tblStylePr>
     <w:tblStylePr w:type="lastCol">
       <w:rPr>
-        <w:b/>
-        <w:bCs/>
+        <w:rFonts w:ascii="Times New Roman" w:hAnsi="Times New Roman" w:eastAsia="Times New Roman" w:cs="Times New Roman"/>
+        <w:b/>
+        <w:bCs/>
+        <w:color w:val="000000"/>
       </w:rPr>
     </w:tblStylePr>
     <w:tblStylePr w:type="band1Vert">
@@ -12413,7 +13762,8 @@
       <w:spacing w:after="0" w:line="240" w:lineRule="auto"/>
     </w:pPr>
     <w:rPr>
-      <w:color w:val="000000" w:themeColor="text1"/>
+      <w:rFonts w:ascii="Times New Roman" w:hAnsi="Times New Roman" w:eastAsia="Times New Roman" w:cs="Times New Roman"/>
+      <w:color w:val="000000"/>
     </w:rPr>
     <w:tblPr>
       <w:tblStyleRowBandSize w:val="1"/>
@@ -12431,9 +13781,10 @@
     </w:tcPr>
     <w:tblStylePr w:type="firstRow">
       <w:rPr>
-        <w:b/>
-        <w:bCs/>
-        <w:color w:val="FFFFFF" w:themeColor="background1"/>
+        <w:rFonts w:ascii="Times New Roman" w:hAnsi="Times New Roman" w:eastAsia="Times New Roman" w:cs="Times New Roman"/>
+        <w:b/>
+        <w:bCs/>
+        <w:color w:val="000000"/>
       </w:rPr>
       <w:tblPr/>
       <w:tcPr>
@@ -12445,9 +13796,10 @@
     </w:tblStylePr>
     <w:tblStylePr w:type="lastRow">
       <w:rPr>
-        <w:b/>
-        <w:bCs/>
-        <w:color w:val="9E3A38" w:themeColor="accent2" w:themeShade="CC"/>
+        <w:rFonts w:ascii="Times New Roman" w:hAnsi="Times New Roman" w:eastAsia="Times New Roman" w:cs="Times New Roman"/>
+        <w:b/>
+        <w:bCs/>
+        <w:color w:val="000000"/>
       </w:rPr>
       <w:tblPr/>
       <w:tcPr>
@@ -12459,14 +13811,18 @@
     </w:tblStylePr>
     <w:tblStylePr w:type="firstCol">
       <w:rPr>
-        <w:b/>
-        <w:bCs/>
+        <w:rFonts w:ascii="Times New Roman" w:hAnsi="Times New Roman" w:eastAsia="Times New Roman" w:cs="Times New Roman"/>
+        <w:b/>
+        <w:bCs/>
+        <w:color w:val="000000"/>
       </w:rPr>
     </w:tblStylePr>
     <w:tblStylePr w:type="lastCol">
       <w:rPr>
-        <w:b/>
-        <w:bCs/>
+        <w:rFonts w:ascii="Times New Roman" w:hAnsi="Times New Roman" w:eastAsia="Times New Roman" w:cs="Times New Roman"/>
+        <w:b/>
+        <w:bCs/>
+        <w:color w:val="000000"/>
       </w:rPr>
     </w:tblStylePr>
     <w:tblStylePr w:type="band1Vert">
@@ -12499,7 +13855,8 @@
       <w:spacing w:after="0" w:line="240" w:lineRule="auto"/>
     </w:pPr>
     <w:rPr>
-      <w:color w:val="000000" w:themeColor="text1"/>
+      <w:rFonts w:ascii="Times New Roman" w:hAnsi="Times New Roman" w:eastAsia="Times New Roman" w:cs="Times New Roman"/>
+      <w:color w:val="000000"/>
     </w:rPr>
     <w:tblPr>
       <w:tblStyleRowBandSize w:val="1"/>
@@ -12517,9 +13874,10 @@
     </w:tcPr>
     <w:tblStylePr w:type="firstRow">
       <w:rPr>
-        <w:b/>
-        <w:bCs/>
-        <w:color w:val="FFFFFF" w:themeColor="background1"/>
+        <w:rFonts w:ascii="Times New Roman" w:hAnsi="Times New Roman" w:eastAsia="Times New Roman" w:cs="Times New Roman"/>
+        <w:b/>
+        <w:bCs/>
+        <w:color w:val="000000"/>
       </w:rPr>
       <w:tblPr/>
       <w:tcPr>
@@ -12531,9 +13889,10 @@
     </w:tblStylePr>
     <w:tblStylePr w:type="lastRow">
       <w:rPr>
-        <w:b/>
-        <w:bCs/>
-        <w:color w:val="664E82" w:themeColor="accent4" w:themeShade="CC"/>
+        <w:rFonts w:ascii="Times New Roman" w:hAnsi="Times New Roman" w:eastAsia="Times New Roman" w:cs="Times New Roman"/>
+        <w:b/>
+        <w:bCs/>
+        <w:color w:val="000000"/>
       </w:rPr>
       <w:tblPr/>
       <w:tcPr>
@@ -12545,14 +13904,18 @@
     </w:tblStylePr>
     <w:tblStylePr w:type="firstCol">
       <w:rPr>
-        <w:b/>
-        <w:bCs/>
+        <w:rFonts w:ascii="Times New Roman" w:hAnsi="Times New Roman" w:eastAsia="Times New Roman" w:cs="Times New Roman"/>
+        <w:b/>
+        <w:bCs/>
+        <w:color w:val="000000"/>
       </w:rPr>
     </w:tblStylePr>
     <w:tblStylePr w:type="lastCol">
       <w:rPr>
-        <w:b/>
-        <w:bCs/>
+        <w:rFonts w:ascii="Times New Roman" w:hAnsi="Times New Roman" w:eastAsia="Times New Roman" w:cs="Times New Roman"/>
+        <w:b/>
+        <w:bCs/>
+        <w:color w:val="000000"/>
       </w:rPr>
     </w:tblStylePr>
     <w:tblStylePr w:type="band1Vert">
@@ -12585,7 +13948,8 @@
       <w:spacing w:after="0" w:line="240" w:lineRule="auto"/>
     </w:pPr>
     <w:rPr>
-      <w:color w:val="000000" w:themeColor="text1"/>
+      <w:rFonts w:ascii="Times New Roman" w:hAnsi="Times New Roman" w:eastAsia="Times New Roman" w:cs="Times New Roman"/>
+      <w:color w:val="000000"/>
     </w:rPr>
     <w:tblPr>
       <w:tblStyleRowBandSize w:val="1"/>
@@ -12603,9 +13967,10 @@
     </w:tcPr>
     <w:tblStylePr w:type="firstRow">
       <w:rPr>
-        <w:b/>
-        <w:bCs/>
-        <w:color w:val="FFFFFF" w:themeColor="background1"/>
+        <w:rFonts w:ascii="Times New Roman" w:hAnsi="Times New Roman" w:eastAsia="Times New Roman" w:cs="Times New Roman"/>
+        <w:b/>
+        <w:bCs/>
+        <w:color w:val="000000"/>
       </w:rPr>
       <w:tblPr/>
       <w:tcPr>
@@ -12617,9 +13982,10 @@
     </w:tblStylePr>
     <w:tblStylePr w:type="lastRow">
       <w:rPr>
-        <w:b/>
-        <w:bCs/>
-        <w:color w:val="7E9C40" w:themeColor="accent3" w:themeShade="CC"/>
+        <w:rFonts w:ascii="Times New Roman" w:hAnsi="Times New Roman" w:eastAsia="Times New Roman" w:cs="Times New Roman"/>
+        <w:b/>
+        <w:bCs/>
+        <w:color w:val="000000"/>
       </w:rPr>
       <w:tblPr/>
       <w:tcPr>
@@ -12631,14 +13997,18 @@
     </w:tblStylePr>
     <w:tblStylePr w:type="firstCol">
       <w:rPr>
-        <w:b/>
-        <w:bCs/>
+        <w:rFonts w:ascii="Times New Roman" w:hAnsi="Times New Roman" w:eastAsia="Times New Roman" w:cs="Times New Roman"/>
+        <w:b/>
+        <w:bCs/>
+        <w:color w:val="000000"/>
       </w:rPr>
     </w:tblStylePr>
     <w:tblStylePr w:type="lastCol">
       <w:rPr>
-        <w:b/>
-        <w:bCs/>
+        <w:rFonts w:ascii="Times New Roman" w:hAnsi="Times New Roman" w:eastAsia="Times New Roman" w:cs="Times New Roman"/>
+        <w:b/>
+        <w:bCs/>
+        <w:color w:val="000000"/>
       </w:rPr>
     </w:tblStylePr>
     <w:tblStylePr w:type="band1Vert">
@@ -12671,7 +14041,8 @@
       <w:spacing w:after="0" w:line="240" w:lineRule="auto"/>
     </w:pPr>
     <w:rPr>
-      <w:color w:val="000000" w:themeColor="text1"/>
+      <w:rFonts w:ascii="Times New Roman" w:hAnsi="Times New Roman" w:eastAsia="Times New Roman" w:cs="Times New Roman"/>
+      <w:color w:val="000000"/>
     </w:rPr>
     <w:tblPr>
       <w:tblStyleRowBandSize w:val="1"/>
@@ -12689,9 +14060,10 @@
     </w:tcPr>
     <w:tblStylePr w:type="firstRow">
       <w:rPr>
-        <w:b/>
-        <w:bCs/>
-        <w:color w:val="FFFFFF" w:themeColor="background1"/>
+        <w:rFonts w:ascii="Times New Roman" w:hAnsi="Times New Roman" w:eastAsia="Times New Roman" w:cs="Times New Roman"/>
+        <w:b/>
+        <w:bCs/>
+        <w:color w:val="000000"/>
       </w:rPr>
       <w:tblPr/>
       <w:tcPr>
@@ -12703,9 +14075,10 @@
     </w:tblStylePr>
     <w:tblStylePr w:type="lastRow">
       <w:rPr>
-        <w:b/>
-        <w:bCs/>
-        <w:color w:val="F2730A" w:themeColor="accent6" w:themeShade="CC"/>
+        <w:rFonts w:ascii="Times New Roman" w:hAnsi="Times New Roman" w:eastAsia="Times New Roman" w:cs="Times New Roman"/>
+        <w:b/>
+        <w:bCs/>
+        <w:color w:val="000000"/>
       </w:rPr>
       <w:tblPr/>
       <w:tcPr>
@@ -12717,14 +14090,18 @@
     </w:tblStylePr>
     <w:tblStylePr w:type="firstCol">
       <w:rPr>
-        <w:b/>
-        <w:bCs/>
+        <w:rFonts w:ascii="Times New Roman" w:hAnsi="Times New Roman" w:eastAsia="Times New Roman" w:cs="Times New Roman"/>
+        <w:b/>
+        <w:bCs/>
+        <w:color w:val="000000"/>
       </w:rPr>
     </w:tblStylePr>
     <w:tblStylePr w:type="lastCol">
       <w:rPr>
-        <w:b/>
-        <w:bCs/>
+        <w:rFonts w:ascii="Times New Roman" w:hAnsi="Times New Roman" w:eastAsia="Times New Roman" w:cs="Times New Roman"/>
+        <w:b/>
+        <w:bCs/>
+        <w:color w:val="000000"/>
       </w:rPr>
     </w:tblStylePr>
     <w:tblStylePr w:type="band1Vert">
@@ -12757,7 +14134,8 @@
       <w:spacing w:after="0" w:line="240" w:lineRule="auto"/>
     </w:pPr>
     <w:rPr>
-      <w:color w:val="000000" w:themeColor="text1"/>
+      <w:rFonts w:ascii="Times New Roman" w:hAnsi="Times New Roman" w:eastAsia="Times New Roman" w:cs="Times New Roman"/>
+      <w:color w:val="000000"/>
     </w:rPr>
     <w:tblPr>
       <w:tblStyleRowBandSize w:val="1"/>
@@ -12775,9 +14153,10 @@
     </w:tcPr>
     <w:tblStylePr w:type="firstRow">
       <w:rPr>
-        <w:b/>
-        <w:bCs/>
-        <w:color w:val="FFFFFF" w:themeColor="background1"/>
+        <w:rFonts w:ascii="Times New Roman" w:hAnsi="Times New Roman" w:eastAsia="Times New Roman" w:cs="Times New Roman"/>
+        <w:b/>
+        <w:bCs/>
+        <w:color w:val="000000"/>
       </w:rPr>
       <w:tblPr/>
       <w:tcPr>
@@ -12789,9 +14168,10 @@
     </w:tblStylePr>
     <w:tblStylePr w:type="lastRow">
       <w:rPr>
-        <w:b/>
-        <w:bCs/>
-        <w:color w:val="348DA5" w:themeColor="accent5" w:themeShade="CC"/>
+        <w:rFonts w:ascii="Times New Roman" w:hAnsi="Times New Roman" w:eastAsia="Times New Roman" w:cs="Times New Roman"/>
+        <w:b/>
+        <w:bCs/>
+        <w:color w:val="000000"/>
       </w:rPr>
       <w:tblPr/>
       <w:tcPr>
@@ -12803,14 +14183,18 @@
     </w:tblStylePr>
     <w:tblStylePr w:type="firstCol">
       <w:rPr>
-        <w:b/>
-        <w:bCs/>
+        <w:rFonts w:ascii="Times New Roman" w:hAnsi="Times New Roman" w:eastAsia="Times New Roman" w:cs="Times New Roman"/>
+        <w:b/>
+        <w:bCs/>
+        <w:color w:val="000000"/>
       </w:rPr>
     </w:tblStylePr>
     <w:tblStylePr w:type="lastCol">
       <w:rPr>
-        <w:b/>
-        <w:bCs/>
+        <w:rFonts w:ascii="Times New Roman" w:hAnsi="Times New Roman" w:eastAsia="Times New Roman" w:cs="Times New Roman"/>
+        <w:b/>
+        <w:bCs/>
+        <w:color w:val="000000"/>
       </w:rPr>
     </w:tblStylePr>
     <w:tblStylePr w:type="band1Vert">
@@ -12843,7 +14227,8 @@
       <w:spacing w:after="0" w:line="240" w:lineRule="auto"/>
     </w:pPr>
     <w:rPr>
-      <w:color w:val="000000" w:themeColor="text1"/>
+      <w:rFonts w:ascii="Times New Roman" w:hAnsi="Times New Roman" w:eastAsia="Times New Roman" w:cs="Times New Roman"/>
+      <w:color w:val="000000"/>
     </w:rPr>
     <w:tblPr>
       <w:tblStyleRowBandSize w:val="1"/>
@@ -12864,8 +14249,10 @@
     </w:tcPr>
     <w:tblStylePr w:type="firstRow">
       <w:rPr>
-        <w:b/>
-        <w:bCs/>
+        <w:rFonts w:ascii="Times New Roman" w:hAnsi="Times New Roman" w:eastAsia="Times New Roman" w:cs="Times New Roman"/>
+        <w:b/>
+        <w:bCs/>
+        <w:color w:val="000000"/>
       </w:rPr>
       <w:tblPr/>
       <w:tcPr>
@@ -12874,9 +14261,10 @@
     </w:tblStylePr>
     <w:tblStylePr w:type="lastRow">
       <w:rPr>
-        <w:b/>
-        <w:bCs/>
-        <w:color w:val="000000" w:themeColor="text1"/>
+        <w:rFonts w:ascii="Times New Roman" w:hAnsi="Times New Roman" w:eastAsia="Times New Roman" w:cs="Times New Roman"/>
+        <w:b/>
+        <w:bCs/>
+        <w:color w:val="000000"/>
       </w:rPr>
       <w:tblPr/>
       <w:tcPr>
@@ -12885,7 +14273,8 @@
     </w:tblStylePr>
     <w:tblStylePr w:type="firstCol">
       <w:rPr>
-        <w:color w:val="FFFFFF" w:themeColor="background1"/>
+        <w:rFonts w:ascii="Times New Roman" w:hAnsi="Times New Roman" w:eastAsia="Times New Roman" w:cs="Times New Roman"/>
+        <w:color w:val="000000"/>
       </w:rPr>
       <w:tblPr/>
       <w:tcPr>
@@ -12894,7 +14283,8 @@
     </w:tblStylePr>
     <w:tblStylePr w:type="lastCol">
       <w:rPr>
-        <w:color w:val="FFFFFF" w:themeColor="background1"/>
+        <w:rFonts w:ascii="Times New Roman" w:hAnsi="Times New Roman" w:eastAsia="Times New Roman" w:cs="Times New Roman"/>
+        <w:color w:val="000000"/>
       </w:rPr>
       <w:tblPr/>
       <w:tcPr>
@@ -12923,7 +14313,8 @@
       <w:spacing w:after="0" w:line="240" w:lineRule="auto"/>
     </w:pPr>
     <w:rPr>
-      <w:color w:val="000000" w:themeColor="text1"/>
+      <w:rFonts w:ascii="Times New Roman" w:hAnsi="Times New Roman" w:eastAsia="Times New Roman" w:cs="Times New Roman"/>
+      <w:color w:val="000000"/>
     </w:rPr>
     <w:tblPr>
       <w:tblStyleRowBandSize w:val="1"/>
@@ -12944,8 +14335,10 @@
     </w:tcPr>
     <w:tblStylePr w:type="firstRow">
       <w:rPr>
-        <w:b/>
-        <w:bCs/>
+        <w:rFonts w:ascii="Times New Roman" w:hAnsi="Times New Roman" w:eastAsia="Times New Roman" w:cs="Times New Roman"/>
+        <w:b/>
+        <w:bCs/>
+        <w:color w:val="000000"/>
       </w:rPr>
       <w:tblPr/>
       <w:tcPr>
@@ -12954,9 +14347,10 @@
     </w:tblStylePr>
     <w:tblStylePr w:type="lastRow">
       <w:rPr>
-        <w:b/>
-        <w:bCs/>
-        <w:color w:val="000000" w:themeColor="text1"/>
+        <w:rFonts w:ascii="Times New Roman" w:hAnsi="Times New Roman" w:eastAsia="Times New Roman" w:cs="Times New Roman"/>
+        <w:b/>
+        <w:bCs/>
+        <w:color w:val="000000"/>
       </w:rPr>
       <w:tblPr/>
       <w:tcPr>
@@ -12965,7 +14359,8 @@
     </w:tblStylePr>
     <w:tblStylePr w:type="firstCol">
       <w:rPr>
-        <w:color w:val="FFFFFF" w:themeColor="background1"/>
+        <w:rFonts w:ascii="Times New Roman" w:hAnsi="Times New Roman" w:eastAsia="Times New Roman" w:cs="Times New Roman"/>
+        <w:color w:val="000000"/>
       </w:rPr>
       <w:tblPr/>
       <w:tcPr>
@@ -12974,7 +14369,8 @@
     </w:tblStylePr>
     <w:tblStylePr w:type="lastCol">
       <w:rPr>
-        <w:color w:val="FFFFFF" w:themeColor="background1"/>
+        <w:rFonts w:ascii="Times New Roman" w:hAnsi="Times New Roman" w:eastAsia="Times New Roman" w:cs="Times New Roman"/>
+        <w:color w:val="000000"/>
       </w:rPr>
       <w:tblPr/>
       <w:tcPr>
@@ -13003,7 +14399,8 @@
       <w:spacing w:after="0" w:line="240" w:lineRule="auto"/>
     </w:pPr>
     <w:rPr>
-      <w:color w:val="000000" w:themeColor="text1"/>
+      <w:rFonts w:ascii="Times New Roman" w:hAnsi="Times New Roman" w:eastAsia="Times New Roman" w:cs="Times New Roman"/>
+      <w:color w:val="000000"/>
     </w:rPr>
     <w:tblPr>
       <w:tblStyleRowBandSize w:val="1"/>
@@ -13024,8 +14421,10 @@
     </w:tcPr>
     <w:tblStylePr w:type="firstRow">
       <w:rPr>
-        <w:b/>
-        <w:bCs/>
+        <w:rFonts w:ascii="Times New Roman" w:hAnsi="Times New Roman" w:eastAsia="Times New Roman" w:cs="Times New Roman"/>
+        <w:b/>
+        <w:bCs/>
+        <w:color w:val="000000"/>
       </w:rPr>
       <w:tblPr/>
       <w:tcPr>
@@ -13034,9 +14433,10 @@
     </w:tblStylePr>
     <w:tblStylePr w:type="lastRow">
       <w:rPr>
-        <w:b/>
-        <w:bCs/>
-        <w:color w:val="000000" w:themeColor="text1"/>
+        <w:rFonts w:ascii="Times New Roman" w:hAnsi="Times New Roman" w:eastAsia="Times New Roman" w:cs="Times New Roman"/>
+        <w:b/>
+        <w:bCs/>
+        <w:color w:val="000000"/>
       </w:rPr>
       <w:tblPr/>
       <w:tcPr>
@@ -13045,7 +14445,8 @@
     </w:tblStylePr>
     <w:tblStylePr w:type="firstCol">
       <w:rPr>
-        <w:color w:val="FFFFFF" w:themeColor="background1"/>
+        <w:rFonts w:ascii="Times New Roman" w:hAnsi="Times New Roman" w:eastAsia="Times New Roman" w:cs="Times New Roman"/>
+        <w:color w:val="000000"/>
       </w:rPr>
       <w:tblPr/>
       <w:tcPr>
@@ -13054,7 +14455,8 @@
     </w:tblStylePr>
     <w:tblStylePr w:type="lastCol">
       <w:rPr>
-        <w:color w:val="FFFFFF" w:themeColor="background1"/>
+        <w:rFonts w:ascii="Times New Roman" w:hAnsi="Times New Roman" w:eastAsia="Times New Roman" w:cs="Times New Roman"/>
+        <w:color w:val="000000"/>
       </w:rPr>
       <w:tblPr/>
       <w:tcPr>
@@ -13083,7 +14485,8 @@
       <w:spacing w:after="0" w:line="240" w:lineRule="auto"/>
     </w:pPr>
     <w:rPr>
-      <w:color w:val="000000" w:themeColor="text1"/>
+      <w:rFonts w:ascii="Times New Roman" w:hAnsi="Times New Roman" w:eastAsia="Times New Roman" w:cs="Times New Roman"/>
+      <w:color w:val="000000"/>
     </w:rPr>
     <w:tblPr>
       <w:tblStyleRowBandSize w:val="1"/>
@@ -13104,8 +14507,10 @@
     </w:tcPr>
     <w:tblStylePr w:type="firstRow">
       <w:rPr>
-        <w:b/>
-        <w:bCs/>
+        <w:rFonts w:ascii="Times New Roman" w:hAnsi="Times New Roman" w:eastAsia="Times New Roman" w:cs="Times New Roman"/>
+        <w:b/>
+        <w:bCs/>
+        <w:color w:val="000000"/>
       </w:rPr>
       <w:tblPr/>
       <w:tcPr>
@@ -13114,9 +14519,10 @@
     </w:tblStylePr>
     <w:tblStylePr w:type="lastRow">
       <w:rPr>
-        <w:b/>
-        <w:bCs/>
-        <w:color w:val="000000" w:themeColor="text1"/>
+        <w:rFonts w:ascii="Times New Roman" w:hAnsi="Times New Roman" w:eastAsia="Times New Roman" w:cs="Times New Roman"/>
+        <w:b/>
+        <w:bCs/>
+        <w:color w:val="000000"/>
       </w:rPr>
       <w:tblPr/>
       <w:tcPr>
@@ -13125,7 +14531,8 @@
     </w:tblStylePr>
     <w:tblStylePr w:type="firstCol">
       <w:rPr>
-        <w:color w:val="FFFFFF" w:themeColor="background1"/>
+        <w:rFonts w:ascii="Times New Roman" w:hAnsi="Times New Roman" w:eastAsia="Times New Roman" w:cs="Times New Roman"/>
+        <w:color w:val="000000"/>
       </w:rPr>
       <w:tblPr/>
       <w:tcPr>
@@ -13134,7 +14541,8 @@
     </w:tblStylePr>
     <w:tblStylePr w:type="lastCol">
       <w:rPr>
-        <w:color w:val="FFFFFF" w:themeColor="background1"/>
+        <w:rFonts w:ascii="Times New Roman" w:hAnsi="Times New Roman" w:eastAsia="Times New Roman" w:cs="Times New Roman"/>
+        <w:color w:val="000000"/>
       </w:rPr>
       <w:tblPr/>
       <w:tcPr>
@@ -13163,7 +14571,8 @@
       <w:spacing w:after="0" w:line="240" w:lineRule="auto"/>
     </w:pPr>
     <w:rPr>
-      <w:color w:val="000000" w:themeColor="text1"/>
+      <w:rFonts w:ascii="Times New Roman" w:hAnsi="Times New Roman" w:eastAsia="Times New Roman" w:cs="Times New Roman"/>
+      <w:color w:val="000000"/>
     </w:rPr>
     <w:tblPr>
       <w:tblStyleRowBandSize w:val="1"/>
@@ -13184,8 +14593,10 @@
     </w:tcPr>
     <w:tblStylePr w:type="firstRow">
       <w:rPr>
-        <w:b/>
-        <w:bCs/>
+        <w:rFonts w:ascii="Times New Roman" w:hAnsi="Times New Roman" w:eastAsia="Times New Roman" w:cs="Times New Roman"/>
+        <w:b/>
+        <w:bCs/>
+        <w:color w:val="000000"/>
       </w:rPr>
       <w:tblPr/>
       <w:tcPr>
@@ -13194,9 +14605,10 @@
     </w:tblStylePr>
     <w:tblStylePr w:type="lastRow">
       <w:rPr>
-        <w:b/>
-        <w:bCs/>
-        <w:color w:val="000000" w:themeColor="text1"/>
+        <w:rFonts w:ascii="Times New Roman" w:hAnsi="Times New Roman" w:eastAsia="Times New Roman" w:cs="Times New Roman"/>
+        <w:b/>
+        <w:bCs/>
+        <w:color w:val="000000"/>
       </w:rPr>
       <w:tblPr/>
       <w:tcPr>
@@ -13205,7 +14617,8 @@
     </w:tblStylePr>
     <w:tblStylePr w:type="firstCol">
       <w:rPr>
-        <w:color w:val="FFFFFF" w:themeColor="background1"/>
+        <w:rFonts w:ascii="Times New Roman" w:hAnsi="Times New Roman" w:eastAsia="Times New Roman" w:cs="Times New Roman"/>
+        <w:color w:val="000000"/>
       </w:rPr>
       <w:tblPr/>
       <w:tcPr>
@@ -13214,7 +14627,8 @@
     </w:tblStylePr>
     <w:tblStylePr w:type="lastCol">
       <w:rPr>
-        <w:color w:val="FFFFFF" w:themeColor="background1"/>
+        <w:rFonts w:ascii="Times New Roman" w:hAnsi="Times New Roman" w:eastAsia="Times New Roman" w:cs="Times New Roman"/>
+        <w:color w:val="000000"/>
       </w:rPr>
       <w:tblPr/>
       <w:tcPr>
@@ -13243,7 +14657,8 @@
       <w:spacing w:after="0" w:line="240" w:lineRule="auto"/>
     </w:pPr>
     <w:rPr>
-      <w:color w:val="000000" w:themeColor="text1"/>
+      <w:rFonts w:ascii="Times New Roman" w:hAnsi="Times New Roman" w:eastAsia="Times New Roman" w:cs="Times New Roman"/>
+      <w:color w:val="000000"/>
     </w:rPr>
     <w:tblPr>
       <w:tblStyleRowBandSize w:val="1"/>
@@ -13264,8 +14679,10 @@
     </w:tcPr>
     <w:tblStylePr w:type="firstRow">
       <w:rPr>
-        <w:b/>
-        <w:bCs/>
+        <w:rFonts w:ascii="Times New Roman" w:hAnsi="Times New Roman" w:eastAsia="Times New Roman" w:cs="Times New Roman"/>
+        <w:b/>
+        <w:bCs/>
+        <w:color w:val="000000"/>
       </w:rPr>
       <w:tblPr/>
       <w:tcPr>
@@ -13274,9 +14691,10 @@
     </w:tblStylePr>
     <w:tblStylePr w:type="lastRow">
       <w:rPr>
-        <w:b/>
-        <w:bCs/>
-        <w:color w:val="000000" w:themeColor="text1"/>
+        <w:rFonts w:ascii="Times New Roman" w:hAnsi="Times New Roman" w:eastAsia="Times New Roman" w:cs="Times New Roman"/>
+        <w:b/>
+        <w:bCs/>
+        <w:color w:val="000000"/>
       </w:rPr>
       <w:tblPr/>
       <w:tcPr>
@@ -13285,7 +14703,8 @@
     </w:tblStylePr>
     <w:tblStylePr w:type="firstCol">
       <w:rPr>
-        <w:color w:val="FFFFFF" w:themeColor="background1"/>
+        <w:rFonts w:ascii="Times New Roman" w:hAnsi="Times New Roman" w:eastAsia="Times New Roman" w:cs="Times New Roman"/>
+        <w:color w:val="000000"/>
       </w:rPr>
       <w:tblPr/>
       <w:tcPr>
@@ -13294,7 +14713,8 @@
     </w:tblStylePr>
     <w:tblStylePr w:type="lastCol">
       <w:rPr>
-        <w:color w:val="FFFFFF" w:themeColor="background1"/>
+        <w:rFonts w:ascii="Times New Roman" w:hAnsi="Times New Roman" w:eastAsia="Times New Roman" w:cs="Times New Roman"/>
+        <w:color w:val="000000"/>
       </w:rPr>
       <w:tblPr/>
       <w:tcPr>
@@ -13323,7 +14743,8 @@
       <w:spacing w:after="0" w:line="240" w:lineRule="auto"/>
     </w:pPr>
     <w:rPr>
-      <w:color w:val="000000" w:themeColor="text1"/>
+      <w:rFonts w:ascii="Times New Roman" w:hAnsi="Times New Roman" w:eastAsia="Times New Roman" w:cs="Times New Roman"/>
+      <w:color w:val="000000"/>
     </w:rPr>
     <w:tblPr>
       <w:tblStyleRowBandSize w:val="1"/>
@@ -13344,8 +14765,10 @@
     </w:tcPr>
     <w:tblStylePr w:type="firstRow">
       <w:rPr>
-        <w:b/>
-        <w:bCs/>
+        <w:rFonts w:ascii="Times New Roman" w:hAnsi="Times New Roman" w:eastAsia="Times New Roman" w:cs="Times New Roman"/>
+        <w:b/>
+        <w:bCs/>
+        <w:color w:val="000000"/>
       </w:rPr>
       <w:tblPr/>
       <w:tcPr>
@@ -13354,9 +14777,10 @@
     </w:tblStylePr>
     <w:tblStylePr w:type="lastRow">
       <w:rPr>
-        <w:b/>
-        <w:bCs/>
-        <w:color w:val="000000" w:themeColor="text1"/>
+        <w:rFonts w:ascii="Times New Roman" w:hAnsi="Times New Roman" w:eastAsia="Times New Roman" w:cs="Times New Roman"/>
+        <w:b/>
+        <w:bCs/>
+        <w:color w:val="000000"/>
       </w:rPr>
       <w:tblPr/>
       <w:tcPr>
@@ -13365,7 +14789,8 @@
     </w:tblStylePr>
     <w:tblStylePr w:type="firstCol">
       <w:rPr>
-        <w:color w:val="FFFFFF" w:themeColor="background1"/>
+        <w:rFonts w:ascii="Times New Roman" w:hAnsi="Times New Roman" w:eastAsia="Times New Roman" w:cs="Times New Roman"/>
+        <w:color w:val="000000"/>
       </w:rPr>
       <w:tblPr/>
       <w:tcPr>
@@ -13374,7 +14799,8 @@
     </w:tblStylePr>
     <w:tblStylePr w:type="lastCol">
       <w:rPr>
-        <w:color w:val="FFFFFF" w:themeColor="background1"/>
+        <w:rFonts w:ascii="Times New Roman" w:hAnsi="Times New Roman" w:eastAsia="Times New Roman" w:cs="Times New Roman"/>
+        <w:color w:val="000000"/>
       </w:rPr>
       <w:tblPr/>
       <w:tcPr>
@@ -13399,44 +14825,29 @@
     <w:basedOn w:val="Heading1"/>
     <w:pPr>
       <w:keepNext/>
-      <w:spacing w:before="0" w:after="180" w:line="240" w:lineRule="auto"/>
+      <w:spacing w:before="0" w:after="160" w:line="264" w:lineRule="auto"/>
       <w:ind w:left="0" w:right="0" w:firstLine="0"/>
       <w:outlineLvl w:val="0"/>
     </w:pPr>
     <w:rPr>
-      <w:rFonts w:ascii="Barlow Condensed" w:hAnsi="Barlow Condensed" w:eastAsia="Barlow Condensed" w:cs="Barlow Condensed"/>
+      <w:rFonts w:ascii="Times New Roman" w:hAnsi="Times New Roman" w:eastAsia="Times New Roman" w:cs="Times New Roman"/>
+      <w:b/>
+      <w:i w:val="0"/>
+      <w:color w:val="000000"/>
+      <w:sz w:val="28"/>
+    </w:rPr>
+  </w:style>
+  <w:style w:type="paragraph" w:customStyle="1" w:styleId="Lead">
+    <w:name w:val="Lead"/>
+    <w:pPr>
+      <w:spacing w:before="0" w:after="160" w:line="264" w:lineRule="auto"/>
+      <w:ind w:left="0" w:right="0" w:firstLine="0"/>
+    </w:pPr>
+    <w:rPr>
+      <w:rFonts w:ascii="Times New Roman" w:hAnsi="Times New Roman" w:eastAsia="Times New Roman" w:cs="Times New Roman"/>
       <w:b w:val="0"/>
       <w:i w:val="0"/>
-      <w:color w:val="101512"/>
-      <w:sz w:val="52"/>
-    </w:rPr>
-  </w:style>
-  <w:style w:type="paragraph" w:customStyle="1" w:styleId="Kicker">
-    <w:name w:val="Kicker"/>
-    <w:pPr>
-      <w:keepNext/>
-      <w:spacing w:before="0" w:after="160" w:line="264" w:lineRule="auto"/>
-      <w:ind w:left="0" w:right="0" w:firstLine="0"/>
-    </w:pPr>
-    <w:rPr>
-      <w:rFonts w:ascii="IBM Plex Mono" w:hAnsi="IBM Plex Mono" w:eastAsia="IBM Plex Mono" w:cs="IBM Plex Mono"/>
-      <w:b w:val="0"/>
-      <w:i w:val="0"/>
-      <w:color w:val="C6471D"/>
-      <w:sz w:val="16"/>
-    </w:rPr>
-  </w:style>
-  <w:style w:type="paragraph" w:customStyle="1" w:styleId="Lead">
-    <w:name w:val="Lead"/>
-    <w:pPr>
-      <w:spacing w:before="0" w:after="240" w:line="264" w:lineRule="auto"/>
-      <w:ind w:left="0" w:right="0" w:firstLine="0"/>
-    </w:pPr>
-    <w:rPr>
-      <w:rFonts w:ascii="Manrope" w:hAnsi="Manrope" w:eastAsia="Manrope" w:cs="Manrope"/>
-      <w:b w:val="0"/>
-      <w:i w:val="0"/>
-      <w:color w:val="566059"/>
+      <w:color w:val="000000"/>
       <w:sz w:val="22"/>
     </w:rPr>
   </w:style>
@@ -13448,10 +14859,10 @@
       <w:ind w:left="0" w:right="0" w:firstLine="0"/>
     </w:pPr>
     <w:rPr>
-      <w:rFonts w:ascii="Manrope" w:hAnsi="Manrope" w:eastAsia="Manrope" w:cs="Manrope"/>
+      <w:rFonts w:ascii="Times New Roman" w:hAnsi="Times New Roman" w:eastAsia="Times New Roman" w:cs="Times New Roman"/>
       <w:b w:val="0"/>
       <w:i w:val="0"/>
-      <w:color w:val="101512"/>
+      <w:color w:val="000000"/>
       <w:sz w:val="2"/>
     </w:rPr>
   </w:style>
@@ -13462,80 +14873,80 @@
       <w:ind w:left="0" w:right="0" w:firstLine="0"/>
     </w:pPr>
     <w:rPr>
-      <w:rFonts w:ascii="Manrope" w:hAnsi="Manrope" w:eastAsia="Manrope" w:cs="Manrope"/>
+      <w:rFonts w:ascii="Times New Roman" w:hAnsi="Times New Roman" w:eastAsia="Times New Roman" w:cs="Times New Roman"/>
       <w:b w:val="0"/>
       <w:i w:val="0"/>
-      <w:color w:val="101512"/>
+      <w:color w:val="000000"/>
       <w:sz w:val="20"/>
     </w:rPr>
   </w:style>
   <w:style w:type="paragraph" w:customStyle="1" w:styleId="TableNote">
     <w:name w:val="Table Note"/>
     <w:pPr>
-      <w:spacing w:before="80" w:after="80" w:line="269" w:lineRule="auto"/>
+      <w:spacing w:before="100" w:after="80" w:line="264" w:lineRule="auto"/>
       <w:ind w:left="0" w:right="0" w:firstLine="0"/>
     </w:pPr>
     <w:rPr>
-      <w:rFonts w:ascii="Manrope" w:hAnsi="Manrope" w:eastAsia="Manrope" w:cs="Manrope"/>
+      <w:rFonts w:ascii="Times New Roman" w:hAnsi="Times New Roman" w:eastAsia="Times New Roman" w:cs="Times New Roman"/>
       <w:b w:val="0"/>
       <w:i w:val="0"/>
-      <w:color w:val="566059"/>
-      <w:sz w:val="18"/>
+      <w:color w:val="000000"/>
+      <w:sz w:val="19"/>
+    </w:rPr>
+  </w:style>
+  <w:style w:type="paragraph" w:customStyle="1" w:styleId="AfterTable">
+    <w:name w:val="After Table"/>
+    <w:pPr>
+      <w:spacing w:before="120" w:after="120" w:line="264" w:lineRule="auto"/>
+      <w:ind w:left="0" w:right="0" w:firstLine="0"/>
+    </w:pPr>
+    <w:rPr>
+      <w:rFonts w:ascii="Times New Roman" w:hAnsi="Times New Roman" w:eastAsia="Times New Roman" w:cs="Times New Roman"/>
+      <w:b w:val="0"/>
+      <w:i w:val="0"/>
+      <w:color w:val="000000"/>
+      <w:sz w:val="22"/>
     </w:rPr>
   </w:style>
   <w:style w:type="paragraph" w:customStyle="1" w:styleId="Small">
     <w:name w:val="Small"/>
     <w:pPr>
-      <w:spacing w:before="0" w:after="100" w:line="269" w:lineRule="auto"/>
+      <w:spacing w:before="0" w:after="100" w:line="264" w:lineRule="auto"/>
       <w:ind w:left="0" w:right="0" w:firstLine="0"/>
     </w:pPr>
     <w:rPr>
-      <w:rFonts w:ascii="Manrope" w:hAnsi="Manrope" w:eastAsia="Manrope" w:cs="Manrope"/>
+      <w:rFonts w:ascii="Times New Roman" w:hAnsi="Times New Roman" w:eastAsia="Times New Roman" w:cs="Times New Roman"/>
       <w:b w:val="0"/>
       <w:i w:val="0"/>
-      <w:color w:val="566059"/>
-      <w:sz w:val="18"/>
+      <w:color w:val="000000"/>
+      <w:sz w:val="19"/>
     </w:rPr>
   </w:style>
-  <w:style w:type="paragraph" w:customStyle="1" w:styleId="Metric">
-    <w:name w:val="Metric"/>
-    <w:pPr>
-      <w:spacing w:before="0" w:after="100" w:line="264" w:lineRule="auto"/>
+  <w:style w:type="paragraph" w:customStyle="1" w:styleId="Link">
+    <w:name w:val="Link"/>
+    <w:pPr>
+      <w:spacing w:before="0" w:after="80" w:line="264" w:lineRule="auto"/>
       <w:ind w:left="0" w:right="0" w:firstLine="0"/>
     </w:pPr>
     <w:rPr>
-      <w:rFonts w:ascii="Barlow Condensed" w:hAnsi="Barlow Condensed" w:eastAsia="Barlow Condensed" w:cs="Barlow Condensed"/>
+      <w:rFonts w:ascii="Times New Roman" w:hAnsi="Times New Roman" w:eastAsia="Times New Roman" w:cs="Times New Roman"/>
       <w:b w:val="0"/>
       <w:i w:val="0"/>
-      <w:color w:val="C6471D"/>
-      <w:sz w:val="40"/>
+      <w:color w:val="000000"/>
+      <w:sz w:val="20"/>
     </w:rPr>
   </w:style>
-  <w:style w:type="paragraph" w:customStyle="1" w:styleId="Link">
-    <w:name w:val="Link"/>
-    <w:pPr>
-      <w:spacing w:before="0" w:after="120" w:line="276" w:lineRule="auto"/>
+  <w:style w:type="paragraph" w:customStyle="1" w:styleId="PageBreak">
+    <w:name w:val="Page Break"/>
+    <w:pPr>
+      <w:spacing w:before="0" w:after="0" w:line="240" w:lineRule="auto"/>
       <w:ind w:left="0" w:right="0" w:firstLine="0"/>
     </w:pPr>
     <w:rPr>
-      <w:rFonts w:ascii="Manrope" w:hAnsi="Manrope" w:eastAsia="Manrope" w:cs="Manrope"/>
+      <w:rFonts w:ascii="Times New Roman" w:hAnsi="Times New Roman" w:eastAsia="Times New Roman" w:cs="Times New Roman"/>
       <w:b w:val="0"/>
       <w:i w:val="0"/>
-      <w:color w:val="101512"/>
-      <w:sz w:val="20"/>
-    </w:rPr>
-  </w:style>
-  <w:style w:type="paragraph" w:customStyle="1" w:styleId="PageBreak">
-    <w:name w:val="Page Break"/>
-    <w:pPr>
-      <w:spacing w:before="0" w:after="0" w:line="240" w:lineRule="auto"/>
-      <w:ind w:left="0" w:right="0" w:firstLine="0"/>
-    </w:pPr>
-    <w:rPr>
-      <w:rFonts w:ascii="Manrope" w:hAnsi="Manrope" w:eastAsia="Manrope" w:cs="Manrope"/>
-      <w:b w:val="0"/>
-      <w:i w:val="0"/>
-      <w:color w:val="101512"/>
+      <w:color w:val="000000"/>
       <w:sz w:val="2"/>
     </w:rPr>
   </w:style>

--- a/apps/web/public/downloads/TEMT-Product-Case-Study.docx
+++ b/apps/web/public/downloads/TEMT-Product-Case-Study.docx
@@ -7,31 +7,13 @@
         <w:pStyle w:val="Title"/>
       </w:pPr>
       <w:r>
-        <w:t>TEMT Enterprise Product Preview</w:t>
-        <w:br/>
-        <w:t>Technical Submission</w:t>
-      </w:r>
-    </w:p>
-    <w:p>
-      <w:pPr>
-        <w:pStyle w:val="Subtitle"/>
-      </w:pPr>
-      <w:r>
-        <w:t>Prepared for Pratham Agarwal, IIM Bangalore</w:t>
-      </w:r>
-    </w:p>
-    <w:p>
-      <w:pPr>
-        <w:pStyle w:val="Small"/>
-      </w:pPr>
-      <w:r>
-        <w:t>Post-meeting submission | 14 September 2026 | Application release 81f7a0b</w:t>
+        <w:t>TEMT: Design and Implementation</w:t>
       </w:r>
     </w:p>
     <w:p>
       <w:pPr/>
       <w:r>
-        <w:t>This submission records the implemented website and freight-emissions demonstration, the reasons for the principal design decisions, and the evidence used to verify the work. The deployed application and editable source are available for review.</w:t>
+        <w:t>This project helps sustainability and supply-chain teams explore freight emissions, compare transport choices and inspect the records behind each estimate. The implementation connects an interactive landing page to a working shipment workspace, analysis API and downloadable reports.</w:t>
       </w:r>
     </w:p>
     <w:p>
@@ -43,7 +25,7 @@
         <w:drawing>
           <wp:inline xmlns:a="http://schemas.openxmlformats.org/drawingml/2006/main" xmlns:pic="http://schemas.openxmlformats.org/drawingml/2006/picture">
             <wp:extent cx="4023360" cy="2794000"/>
-            <wp:docPr id="1" name="Picture 1" descr="Desktop production build showing the Compare chapter and its calculated 16.71 tonne emissions difference."/>
+            <wp:docPr id="1" name="Picture 1" descr="Desktop interface showing the Compare chapter and its calculated 16.71 tonne emissions difference."/>
             <wp:cNvGraphicFramePr>
               <a:graphicFrameLocks noChangeAspect="1"/>
             </wp:cNvGraphicFramePr>
@@ -80,7 +62,7 @@
         <w:drawing>
           <wp:inline xmlns:a="http://schemas.openxmlformats.org/drawingml/2006/main" xmlns:pic="http://schemas.openxmlformats.org/drawingml/2006/picture">
             <wp:extent cx="1005840" cy="2414016"/>
-            <wp:docPr id="2" name="Picture 2" descr="Mobile production build with the estimator and input controls before the illustrative freight scene."/>
+            <wp:docPr id="2" name="Picture 2" descr="Mobile interface with the estimator and input controls before the illustrative freight scene."/>
             <wp:cNvGraphicFramePr>
               <a:graphicFrameLocks noChangeAspect="1"/>
             </wp:cNvGraphicFramePr>
@@ -124,7 +106,7 @@
         <w:t xml:space="preserve">Figure 1. </w:t>
       </w:r>
       <w:r>
-        <w:t>Desktop and mobile views of production build 81f7a0b. The desktop view supports scenario comparison; the mobile view presents inputs before the illustrative scene.</w:t>
+        <w:t>Desktop and mobile views of the interactive estimator. The desktop view supports scenario comparison; the mobile view presents inputs before the illustrative scene.</w:t>
       </w:r>
     </w:p>
     <w:p>
@@ -173,7 +155,7 @@
         </w:r>
       </w:hyperlink>
       <w:r>
-        <w:t xml:space="preserve"> does not certify this separate demonstration engine. No exclusivity or customer relationship is asserted.</w:t>
+        <w:t xml:space="preserve"> covers the original TEMT v1.3 methodology against ISO 14083:2023. This preview uses a separate calculation engine and produces illustrative estimates.</w:t>
       </w:r>
     </w:p>
     <w:p>
@@ -223,7 +205,7 @@
     <w:p>
       <w:pPr/>
       <w:r>
-        <w:t>The browser and server import the same TypeScript calculator, version temt-demo-1.0.0. Each accepted transport leg is evaluated using a published well-to-wheel (WTW) default factor. This includes fuel or energy supply and vehicle operation within the stated factor boundary.</w:t>
+        <w:t>The browser and server import the same shared TypeScript calculator. Each accepted transport leg is evaluated using a published well-to-wheel (WTW) default factor. This includes fuel or energy supply and vehicle operation within the stated factor boundary.</w:t>
       </w:r>
     </w:p>
     <w:p>
@@ -760,7 +742,7 @@
         <w:t xml:space="preserve">Figure 2. </w:t>
       </w:r>
       <w:r>
-        <w:t>Production-build validation example: three accepted legs across two shipments produce 1,394.33 kg CO2e. The missing-load control is visible but inactive.</w:t>
+        <w:t>Validation example: three accepted legs across two shipments produce 1,394.33 kg CO2e. The missing-load control is visible but inactive.</w:t>
       </w:r>
     </w:p>
     <w:p>
@@ -1138,7 +1120,7 @@
         <w:t xml:space="preserve">Figure 3. </w:t>
       </w:r>
       <w:r>
-        <w:t>Landing reporting from production build 81f7a0b, and the retained public workspace capture. The visible FMCG dataset is unchanged: 24 shipments, 32 legs and 453.64 t CO2e.</w:t>
+        <w:t>Landing analytics and the shipment workspace show the same FMCG sample: 24 shipments, 32 legs and 453.64 t CO2e.</w:t>
       </w:r>
     </w:p>
     <w:p>
@@ -1166,7 +1148,7 @@
         <w:t xml:space="preserve">Interaction and accessibility. </w:t>
       </w:r>
       <w:r>
-        <w:t>Connect, Measure, Compare and Report chapters provide context without blocking the estimator. Playback has pause and manual controls, pauses off-screen or in a hidden tab, and uses manual playback for reduced-motion or supported data-saving preferences. Mobile layouts prioritise the result and native input controls. These are design decisions, not evidence of conversion improvement.</w:t>
+        <w:t xml:space="preserve">Connect, Measure, Compare and Report chapters provide context without blocking the estimator. Playback has pause and manual controls, pauses off-screen or in a hidden tab, and uses manual playback for reduced-motion or supported data-saving preferences. Mobile layouts prioritise the result and native input controls. </w:t>
       </w:r>
     </w:p>
     <w:p>
@@ -1196,26 +1178,13 @@
         <w:pStyle w:val="PageHeading"/>
       </w:pPr>
       <w:r>
-        <w:t>4. Verification, delivery and next steps</w:t>
+        <w:t>4. Verification and further development</w:t>
       </w:r>
     </w:p>
     <w:p>
       <w:pPr/>
       <w:r>
-        <w:t xml:space="preserve">Release 81f7a0b passed 112 automated tests, TypeScript checks, source-integrity checks and production builds. Tests cover calculator validation, imports/exports, API controls and estimator-to-workspace parity. The </w:t>
-      </w:r>
-      <w:hyperlink r:id="rId20">
-        <w:r>
-          <w:rPr>
-            <w:rFonts w:ascii="Times New Roman" w:hAnsi="Times New Roman" w:eastAsia="Times New Roman" w:cs="Times New Roman"/>
-            <w:color w:val="000000"/>
-            <w:u w:val="single"/>
-          </w:rPr>
-          <w:t>successful CI run</w:t>
-        </w:r>
-      </w:hyperlink>
-      <w:r>
-        <w:t xml:space="preserve"> records the validated application release.</w:t>
+        <w:t>All 112 automated tests passed, alongside TypeScript checks, source-integrity checks and production builds. Tests cover calculator validation, imports and exports, API controls, filter consistency and estimator-to-workspace parity.</w:t>
       </w:r>
     </w:p>
     <w:tbl>
@@ -1705,7 +1674,7 @@
         <w:pStyle w:val="Heading2"/>
       </w:pPr>
       <w:r>
-        <w:t>Review material</w:t>
+        <w:t>Project resources</w:t>
       </w:r>
     </w:p>
     <w:p>
@@ -1725,7 +1694,7 @@
       <w:r>
         <w:t xml:space="preserve">  |  </w:t>
       </w:r>
-      <w:hyperlink r:id="rId21">
+      <w:hyperlink r:id="rId20">
         <w:r>
           <w:rPr>
             <w:rFonts w:ascii="Times New Roman" w:hAnsi="Times New Roman" w:eastAsia="Times New Roman" w:cs="Times New Roman"/>
@@ -1753,7 +1722,7 @@
       <w:pPr>
         <w:pStyle w:val="Link"/>
       </w:pPr>
-      <w:hyperlink r:id="rId22">
+      <w:hyperlink r:id="rId21">
         <w:r>
           <w:rPr>
             <w:rFonts w:ascii="Times New Roman" w:hAnsi="Times New Roman" w:eastAsia="Times New Roman" w:cs="Times New Roman"/>
@@ -1766,7 +1735,7 @@
       <w:r>
         <w:t xml:space="preserve">  |  </w:t>
       </w:r>
-      <w:hyperlink r:id="rId23">
+      <w:hyperlink r:id="rId22">
         <w:r>
           <w:rPr>
             <w:rFonts w:ascii="Times New Roman" w:hAnsi="Times New Roman" w:eastAsia="Times New Roman" w:cs="Times New Roman"/>
@@ -1779,7 +1748,7 @@
       <w:r>
         <w:t xml:space="preserve">  |  </w:t>
       </w:r>
-      <w:hyperlink r:id="rId24">
+      <w:hyperlink r:id="rId23">
         <w:r>
           <w:rPr>
             <w:rFonts w:ascii="Times New Roman" w:hAnsi="Times New Roman" w:eastAsia="Times New Roman" w:cs="Times New Roman"/>
@@ -1795,7 +1764,7 @@
         <w:pStyle w:val="Small"/>
       </w:pPr>
       <w:r>
-        <w:t>The repository retains source references, UX rationale, test records, raw Lighthouse JSON and the API measurement file in docs/. Screenshots document the interface; four show the local production build, while the unchanged workspace capture is from the prior public release.</w:t>
+        <w:t>The repository includes setup instructions, deployment configuration, source references, design rationale, test records and raw performance measurements. The screenshots show the implemented interface and sample data.</w:t>
       </w:r>
     </w:p>
     <w:p>
@@ -1803,26 +1772,26 @@
         <w:pStyle w:val="Heading2"/>
       </w:pPr>
       <w:r>
-        <w:t>Proposed production work and limitations</w:t>
+        <w:t>Further development</w:t>
       </w:r>
     </w:p>
     <w:p>
       <w:pPr/>
       <w:r>
-        <w:t>Before enterprise use, proposed work includes SSO and role-based access, tenant isolation, governed factor updates, persistent audit trails, reviewed data retention, approved logistics integrations, monitored paid capacity and repeatable load testing. None of these controls is represented as implemented in this stateless preview.</w:t>
+        <w:t>Before enterprise use, proposed work includes SSO and role-based access, tenant isolation, governed factor updates, persistent audit trails, reviewed data retention, approved logistics integrations, monitored paid capacity and repeatable load testing. The current preview is stateless and requires no customer credentials.</w:t>
       </w:r>
     </w:p>
     <w:p>
       <w:pPr/>
       <w:r>
-        <w:t>Default-factor scenarios are not carrier measurements, a complete corporate inventory, or assured reporting. Production decisions require verified activity data and reviewed methodological boundaries. Partner references, company names and original-product certification do not establish integration, endorsement or certification of this demonstration.</w:t>
+        <w:t xml:space="preserve">Default-factor scenarios are not carrier measurements, a complete corporate inventory, or assured reporting. Production decisions require verified activity data and reviewed methodological boundaries. </w:t>
       </w:r>
     </w:p>
     <w:p>
       <w:pPr>
         <w:pStyle w:val="Small"/>
       </w:pPr>
-      <w:hyperlink r:id="rId25">
+      <w:hyperlink r:id="rId24">
         <w:r>
           <w:rPr>
             <w:rFonts w:ascii="Times New Roman" w:hAnsi="Times New Roman" w:eastAsia="Times New Roman" w:cs="Times New Roman"/>
@@ -1835,7 +1804,7 @@
       <w:r>
         <w:t xml:space="preserve">  |  </w:t>
       </w:r>
-      <w:hyperlink r:id="rId26">
+      <w:hyperlink r:id="rId25">
         <w:r>
           <w:rPr>
             <w:rFonts w:ascii="Times New Roman" w:hAnsi="Times New Roman" w:eastAsia="Times New Roman" w:cs="Times New Roman"/>
@@ -1868,8 +1837,6 @@
       </w:tabs>
     </w:pPr>
     <w:r>
-      <w:t>14 September 2026</w:t>
-      <w:tab/>
       <w:t xml:space="preserve">Page </w:t>
     </w:r>
     <w:r/>
@@ -1891,9 +1858,7 @@
       </w:tabs>
     </w:pPr>
     <w:r>
-      <w:t>TEMT Technical Submission</w:t>
-      <w:tab/>
-      <w:t>IIM Bangalore</w:t>
+      <w:t>TEMT Design Document</w:t>
     </w:r>
   </w:p>
 </w:hdr>
